--- a/docs/technical_report_phase3_v1.docx
+++ b/docs/technical_report_phase3_v1.docx
@@ -5404,7 +5404,7 @@
           <w:color w:val="000000"/>
           <w:sz w:val="20"/>
         </w:rPr>
-        <w:t xml:space="preserve">O método segue quatro etapas: (i) ingestão das seis edições no S3 (camada Bronze, imutável); (ii) harmonização de esquemas e categorias em PySpark, com de-para versionado e premissas registradas (Silver); (iii) agregações analíticas por tema (Gold, 20 tabelas); e (iv) consultas SQL no Athena e geração de gráficos sobre agregados. Todas as proporções de questões multirresposta usam como denominador os </w:t>
+        <w:t xml:space="preserve">O método segue quatro etapas: (i) ingestão das seis edições no S3 (camada Bronze, imutável); (ii) harmonização de esquemas e categorias em PySpark, com de-para versionado e premissas registradas (Silver); (iii) agregações analíticas por tema (Gold, 21 tabelas); e (iv) consultas SQL no Athena e geração de gráficos sobre agregados. Todas as proporções de questões multirresposta usam como denominador os </w:t>
       </w:r>
       <w:r>
         <w:rPr>
@@ -5466,6 +5466,26 @@
           <w:sz w:val="20"/>
         </w:rPr>
         <w:t>Foram utilizadas as seis edições públicas da pesquisa (Kaggle). As três últimas formam o núcleo obrigatório; as demais entram apenas como série histórica em indicadores de longo prazo (gênero, linguagens e cloud), decisão registrada como premissa P1.</w:t>
+      </w:r>
+    </w:p>
+    <w:p>
+      <w:pPr>
+        <w:spacing w:after="120"/>
+        <w:jc w:val="both"/>
+        <w:rPr>
+          <w:rFonts w:ascii="Arial" w:hAnsi="Arial" w:cs="Arial"/>
+          <w:sz w:val="20"/>
+        </w:rPr>
+      </w:pPr>
+      <w:r>
+        <w:rPr>
+          <w:rFonts w:ascii="Arial" w:hAnsi="Arial" w:cs="Arial"/>
+          <w:i/>
+          <w:iCs/>
+          <w:color w:val="000000"/>
+          <w:sz w:val="20"/>
+        </w:rPr>
+        <w:t xml:space="preserve">Nota: embora a descrição do dataset no edital tome 2021 como referência histórica padrão, a edição de 2019 foi mantida exclusivamente para estender a série temporal dos indicadores de gênero, linguagens e cloud.</w:t>
       </w:r>
     </w:p>
     <w:p>
@@ -8262,6 +8282,24 @@
           <w:sz w:val="20"/>
         </w:rPr>
         <w:t>As bases são publicadas anonimizadas na origem pelo Data Hackers. O projeto opera exclusivamente com estatísticas agregadas, sem qualquer tentativa de reidentificação (vedada pela LGPD), cita fonte, edição e n amostral em todos os gráficos e tabelas, e adota os controles de segurança da Seção 3.3 — atendendo ao bloco regulatório definido para o projeto.</w:t>
+      </w:r>
+    </w:p>
+    <w:p>
+      <w:pPr>
+        <w:spacing w:after="120"/>
+        <w:jc w:val="both"/>
+        <w:rPr>
+          <w:rFonts w:ascii="Arial" w:hAnsi="Arial" w:cs="Arial"/>
+          <w:sz w:val="20"/>
+        </w:rPr>
+      </w:pPr>
+      <w:r>
+        <w:rPr>
+          <w:rFonts w:ascii="Arial" w:hAnsi="Arial" w:cs="Arial"/>
+          <w:color w:val="000000"/>
+          <w:sz w:val="20"/>
+        </w:rPr>
+        <w:t xml:space="preserve">Esse tratamento cobre o dataset público usado neste projeto. Se a instituição financeira adotar a mesma arquitetura sobre seus próprios dados de RH e candidatos — não públicos, não anonimizados — a base legal, o direito do titular, a retenção e os controles de segurança cibernética (Resolução BACEN 4.658/2021, aplicável a instituições financeiras) precisam ser reavaliados; esse é um requisito da fase de implementação, fora do escopo analítico deste relatório.</w:t>
       </w:r>
     </w:p>
     <w:p>
@@ -9709,7 +9747,7 @@
                 <w:color w:val="000000"/>
                 <w:sz w:val="20"/>
               </w:rPr>
-              <w:t>20 tabelas analíticas agregadas por tema</w:t>
+              <w:t>21 tabelas analíticas agregadas por tema</w:t>
             </w:r>
           </w:p>
         </w:tc>
@@ -10017,6 +10055,33 @@
         </w:tc>
       </w:tr>
     </w:tbl>
+    <w:p>
+      <w:pPr>
+        <w:spacing w:before="120" w:after="120"/>
+        <w:jc w:val="both"/>
+        <w:rPr>
+          <w:rFonts w:ascii="Arial" w:hAnsi="Arial" w:cs="Arial"/>
+          <w:sz w:val="20"/>
+        </w:rPr>
+      </w:pPr>
+      <w:r>
+        <w:rPr>
+          <w:rFonts w:ascii="Arial" w:hAnsi="Arial" w:cs="Arial"/>
+          <w:b/>
+          <w:color w:val="000000"/>
+          <w:sz w:val="20"/>
+        </w:rPr>
+        <w:t xml:space="preserve">Alternativas consideradas. </w:t>
+      </w:r>
+      <w:r>
+        <w:rPr>
+          <w:rFonts w:ascii="Arial" w:hAnsi="Arial" w:cs="Arial"/>
+          <w:color w:val="000000"/>
+          <w:sz w:val="20"/>
+        </w:rPr>
+        <w:t xml:space="preserve">A escolha de Glue — não EMR/Databricks — e Athena — não Redshift — segue o mesmo critério de adequação ao volume e ao formato do Lab, não preferência de fornecedor. Glue é serverless, com custo por execução e sem cluster para provisionar/desligar, adequado a um pipeline batch de poucos minutos; EMR/Databricks fariam sentido a partir de um volume ou de uma cadência de execução que este projeto não tem. Athena é serverless e cobra por TB escaneado — para um datalake desta escala (dezenas de MB), o custo por consulta é irrelevante e não há cluster provisionado ocioso entre consultas, ao contrário de um Redshift dedicado.</w:t>
+      </w:r>
+    </w:p>
     <w:p>
       <w:pPr>
         <w:rPr>
@@ -11135,7 +11200,7 @@
           <w:color w:val="000000"/>
           <w:sz w:val="20"/>
         </w:rPr>
-        <w:t>O Glue Job 2 materializa 20 tabelas agregadas (englobando respondentes, cargos, senioridade, salários por nível e por cargo, participação e gaps de gênero, tecnologias, prioridade de IA, uso de GenAI, regiões, modelos de trabalho, termômetro de mercado, intenção de mudança, critérios de escolha de emprego e desafios de gestores), cada uma gravada em Parquet (consulta) e CSV (consumo direto pelos gráficos). Os percentuais de questões multirresposta usam como denominador a base de respondentes válidos de cada pergunta (premissa P6).</w:t>
+        <w:t>O Glue Job 2 materializa 21 tabelas agregadas (englobando respondentes, cargos, senioridade, salários por nível e por cargo, participação e gaps de gênero, tecnologias, prioridade de IA, uso de GenAI, regiões, modelos de trabalho, termômetro de mercado, intenção de mudança, critérios de escolha de emprego e desafios de gestores), cada uma gravada em Parquet (consulta) e CSV (consumo direto pelos gráficos). Os percentuais de questões multirresposta usam como denominador a base de respondentes válidos de cada pergunta (premissa P6).</w:t>
       </w:r>
     </w:p>
     <w:p>
@@ -11179,7 +11244,7 @@
           <w:color w:val="000000"/>
           <w:sz w:val="20"/>
         </w:rPr>
-        <w:t>As tabelas Silver e Gold são registradas no Glue Data Catalog (crawler ou DDL com MSCK REPAIR para as partições) e consultadas no Athena. As sete consultas Q1–Q7 do notebook 04 reproduzem, em SQL portável (Spark 3.x/Athena), os números-chave usados nas seções analíticas.</w:t>
+        <w:t>A camada Gold é gerada nativamente via PySpark — pela execução automatizada do Glue Job 2 ou, de forma interativa e equivalente, pelo notebook 03 rodando no Glue Notebook. As tabelas Silver e Gold são registradas no Glue Data Catalog (crawler ou DDL com MSCK REPAIR para as partições). O Amazon Athena é empregado como motor de consulta ad-hoc e validação de schema sobre esse catálogo, servindo para auditoria e execução das queries analíticas (Q1 a Q7).</w:t>
       </w:r>
     </w:p>
     <w:p>
@@ -11749,7 +11814,7 @@
                 <w:color w:val="000000"/>
                 <w:sz w:val="20"/>
               </w:rPr>
-              <w:t>20</w:t>
+              <w:t>21</w:t>
             </w:r>
           </w:p>
         </w:tc>
@@ -15012,7 +15077,7 @@
                 <w:color w:val="000000"/>
                 <w:sz w:val="20"/>
               </w:rPr>
-              <w:t>R$ 14.001</w:t>
+              <w:t>—</w:t>
             </w:r>
           </w:p>
         </w:tc>
@@ -15042,7 +15107,7 @@
                 <w:color w:val="000000"/>
                 <w:sz w:val="20"/>
               </w:rPr>
-              <w:t>19</w:t>
+              <w:t>—</w:t>
             </w:r>
           </w:p>
         </w:tc>
@@ -15419,7 +15484,7 @@
           <w:color w:val="000000"/>
           <w:sz w:val="20"/>
         </w:rPr>
-        <w:t>Nota: "Sênior+" inclui Especialista/Staff+ no numerador do percentual; as colunas de mediana e n consideram apenas o nível Sênior stricto sensu (Especialista/Staff+ é tratado à parte na Tabela 10).</w:t>
+        <w:t>Nota: "Sênior+" inclui Especialista/Staff+ no numerador do percentual; as colunas de mediana e n consideram apenas o nível Sênior stricto sensu (Especialista/Staff+ é tratado à parte na Tabela 10). Em Produto (DPM/PM), mediana e n aparecem como “—”: o subconjunto Sênior tem apenas 19 pessoas, abaixo do corte de estabilidade da Premissa P8 (n ≥ 30); o percentual Sênior+ (87,9%) permanece porque é calculado sobre os 33 respondentes do grupo total, que atende ao corte.</w:t>
       </w:r>
     </w:p>
     <w:p>
@@ -16522,6 +16587,14 @@
         </w:rPr>
         <w:t>O gap não desaparece quando cargo e senioridade são fixados simultaneamente, mas deixa de ser uniforme: em Ciência de Dados e Análise de Dados as medianas são idênticas entre gêneros; em Engenharia/Arquitetura de Dados, ao contrário, a mediana feminina fica 28,6% abaixo da masculina no mesmo nível.</w:t>
       </w:r>
+      <w:r>
+        <w:rPr>
+          <w:rFonts w:ascii="Arial" w:hAnsi="Arial" w:cs="Arial"/>
+          <w:color w:val="000000"/>
+          <w:sz w:val="20"/>
+        </w:rPr>
+        <w:t xml:space="preserve"> Estes valores (R$ 10.001 feminino, R$ 14.001 masculino) também estão na coluna salario_mediano_pm de gold_gender_role_seniority, tornando a Causa 2 igualmente auditável a partir do pipeline.</w:t>
+      </w:r>
     </w:p>
     <w:p>
       <w:pPr>
@@ -17913,6 +17986,42 @@
           <w:sz w:val="20"/>
         </w:rPr>
         <w:t xml:space="preserve"> — +36,0 p.p., um crescimento de 6,6 vezes; Copilots alcançam 29,8%. O uso migrou do gratuito e não governado (shadow AI) para o corporativo licenciado — para um banco regulado, prover ferramenta oficial com governança é simultaneamente ganho de produtividade e mitigação de risco de vazamento de dados.</w:t>
+      </w:r>
+    </w:p>
+    <w:p>
+      <w:pPr>
+        <w:spacing w:after="120"/>
+        <w:jc w:val="both"/>
+        <w:rPr>
+          <w:rFonts w:ascii="Arial" w:hAnsi="Arial" w:cs="Arial"/>
+          <w:sz w:val="20"/>
+        </w:rPr>
+      </w:pPr>
+      <w:r>
+        <w:rPr>
+          <w:rFonts w:ascii="Arial" w:hAnsi="Arial" w:cs="Arial"/>
+          <w:color w:val="000000"/>
+          <w:sz w:val="20"/>
+        </w:rPr>
+        <w:t xml:space="preserve">O corte por senioridade (tabela Gold gold_genai_usage_by_seniority, adicionada para tornar este recorte auditável a partir do pipeline) mostra que o uso pago pela empresa não está distribuído igualmente pela pirâmide: sobe de 30,3% no Júnior para 40,8% no Pleno, 45,6% no Sênior e </w:t>
+      </w:r>
+      <w:r>
+        <w:rPr>
+          <w:rFonts w:ascii="Arial" w:hAnsi="Arial" w:cs="Arial"/>
+          <w:b/>
+          <w:bCs/>
+          <w:color w:val="000000"/>
+          <w:sz w:val="20"/>
+        </w:rPr>
+        <w:t>53,3%</w:t>
+      </w:r>
+      <w:r>
+        <w:rPr>
+          <w:rFonts w:ascii="Arial" w:hAnsi="Arial" w:cs="Arial"/>
+          <w:color w:val="000000"/>
+          <w:sz w:val="20"/>
+        </w:rPr>
+        <w:t xml:space="preserve"> no Especialista/Staff+ — um gap de 23 pontos percentuais entre as pontas (edição 2025/26). A adoção corporativa de GenAI ainda segue a mesma hierarquia de acesso que separa os demais recortes deste relatório: quem já está mais avançado na carreira também captura mais cedo o benefício da ferramenta paga pela empresa.</w:t>
       </w:r>
     </w:p>
     <w:p>
@@ -21082,6 +21191,35 @@
     </w:p>
     <w:p>
       <w:pPr>
+        <w:pStyle w:val="PargrafodaLista"/>
+        <w:numPr>
+          <w:ilvl w:val="0"/>
+          <w:numId w:val="21"/>
+        </w:numPr>
+        <w:spacing w:after="80"/>
+        <w:rPr>
+          <w:rFonts w:ascii="Arial" w:hAnsi="Arial" w:cs="Arial"/>
+        </w:rPr>
+      </w:pPr>
+      <w:r>
+        <w:rPr>
+          <w:rFonts w:ascii="Arial" w:hAnsi="Arial" w:cs="Arial"/>
+          <w:b/>
+          <w:bCs/>
+          <w:color w:val="000000"/>
+        </w:rPr>
+        <w:t xml:space="preserve">Ordem de grandeza de custo (FinOps) </w:t>
+      </w:r>
+      <w:r>
+        <w:rPr>
+          <w:rFonts w:ascii="Arial" w:hAnsi="Arial" w:cs="Arial"/>
+          <w:color w:val="000000"/>
+        </w:rPr>
+        <w:t xml:space="preserve">— nos volumes atuais (57 MB no datalake completo) a infraestrutura custa centavos por mês: armazenamento S3 (~US$ 0,023/GB-mês) é irrelevante nesta escala; cada execução dos dois Glue Jobs (2 workers G.1X, ~US$ 0,44/DPU-hora) custa poucos centavos; Athena (US$ 5,00/TB escaneado) cobra frações de centavo por consulta graças ao particionamento por ano=YYYY. Em produção sobre dados reais do banco, o custo escalaria com a frequência de execução e o volume por Job, não com o tamanho do dataset desta pesquisa — o dimensionamento completo fica para a Fase 2.</w:t>
+      </w:r>
+    </w:p>
+    <w:p>
+      <w:pPr>
         <w:pStyle w:val="Ttulo3"/>
       </w:pPr>
       <w:bookmarkStart w:id="161" w:name="_Toc237938419"/>
@@ -22295,6 +22433,41 @@
         </w:rPr>
         <w:t>publicar a política de uso de GenAI, disponibilizar a ferramenta oficial licenciada, lançar a trilha Python + SQL e revisar as bandas salariais contra as medianas desta pesquisa.</w:t>
       </w:r>
+    </w:p>
+    <w:p>
+      <w:pPr>
+        <w:spacing w:before="120" w:after="120"/>
+        <w:jc w:val="both"/>
+        <w:rPr>
+          <w:rFonts w:ascii="Arial" w:hAnsi="Arial" w:cs="Arial"/>
+          <w:sz w:val="20"/>
+        </w:rPr>
+      </w:pPr>
+      <w:r>
+        <w:rPr>
+          <w:rFonts w:ascii="Arial" w:hAnsi="Arial" w:cs="Arial"/>
+          <w:b/>
+          <w:color w:val="000000"/>
+          <w:sz w:val="20"/>
+        </w:rPr>
+        <w:t xml:space="preserve">Próximos passos de engenharia — produtizar o pipeline. </w:t>
+      </w:r>
+      <w:r>
+        <w:rPr>
+          <w:rFonts w:ascii="Arial" w:hAnsi="Arial" w:cs="Arial"/>
+          <w:color w:val="000000"/>
+          <w:sz w:val="20"/>
+        </w:rPr>
+        <w:t xml:space="preserve">Os quick wins acima são de negócio; a arquitetura em si (Seção 3) precisa de quatro peças antes de sustentar decisão em produção: orquestração agendada dos dois Glue Jobs (EventBridge + Step Functions — hoje disparo manual pelo console); alerta de falha (CloudWatch + SNS — hoje sem monitoramento); carga incremental (hoje cada execução sobrescreve a camada inteira, adequado aos 6 CSVs fixos da pesquisa, não a um fluxo contínuo); e um mínimo de CI para os scripts PySpark antes de promover qualquer mudança para produção.</w:t>
+      </w:r>
+    </w:p>
+    <w:p>
+      <w:pPr>
+        <w:rPr>
+          <w:rFonts w:ascii="Arial" w:hAnsi="Arial"/>
+          <w:sz w:val="20"/>
+        </w:rPr>
+      </w:pPr>
       <w:bookmarkStart w:id="164" w:name="_Toc237938420"/>
       <w:bookmarkStart w:id="165" w:name="_Toc237955154"/>
       <w:r>
@@ -23202,6 +23375,60 @@
     </w:p>
     <w:p>
       <w:pPr>
+        <w:spacing w:after="120"/>
+        <w:jc w:val="both"/>
+        <w:rPr>
+          <w:rFonts w:ascii="Arial" w:hAnsi="Arial" w:cs="Arial"/>
+          <w:sz w:val="20"/>
+        </w:rPr>
+      </w:pPr>
+      <w:r>
+        <w:rPr>
+          <w:rFonts w:ascii="Arial" w:hAnsi="Arial" w:cs="Arial"/>
+          <w:b/>
+          <w:color w:val="000000"/>
+          <w:sz w:val="20"/>
+        </w:rPr>
+        <w:t xml:space="preserve">Escala validada versus escala de produção. </w:t>
+      </w:r>
+      <w:r>
+        <w:rPr>
+          <w:rFonts w:ascii="Arial" w:hAnsi="Arial" w:cs="Arial"/>
+          <w:color w:val="000000"/>
+          <w:sz w:val="20"/>
+        </w:rPr>
+        <w:t xml:space="preserve">O pipeline foi validado em 22.686 linhas processadas em lote anual — volume trivial para qualquer engine moderna. A arquitetura aqui construída é o blueprint mínimo (Seção 3.1), não uma validação de escala: dados reais de RH/operações de uma instituição financeira de grande porte têm ordens de grandeza a mais e cadência mais frequente que uma pesquisa anual. Levar esta arquitetura a produção exigiria revisar o número de workers do Glue (hoje fixo em 2×G.1X, sem auto scaling), remover o coalesce(1) na gravação do CSV Gold (adequado a agregados pequenos, não a cargas maiores) e avaliar processamento por streaming caso a cadência deixe de ser em lote.</w:t>
+      </w:r>
+    </w:p>
+    <w:p>
+      <w:pPr>
+        <w:spacing w:after="120"/>
+        <w:jc w:val="both"/>
+        <w:rPr>
+          <w:rFonts w:ascii="Arial" w:hAnsi="Arial" w:cs="Arial"/>
+          <w:sz w:val="20"/>
+        </w:rPr>
+      </w:pPr>
+      <w:r>
+        <w:rPr>
+          <w:rFonts w:ascii="Arial" w:hAnsi="Arial" w:cs="Arial"/>
+          <w:b/>
+          <w:color w:val="000000"/>
+          <w:sz w:val="20"/>
+        </w:rPr>
+        <w:t xml:space="preserve">Escopo da governança de dados. </w:t>
+      </w:r>
+      <w:r>
+        <w:rPr>
+          <w:rFonts w:ascii="Arial" w:hAnsi="Arial" w:cs="Arial"/>
+          <w:color w:val="000000"/>
+          <w:sz w:val="20"/>
+        </w:rPr>
+        <w:t xml:space="preserve">A Seção 2 rastreia premissas metodológicas e a Tabela 19 mapeia riscos do projeto analítico entregue — governança de dado em produção (papéis e responsabilidades, política de qualidade contínua, monitoramento) não faz parte deste escopo. Riscos operacionais da plataforma recomendada — falha de job sem alerta, dependência de fornecedor, ownership da camada Silver em produção — ficam para a fase de implementação.</w:t>
+      </w:r>
+    </w:p>
+    <w:p>
+      <w:pPr>
         <w:pStyle w:val="Ttulo3"/>
       </w:pPr>
       <w:bookmarkStart w:id="171" w:name="_Toc237938423"/>
@@ -24452,7 +24679,7 @@
           <w:rFonts w:ascii="Arial" w:hAnsi="Arial" w:cs="Arial"/>
           <w:color w:val="000000"/>
         </w:rPr>
-        <w:t>AWS BUILDERS. Medallion Architecture on AWS (S3 + Glue + Athena). Disponível em: https://dev.to/aws-builders/medallion-architecture-on-aws-2ngm. Acesso em: 26 ago. 2026.</w:t>
+        <w:t>AWS BUILDERS (comunidade dev.to, publicação não oficial). Medallion Architecture on AWS (S3 + Glue + Athena). Disponível em: https://dev.to/aws-builders/medallion-architecture-on-aws-2ngm. Acesso em: 26 ago. 2026.</w:t>
       </w:r>
     </w:p>
     <w:p>

--- a/docs/technical_report_phase3_v1.docx
+++ b/docs/technical_report_phase3_v1.docx
@@ -51,7 +51,7 @@
           <w:color w:val="000000"/>
           <w:sz w:val="20"/>
         </w:rPr>
-        <w:t xml:space="preserve">Tech Challenge — Fase 3</w:t>
+        <w:t>Tech Challenge — Fase 3</w:t>
       </w:r>
     </w:p>
     <w:p>
@@ -118,7 +118,7 @@
           <w:sz w:val="40"/>
           <w:szCs w:val="40"/>
         </w:rPr>
-        <w:t xml:space="preserve">Big Data &amp; Analytics na AWS com a pesquisa State of Data Brasil</w:t>
+        <w:t>Big Data &amp; Analytics na AWS com a pesquisa State of Data Brasil</w:t>
       </w:r>
     </w:p>
     <w:p>
@@ -220,7 +220,7 @@
           <w:color w:val="000000"/>
           <w:sz w:val="20"/>
         </w:rPr>
-        <w:t xml:space="preserve">Érica Tarsis</w:t>
+        <w:t>Érica Tarsis</w:t>
       </w:r>
     </w:p>
     <w:p>
@@ -342,7 +342,11 @@
           </w:pPr>
           <w:r>
             <w:fldChar w:fldCharType="begin"/>
+          </w:r>
+          <w:r>
             <w:instrText xml:space="preserve"> TOC \o "1-3" \h \z \u </w:instrText>
+          </w:r>
+          <w:r>
             <w:fldChar w:fldCharType="separate"/>
           </w:r>
           <w:hyperlink w:anchor="_Toc239662545" w:history="1">
@@ -359,10 +363,46 @@
                 <w:webHidden/>
               </w:rPr>
               <w:tab/>
+            </w:r>
+            <w:r>
+              <w:rPr>
+                <w:noProof/>
+                <w:webHidden/>
+              </w:rPr>
               <w:fldChar w:fldCharType="begin"/>
+            </w:r>
+            <w:r>
+              <w:rPr>
+                <w:noProof/>
+                <w:webHidden/>
+              </w:rPr>
               <w:instrText xml:space="preserve"> PAGEREF _Toc239662545 \h </w:instrText>
+            </w:r>
+            <w:r>
+              <w:rPr>
+                <w:noProof/>
+                <w:webHidden/>
+              </w:rPr>
+            </w:r>
+            <w:r>
+              <w:rPr>
+                <w:noProof/>
+                <w:webHidden/>
+              </w:rPr>
               <w:fldChar w:fldCharType="separate"/>
+            </w:r>
+            <w:r>
+              <w:rPr>
+                <w:noProof/>
+                <w:webHidden/>
+              </w:rPr>
               <w:t>2</w:t>
+            </w:r>
+            <w:r>
+              <w:rPr>
+                <w:noProof/>
+                <w:webHidden/>
+              </w:rPr>
               <w:fldChar w:fldCharType="end"/>
             </w:r>
           </w:hyperlink>
@@ -393,10 +433,46 @@
                 <w:webHidden/>
               </w:rPr>
               <w:tab/>
+            </w:r>
+            <w:r>
+              <w:rPr>
+                <w:noProof/>
+                <w:webHidden/>
+              </w:rPr>
               <w:fldChar w:fldCharType="begin"/>
+            </w:r>
+            <w:r>
+              <w:rPr>
+                <w:noProof/>
+                <w:webHidden/>
+              </w:rPr>
               <w:instrText xml:space="preserve"> PAGEREF _Toc239662546 \h </w:instrText>
+            </w:r>
+            <w:r>
+              <w:rPr>
+                <w:noProof/>
+                <w:webHidden/>
+              </w:rPr>
+            </w:r>
+            <w:r>
+              <w:rPr>
+                <w:noProof/>
+                <w:webHidden/>
+              </w:rPr>
               <w:fldChar w:fldCharType="separate"/>
+            </w:r>
+            <w:r>
+              <w:rPr>
+                <w:noProof/>
+                <w:webHidden/>
+              </w:rPr>
               <w:t>4</w:t>
+            </w:r>
+            <w:r>
+              <w:rPr>
+                <w:noProof/>
+                <w:webHidden/>
+              </w:rPr>
               <w:fldChar w:fldCharType="end"/>
             </w:r>
           </w:hyperlink>
@@ -427,10 +503,46 @@
                 <w:webHidden/>
               </w:rPr>
               <w:tab/>
+            </w:r>
+            <w:r>
+              <w:rPr>
+                <w:noProof/>
+                <w:webHidden/>
+              </w:rPr>
               <w:fldChar w:fldCharType="begin"/>
+            </w:r>
+            <w:r>
+              <w:rPr>
+                <w:noProof/>
+                <w:webHidden/>
+              </w:rPr>
               <w:instrText xml:space="preserve"> PAGEREF _Toc239662547 \h </w:instrText>
+            </w:r>
+            <w:r>
+              <w:rPr>
+                <w:noProof/>
+                <w:webHidden/>
+              </w:rPr>
+            </w:r>
+            <w:r>
+              <w:rPr>
+                <w:noProof/>
+                <w:webHidden/>
+              </w:rPr>
               <w:fldChar w:fldCharType="separate"/>
+            </w:r>
+            <w:r>
+              <w:rPr>
+                <w:noProof/>
+                <w:webHidden/>
+              </w:rPr>
               <w:t>4</w:t>
+            </w:r>
+            <w:r>
+              <w:rPr>
+                <w:noProof/>
+                <w:webHidden/>
+              </w:rPr>
               <w:fldChar w:fldCharType="end"/>
             </w:r>
           </w:hyperlink>
@@ -461,10 +573,46 @@
                 <w:webHidden/>
               </w:rPr>
               <w:tab/>
+            </w:r>
+            <w:r>
+              <w:rPr>
+                <w:noProof/>
+                <w:webHidden/>
+              </w:rPr>
               <w:fldChar w:fldCharType="begin"/>
+            </w:r>
+            <w:r>
+              <w:rPr>
+                <w:noProof/>
+                <w:webHidden/>
+              </w:rPr>
               <w:instrText xml:space="preserve"> PAGEREF _Toc239662548 \h </w:instrText>
+            </w:r>
+            <w:r>
+              <w:rPr>
+                <w:noProof/>
+                <w:webHidden/>
+              </w:rPr>
+            </w:r>
+            <w:r>
+              <w:rPr>
+                <w:noProof/>
+                <w:webHidden/>
+              </w:rPr>
               <w:fldChar w:fldCharType="separate"/>
+            </w:r>
+            <w:r>
+              <w:rPr>
+                <w:noProof/>
+                <w:webHidden/>
+              </w:rPr>
               <w:t>5</w:t>
+            </w:r>
+            <w:r>
+              <w:rPr>
+                <w:noProof/>
+                <w:webHidden/>
+              </w:rPr>
               <w:fldChar w:fldCharType="end"/>
             </w:r>
           </w:hyperlink>
@@ -495,10 +643,46 @@
                 <w:webHidden/>
               </w:rPr>
               <w:tab/>
+            </w:r>
+            <w:r>
+              <w:rPr>
+                <w:noProof/>
+                <w:webHidden/>
+              </w:rPr>
               <w:fldChar w:fldCharType="begin"/>
+            </w:r>
+            <w:r>
+              <w:rPr>
+                <w:noProof/>
+                <w:webHidden/>
+              </w:rPr>
               <w:instrText xml:space="preserve"> PAGEREF _Toc239662549 \h </w:instrText>
+            </w:r>
+            <w:r>
+              <w:rPr>
+                <w:noProof/>
+                <w:webHidden/>
+              </w:rPr>
+            </w:r>
+            <w:r>
+              <w:rPr>
+                <w:noProof/>
+                <w:webHidden/>
+              </w:rPr>
               <w:fldChar w:fldCharType="separate"/>
+            </w:r>
+            <w:r>
+              <w:rPr>
+                <w:noProof/>
+                <w:webHidden/>
+              </w:rPr>
               <w:t>5</w:t>
+            </w:r>
+            <w:r>
+              <w:rPr>
+                <w:noProof/>
+                <w:webHidden/>
+              </w:rPr>
               <w:fldChar w:fldCharType="end"/>
             </w:r>
           </w:hyperlink>
@@ -529,10 +713,46 @@
                 <w:webHidden/>
               </w:rPr>
               <w:tab/>
+            </w:r>
+            <w:r>
+              <w:rPr>
+                <w:noProof/>
+                <w:webHidden/>
+              </w:rPr>
               <w:fldChar w:fldCharType="begin"/>
+            </w:r>
+            <w:r>
+              <w:rPr>
+                <w:noProof/>
+                <w:webHidden/>
+              </w:rPr>
               <w:instrText xml:space="preserve"> PAGEREF _Toc239662550 \h </w:instrText>
+            </w:r>
+            <w:r>
+              <w:rPr>
+                <w:noProof/>
+                <w:webHidden/>
+              </w:rPr>
+            </w:r>
+            <w:r>
+              <w:rPr>
+                <w:noProof/>
+                <w:webHidden/>
+              </w:rPr>
               <w:fldChar w:fldCharType="separate"/>
+            </w:r>
+            <w:r>
+              <w:rPr>
+                <w:noProof/>
+                <w:webHidden/>
+              </w:rPr>
               <w:t>6</w:t>
+            </w:r>
+            <w:r>
+              <w:rPr>
+                <w:noProof/>
+                <w:webHidden/>
+              </w:rPr>
               <w:fldChar w:fldCharType="end"/>
             </w:r>
           </w:hyperlink>
@@ -566,10 +786,46 @@
                 <w:webHidden/>
               </w:rPr>
               <w:tab/>
+            </w:r>
+            <w:r>
+              <w:rPr>
+                <w:noProof/>
+                <w:webHidden/>
+              </w:rPr>
               <w:fldChar w:fldCharType="begin"/>
+            </w:r>
+            <w:r>
+              <w:rPr>
+                <w:noProof/>
+                <w:webHidden/>
+              </w:rPr>
               <w:instrText xml:space="preserve"> PAGEREF _Toc239662551 \h </w:instrText>
+            </w:r>
+            <w:r>
+              <w:rPr>
+                <w:noProof/>
+                <w:webHidden/>
+              </w:rPr>
+            </w:r>
+            <w:r>
+              <w:rPr>
+                <w:noProof/>
+                <w:webHidden/>
+              </w:rPr>
               <w:fldChar w:fldCharType="separate"/>
+            </w:r>
+            <w:r>
+              <w:rPr>
+                <w:noProof/>
+                <w:webHidden/>
+              </w:rPr>
               <w:t>6</w:t>
+            </w:r>
+            <w:r>
+              <w:rPr>
+                <w:noProof/>
+                <w:webHidden/>
+              </w:rPr>
               <w:fldChar w:fldCharType="end"/>
             </w:r>
           </w:hyperlink>
@@ -603,10 +859,46 @@
                 <w:webHidden/>
               </w:rPr>
               <w:tab/>
+            </w:r>
+            <w:r>
+              <w:rPr>
+                <w:noProof/>
+                <w:webHidden/>
+              </w:rPr>
               <w:fldChar w:fldCharType="begin"/>
+            </w:r>
+            <w:r>
+              <w:rPr>
+                <w:noProof/>
+                <w:webHidden/>
+              </w:rPr>
               <w:instrText xml:space="preserve"> PAGEREF _Toc239662552 \h </w:instrText>
+            </w:r>
+            <w:r>
+              <w:rPr>
+                <w:noProof/>
+                <w:webHidden/>
+              </w:rPr>
+            </w:r>
+            <w:r>
+              <w:rPr>
+                <w:noProof/>
+                <w:webHidden/>
+              </w:rPr>
               <w:fldChar w:fldCharType="separate"/>
+            </w:r>
+            <w:r>
+              <w:rPr>
+                <w:noProof/>
+                <w:webHidden/>
+              </w:rPr>
               <w:t>6</w:t>
+            </w:r>
+            <w:r>
+              <w:rPr>
+                <w:noProof/>
+                <w:webHidden/>
+              </w:rPr>
               <w:fldChar w:fldCharType="end"/>
             </w:r>
           </w:hyperlink>
@@ -640,10 +932,46 @@
                 <w:webHidden/>
               </w:rPr>
               <w:tab/>
+            </w:r>
+            <w:r>
+              <w:rPr>
+                <w:noProof/>
+                <w:webHidden/>
+              </w:rPr>
               <w:fldChar w:fldCharType="begin"/>
+            </w:r>
+            <w:r>
+              <w:rPr>
+                <w:noProof/>
+                <w:webHidden/>
+              </w:rPr>
               <w:instrText xml:space="preserve"> PAGEREF _Toc239662553 \h </w:instrText>
+            </w:r>
+            <w:r>
+              <w:rPr>
+                <w:noProof/>
+                <w:webHidden/>
+              </w:rPr>
+            </w:r>
+            <w:r>
+              <w:rPr>
+                <w:noProof/>
+                <w:webHidden/>
+              </w:rPr>
               <w:fldChar w:fldCharType="separate"/>
+            </w:r>
+            <w:r>
+              <w:rPr>
+                <w:noProof/>
+                <w:webHidden/>
+              </w:rPr>
               <w:t>7</w:t>
+            </w:r>
+            <w:r>
+              <w:rPr>
+                <w:noProof/>
+                <w:webHidden/>
+              </w:rPr>
               <w:fldChar w:fldCharType="end"/>
             </w:r>
           </w:hyperlink>
@@ -674,10 +1002,46 @@
                 <w:webHidden/>
               </w:rPr>
               <w:tab/>
+            </w:r>
+            <w:r>
+              <w:rPr>
+                <w:noProof/>
+                <w:webHidden/>
+              </w:rPr>
               <w:fldChar w:fldCharType="begin"/>
+            </w:r>
+            <w:r>
+              <w:rPr>
+                <w:noProof/>
+                <w:webHidden/>
+              </w:rPr>
               <w:instrText xml:space="preserve"> PAGEREF _Toc239662554 \h </w:instrText>
+            </w:r>
+            <w:r>
+              <w:rPr>
+                <w:noProof/>
+                <w:webHidden/>
+              </w:rPr>
+            </w:r>
+            <w:r>
+              <w:rPr>
+                <w:noProof/>
+                <w:webHidden/>
+              </w:rPr>
               <w:fldChar w:fldCharType="separate"/>
+            </w:r>
+            <w:r>
+              <w:rPr>
+                <w:noProof/>
+                <w:webHidden/>
+              </w:rPr>
               <w:t>7</w:t>
+            </w:r>
+            <w:r>
+              <w:rPr>
+                <w:noProof/>
+                <w:webHidden/>
+              </w:rPr>
               <w:fldChar w:fldCharType="end"/>
             </w:r>
           </w:hyperlink>
@@ -711,10 +1075,46 @@
                 <w:webHidden/>
               </w:rPr>
               <w:tab/>
+            </w:r>
+            <w:r>
+              <w:rPr>
+                <w:noProof/>
+                <w:webHidden/>
+              </w:rPr>
               <w:fldChar w:fldCharType="begin"/>
+            </w:r>
+            <w:r>
+              <w:rPr>
+                <w:noProof/>
+                <w:webHidden/>
+              </w:rPr>
               <w:instrText xml:space="preserve"> PAGEREF _Toc239662555 \h </w:instrText>
+            </w:r>
+            <w:r>
+              <w:rPr>
+                <w:noProof/>
+                <w:webHidden/>
+              </w:rPr>
+            </w:r>
+            <w:r>
+              <w:rPr>
+                <w:noProof/>
+                <w:webHidden/>
+              </w:rPr>
               <w:fldChar w:fldCharType="separate"/>
+            </w:r>
+            <w:r>
+              <w:rPr>
+                <w:noProof/>
+                <w:webHidden/>
+              </w:rPr>
               <w:t>7</w:t>
+            </w:r>
+            <w:r>
+              <w:rPr>
+                <w:noProof/>
+                <w:webHidden/>
+              </w:rPr>
               <w:fldChar w:fldCharType="end"/>
             </w:r>
           </w:hyperlink>
@@ -748,10 +1148,46 @@
                 <w:webHidden/>
               </w:rPr>
               <w:tab/>
+            </w:r>
+            <w:r>
+              <w:rPr>
+                <w:noProof/>
+                <w:webHidden/>
+              </w:rPr>
               <w:fldChar w:fldCharType="begin"/>
+            </w:r>
+            <w:r>
+              <w:rPr>
+                <w:noProof/>
+                <w:webHidden/>
+              </w:rPr>
               <w:instrText xml:space="preserve"> PAGEREF _Toc239662556 \h </w:instrText>
+            </w:r>
+            <w:r>
+              <w:rPr>
+                <w:noProof/>
+                <w:webHidden/>
+              </w:rPr>
+            </w:r>
+            <w:r>
+              <w:rPr>
+                <w:noProof/>
+                <w:webHidden/>
+              </w:rPr>
               <w:fldChar w:fldCharType="separate"/>
+            </w:r>
+            <w:r>
+              <w:rPr>
+                <w:noProof/>
+                <w:webHidden/>
+              </w:rPr>
               <w:t>8</w:t>
+            </w:r>
+            <w:r>
+              <w:rPr>
+                <w:noProof/>
+                <w:webHidden/>
+              </w:rPr>
               <w:fldChar w:fldCharType="end"/>
             </w:r>
           </w:hyperlink>
@@ -785,10 +1221,46 @@
                 <w:webHidden/>
               </w:rPr>
               <w:tab/>
+            </w:r>
+            <w:r>
+              <w:rPr>
+                <w:noProof/>
+                <w:webHidden/>
+              </w:rPr>
               <w:fldChar w:fldCharType="begin"/>
+            </w:r>
+            <w:r>
+              <w:rPr>
+                <w:noProof/>
+                <w:webHidden/>
+              </w:rPr>
               <w:instrText xml:space="preserve"> PAGEREF _Toc239662557 \h </w:instrText>
+            </w:r>
+            <w:r>
+              <w:rPr>
+                <w:noProof/>
+                <w:webHidden/>
+              </w:rPr>
+            </w:r>
+            <w:r>
+              <w:rPr>
+                <w:noProof/>
+                <w:webHidden/>
+              </w:rPr>
               <w:fldChar w:fldCharType="separate"/>
+            </w:r>
+            <w:r>
+              <w:rPr>
+                <w:noProof/>
+                <w:webHidden/>
+              </w:rPr>
               <w:t>9</w:t>
+            </w:r>
+            <w:r>
+              <w:rPr>
+                <w:noProof/>
+                <w:webHidden/>
+              </w:rPr>
               <w:fldChar w:fldCharType="end"/>
             </w:r>
           </w:hyperlink>
@@ -822,10 +1294,46 @@
                 <w:webHidden/>
               </w:rPr>
               <w:tab/>
+            </w:r>
+            <w:r>
+              <w:rPr>
+                <w:noProof/>
+                <w:webHidden/>
+              </w:rPr>
               <w:fldChar w:fldCharType="begin"/>
+            </w:r>
+            <w:r>
+              <w:rPr>
+                <w:noProof/>
+                <w:webHidden/>
+              </w:rPr>
               <w:instrText xml:space="preserve"> PAGEREF _Toc239662558 \h </w:instrText>
+            </w:r>
+            <w:r>
+              <w:rPr>
+                <w:noProof/>
+                <w:webHidden/>
+              </w:rPr>
+            </w:r>
+            <w:r>
+              <w:rPr>
+                <w:noProof/>
+                <w:webHidden/>
+              </w:rPr>
               <w:fldChar w:fldCharType="separate"/>
+            </w:r>
+            <w:r>
+              <w:rPr>
+                <w:noProof/>
+                <w:webHidden/>
+              </w:rPr>
               <w:t>9</w:t>
+            </w:r>
+            <w:r>
+              <w:rPr>
+                <w:noProof/>
+                <w:webHidden/>
+              </w:rPr>
               <w:fldChar w:fldCharType="end"/>
             </w:r>
           </w:hyperlink>
@@ -859,10 +1367,46 @@
                 <w:webHidden/>
               </w:rPr>
               <w:tab/>
+            </w:r>
+            <w:r>
+              <w:rPr>
+                <w:noProof/>
+                <w:webHidden/>
+              </w:rPr>
               <w:fldChar w:fldCharType="begin"/>
+            </w:r>
+            <w:r>
+              <w:rPr>
+                <w:noProof/>
+                <w:webHidden/>
+              </w:rPr>
               <w:instrText xml:space="preserve"> PAGEREF _Toc239662559 \h </w:instrText>
+            </w:r>
+            <w:r>
+              <w:rPr>
+                <w:noProof/>
+                <w:webHidden/>
+              </w:rPr>
+            </w:r>
+            <w:r>
+              <w:rPr>
+                <w:noProof/>
+                <w:webHidden/>
+              </w:rPr>
               <w:fldChar w:fldCharType="separate"/>
+            </w:r>
+            <w:r>
+              <w:rPr>
+                <w:noProof/>
+                <w:webHidden/>
+              </w:rPr>
               <w:t>9</w:t>
+            </w:r>
+            <w:r>
+              <w:rPr>
+                <w:noProof/>
+                <w:webHidden/>
+              </w:rPr>
               <w:fldChar w:fldCharType="end"/>
             </w:r>
           </w:hyperlink>
@@ -896,10 +1440,46 @@
                 <w:webHidden/>
               </w:rPr>
               <w:tab/>
+            </w:r>
+            <w:r>
+              <w:rPr>
+                <w:noProof/>
+                <w:webHidden/>
+              </w:rPr>
               <w:fldChar w:fldCharType="begin"/>
+            </w:r>
+            <w:r>
+              <w:rPr>
+                <w:noProof/>
+                <w:webHidden/>
+              </w:rPr>
               <w:instrText xml:space="preserve"> PAGEREF _Toc239662560 \h </w:instrText>
+            </w:r>
+            <w:r>
+              <w:rPr>
+                <w:noProof/>
+                <w:webHidden/>
+              </w:rPr>
+            </w:r>
+            <w:r>
+              <w:rPr>
+                <w:noProof/>
+                <w:webHidden/>
+              </w:rPr>
               <w:fldChar w:fldCharType="separate"/>
+            </w:r>
+            <w:r>
+              <w:rPr>
+                <w:noProof/>
+                <w:webHidden/>
+              </w:rPr>
               <w:t>10</w:t>
+            </w:r>
+            <w:r>
+              <w:rPr>
+                <w:noProof/>
+                <w:webHidden/>
+              </w:rPr>
               <w:fldChar w:fldCharType="end"/>
             </w:r>
           </w:hyperlink>
@@ -930,10 +1510,46 @@
                 <w:webHidden/>
               </w:rPr>
               <w:tab/>
+            </w:r>
+            <w:r>
+              <w:rPr>
+                <w:noProof/>
+                <w:webHidden/>
+              </w:rPr>
               <w:fldChar w:fldCharType="begin"/>
+            </w:r>
+            <w:r>
+              <w:rPr>
+                <w:noProof/>
+                <w:webHidden/>
+              </w:rPr>
               <w:instrText xml:space="preserve"> PAGEREF _Toc239662561 \h </w:instrText>
+            </w:r>
+            <w:r>
+              <w:rPr>
+                <w:noProof/>
+                <w:webHidden/>
+              </w:rPr>
+            </w:r>
+            <w:r>
+              <w:rPr>
+                <w:noProof/>
+                <w:webHidden/>
+              </w:rPr>
               <w:fldChar w:fldCharType="separate"/>
+            </w:r>
+            <w:r>
+              <w:rPr>
+                <w:noProof/>
+                <w:webHidden/>
+              </w:rPr>
               <w:t>11</w:t>
+            </w:r>
+            <w:r>
+              <w:rPr>
+                <w:noProof/>
+                <w:webHidden/>
+              </w:rPr>
               <w:fldChar w:fldCharType="end"/>
             </w:r>
           </w:hyperlink>
@@ -967,10 +1583,46 @@
                 <w:webHidden/>
               </w:rPr>
               <w:tab/>
+            </w:r>
+            <w:r>
+              <w:rPr>
+                <w:noProof/>
+                <w:webHidden/>
+              </w:rPr>
               <w:fldChar w:fldCharType="begin"/>
+            </w:r>
+            <w:r>
+              <w:rPr>
+                <w:noProof/>
+                <w:webHidden/>
+              </w:rPr>
               <w:instrText xml:space="preserve"> PAGEREF _Toc239662562 \h </w:instrText>
+            </w:r>
+            <w:r>
+              <w:rPr>
+                <w:noProof/>
+                <w:webHidden/>
+              </w:rPr>
+            </w:r>
+            <w:r>
+              <w:rPr>
+                <w:noProof/>
+                <w:webHidden/>
+              </w:rPr>
               <w:fldChar w:fldCharType="separate"/>
+            </w:r>
+            <w:r>
+              <w:rPr>
+                <w:noProof/>
+                <w:webHidden/>
+              </w:rPr>
               <w:t>11</w:t>
+            </w:r>
+            <w:r>
+              <w:rPr>
+                <w:noProof/>
+                <w:webHidden/>
+              </w:rPr>
               <w:fldChar w:fldCharType="end"/>
             </w:r>
           </w:hyperlink>
@@ -1004,10 +1656,46 @@
                 <w:webHidden/>
               </w:rPr>
               <w:tab/>
+            </w:r>
+            <w:r>
+              <w:rPr>
+                <w:noProof/>
+                <w:webHidden/>
+              </w:rPr>
               <w:fldChar w:fldCharType="begin"/>
+            </w:r>
+            <w:r>
+              <w:rPr>
+                <w:noProof/>
+                <w:webHidden/>
+              </w:rPr>
               <w:instrText xml:space="preserve"> PAGEREF _Toc239662563 \h </w:instrText>
+            </w:r>
+            <w:r>
+              <w:rPr>
+                <w:noProof/>
+                <w:webHidden/>
+              </w:rPr>
+            </w:r>
+            <w:r>
+              <w:rPr>
+                <w:noProof/>
+                <w:webHidden/>
+              </w:rPr>
               <w:fldChar w:fldCharType="separate"/>
+            </w:r>
+            <w:r>
+              <w:rPr>
+                <w:noProof/>
+                <w:webHidden/>
+              </w:rPr>
               <w:t>11</w:t>
+            </w:r>
+            <w:r>
+              <w:rPr>
+                <w:noProof/>
+                <w:webHidden/>
+              </w:rPr>
               <w:fldChar w:fldCharType="end"/>
             </w:r>
           </w:hyperlink>
@@ -1041,10 +1729,46 @@
                 <w:webHidden/>
               </w:rPr>
               <w:tab/>
+            </w:r>
+            <w:r>
+              <w:rPr>
+                <w:noProof/>
+                <w:webHidden/>
+              </w:rPr>
               <w:fldChar w:fldCharType="begin"/>
+            </w:r>
+            <w:r>
+              <w:rPr>
+                <w:noProof/>
+                <w:webHidden/>
+              </w:rPr>
               <w:instrText xml:space="preserve"> PAGEREF _Toc239662564 \h </w:instrText>
+            </w:r>
+            <w:r>
+              <w:rPr>
+                <w:noProof/>
+                <w:webHidden/>
+              </w:rPr>
+            </w:r>
+            <w:r>
+              <w:rPr>
+                <w:noProof/>
+                <w:webHidden/>
+              </w:rPr>
               <w:fldChar w:fldCharType="separate"/>
+            </w:r>
+            <w:r>
+              <w:rPr>
+                <w:noProof/>
+                <w:webHidden/>
+              </w:rPr>
               <w:t>12</w:t>
+            </w:r>
+            <w:r>
+              <w:rPr>
+                <w:noProof/>
+                <w:webHidden/>
+              </w:rPr>
               <w:fldChar w:fldCharType="end"/>
             </w:r>
           </w:hyperlink>
@@ -1078,10 +1802,46 @@
                 <w:webHidden/>
               </w:rPr>
               <w:tab/>
+            </w:r>
+            <w:r>
+              <w:rPr>
+                <w:noProof/>
+                <w:webHidden/>
+              </w:rPr>
               <w:fldChar w:fldCharType="begin"/>
+            </w:r>
+            <w:r>
+              <w:rPr>
+                <w:noProof/>
+                <w:webHidden/>
+              </w:rPr>
               <w:instrText xml:space="preserve"> PAGEREF _Toc239662565 \h </w:instrText>
+            </w:r>
+            <w:r>
+              <w:rPr>
+                <w:noProof/>
+                <w:webHidden/>
+              </w:rPr>
+            </w:r>
+            <w:r>
+              <w:rPr>
+                <w:noProof/>
+                <w:webHidden/>
+              </w:rPr>
               <w:fldChar w:fldCharType="separate"/>
+            </w:r>
+            <w:r>
+              <w:rPr>
+                <w:noProof/>
+                <w:webHidden/>
+              </w:rPr>
               <w:t>12</w:t>
+            </w:r>
+            <w:r>
+              <w:rPr>
+                <w:noProof/>
+                <w:webHidden/>
+              </w:rPr>
               <w:fldChar w:fldCharType="end"/>
             </w:r>
           </w:hyperlink>
@@ -1112,10 +1872,46 @@
                 <w:webHidden/>
               </w:rPr>
               <w:tab/>
+            </w:r>
+            <w:r>
+              <w:rPr>
+                <w:noProof/>
+                <w:webHidden/>
+              </w:rPr>
               <w:fldChar w:fldCharType="begin"/>
+            </w:r>
+            <w:r>
+              <w:rPr>
+                <w:noProof/>
+                <w:webHidden/>
+              </w:rPr>
               <w:instrText xml:space="preserve"> PAGEREF _Toc239662566 \h </w:instrText>
+            </w:r>
+            <w:r>
+              <w:rPr>
+                <w:noProof/>
+                <w:webHidden/>
+              </w:rPr>
+            </w:r>
+            <w:r>
+              <w:rPr>
+                <w:noProof/>
+                <w:webHidden/>
+              </w:rPr>
               <w:fldChar w:fldCharType="separate"/>
+            </w:r>
+            <w:r>
+              <w:rPr>
+                <w:noProof/>
+                <w:webHidden/>
+              </w:rPr>
               <w:t>12</w:t>
+            </w:r>
+            <w:r>
+              <w:rPr>
+                <w:noProof/>
+                <w:webHidden/>
+              </w:rPr>
               <w:fldChar w:fldCharType="end"/>
             </w:r>
           </w:hyperlink>
@@ -1149,10 +1945,46 @@
                 <w:webHidden/>
               </w:rPr>
               <w:tab/>
+            </w:r>
+            <w:r>
+              <w:rPr>
+                <w:noProof/>
+                <w:webHidden/>
+              </w:rPr>
               <w:fldChar w:fldCharType="begin"/>
+            </w:r>
+            <w:r>
+              <w:rPr>
+                <w:noProof/>
+                <w:webHidden/>
+              </w:rPr>
               <w:instrText xml:space="preserve"> PAGEREF _Toc239662567 \h </w:instrText>
+            </w:r>
+            <w:r>
+              <w:rPr>
+                <w:noProof/>
+                <w:webHidden/>
+              </w:rPr>
+            </w:r>
+            <w:r>
+              <w:rPr>
+                <w:noProof/>
+                <w:webHidden/>
+              </w:rPr>
               <w:fldChar w:fldCharType="separate"/>
+            </w:r>
+            <w:r>
+              <w:rPr>
+                <w:noProof/>
+                <w:webHidden/>
+              </w:rPr>
               <w:t>12</w:t>
+            </w:r>
+            <w:r>
+              <w:rPr>
+                <w:noProof/>
+                <w:webHidden/>
+              </w:rPr>
               <w:fldChar w:fldCharType="end"/>
             </w:r>
           </w:hyperlink>
@@ -1186,10 +2018,46 @@
                 <w:webHidden/>
               </w:rPr>
               <w:tab/>
+            </w:r>
+            <w:r>
+              <w:rPr>
+                <w:noProof/>
+                <w:webHidden/>
+              </w:rPr>
               <w:fldChar w:fldCharType="begin"/>
+            </w:r>
+            <w:r>
+              <w:rPr>
+                <w:noProof/>
+                <w:webHidden/>
+              </w:rPr>
               <w:instrText xml:space="preserve"> PAGEREF _Toc239662568 \h </w:instrText>
+            </w:r>
+            <w:r>
+              <w:rPr>
+                <w:noProof/>
+                <w:webHidden/>
+              </w:rPr>
+            </w:r>
+            <w:r>
+              <w:rPr>
+                <w:noProof/>
+                <w:webHidden/>
+              </w:rPr>
               <w:fldChar w:fldCharType="separate"/>
+            </w:r>
+            <w:r>
+              <w:rPr>
+                <w:noProof/>
+                <w:webHidden/>
+              </w:rPr>
               <w:t>12</w:t>
+            </w:r>
+            <w:r>
+              <w:rPr>
+                <w:noProof/>
+                <w:webHidden/>
+              </w:rPr>
               <w:fldChar w:fldCharType="end"/>
             </w:r>
           </w:hyperlink>
@@ -1223,10 +2091,46 @@
                 <w:webHidden/>
               </w:rPr>
               <w:tab/>
+            </w:r>
+            <w:r>
+              <w:rPr>
+                <w:noProof/>
+                <w:webHidden/>
+              </w:rPr>
               <w:fldChar w:fldCharType="begin"/>
+            </w:r>
+            <w:r>
+              <w:rPr>
+                <w:noProof/>
+                <w:webHidden/>
+              </w:rPr>
               <w:instrText xml:space="preserve"> PAGEREF _Toc239662569 \h </w:instrText>
+            </w:r>
+            <w:r>
+              <w:rPr>
+                <w:noProof/>
+                <w:webHidden/>
+              </w:rPr>
+            </w:r>
+            <w:r>
+              <w:rPr>
+                <w:noProof/>
+                <w:webHidden/>
+              </w:rPr>
               <w:fldChar w:fldCharType="separate"/>
+            </w:r>
+            <w:r>
+              <w:rPr>
+                <w:noProof/>
+                <w:webHidden/>
+              </w:rPr>
               <w:t>12</w:t>
+            </w:r>
+            <w:r>
+              <w:rPr>
+                <w:noProof/>
+                <w:webHidden/>
+              </w:rPr>
               <w:fldChar w:fldCharType="end"/>
             </w:r>
           </w:hyperlink>
@@ -1260,10 +2164,46 @@
                 <w:webHidden/>
               </w:rPr>
               <w:tab/>
+            </w:r>
+            <w:r>
+              <w:rPr>
+                <w:noProof/>
+                <w:webHidden/>
+              </w:rPr>
               <w:fldChar w:fldCharType="begin"/>
+            </w:r>
+            <w:r>
+              <w:rPr>
+                <w:noProof/>
+                <w:webHidden/>
+              </w:rPr>
               <w:instrText xml:space="preserve"> PAGEREF _Toc239662570 \h </w:instrText>
+            </w:r>
+            <w:r>
+              <w:rPr>
+                <w:noProof/>
+                <w:webHidden/>
+              </w:rPr>
+            </w:r>
+            <w:r>
+              <w:rPr>
+                <w:noProof/>
+                <w:webHidden/>
+              </w:rPr>
               <w:fldChar w:fldCharType="separate"/>
+            </w:r>
+            <w:r>
+              <w:rPr>
+                <w:noProof/>
+                <w:webHidden/>
+              </w:rPr>
               <w:t>13</w:t>
+            </w:r>
+            <w:r>
+              <w:rPr>
+                <w:noProof/>
+                <w:webHidden/>
+              </w:rPr>
               <w:fldChar w:fldCharType="end"/>
             </w:r>
           </w:hyperlink>
@@ -1297,10 +2237,46 @@
                 <w:webHidden/>
               </w:rPr>
               <w:tab/>
+            </w:r>
+            <w:r>
+              <w:rPr>
+                <w:noProof/>
+                <w:webHidden/>
+              </w:rPr>
               <w:fldChar w:fldCharType="begin"/>
+            </w:r>
+            <w:r>
+              <w:rPr>
+                <w:noProof/>
+                <w:webHidden/>
+              </w:rPr>
               <w:instrText xml:space="preserve"> PAGEREF _Toc239662571 \h </w:instrText>
+            </w:r>
+            <w:r>
+              <w:rPr>
+                <w:noProof/>
+                <w:webHidden/>
+              </w:rPr>
+            </w:r>
+            <w:r>
+              <w:rPr>
+                <w:noProof/>
+                <w:webHidden/>
+              </w:rPr>
               <w:fldChar w:fldCharType="separate"/>
+            </w:r>
+            <w:r>
+              <w:rPr>
+                <w:noProof/>
+                <w:webHidden/>
+              </w:rPr>
               <w:t>13</w:t>
+            </w:r>
+            <w:r>
+              <w:rPr>
+                <w:noProof/>
+                <w:webHidden/>
+              </w:rPr>
               <w:fldChar w:fldCharType="end"/>
             </w:r>
           </w:hyperlink>
@@ -1331,10 +2307,46 @@
                 <w:webHidden/>
               </w:rPr>
               <w:tab/>
+            </w:r>
+            <w:r>
+              <w:rPr>
+                <w:noProof/>
+                <w:webHidden/>
+              </w:rPr>
               <w:fldChar w:fldCharType="begin"/>
+            </w:r>
+            <w:r>
+              <w:rPr>
+                <w:noProof/>
+                <w:webHidden/>
+              </w:rPr>
               <w:instrText xml:space="preserve"> PAGEREF _Toc239662572 \h </w:instrText>
+            </w:r>
+            <w:r>
+              <w:rPr>
+                <w:noProof/>
+                <w:webHidden/>
+              </w:rPr>
+            </w:r>
+            <w:r>
+              <w:rPr>
+                <w:noProof/>
+                <w:webHidden/>
+              </w:rPr>
               <w:fldChar w:fldCharType="separate"/>
+            </w:r>
+            <w:r>
+              <w:rPr>
+                <w:noProof/>
+                <w:webHidden/>
+              </w:rPr>
               <w:t>13</w:t>
+            </w:r>
+            <w:r>
+              <w:rPr>
+                <w:noProof/>
+                <w:webHidden/>
+              </w:rPr>
               <w:fldChar w:fldCharType="end"/>
             </w:r>
           </w:hyperlink>
@@ -1368,10 +2380,46 @@
                 <w:webHidden/>
               </w:rPr>
               <w:tab/>
+            </w:r>
+            <w:r>
+              <w:rPr>
+                <w:noProof/>
+                <w:webHidden/>
+              </w:rPr>
               <w:fldChar w:fldCharType="begin"/>
+            </w:r>
+            <w:r>
+              <w:rPr>
+                <w:noProof/>
+                <w:webHidden/>
+              </w:rPr>
               <w:instrText xml:space="preserve"> PAGEREF _Toc239662573 \h </w:instrText>
+            </w:r>
+            <w:r>
+              <w:rPr>
+                <w:noProof/>
+                <w:webHidden/>
+              </w:rPr>
+            </w:r>
+            <w:r>
+              <w:rPr>
+                <w:noProof/>
+                <w:webHidden/>
+              </w:rPr>
               <w:fldChar w:fldCharType="separate"/>
+            </w:r>
+            <w:r>
+              <w:rPr>
+                <w:noProof/>
+                <w:webHidden/>
+              </w:rPr>
               <w:t>13</w:t>
+            </w:r>
+            <w:r>
+              <w:rPr>
+                <w:noProof/>
+                <w:webHidden/>
+              </w:rPr>
               <w:fldChar w:fldCharType="end"/>
             </w:r>
           </w:hyperlink>
@@ -1405,10 +2453,46 @@
                 <w:webHidden/>
               </w:rPr>
               <w:tab/>
+            </w:r>
+            <w:r>
+              <w:rPr>
+                <w:noProof/>
+                <w:webHidden/>
+              </w:rPr>
               <w:fldChar w:fldCharType="begin"/>
+            </w:r>
+            <w:r>
+              <w:rPr>
+                <w:noProof/>
+                <w:webHidden/>
+              </w:rPr>
               <w:instrText xml:space="preserve"> PAGEREF _Toc239662574 \h </w:instrText>
+            </w:r>
+            <w:r>
+              <w:rPr>
+                <w:noProof/>
+                <w:webHidden/>
+              </w:rPr>
+            </w:r>
+            <w:r>
+              <w:rPr>
+                <w:noProof/>
+                <w:webHidden/>
+              </w:rPr>
               <w:fldChar w:fldCharType="separate"/>
+            </w:r>
+            <w:r>
+              <w:rPr>
+                <w:noProof/>
+                <w:webHidden/>
+              </w:rPr>
               <w:t>14</w:t>
+            </w:r>
+            <w:r>
+              <w:rPr>
+                <w:noProof/>
+                <w:webHidden/>
+              </w:rPr>
               <w:fldChar w:fldCharType="end"/>
             </w:r>
           </w:hyperlink>
@@ -1442,10 +2526,46 @@
                 <w:webHidden/>
               </w:rPr>
               <w:tab/>
+            </w:r>
+            <w:r>
+              <w:rPr>
+                <w:noProof/>
+                <w:webHidden/>
+              </w:rPr>
               <w:fldChar w:fldCharType="begin"/>
+            </w:r>
+            <w:r>
+              <w:rPr>
+                <w:noProof/>
+                <w:webHidden/>
+              </w:rPr>
               <w:instrText xml:space="preserve"> PAGEREF _Toc239662575 \h </w:instrText>
+            </w:r>
+            <w:r>
+              <w:rPr>
+                <w:noProof/>
+                <w:webHidden/>
+              </w:rPr>
+            </w:r>
+            <w:r>
+              <w:rPr>
+                <w:noProof/>
+                <w:webHidden/>
+              </w:rPr>
               <w:fldChar w:fldCharType="separate"/>
+            </w:r>
+            <w:r>
+              <w:rPr>
+                <w:noProof/>
+                <w:webHidden/>
+              </w:rPr>
               <w:t>15</w:t>
+            </w:r>
+            <w:r>
+              <w:rPr>
+                <w:noProof/>
+                <w:webHidden/>
+              </w:rPr>
               <w:fldChar w:fldCharType="end"/>
             </w:r>
           </w:hyperlink>
@@ -1476,10 +2596,46 @@
                 <w:webHidden/>
               </w:rPr>
               <w:tab/>
+            </w:r>
+            <w:r>
+              <w:rPr>
+                <w:noProof/>
+                <w:webHidden/>
+              </w:rPr>
               <w:fldChar w:fldCharType="begin"/>
+            </w:r>
+            <w:r>
+              <w:rPr>
+                <w:noProof/>
+                <w:webHidden/>
+              </w:rPr>
               <w:instrText xml:space="preserve"> PAGEREF _Toc239662576 \h </w:instrText>
+            </w:r>
+            <w:r>
+              <w:rPr>
+                <w:noProof/>
+                <w:webHidden/>
+              </w:rPr>
+            </w:r>
+            <w:r>
+              <w:rPr>
+                <w:noProof/>
+                <w:webHidden/>
+              </w:rPr>
               <w:fldChar w:fldCharType="separate"/>
+            </w:r>
+            <w:r>
+              <w:rPr>
+                <w:noProof/>
+                <w:webHidden/>
+              </w:rPr>
               <w:t>16</w:t>
+            </w:r>
+            <w:r>
+              <w:rPr>
+                <w:noProof/>
+                <w:webHidden/>
+              </w:rPr>
               <w:fldChar w:fldCharType="end"/>
             </w:r>
           </w:hyperlink>
@@ -1513,10 +2669,46 @@
                 <w:webHidden/>
               </w:rPr>
               <w:tab/>
+            </w:r>
+            <w:r>
+              <w:rPr>
+                <w:noProof/>
+                <w:webHidden/>
+              </w:rPr>
               <w:fldChar w:fldCharType="begin"/>
+            </w:r>
+            <w:r>
+              <w:rPr>
+                <w:noProof/>
+                <w:webHidden/>
+              </w:rPr>
               <w:instrText xml:space="preserve"> PAGEREF _Toc239662577 \h </w:instrText>
+            </w:r>
+            <w:r>
+              <w:rPr>
+                <w:noProof/>
+                <w:webHidden/>
+              </w:rPr>
+            </w:r>
+            <w:r>
+              <w:rPr>
+                <w:noProof/>
+                <w:webHidden/>
+              </w:rPr>
               <w:fldChar w:fldCharType="separate"/>
+            </w:r>
+            <w:r>
+              <w:rPr>
+                <w:noProof/>
+                <w:webHidden/>
+              </w:rPr>
               <w:t>16</w:t>
+            </w:r>
+            <w:r>
+              <w:rPr>
+                <w:noProof/>
+                <w:webHidden/>
+              </w:rPr>
               <w:fldChar w:fldCharType="end"/>
             </w:r>
           </w:hyperlink>
@@ -1550,10 +2742,46 @@
                 <w:webHidden/>
               </w:rPr>
               <w:tab/>
+            </w:r>
+            <w:r>
+              <w:rPr>
+                <w:noProof/>
+                <w:webHidden/>
+              </w:rPr>
               <w:fldChar w:fldCharType="begin"/>
+            </w:r>
+            <w:r>
+              <w:rPr>
+                <w:noProof/>
+                <w:webHidden/>
+              </w:rPr>
               <w:instrText xml:space="preserve"> PAGEREF _Toc239662578 \h </w:instrText>
+            </w:r>
+            <w:r>
+              <w:rPr>
+                <w:noProof/>
+                <w:webHidden/>
+              </w:rPr>
+            </w:r>
+            <w:r>
+              <w:rPr>
+                <w:noProof/>
+                <w:webHidden/>
+              </w:rPr>
               <w:fldChar w:fldCharType="separate"/>
+            </w:r>
+            <w:r>
+              <w:rPr>
+                <w:noProof/>
+                <w:webHidden/>
+              </w:rPr>
               <w:t>16</w:t>
+            </w:r>
+            <w:r>
+              <w:rPr>
+                <w:noProof/>
+                <w:webHidden/>
+              </w:rPr>
               <w:fldChar w:fldCharType="end"/>
             </w:r>
           </w:hyperlink>
@@ -1587,10 +2815,46 @@
                 <w:webHidden/>
               </w:rPr>
               <w:tab/>
+            </w:r>
+            <w:r>
+              <w:rPr>
+                <w:noProof/>
+                <w:webHidden/>
+              </w:rPr>
               <w:fldChar w:fldCharType="begin"/>
+            </w:r>
+            <w:r>
+              <w:rPr>
+                <w:noProof/>
+                <w:webHidden/>
+              </w:rPr>
               <w:instrText xml:space="preserve"> PAGEREF _Toc239662579 \h </w:instrText>
+            </w:r>
+            <w:r>
+              <w:rPr>
+                <w:noProof/>
+                <w:webHidden/>
+              </w:rPr>
+            </w:r>
+            <w:r>
+              <w:rPr>
+                <w:noProof/>
+                <w:webHidden/>
+              </w:rPr>
               <w:fldChar w:fldCharType="separate"/>
+            </w:r>
+            <w:r>
+              <w:rPr>
+                <w:noProof/>
+                <w:webHidden/>
+              </w:rPr>
               <w:t>17</w:t>
+            </w:r>
+            <w:r>
+              <w:rPr>
+                <w:noProof/>
+                <w:webHidden/>
+              </w:rPr>
               <w:fldChar w:fldCharType="end"/>
             </w:r>
           </w:hyperlink>
@@ -1621,10 +2885,46 @@
                 <w:webHidden/>
               </w:rPr>
               <w:tab/>
+            </w:r>
+            <w:r>
+              <w:rPr>
+                <w:noProof/>
+                <w:webHidden/>
+              </w:rPr>
               <w:fldChar w:fldCharType="begin"/>
+            </w:r>
+            <w:r>
+              <w:rPr>
+                <w:noProof/>
+                <w:webHidden/>
+              </w:rPr>
               <w:instrText xml:space="preserve"> PAGEREF _Toc239662580 \h </w:instrText>
+            </w:r>
+            <w:r>
+              <w:rPr>
+                <w:noProof/>
+                <w:webHidden/>
+              </w:rPr>
+            </w:r>
+            <w:r>
+              <w:rPr>
+                <w:noProof/>
+                <w:webHidden/>
+              </w:rPr>
               <w:fldChar w:fldCharType="separate"/>
+            </w:r>
+            <w:r>
+              <w:rPr>
+                <w:noProof/>
+                <w:webHidden/>
+              </w:rPr>
               <w:t>18</w:t>
+            </w:r>
+            <w:r>
+              <w:rPr>
+                <w:noProof/>
+                <w:webHidden/>
+              </w:rPr>
               <w:fldChar w:fldCharType="end"/>
             </w:r>
           </w:hyperlink>
@@ -1658,10 +2958,46 @@
                 <w:webHidden/>
               </w:rPr>
               <w:tab/>
+            </w:r>
+            <w:r>
+              <w:rPr>
+                <w:noProof/>
+                <w:webHidden/>
+              </w:rPr>
               <w:fldChar w:fldCharType="begin"/>
+            </w:r>
+            <w:r>
+              <w:rPr>
+                <w:noProof/>
+                <w:webHidden/>
+              </w:rPr>
               <w:instrText xml:space="preserve"> PAGEREF _Toc239662581 \h </w:instrText>
+            </w:r>
+            <w:r>
+              <w:rPr>
+                <w:noProof/>
+                <w:webHidden/>
+              </w:rPr>
+            </w:r>
+            <w:r>
+              <w:rPr>
+                <w:noProof/>
+                <w:webHidden/>
+              </w:rPr>
               <w:fldChar w:fldCharType="separate"/>
+            </w:r>
+            <w:r>
+              <w:rPr>
+                <w:noProof/>
+                <w:webHidden/>
+              </w:rPr>
               <w:t>18</w:t>
+            </w:r>
+            <w:r>
+              <w:rPr>
+                <w:noProof/>
+                <w:webHidden/>
+              </w:rPr>
               <w:fldChar w:fldCharType="end"/>
             </w:r>
           </w:hyperlink>
@@ -1695,10 +3031,46 @@
                 <w:webHidden/>
               </w:rPr>
               <w:tab/>
+            </w:r>
+            <w:r>
+              <w:rPr>
+                <w:noProof/>
+                <w:webHidden/>
+              </w:rPr>
               <w:fldChar w:fldCharType="begin"/>
+            </w:r>
+            <w:r>
+              <w:rPr>
+                <w:noProof/>
+                <w:webHidden/>
+              </w:rPr>
               <w:instrText xml:space="preserve"> PAGEREF _Toc239662582 \h </w:instrText>
+            </w:r>
+            <w:r>
+              <w:rPr>
+                <w:noProof/>
+                <w:webHidden/>
+              </w:rPr>
+            </w:r>
+            <w:r>
+              <w:rPr>
+                <w:noProof/>
+                <w:webHidden/>
+              </w:rPr>
               <w:fldChar w:fldCharType="separate"/>
+            </w:r>
+            <w:r>
+              <w:rPr>
+                <w:noProof/>
+                <w:webHidden/>
+              </w:rPr>
               <w:t>18</w:t>
+            </w:r>
+            <w:r>
+              <w:rPr>
+                <w:noProof/>
+                <w:webHidden/>
+              </w:rPr>
               <w:fldChar w:fldCharType="end"/>
             </w:r>
           </w:hyperlink>
@@ -1732,10 +3104,46 @@
                 <w:webHidden/>
               </w:rPr>
               <w:tab/>
+            </w:r>
+            <w:r>
+              <w:rPr>
+                <w:noProof/>
+                <w:webHidden/>
+              </w:rPr>
               <w:fldChar w:fldCharType="begin"/>
+            </w:r>
+            <w:r>
+              <w:rPr>
+                <w:noProof/>
+                <w:webHidden/>
+              </w:rPr>
               <w:instrText xml:space="preserve"> PAGEREF _Toc239662583 \h </w:instrText>
+            </w:r>
+            <w:r>
+              <w:rPr>
+                <w:noProof/>
+                <w:webHidden/>
+              </w:rPr>
+            </w:r>
+            <w:r>
+              <w:rPr>
+                <w:noProof/>
+                <w:webHidden/>
+              </w:rPr>
               <w:fldChar w:fldCharType="separate"/>
+            </w:r>
+            <w:r>
+              <w:rPr>
+                <w:noProof/>
+                <w:webHidden/>
+              </w:rPr>
               <w:t>19</w:t>
+            </w:r>
+            <w:r>
+              <w:rPr>
+                <w:noProof/>
+                <w:webHidden/>
+              </w:rPr>
               <w:fldChar w:fldCharType="end"/>
             </w:r>
           </w:hyperlink>
@@ -1769,10 +3177,46 @@
                 <w:webHidden/>
               </w:rPr>
               <w:tab/>
+            </w:r>
+            <w:r>
+              <w:rPr>
+                <w:noProof/>
+                <w:webHidden/>
+              </w:rPr>
               <w:fldChar w:fldCharType="begin"/>
+            </w:r>
+            <w:r>
+              <w:rPr>
+                <w:noProof/>
+                <w:webHidden/>
+              </w:rPr>
               <w:instrText xml:space="preserve"> PAGEREF _Toc239662584 \h </w:instrText>
+            </w:r>
+            <w:r>
+              <w:rPr>
+                <w:noProof/>
+                <w:webHidden/>
+              </w:rPr>
+            </w:r>
+            <w:r>
+              <w:rPr>
+                <w:noProof/>
+                <w:webHidden/>
+              </w:rPr>
               <w:fldChar w:fldCharType="separate"/>
+            </w:r>
+            <w:r>
+              <w:rPr>
+                <w:noProof/>
+                <w:webHidden/>
+              </w:rPr>
               <w:t>19</w:t>
+            </w:r>
+            <w:r>
+              <w:rPr>
+                <w:noProof/>
+                <w:webHidden/>
+              </w:rPr>
               <w:fldChar w:fldCharType="end"/>
             </w:r>
           </w:hyperlink>
@@ -1803,10 +3247,46 @@
                 <w:webHidden/>
               </w:rPr>
               <w:tab/>
+            </w:r>
+            <w:r>
+              <w:rPr>
+                <w:noProof/>
+                <w:webHidden/>
+              </w:rPr>
               <w:fldChar w:fldCharType="begin"/>
+            </w:r>
+            <w:r>
+              <w:rPr>
+                <w:noProof/>
+                <w:webHidden/>
+              </w:rPr>
               <w:instrText xml:space="preserve"> PAGEREF _Toc239662585 \h </w:instrText>
+            </w:r>
+            <w:r>
+              <w:rPr>
+                <w:noProof/>
+                <w:webHidden/>
+              </w:rPr>
+            </w:r>
+            <w:r>
+              <w:rPr>
+                <w:noProof/>
+                <w:webHidden/>
+              </w:rPr>
               <w:fldChar w:fldCharType="separate"/>
+            </w:r>
+            <w:r>
+              <w:rPr>
+                <w:noProof/>
+                <w:webHidden/>
+              </w:rPr>
               <w:t>20</w:t>
+            </w:r>
+            <w:r>
+              <w:rPr>
+                <w:noProof/>
+                <w:webHidden/>
+              </w:rPr>
               <w:fldChar w:fldCharType="end"/>
             </w:r>
           </w:hyperlink>
@@ -1840,10 +3320,46 @@
                 <w:webHidden/>
               </w:rPr>
               <w:tab/>
+            </w:r>
+            <w:r>
+              <w:rPr>
+                <w:noProof/>
+                <w:webHidden/>
+              </w:rPr>
               <w:fldChar w:fldCharType="begin"/>
+            </w:r>
+            <w:r>
+              <w:rPr>
+                <w:noProof/>
+                <w:webHidden/>
+              </w:rPr>
               <w:instrText xml:space="preserve"> PAGEREF _Toc239662586 \h </w:instrText>
+            </w:r>
+            <w:r>
+              <w:rPr>
+                <w:noProof/>
+                <w:webHidden/>
+              </w:rPr>
+            </w:r>
+            <w:r>
+              <w:rPr>
+                <w:noProof/>
+                <w:webHidden/>
+              </w:rPr>
               <w:fldChar w:fldCharType="separate"/>
+            </w:r>
+            <w:r>
+              <w:rPr>
+                <w:noProof/>
+                <w:webHidden/>
+              </w:rPr>
               <w:t>20</w:t>
+            </w:r>
+            <w:r>
+              <w:rPr>
+                <w:noProof/>
+                <w:webHidden/>
+              </w:rPr>
               <w:fldChar w:fldCharType="end"/>
             </w:r>
           </w:hyperlink>
@@ -1877,10 +3393,46 @@
                 <w:webHidden/>
               </w:rPr>
               <w:tab/>
+            </w:r>
+            <w:r>
+              <w:rPr>
+                <w:noProof/>
+                <w:webHidden/>
+              </w:rPr>
               <w:fldChar w:fldCharType="begin"/>
+            </w:r>
+            <w:r>
+              <w:rPr>
+                <w:noProof/>
+                <w:webHidden/>
+              </w:rPr>
               <w:instrText xml:space="preserve"> PAGEREF _Toc239662587 \h </w:instrText>
+            </w:r>
+            <w:r>
+              <w:rPr>
+                <w:noProof/>
+                <w:webHidden/>
+              </w:rPr>
+            </w:r>
+            <w:r>
+              <w:rPr>
+                <w:noProof/>
+                <w:webHidden/>
+              </w:rPr>
               <w:fldChar w:fldCharType="separate"/>
+            </w:r>
+            <w:r>
+              <w:rPr>
+                <w:noProof/>
+                <w:webHidden/>
+              </w:rPr>
               <w:t>20</w:t>
+            </w:r>
+            <w:r>
+              <w:rPr>
+                <w:noProof/>
+                <w:webHidden/>
+              </w:rPr>
               <w:fldChar w:fldCharType="end"/>
             </w:r>
           </w:hyperlink>
@@ -1914,10 +3466,46 @@
                 <w:webHidden/>
               </w:rPr>
               <w:tab/>
+            </w:r>
+            <w:r>
+              <w:rPr>
+                <w:noProof/>
+                <w:webHidden/>
+              </w:rPr>
               <w:fldChar w:fldCharType="begin"/>
+            </w:r>
+            <w:r>
+              <w:rPr>
+                <w:noProof/>
+                <w:webHidden/>
+              </w:rPr>
               <w:instrText xml:space="preserve"> PAGEREF _Toc239662588 \h </w:instrText>
+            </w:r>
+            <w:r>
+              <w:rPr>
+                <w:noProof/>
+                <w:webHidden/>
+              </w:rPr>
+            </w:r>
+            <w:r>
+              <w:rPr>
+                <w:noProof/>
+                <w:webHidden/>
+              </w:rPr>
               <w:fldChar w:fldCharType="separate"/>
+            </w:r>
+            <w:r>
+              <w:rPr>
+                <w:noProof/>
+                <w:webHidden/>
+              </w:rPr>
               <w:t>21</w:t>
+            </w:r>
+            <w:r>
+              <w:rPr>
+                <w:noProof/>
+                <w:webHidden/>
+              </w:rPr>
               <w:fldChar w:fldCharType="end"/>
             </w:r>
           </w:hyperlink>
@@ -1948,10 +3536,46 @@
                 <w:webHidden/>
               </w:rPr>
               <w:tab/>
+            </w:r>
+            <w:r>
+              <w:rPr>
+                <w:noProof/>
+                <w:webHidden/>
+              </w:rPr>
               <w:fldChar w:fldCharType="begin"/>
+            </w:r>
+            <w:r>
+              <w:rPr>
+                <w:noProof/>
+                <w:webHidden/>
+              </w:rPr>
               <w:instrText xml:space="preserve"> PAGEREF _Toc239662589 \h </w:instrText>
+            </w:r>
+            <w:r>
+              <w:rPr>
+                <w:noProof/>
+                <w:webHidden/>
+              </w:rPr>
+            </w:r>
+            <w:r>
+              <w:rPr>
+                <w:noProof/>
+                <w:webHidden/>
+              </w:rPr>
               <w:fldChar w:fldCharType="separate"/>
+            </w:r>
+            <w:r>
+              <w:rPr>
+                <w:noProof/>
+                <w:webHidden/>
+              </w:rPr>
               <w:t>22</w:t>
+            </w:r>
+            <w:r>
+              <w:rPr>
+                <w:noProof/>
+                <w:webHidden/>
+              </w:rPr>
               <w:fldChar w:fldCharType="end"/>
             </w:r>
           </w:hyperlink>
@@ -1985,10 +3609,46 @@
                 <w:webHidden/>
               </w:rPr>
               <w:tab/>
+            </w:r>
+            <w:r>
+              <w:rPr>
+                <w:noProof/>
+                <w:webHidden/>
+              </w:rPr>
               <w:fldChar w:fldCharType="begin"/>
+            </w:r>
+            <w:r>
+              <w:rPr>
+                <w:noProof/>
+                <w:webHidden/>
+              </w:rPr>
               <w:instrText xml:space="preserve"> PAGEREF _Toc239662590 \h </w:instrText>
+            </w:r>
+            <w:r>
+              <w:rPr>
+                <w:noProof/>
+                <w:webHidden/>
+              </w:rPr>
+            </w:r>
+            <w:r>
+              <w:rPr>
+                <w:noProof/>
+                <w:webHidden/>
+              </w:rPr>
               <w:fldChar w:fldCharType="separate"/>
+            </w:r>
+            <w:r>
+              <w:rPr>
+                <w:noProof/>
+                <w:webHidden/>
+              </w:rPr>
               <w:t>22</w:t>
+            </w:r>
+            <w:r>
+              <w:rPr>
+                <w:noProof/>
+                <w:webHidden/>
+              </w:rPr>
               <w:fldChar w:fldCharType="end"/>
             </w:r>
           </w:hyperlink>
@@ -2022,10 +3682,46 @@
                 <w:webHidden/>
               </w:rPr>
               <w:tab/>
+            </w:r>
+            <w:r>
+              <w:rPr>
+                <w:noProof/>
+                <w:webHidden/>
+              </w:rPr>
               <w:fldChar w:fldCharType="begin"/>
+            </w:r>
+            <w:r>
+              <w:rPr>
+                <w:noProof/>
+                <w:webHidden/>
+              </w:rPr>
               <w:instrText xml:space="preserve"> PAGEREF _Toc239662591 \h </w:instrText>
+            </w:r>
+            <w:r>
+              <w:rPr>
+                <w:noProof/>
+                <w:webHidden/>
+              </w:rPr>
+            </w:r>
+            <w:r>
+              <w:rPr>
+                <w:noProof/>
+                <w:webHidden/>
+              </w:rPr>
               <w:fldChar w:fldCharType="separate"/>
+            </w:r>
+            <w:r>
+              <w:rPr>
+                <w:noProof/>
+                <w:webHidden/>
+              </w:rPr>
               <w:t>23</w:t>
+            </w:r>
+            <w:r>
+              <w:rPr>
+                <w:noProof/>
+                <w:webHidden/>
+              </w:rPr>
               <w:fldChar w:fldCharType="end"/>
             </w:r>
           </w:hyperlink>
@@ -2056,10 +3752,46 @@
                 <w:webHidden/>
               </w:rPr>
               <w:tab/>
+            </w:r>
+            <w:r>
+              <w:rPr>
+                <w:noProof/>
+                <w:webHidden/>
+              </w:rPr>
               <w:fldChar w:fldCharType="begin"/>
+            </w:r>
+            <w:r>
+              <w:rPr>
+                <w:noProof/>
+                <w:webHidden/>
+              </w:rPr>
               <w:instrText xml:space="preserve"> PAGEREF _Toc239662592 \h </w:instrText>
+            </w:r>
+            <w:r>
+              <w:rPr>
+                <w:noProof/>
+                <w:webHidden/>
+              </w:rPr>
+            </w:r>
+            <w:r>
+              <w:rPr>
+                <w:noProof/>
+                <w:webHidden/>
+              </w:rPr>
               <w:fldChar w:fldCharType="separate"/>
+            </w:r>
+            <w:r>
+              <w:rPr>
+                <w:noProof/>
+                <w:webHidden/>
+              </w:rPr>
               <w:t>24</w:t>
+            </w:r>
+            <w:r>
+              <w:rPr>
+                <w:noProof/>
+                <w:webHidden/>
+              </w:rPr>
               <w:fldChar w:fldCharType="end"/>
             </w:r>
           </w:hyperlink>
@@ -2093,10 +3825,46 @@
                 <w:webHidden/>
               </w:rPr>
               <w:tab/>
+            </w:r>
+            <w:r>
+              <w:rPr>
+                <w:noProof/>
+                <w:webHidden/>
+              </w:rPr>
               <w:fldChar w:fldCharType="begin"/>
+            </w:r>
+            <w:r>
+              <w:rPr>
+                <w:noProof/>
+                <w:webHidden/>
+              </w:rPr>
               <w:instrText xml:space="preserve"> PAGEREF _Toc239662593 \h </w:instrText>
+            </w:r>
+            <w:r>
+              <w:rPr>
+                <w:noProof/>
+                <w:webHidden/>
+              </w:rPr>
+            </w:r>
+            <w:r>
+              <w:rPr>
+                <w:noProof/>
+                <w:webHidden/>
+              </w:rPr>
               <w:fldChar w:fldCharType="separate"/>
+            </w:r>
+            <w:r>
+              <w:rPr>
+                <w:noProof/>
+                <w:webHidden/>
+              </w:rPr>
               <w:t>24</w:t>
+            </w:r>
+            <w:r>
+              <w:rPr>
+                <w:noProof/>
+                <w:webHidden/>
+              </w:rPr>
               <w:fldChar w:fldCharType="end"/>
             </w:r>
           </w:hyperlink>
@@ -2130,10 +3898,46 @@
                 <w:webHidden/>
               </w:rPr>
               <w:tab/>
+            </w:r>
+            <w:r>
+              <w:rPr>
+                <w:noProof/>
+                <w:webHidden/>
+              </w:rPr>
               <w:fldChar w:fldCharType="begin"/>
+            </w:r>
+            <w:r>
+              <w:rPr>
+                <w:noProof/>
+                <w:webHidden/>
+              </w:rPr>
               <w:instrText xml:space="preserve"> PAGEREF _Toc239662594 \h </w:instrText>
+            </w:r>
+            <w:r>
+              <w:rPr>
+                <w:noProof/>
+                <w:webHidden/>
+              </w:rPr>
+            </w:r>
+            <w:r>
+              <w:rPr>
+                <w:noProof/>
+                <w:webHidden/>
+              </w:rPr>
               <w:fldChar w:fldCharType="separate"/>
+            </w:r>
+            <w:r>
+              <w:rPr>
+                <w:noProof/>
+                <w:webHidden/>
+              </w:rPr>
               <w:t>25</w:t>
+            </w:r>
+            <w:r>
+              <w:rPr>
+                <w:noProof/>
+                <w:webHidden/>
+              </w:rPr>
               <w:fldChar w:fldCharType="end"/>
             </w:r>
           </w:hyperlink>
@@ -2167,10 +3971,46 @@
                 <w:webHidden/>
               </w:rPr>
               <w:tab/>
+            </w:r>
+            <w:r>
+              <w:rPr>
+                <w:noProof/>
+                <w:webHidden/>
+              </w:rPr>
               <w:fldChar w:fldCharType="begin"/>
+            </w:r>
+            <w:r>
+              <w:rPr>
+                <w:noProof/>
+                <w:webHidden/>
+              </w:rPr>
               <w:instrText xml:space="preserve"> PAGEREF _Toc239662595 \h </w:instrText>
+            </w:r>
+            <w:r>
+              <w:rPr>
+                <w:noProof/>
+                <w:webHidden/>
+              </w:rPr>
+            </w:r>
+            <w:r>
+              <w:rPr>
+                <w:noProof/>
+                <w:webHidden/>
+              </w:rPr>
               <w:fldChar w:fldCharType="separate"/>
+            </w:r>
+            <w:r>
+              <w:rPr>
+                <w:noProof/>
+                <w:webHidden/>
+              </w:rPr>
               <w:t>25</w:t>
+            </w:r>
+            <w:r>
+              <w:rPr>
+                <w:noProof/>
+                <w:webHidden/>
+              </w:rPr>
               <w:fldChar w:fldCharType="end"/>
             </w:r>
           </w:hyperlink>
@@ -2201,10 +4041,46 @@
                 <w:webHidden/>
               </w:rPr>
               <w:tab/>
+            </w:r>
+            <w:r>
+              <w:rPr>
+                <w:noProof/>
+                <w:webHidden/>
+              </w:rPr>
               <w:fldChar w:fldCharType="begin"/>
+            </w:r>
+            <w:r>
+              <w:rPr>
+                <w:noProof/>
+                <w:webHidden/>
+              </w:rPr>
               <w:instrText xml:space="preserve"> PAGEREF _Toc239662596 \h </w:instrText>
+            </w:r>
+            <w:r>
+              <w:rPr>
+                <w:noProof/>
+                <w:webHidden/>
+              </w:rPr>
+            </w:r>
+            <w:r>
+              <w:rPr>
+                <w:noProof/>
+                <w:webHidden/>
+              </w:rPr>
               <w:fldChar w:fldCharType="separate"/>
+            </w:r>
+            <w:r>
+              <w:rPr>
+                <w:noProof/>
+                <w:webHidden/>
+              </w:rPr>
               <w:t>25</w:t>
+            </w:r>
+            <w:r>
+              <w:rPr>
+                <w:noProof/>
+                <w:webHidden/>
+              </w:rPr>
               <w:fldChar w:fldCharType="end"/>
             </w:r>
           </w:hyperlink>
@@ -2238,10 +4114,46 @@
                 <w:webHidden/>
               </w:rPr>
               <w:tab/>
+            </w:r>
+            <w:r>
+              <w:rPr>
+                <w:noProof/>
+                <w:webHidden/>
+              </w:rPr>
               <w:fldChar w:fldCharType="begin"/>
+            </w:r>
+            <w:r>
+              <w:rPr>
+                <w:noProof/>
+                <w:webHidden/>
+              </w:rPr>
               <w:instrText xml:space="preserve"> PAGEREF _Toc239662597 \h </w:instrText>
+            </w:r>
+            <w:r>
+              <w:rPr>
+                <w:noProof/>
+                <w:webHidden/>
+              </w:rPr>
+            </w:r>
+            <w:r>
+              <w:rPr>
+                <w:noProof/>
+                <w:webHidden/>
+              </w:rPr>
               <w:fldChar w:fldCharType="separate"/>
+            </w:r>
+            <w:r>
+              <w:rPr>
+                <w:noProof/>
+                <w:webHidden/>
+              </w:rPr>
               <w:t>25</w:t>
+            </w:r>
+            <w:r>
+              <w:rPr>
+                <w:noProof/>
+                <w:webHidden/>
+              </w:rPr>
               <w:fldChar w:fldCharType="end"/>
             </w:r>
           </w:hyperlink>
@@ -2275,10 +4187,46 @@
                 <w:webHidden/>
               </w:rPr>
               <w:tab/>
+            </w:r>
+            <w:r>
+              <w:rPr>
+                <w:noProof/>
+                <w:webHidden/>
+              </w:rPr>
               <w:fldChar w:fldCharType="begin"/>
+            </w:r>
+            <w:r>
+              <w:rPr>
+                <w:noProof/>
+                <w:webHidden/>
+              </w:rPr>
               <w:instrText xml:space="preserve"> PAGEREF _Toc239662598 \h </w:instrText>
+            </w:r>
+            <w:r>
+              <w:rPr>
+                <w:noProof/>
+                <w:webHidden/>
+              </w:rPr>
+            </w:r>
+            <w:r>
+              <w:rPr>
+                <w:noProof/>
+                <w:webHidden/>
+              </w:rPr>
               <w:fldChar w:fldCharType="separate"/>
+            </w:r>
+            <w:r>
+              <w:rPr>
+                <w:noProof/>
+                <w:webHidden/>
+              </w:rPr>
               <w:t>26</w:t>
+            </w:r>
+            <w:r>
+              <w:rPr>
+                <w:noProof/>
+                <w:webHidden/>
+              </w:rPr>
               <w:fldChar w:fldCharType="end"/>
             </w:r>
           </w:hyperlink>
@@ -2312,10 +4260,46 @@
                 <w:webHidden/>
               </w:rPr>
               <w:tab/>
+            </w:r>
+            <w:r>
+              <w:rPr>
+                <w:noProof/>
+                <w:webHidden/>
+              </w:rPr>
               <w:fldChar w:fldCharType="begin"/>
+            </w:r>
+            <w:r>
+              <w:rPr>
+                <w:noProof/>
+                <w:webHidden/>
+              </w:rPr>
               <w:instrText xml:space="preserve"> PAGEREF _Toc239662599 \h </w:instrText>
+            </w:r>
+            <w:r>
+              <w:rPr>
+                <w:noProof/>
+                <w:webHidden/>
+              </w:rPr>
+            </w:r>
+            <w:r>
+              <w:rPr>
+                <w:noProof/>
+                <w:webHidden/>
+              </w:rPr>
               <w:fldChar w:fldCharType="separate"/>
+            </w:r>
+            <w:r>
+              <w:rPr>
+                <w:noProof/>
+                <w:webHidden/>
+              </w:rPr>
               <w:t>27</w:t>
+            </w:r>
+            <w:r>
+              <w:rPr>
+                <w:noProof/>
+                <w:webHidden/>
+              </w:rPr>
               <w:fldChar w:fldCharType="end"/>
             </w:r>
           </w:hyperlink>
@@ -2346,10 +4330,46 @@
                 <w:webHidden/>
               </w:rPr>
               <w:tab/>
+            </w:r>
+            <w:r>
+              <w:rPr>
+                <w:noProof/>
+                <w:webHidden/>
+              </w:rPr>
               <w:fldChar w:fldCharType="begin"/>
+            </w:r>
+            <w:r>
+              <w:rPr>
+                <w:noProof/>
+                <w:webHidden/>
+              </w:rPr>
               <w:instrText xml:space="preserve"> PAGEREF _Toc239662600 \h </w:instrText>
+            </w:r>
+            <w:r>
+              <w:rPr>
+                <w:noProof/>
+                <w:webHidden/>
+              </w:rPr>
+            </w:r>
+            <w:r>
+              <w:rPr>
+                <w:noProof/>
+                <w:webHidden/>
+              </w:rPr>
               <w:fldChar w:fldCharType="separate"/>
+            </w:r>
+            <w:r>
+              <w:rPr>
+                <w:noProof/>
+                <w:webHidden/>
+              </w:rPr>
               <w:t>27</w:t>
+            </w:r>
+            <w:r>
+              <w:rPr>
+                <w:noProof/>
+                <w:webHidden/>
+              </w:rPr>
               <w:fldChar w:fldCharType="end"/>
             </w:r>
           </w:hyperlink>
@@ -2383,10 +4403,46 @@
                 <w:webHidden/>
               </w:rPr>
               <w:tab/>
+            </w:r>
+            <w:r>
+              <w:rPr>
+                <w:noProof/>
+                <w:webHidden/>
+              </w:rPr>
               <w:fldChar w:fldCharType="begin"/>
+            </w:r>
+            <w:r>
+              <w:rPr>
+                <w:noProof/>
+                <w:webHidden/>
+              </w:rPr>
               <w:instrText xml:space="preserve"> PAGEREF _Toc239662601 \h </w:instrText>
+            </w:r>
+            <w:r>
+              <w:rPr>
+                <w:noProof/>
+                <w:webHidden/>
+              </w:rPr>
+            </w:r>
+            <w:r>
+              <w:rPr>
+                <w:noProof/>
+                <w:webHidden/>
+              </w:rPr>
               <w:fldChar w:fldCharType="separate"/>
+            </w:r>
+            <w:r>
+              <w:rPr>
+                <w:noProof/>
+                <w:webHidden/>
+              </w:rPr>
               <w:t>27</w:t>
+            </w:r>
+            <w:r>
+              <w:rPr>
+                <w:noProof/>
+                <w:webHidden/>
+              </w:rPr>
               <w:fldChar w:fldCharType="end"/>
             </w:r>
           </w:hyperlink>
@@ -2420,10 +4476,46 @@
                 <w:webHidden/>
               </w:rPr>
               <w:tab/>
+            </w:r>
+            <w:r>
+              <w:rPr>
+                <w:noProof/>
+                <w:webHidden/>
+              </w:rPr>
               <w:fldChar w:fldCharType="begin"/>
+            </w:r>
+            <w:r>
+              <w:rPr>
+                <w:noProof/>
+                <w:webHidden/>
+              </w:rPr>
               <w:instrText xml:space="preserve"> PAGEREF _Toc239662602 \h </w:instrText>
+            </w:r>
+            <w:r>
+              <w:rPr>
+                <w:noProof/>
+                <w:webHidden/>
+              </w:rPr>
+            </w:r>
+            <w:r>
+              <w:rPr>
+                <w:noProof/>
+                <w:webHidden/>
+              </w:rPr>
               <w:fldChar w:fldCharType="separate"/>
+            </w:r>
+            <w:r>
+              <w:rPr>
+                <w:noProof/>
+                <w:webHidden/>
+              </w:rPr>
               <w:t>27</w:t>
+            </w:r>
+            <w:r>
+              <w:rPr>
+                <w:noProof/>
+                <w:webHidden/>
+              </w:rPr>
               <w:fldChar w:fldCharType="end"/>
             </w:r>
           </w:hyperlink>
@@ -2457,10 +4549,46 @@
                 <w:webHidden/>
               </w:rPr>
               <w:tab/>
+            </w:r>
+            <w:r>
+              <w:rPr>
+                <w:noProof/>
+                <w:webHidden/>
+              </w:rPr>
               <w:fldChar w:fldCharType="begin"/>
+            </w:r>
+            <w:r>
+              <w:rPr>
+                <w:noProof/>
+                <w:webHidden/>
+              </w:rPr>
               <w:instrText xml:space="preserve"> PAGEREF _Toc239662603 \h </w:instrText>
+            </w:r>
+            <w:r>
+              <w:rPr>
+                <w:noProof/>
+                <w:webHidden/>
+              </w:rPr>
+            </w:r>
+            <w:r>
+              <w:rPr>
+                <w:noProof/>
+                <w:webHidden/>
+              </w:rPr>
               <w:fldChar w:fldCharType="separate"/>
+            </w:r>
+            <w:r>
+              <w:rPr>
+                <w:noProof/>
+                <w:webHidden/>
+              </w:rPr>
               <w:t>27</w:t>
+            </w:r>
+            <w:r>
+              <w:rPr>
+                <w:noProof/>
+                <w:webHidden/>
+              </w:rPr>
               <w:fldChar w:fldCharType="end"/>
             </w:r>
           </w:hyperlink>
@@ -2494,10 +4622,46 @@
                 <w:webHidden/>
               </w:rPr>
               <w:tab/>
+            </w:r>
+            <w:r>
+              <w:rPr>
+                <w:noProof/>
+                <w:webHidden/>
+              </w:rPr>
               <w:fldChar w:fldCharType="begin"/>
+            </w:r>
+            <w:r>
+              <w:rPr>
+                <w:noProof/>
+                <w:webHidden/>
+              </w:rPr>
               <w:instrText xml:space="preserve"> PAGEREF _Toc239662604 \h </w:instrText>
+            </w:r>
+            <w:r>
+              <w:rPr>
+                <w:noProof/>
+                <w:webHidden/>
+              </w:rPr>
+            </w:r>
+            <w:r>
+              <w:rPr>
+                <w:noProof/>
+                <w:webHidden/>
+              </w:rPr>
               <w:fldChar w:fldCharType="separate"/>
+            </w:r>
+            <w:r>
+              <w:rPr>
+                <w:noProof/>
+                <w:webHidden/>
+              </w:rPr>
               <w:t>28</w:t>
+            </w:r>
+            <w:r>
+              <w:rPr>
+                <w:noProof/>
+                <w:webHidden/>
+              </w:rPr>
               <w:fldChar w:fldCharType="end"/>
             </w:r>
           </w:hyperlink>
@@ -2528,10 +4692,46 @@
                 <w:webHidden/>
               </w:rPr>
               <w:tab/>
+            </w:r>
+            <w:r>
+              <w:rPr>
+                <w:noProof/>
+                <w:webHidden/>
+              </w:rPr>
               <w:fldChar w:fldCharType="begin"/>
+            </w:r>
+            <w:r>
+              <w:rPr>
+                <w:noProof/>
+                <w:webHidden/>
+              </w:rPr>
               <w:instrText xml:space="preserve"> PAGEREF _Toc239662605 \h </w:instrText>
+            </w:r>
+            <w:r>
+              <w:rPr>
+                <w:noProof/>
+                <w:webHidden/>
+              </w:rPr>
+            </w:r>
+            <w:r>
+              <w:rPr>
+                <w:noProof/>
+                <w:webHidden/>
+              </w:rPr>
               <w:fldChar w:fldCharType="separate"/>
+            </w:r>
+            <w:r>
+              <w:rPr>
+                <w:noProof/>
+                <w:webHidden/>
+              </w:rPr>
               <w:t>29</w:t>
+            </w:r>
+            <w:r>
+              <w:rPr>
+                <w:noProof/>
+                <w:webHidden/>
+              </w:rPr>
               <w:fldChar w:fldCharType="end"/>
             </w:r>
           </w:hyperlink>
@@ -2565,10 +4765,46 @@
                 <w:webHidden/>
               </w:rPr>
               <w:tab/>
+            </w:r>
+            <w:r>
+              <w:rPr>
+                <w:noProof/>
+                <w:webHidden/>
+              </w:rPr>
               <w:fldChar w:fldCharType="begin"/>
+            </w:r>
+            <w:r>
+              <w:rPr>
+                <w:noProof/>
+                <w:webHidden/>
+              </w:rPr>
               <w:instrText xml:space="preserve"> PAGEREF _Toc239662606 \h </w:instrText>
+            </w:r>
+            <w:r>
+              <w:rPr>
+                <w:noProof/>
+                <w:webHidden/>
+              </w:rPr>
+            </w:r>
+            <w:r>
+              <w:rPr>
+                <w:noProof/>
+                <w:webHidden/>
+              </w:rPr>
               <w:fldChar w:fldCharType="separate"/>
+            </w:r>
+            <w:r>
+              <w:rPr>
+                <w:noProof/>
+                <w:webHidden/>
+              </w:rPr>
               <w:t>29</w:t>
+            </w:r>
+            <w:r>
+              <w:rPr>
+                <w:noProof/>
+                <w:webHidden/>
+              </w:rPr>
               <w:fldChar w:fldCharType="end"/>
             </w:r>
           </w:hyperlink>
@@ -2602,10 +4838,46 @@
                 <w:webHidden/>
               </w:rPr>
               <w:tab/>
+            </w:r>
+            <w:r>
+              <w:rPr>
+                <w:noProof/>
+                <w:webHidden/>
+              </w:rPr>
               <w:fldChar w:fldCharType="begin"/>
+            </w:r>
+            <w:r>
+              <w:rPr>
+                <w:noProof/>
+                <w:webHidden/>
+              </w:rPr>
               <w:instrText xml:space="preserve"> PAGEREF _Toc239662607 \h </w:instrText>
+            </w:r>
+            <w:r>
+              <w:rPr>
+                <w:noProof/>
+                <w:webHidden/>
+              </w:rPr>
+            </w:r>
+            <w:r>
+              <w:rPr>
+                <w:noProof/>
+                <w:webHidden/>
+              </w:rPr>
               <w:fldChar w:fldCharType="separate"/>
+            </w:r>
+            <w:r>
+              <w:rPr>
+                <w:noProof/>
+                <w:webHidden/>
+              </w:rPr>
               <w:t>29</w:t>
+            </w:r>
+            <w:r>
+              <w:rPr>
+                <w:noProof/>
+                <w:webHidden/>
+              </w:rPr>
               <w:fldChar w:fldCharType="end"/>
             </w:r>
           </w:hyperlink>
@@ -2639,10 +4911,46 @@
                 <w:webHidden/>
               </w:rPr>
               <w:tab/>
+            </w:r>
+            <w:r>
+              <w:rPr>
+                <w:noProof/>
+                <w:webHidden/>
+              </w:rPr>
               <w:fldChar w:fldCharType="begin"/>
+            </w:r>
+            <w:r>
+              <w:rPr>
+                <w:noProof/>
+                <w:webHidden/>
+              </w:rPr>
               <w:instrText xml:space="preserve"> PAGEREF _Toc239662608 \h </w:instrText>
+            </w:r>
+            <w:r>
+              <w:rPr>
+                <w:noProof/>
+                <w:webHidden/>
+              </w:rPr>
+            </w:r>
+            <w:r>
+              <w:rPr>
+                <w:noProof/>
+                <w:webHidden/>
+              </w:rPr>
               <w:fldChar w:fldCharType="separate"/>
+            </w:r>
+            <w:r>
+              <w:rPr>
+                <w:noProof/>
+                <w:webHidden/>
+              </w:rPr>
               <w:t>30</w:t>
+            </w:r>
+            <w:r>
+              <w:rPr>
+                <w:noProof/>
+                <w:webHidden/>
+              </w:rPr>
               <w:fldChar w:fldCharType="end"/>
             </w:r>
           </w:hyperlink>
@@ -2676,10 +4984,46 @@
                 <w:webHidden/>
               </w:rPr>
               <w:tab/>
+            </w:r>
+            <w:r>
+              <w:rPr>
+                <w:noProof/>
+                <w:webHidden/>
+              </w:rPr>
               <w:fldChar w:fldCharType="begin"/>
+            </w:r>
+            <w:r>
+              <w:rPr>
+                <w:noProof/>
+                <w:webHidden/>
+              </w:rPr>
               <w:instrText xml:space="preserve"> PAGEREF _Toc239662609 \h </w:instrText>
+            </w:r>
+            <w:r>
+              <w:rPr>
+                <w:noProof/>
+                <w:webHidden/>
+              </w:rPr>
+            </w:r>
+            <w:r>
+              <w:rPr>
+                <w:noProof/>
+                <w:webHidden/>
+              </w:rPr>
               <w:fldChar w:fldCharType="separate"/>
+            </w:r>
+            <w:r>
+              <w:rPr>
+                <w:noProof/>
+                <w:webHidden/>
+              </w:rPr>
               <w:t>30</w:t>
+            </w:r>
+            <w:r>
+              <w:rPr>
+                <w:noProof/>
+                <w:webHidden/>
+              </w:rPr>
               <w:fldChar w:fldCharType="end"/>
             </w:r>
           </w:hyperlink>
@@ -2710,10 +5054,46 @@
                 <w:webHidden/>
               </w:rPr>
               <w:tab/>
+            </w:r>
+            <w:r>
+              <w:rPr>
+                <w:noProof/>
+                <w:webHidden/>
+              </w:rPr>
               <w:fldChar w:fldCharType="begin"/>
+            </w:r>
+            <w:r>
+              <w:rPr>
+                <w:noProof/>
+                <w:webHidden/>
+              </w:rPr>
               <w:instrText xml:space="preserve"> PAGEREF _Toc239662610 \h </w:instrText>
+            </w:r>
+            <w:r>
+              <w:rPr>
+                <w:noProof/>
+                <w:webHidden/>
+              </w:rPr>
+            </w:r>
+            <w:r>
+              <w:rPr>
+                <w:noProof/>
+                <w:webHidden/>
+              </w:rPr>
               <w:fldChar w:fldCharType="separate"/>
+            </w:r>
+            <w:r>
+              <w:rPr>
+                <w:noProof/>
+                <w:webHidden/>
+              </w:rPr>
               <w:t>31</w:t>
+            </w:r>
+            <w:r>
+              <w:rPr>
+                <w:noProof/>
+                <w:webHidden/>
+              </w:rPr>
               <w:fldChar w:fldCharType="end"/>
             </w:r>
           </w:hyperlink>
@@ -2744,10 +5124,46 @@
                 <w:webHidden/>
               </w:rPr>
               <w:tab/>
+            </w:r>
+            <w:r>
+              <w:rPr>
+                <w:noProof/>
+                <w:webHidden/>
+              </w:rPr>
               <w:fldChar w:fldCharType="begin"/>
+            </w:r>
+            <w:r>
+              <w:rPr>
+                <w:noProof/>
+                <w:webHidden/>
+              </w:rPr>
               <w:instrText xml:space="preserve"> PAGEREF _Toc239662611 \h </w:instrText>
+            </w:r>
+            <w:r>
+              <w:rPr>
+                <w:noProof/>
+                <w:webHidden/>
+              </w:rPr>
+            </w:r>
+            <w:r>
+              <w:rPr>
+                <w:noProof/>
+                <w:webHidden/>
+              </w:rPr>
               <w:fldChar w:fldCharType="separate"/>
+            </w:r>
+            <w:r>
+              <w:rPr>
+                <w:noProof/>
+                <w:webHidden/>
+              </w:rPr>
               <w:t>31</w:t>
+            </w:r>
+            <w:r>
+              <w:rPr>
+                <w:noProof/>
+                <w:webHidden/>
+              </w:rPr>
               <w:fldChar w:fldCharType="end"/>
             </w:r>
           </w:hyperlink>
@@ -2811,10 +5227,14 @@
       </w:pPr>
       <w:r>
         <w:fldChar w:fldCharType="begin"/>
+      </w:r>
+      <w:r>
         <w:instrText xml:space="preserve"> TOC \h \z \c "Figura" </w:instrText>
+      </w:r>
+      <w:r>
         <w:fldChar w:fldCharType="separate"/>
       </w:r>
-      <w:hyperlink w:anchor="_Toc239662508" w:history="1">
+      <w:hyperlink w:anchor="_Toc239705847" w:history="1">
         <w:r>
           <w:rPr>
             <w:rStyle w:val="Hyperlink"/>
@@ -2829,10 +5249,46 @@
             <w:webHidden/>
           </w:rPr>
           <w:tab/>
+        </w:r>
+        <w:r>
+          <w:rPr>
+            <w:noProof/>
+            <w:webHidden/>
+          </w:rPr>
           <w:fldChar w:fldCharType="begin"/>
-          <w:instrText xml:space="preserve"> PAGEREF _Toc239662508 \h </w:instrText>
+        </w:r>
+        <w:r>
+          <w:rPr>
+            <w:noProof/>
+            <w:webHidden/>
+          </w:rPr>
+          <w:instrText xml:space="preserve"> PAGEREF _Toc239705847 \h </w:instrText>
+        </w:r>
+        <w:r>
+          <w:rPr>
+            <w:noProof/>
+            <w:webHidden/>
+          </w:rPr>
+        </w:r>
+        <w:r>
+          <w:rPr>
+            <w:noProof/>
+            <w:webHidden/>
+          </w:rPr>
           <w:fldChar w:fldCharType="separate"/>
-          <w:t>11</w:t>
+        </w:r>
+        <w:r>
+          <w:rPr>
+            <w:noProof/>
+            <w:webHidden/>
+          </w:rPr>
+          <w:t>12</w:t>
+        </w:r>
+        <w:r>
+          <w:rPr>
+            <w:noProof/>
+            <w:webHidden/>
+          </w:rPr>
           <w:fldChar w:fldCharType="end"/>
         </w:r>
       </w:hyperlink>
@@ -2852,7 +5308,7 @@
           <w14:ligatures w14:val="standardContextual"/>
         </w:rPr>
       </w:pPr>
-      <w:hyperlink w:anchor="_Toc239662509" w:history="1">
+      <w:hyperlink w:anchor="_Toc239705848" w:history="1">
         <w:r>
           <w:rPr>
             <w:rStyle w:val="Hyperlink"/>
@@ -2867,10 +5323,46 @@
             <w:webHidden/>
           </w:rPr>
           <w:tab/>
+        </w:r>
+        <w:r>
+          <w:rPr>
+            <w:noProof/>
+            <w:webHidden/>
+          </w:rPr>
           <w:fldChar w:fldCharType="begin"/>
-          <w:instrText xml:space="preserve"> PAGEREF _Toc239662509 \h </w:instrText>
+        </w:r>
+        <w:r>
+          <w:rPr>
+            <w:noProof/>
+            <w:webHidden/>
+          </w:rPr>
+          <w:instrText xml:space="preserve"> PAGEREF _Toc239705848 \h </w:instrText>
+        </w:r>
+        <w:r>
+          <w:rPr>
+            <w:noProof/>
+            <w:webHidden/>
+          </w:rPr>
+        </w:r>
+        <w:r>
+          <w:rPr>
+            <w:noProof/>
+            <w:webHidden/>
+          </w:rPr>
           <w:fldChar w:fldCharType="separate"/>
-          <w:t>14</w:t>
+        </w:r>
+        <w:r>
+          <w:rPr>
+            <w:noProof/>
+            <w:webHidden/>
+          </w:rPr>
+          <w:t>15</w:t>
+        </w:r>
+        <w:r>
+          <w:rPr>
+            <w:noProof/>
+            <w:webHidden/>
+          </w:rPr>
           <w:fldChar w:fldCharType="end"/>
         </w:r>
       </w:hyperlink>
@@ -2890,7 +5382,7 @@
           <w14:ligatures w14:val="standardContextual"/>
         </w:rPr>
       </w:pPr>
-      <w:hyperlink w:anchor="_Toc239662510" w:history="1">
+      <w:hyperlink w:anchor="_Toc239705849" w:history="1">
         <w:r>
           <w:rPr>
             <w:rStyle w:val="Hyperlink"/>
@@ -2905,10 +5397,46 @@
             <w:webHidden/>
           </w:rPr>
           <w:tab/>
+        </w:r>
+        <w:r>
+          <w:rPr>
+            <w:noProof/>
+            <w:webHidden/>
+          </w:rPr>
           <w:fldChar w:fldCharType="begin"/>
-          <w:instrText xml:space="preserve"> PAGEREF _Toc239662510 \h </w:instrText>
+        </w:r>
+        <w:r>
+          <w:rPr>
+            <w:noProof/>
+            <w:webHidden/>
+          </w:rPr>
+          <w:instrText xml:space="preserve"> PAGEREF _Toc239705849 \h </w:instrText>
+        </w:r>
+        <w:r>
+          <w:rPr>
+            <w:noProof/>
+            <w:webHidden/>
+          </w:rPr>
+        </w:r>
+        <w:r>
+          <w:rPr>
+            <w:noProof/>
+            <w:webHidden/>
+          </w:rPr>
           <w:fldChar w:fldCharType="separate"/>
-          <w:t>14</w:t>
+        </w:r>
+        <w:r>
+          <w:rPr>
+            <w:noProof/>
+            <w:webHidden/>
+          </w:rPr>
+          <w:t>15</w:t>
+        </w:r>
+        <w:r>
+          <w:rPr>
+            <w:noProof/>
+            <w:webHidden/>
+          </w:rPr>
           <w:fldChar w:fldCharType="end"/>
         </w:r>
       </w:hyperlink>
@@ -2928,7 +5456,7 @@
           <w14:ligatures w14:val="standardContextual"/>
         </w:rPr>
       </w:pPr>
-      <w:hyperlink w:anchor="_Toc239662511" w:history="1">
+      <w:hyperlink w:anchor="_Toc239705850" w:history="1">
         <w:r>
           <w:rPr>
             <w:rStyle w:val="Hyperlink"/>
@@ -2943,10 +5471,46 @@
             <w:webHidden/>
           </w:rPr>
           <w:tab/>
+        </w:r>
+        <w:r>
+          <w:rPr>
+            <w:noProof/>
+            <w:webHidden/>
+          </w:rPr>
           <w:fldChar w:fldCharType="begin"/>
-          <w:instrText xml:space="preserve"> PAGEREF _Toc239662511 \h </w:instrText>
+        </w:r>
+        <w:r>
+          <w:rPr>
+            <w:noProof/>
+            <w:webHidden/>
+          </w:rPr>
+          <w:instrText xml:space="preserve"> PAGEREF _Toc239705850 \h </w:instrText>
+        </w:r>
+        <w:r>
+          <w:rPr>
+            <w:noProof/>
+            <w:webHidden/>
+          </w:rPr>
+        </w:r>
+        <w:r>
+          <w:rPr>
+            <w:noProof/>
+            <w:webHidden/>
+          </w:rPr>
           <w:fldChar w:fldCharType="separate"/>
-          <w:t>16</w:t>
+        </w:r>
+        <w:r>
+          <w:rPr>
+            <w:noProof/>
+            <w:webHidden/>
+          </w:rPr>
+          <w:t>17</w:t>
+        </w:r>
+        <w:r>
+          <w:rPr>
+            <w:noProof/>
+            <w:webHidden/>
+          </w:rPr>
           <w:fldChar w:fldCharType="end"/>
         </w:r>
       </w:hyperlink>
@@ -2966,7 +5530,7 @@
           <w14:ligatures w14:val="standardContextual"/>
         </w:rPr>
       </w:pPr>
-      <w:hyperlink w:anchor="_Toc239662512" w:history="1">
+      <w:hyperlink w:anchor="_Toc239705851" w:history="1">
         <w:r>
           <w:rPr>
             <w:rStyle w:val="Hyperlink"/>
@@ -2981,10 +5545,46 @@
             <w:webHidden/>
           </w:rPr>
           <w:tab/>
+        </w:r>
+        <w:r>
+          <w:rPr>
+            <w:noProof/>
+            <w:webHidden/>
+          </w:rPr>
           <w:fldChar w:fldCharType="begin"/>
-          <w:instrText xml:space="preserve"> PAGEREF _Toc239662512 \h </w:instrText>
+        </w:r>
+        <w:r>
+          <w:rPr>
+            <w:noProof/>
+            <w:webHidden/>
+          </w:rPr>
+          <w:instrText xml:space="preserve"> PAGEREF _Toc239705851 \h </w:instrText>
+        </w:r>
+        <w:r>
+          <w:rPr>
+            <w:noProof/>
+            <w:webHidden/>
+          </w:rPr>
+        </w:r>
+        <w:r>
+          <w:rPr>
+            <w:noProof/>
+            <w:webHidden/>
+          </w:rPr>
           <w:fldChar w:fldCharType="separate"/>
-          <w:t>16</w:t>
+        </w:r>
+        <w:r>
+          <w:rPr>
+            <w:noProof/>
+            <w:webHidden/>
+          </w:rPr>
+          <w:t>17</w:t>
+        </w:r>
+        <w:r>
+          <w:rPr>
+            <w:noProof/>
+            <w:webHidden/>
+          </w:rPr>
           <w:fldChar w:fldCharType="end"/>
         </w:r>
       </w:hyperlink>
@@ -3004,7 +5604,7 @@
           <w14:ligatures w14:val="standardContextual"/>
         </w:rPr>
       </w:pPr>
-      <w:hyperlink w:anchor="_Toc239662513" w:history="1">
+      <w:hyperlink w:anchor="_Toc239705852" w:history="1">
         <w:r>
           <w:rPr>
             <w:rStyle w:val="Hyperlink"/>
@@ -3019,10 +5619,46 @@
             <w:webHidden/>
           </w:rPr>
           <w:tab/>
+        </w:r>
+        <w:r>
+          <w:rPr>
+            <w:noProof/>
+            <w:webHidden/>
+          </w:rPr>
           <w:fldChar w:fldCharType="begin"/>
-          <w:instrText xml:space="preserve"> PAGEREF _Toc239662513 \h </w:instrText>
+        </w:r>
+        <w:r>
+          <w:rPr>
+            <w:noProof/>
+            <w:webHidden/>
+          </w:rPr>
+          <w:instrText xml:space="preserve"> PAGEREF _Toc239705852 \h </w:instrText>
+        </w:r>
+        <w:r>
+          <w:rPr>
+            <w:noProof/>
+            <w:webHidden/>
+          </w:rPr>
+        </w:r>
+        <w:r>
+          <w:rPr>
+            <w:noProof/>
+            <w:webHidden/>
+          </w:rPr>
           <w:fldChar w:fldCharType="separate"/>
-          <w:t>17</w:t>
+        </w:r>
+        <w:r>
+          <w:rPr>
+            <w:noProof/>
+            <w:webHidden/>
+          </w:rPr>
+          <w:t>18</w:t>
+        </w:r>
+        <w:r>
+          <w:rPr>
+            <w:noProof/>
+            <w:webHidden/>
+          </w:rPr>
           <w:fldChar w:fldCharType="end"/>
         </w:r>
       </w:hyperlink>
@@ -3042,7 +5678,7 @@
           <w14:ligatures w14:val="standardContextual"/>
         </w:rPr>
       </w:pPr>
-      <w:hyperlink w:anchor="_Toc239662514" w:history="1">
+      <w:hyperlink w:anchor="_Toc239705853" w:history="1">
         <w:r>
           <w:rPr>
             <w:rStyle w:val="Hyperlink"/>
@@ -3057,10 +5693,46 @@
             <w:webHidden/>
           </w:rPr>
           <w:tab/>
+        </w:r>
+        <w:r>
+          <w:rPr>
+            <w:noProof/>
+            <w:webHidden/>
+          </w:rPr>
           <w:fldChar w:fldCharType="begin"/>
-          <w:instrText xml:space="preserve"> PAGEREF _Toc239662514 \h </w:instrText>
+        </w:r>
+        <w:r>
+          <w:rPr>
+            <w:noProof/>
+            <w:webHidden/>
+          </w:rPr>
+          <w:instrText xml:space="preserve"> PAGEREF _Toc239705853 \h </w:instrText>
+        </w:r>
+        <w:r>
+          <w:rPr>
+            <w:noProof/>
+            <w:webHidden/>
+          </w:rPr>
+        </w:r>
+        <w:r>
+          <w:rPr>
+            <w:noProof/>
+            <w:webHidden/>
+          </w:rPr>
           <w:fldChar w:fldCharType="separate"/>
-          <w:t>18</w:t>
+        </w:r>
+        <w:r>
+          <w:rPr>
+            <w:noProof/>
+            <w:webHidden/>
+          </w:rPr>
+          <w:t>19</w:t>
+        </w:r>
+        <w:r>
+          <w:rPr>
+            <w:noProof/>
+            <w:webHidden/>
+          </w:rPr>
           <w:fldChar w:fldCharType="end"/>
         </w:r>
       </w:hyperlink>
@@ -3080,7 +5752,7 @@
           <w14:ligatures w14:val="standardContextual"/>
         </w:rPr>
       </w:pPr>
-      <w:hyperlink w:anchor="_Toc239662515" w:history="1">
+      <w:hyperlink w:anchor="_Toc239705854" w:history="1">
         <w:r>
           <w:rPr>
             <w:rStyle w:val="Hyperlink"/>
@@ -3095,10 +5767,46 @@
             <w:webHidden/>
           </w:rPr>
           <w:tab/>
+        </w:r>
+        <w:r>
+          <w:rPr>
+            <w:noProof/>
+            <w:webHidden/>
+          </w:rPr>
           <w:fldChar w:fldCharType="begin"/>
-          <w:instrText xml:space="preserve"> PAGEREF _Toc239662515 \h </w:instrText>
+        </w:r>
+        <w:r>
+          <w:rPr>
+            <w:noProof/>
+            <w:webHidden/>
+          </w:rPr>
+          <w:instrText xml:space="preserve"> PAGEREF _Toc239705854 \h </w:instrText>
+        </w:r>
+        <w:r>
+          <w:rPr>
+            <w:noProof/>
+            <w:webHidden/>
+          </w:rPr>
+        </w:r>
+        <w:r>
+          <w:rPr>
+            <w:noProof/>
+            <w:webHidden/>
+          </w:rPr>
           <w:fldChar w:fldCharType="separate"/>
-          <w:t>19</w:t>
+        </w:r>
+        <w:r>
+          <w:rPr>
+            <w:noProof/>
+            <w:webHidden/>
+          </w:rPr>
+          <w:t>20</w:t>
+        </w:r>
+        <w:r>
+          <w:rPr>
+            <w:noProof/>
+            <w:webHidden/>
+          </w:rPr>
           <w:fldChar w:fldCharType="end"/>
         </w:r>
       </w:hyperlink>
@@ -3118,7 +5826,7 @@
           <w14:ligatures w14:val="standardContextual"/>
         </w:rPr>
       </w:pPr>
-      <w:hyperlink w:anchor="_Toc239662516" w:history="1">
+      <w:hyperlink w:anchor="_Toc239705855" w:history="1">
         <w:r>
           <w:rPr>
             <w:rStyle w:val="Hyperlink"/>
@@ -3133,10 +5841,46 @@
             <w:webHidden/>
           </w:rPr>
           <w:tab/>
+        </w:r>
+        <w:r>
+          <w:rPr>
+            <w:noProof/>
+            <w:webHidden/>
+          </w:rPr>
           <w:fldChar w:fldCharType="begin"/>
-          <w:instrText xml:space="preserve"> PAGEREF _Toc239662516 \h </w:instrText>
+        </w:r>
+        <w:r>
+          <w:rPr>
+            <w:noProof/>
+            <w:webHidden/>
+          </w:rPr>
+          <w:instrText xml:space="preserve"> PAGEREF _Toc239705855 \h </w:instrText>
+        </w:r>
+        <w:r>
+          <w:rPr>
+            <w:noProof/>
+            <w:webHidden/>
+          </w:rPr>
+        </w:r>
+        <w:r>
+          <w:rPr>
+            <w:noProof/>
+            <w:webHidden/>
+          </w:rPr>
           <w:fldChar w:fldCharType="separate"/>
-          <w:t>20</w:t>
+        </w:r>
+        <w:r>
+          <w:rPr>
+            <w:noProof/>
+            <w:webHidden/>
+          </w:rPr>
+          <w:t>21</w:t>
+        </w:r>
+        <w:r>
+          <w:rPr>
+            <w:noProof/>
+            <w:webHidden/>
+          </w:rPr>
           <w:fldChar w:fldCharType="end"/>
         </w:r>
       </w:hyperlink>
@@ -3156,7 +5900,7 @@
           <w14:ligatures w14:val="standardContextual"/>
         </w:rPr>
       </w:pPr>
-      <w:hyperlink w:anchor="_Toc239662517" w:history="1">
+      <w:hyperlink w:anchor="_Toc239705856" w:history="1">
         <w:r>
           <w:rPr>
             <w:rStyle w:val="Hyperlink"/>
@@ -3171,10 +5915,46 @@
             <w:webHidden/>
           </w:rPr>
           <w:tab/>
+        </w:r>
+        <w:r>
+          <w:rPr>
+            <w:noProof/>
+            <w:webHidden/>
+          </w:rPr>
           <w:fldChar w:fldCharType="begin"/>
-          <w:instrText xml:space="preserve"> PAGEREF _Toc239662517 \h </w:instrText>
+        </w:r>
+        <w:r>
+          <w:rPr>
+            <w:noProof/>
+            <w:webHidden/>
+          </w:rPr>
+          <w:instrText xml:space="preserve"> PAGEREF _Toc239705856 \h </w:instrText>
+        </w:r>
+        <w:r>
+          <w:rPr>
+            <w:noProof/>
+            <w:webHidden/>
+          </w:rPr>
+        </w:r>
+        <w:r>
+          <w:rPr>
+            <w:noProof/>
+            <w:webHidden/>
+          </w:rPr>
           <w:fldChar w:fldCharType="separate"/>
-          <w:t>21</w:t>
+        </w:r>
+        <w:r>
+          <w:rPr>
+            <w:noProof/>
+            <w:webHidden/>
+          </w:rPr>
+          <w:t>22</w:t>
+        </w:r>
+        <w:r>
+          <w:rPr>
+            <w:noProof/>
+            <w:webHidden/>
+          </w:rPr>
           <w:fldChar w:fldCharType="end"/>
         </w:r>
       </w:hyperlink>
@@ -3194,7 +5974,7 @@
           <w14:ligatures w14:val="standardContextual"/>
         </w:rPr>
       </w:pPr>
-      <w:hyperlink w:anchor="_Toc239662518" w:history="1">
+      <w:hyperlink w:anchor="_Toc239705857" w:history="1">
         <w:r>
           <w:rPr>
             <w:rStyle w:val="Hyperlink"/>
@@ -3209,10 +5989,46 @@
             <w:webHidden/>
           </w:rPr>
           <w:tab/>
+        </w:r>
+        <w:r>
+          <w:rPr>
+            <w:noProof/>
+            <w:webHidden/>
+          </w:rPr>
           <w:fldChar w:fldCharType="begin"/>
-          <w:instrText xml:space="preserve"> PAGEREF _Toc239662518 \h </w:instrText>
+        </w:r>
+        <w:r>
+          <w:rPr>
+            <w:noProof/>
+            <w:webHidden/>
+          </w:rPr>
+          <w:instrText xml:space="preserve"> PAGEREF _Toc239705857 \h </w:instrText>
+        </w:r>
+        <w:r>
+          <w:rPr>
+            <w:noProof/>
+            <w:webHidden/>
+          </w:rPr>
+        </w:r>
+        <w:r>
+          <w:rPr>
+            <w:noProof/>
+            <w:webHidden/>
+          </w:rPr>
           <w:fldChar w:fldCharType="separate"/>
-          <w:t>22</w:t>
+        </w:r>
+        <w:r>
+          <w:rPr>
+            <w:noProof/>
+            <w:webHidden/>
+          </w:rPr>
+          <w:t>23</w:t>
+        </w:r>
+        <w:r>
+          <w:rPr>
+            <w:noProof/>
+            <w:webHidden/>
+          </w:rPr>
           <w:fldChar w:fldCharType="end"/>
         </w:r>
       </w:hyperlink>
@@ -3232,7 +6048,7 @@
           <w14:ligatures w14:val="standardContextual"/>
         </w:rPr>
       </w:pPr>
-      <w:hyperlink w:anchor="_Toc239662519" w:history="1">
+      <w:hyperlink w:anchor="_Toc239705858" w:history="1">
         <w:r>
           <w:rPr>
             <w:rStyle w:val="Hyperlink"/>
@@ -3247,10 +6063,46 @@
             <w:webHidden/>
           </w:rPr>
           <w:tab/>
+        </w:r>
+        <w:r>
+          <w:rPr>
+            <w:noProof/>
+            <w:webHidden/>
+          </w:rPr>
           <w:fldChar w:fldCharType="begin"/>
-          <w:instrText xml:space="preserve"> PAGEREF _Toc239662519 \h </w:instrText>
+        </w:r>
+        <w:r>
+          <w:rPr>
+            <w:noProof/>
+            <w:webHidden/>
+          </w:rPr>
+          <w:instrText xml:space="preserve"> PAGEREF _Toc239705858 \h </w:instrText>
+        </w:r>
+        <w:r>
+          <w:rPr>
+            <w:noProof/>
+            <w:webHidden/>
+          </w:rPr>
+        </w:r>
+        <w:r>
+          <w:rPr>
+            <w:noProof/>
+            <w:webHidden/>
+          </w:rPr>
           <w:fldChar w:fldCharType="separate"/>
-          <w:t>22</w:t>
+        </w:r>
+        <w:r>
+          <w:rPr>
+            <w:noProof/>
+            <w:webHidden/>
+          </w:rPr>
+          <w:t>23</w:t>
+        </w:r>
+        <w:r>
+          <w:rPr>
+            <w:noProof/>
+            <w:webHidden/>
+          </w:rPr>
           <w:fldChar w:fldCharType="end"/>
         </w:r>
       </w:hyperlink>
@@ -3270,7 +6122,7 @@
           <w14:ligatures w14:val="standardContextual"/>
         </w:rPr>
       </w:pPr>
-      <w:hyperlink w:anchor="_Toc239662520" w:history="1">
+      <w:hyperlink w:anchor="_Toc239705859" w:history="1">
         <w:r>
           <w:rPr>
             <w:rStyle w:val="Hyperlink"/>
@@ -3285,10 +6137,46 @@
             <w:webHidden/>
           </w:rPr>
           <w:tab/>
+        </w:r>
+        <w:r>
+          <w:rPr>
+            <w:noProof/>
+            <w:webHidden/>
+          </w:rPr>
           <w:fldChar w:fldCharType="begin"/>
-          <w:instrText xml:space="preserve"> PAGEREF _Toc239662520 \h </w:instrText>
+        </w:r>
+        <w:r>
+          <w:rPr>
+            <w:noProof/>
+            <w:webHidden/>
+          </w:rPr>
+          <w:instrText xml:space="preserve"> PAGEREF _Toc239705859 \h </w:instrText>
+        </w:r>
+        <w:r>
+          <w:rPr>
+            <w:noProof/>
+            <w:webHidden/>
+          </w:rPr>
+        </w:r>
+        <w:r>
+          <w:rPr>
+            <w:noProof/>
+            <w:webHidden/>
+          </w:rPr>
           <w:fldChar w:fldCharType="separate"/>
-          <w:t>23</w:t>
+        </w:r>
+        <w:r>
+          <w:rPr>
+            <w:noProof/>
+            <w:webHidden/>
+          </w:rPr>
+          <w:t>24</w:t>
+        </w:r>
+        <w:r>
+          <w:rPr>
+            <w:noProof/>
+            <w:webHidden/>
+          </w:rPr>
           <w:fldChar w:fldCharType="end"/>
         </w:r>
       </w:hyperlink>
@@ -3308,7 +6196,7 @@
           <w14:ligatures w14:val="standardContextual"/>
         </w:rPr>
       </w:pPr>
-      <w:hyperlink w:anchor="_Toc239662521" w:history="1">
+      <w:hyperlink w:anchor="_Toc239705860" w:history="1">
         <w:r>
           <w:rPr>
             <w:rStyle w:val="Hyperlink"/>
@@ -3323,10 +6211,46 @@
             <w:webHidden/>
           </w:rPr>
           <w:tab/>
+        </w:r>
+        <w:r>
+          <w:rPr>
+            <w:noProof/>
+            <w:webHidden/>
+          </w:rPr>
           <w:fldChar w:fldCharType="begin"/>
-          <w:instrText xml:space="preserve"> PAGEREF _Toc239662521 \h </w:instrText>
+        </w:r>
+        <w:r>
+          <w:rPr>
+            <w:noProof/>
+            <w:webHidden/>
+          </w:rPr>
+          <w:instrText xml:space="preserve"> PAGEREF _Toc239705860 \h </w:instrText>
+        </w:r>
+        <w:r>
+          <w:rPr>
+            <w:noProof/>
+            <w:webHidden/>
+          </w:rPr>
+        </w:r>
+        <w:r>
+          <w:rPr>
+            <w:noProof/>
+            <w:webHidden/>
+          </w:rPr>
           <w:fldChar w:fldCharType="separate"/>
-          <w:t>24</w:t>
+        </w:r>
+        <w:r>
+          <w:rPr>
+            <w:noProof/>
+            <w:webHidden/>
+          </w:rPr>
+          <w:t>25</w:t>
+        </w:r>
+        <w:r>
+          <w:rPr>
+            <w:noProof/>
+            <w:webHidden/>
+          </w:rPr>
           <w:fldChar w:fldCharType="end"/>
         </w:r>
       </w:hyperlink>
@@ -3346,7 +6270,7 @@
           <w14:ligatures w14:val="standardContextual"/>
         </w:rPr>
       </w:pPr>
-      <w:hyperlink w:anchor="_Toc239662522" w:history="1">
+      <w:hyperlink w:anchor="_Toc239705861" w:history="1">
         <w:r>
           <w:rPr>
             <w:rStyle w:val="Hyperlink"/>
@@ -3361,10 +6285,46 @@
             <w:webHidden/>
           </w:rPr>
           <w:tab/>
+        </w:r>
+        <w:r>
+          <w:rPr>
+            <w:noProof/>
+            <w:webHidden/>
+          </w:rPr>
           <w:fldChar w:fldCharType="begin"/>
-          <w:instrText xml:space="preserve"> PAGEREF _Toc239662522 \h </w:instrText>
+        </w:r>
+        <w:r>
+          <w:rPr>
+            <w:noProof/>
+            <w:webHidden/>
+          </w:rPr>
+          <w:instrText xml:space="preserve"> PAGEREF _Toc239705861 \h </w:instrText>
+        </w:r>
+        <w:r>
+          <w:rPr>
+            <w:noProof/>
+            <w:webHidden/>
+          </w:rPr>
+        </w:r>
+        <w:r>
+          <w:rPr>
+            <w:noProof/>
+            <w:webHidden/>
+          </w:rPr>
           <w:fldChar w:fldCharType="separate"/>
-          <w:t>25</w:t>
+        </w:r>
+        <w:r>
+          <w:rPr>
+            <w:noProof/>
+            <w:webHidden/>
+          </w:rPr>
+          <w:t>26</w:t>
+        </w:r>
+        <w:r>
+          <w:rPr>
+            <w:noProof/>
+            <w:webHidden/>
+          </w:rPr>
           <w:fldChar w:fldCharType="end"/>
         </w:r>
       </w:hyperlink>
@@ -3384,7 +6344,7 @@
           <w14:ligatures w14:val="standardContextual"/>
         </w:rPr>
       </w:pPr>
-      <w:hyperlink w:anchor="_Toc239662523" w:history="1">
+      <w:hyperlink w:anchor="_Toc239705862" w:history="1">
         <w:r>
           <w:rPr>
             <w:rStyle w:val="Hyperlink"/>
@@ -3399,10 +6359,46 @@
             <w:webHidden/>
           </w:rPr>
           <w:tab/>
+        </w:r>
+        <w:r>
+          <w:rPr>
+            <w:noProof/>
+            <w:webHidden/>
+          </w:rPr>
           <w:fldChar w:fldCharType="begin"/>
-          <w:instrText xml:space="preserve"> PAGEREF _Toc239662523 \h </w:instrText>
+        </w:r>
+        <w:r>
+          <w:rPr>
+            <w:noProof/>
+            <w:webHidden/>
+          </w:rPr>
+          <w:instrText xml:space="preserve"> PAGEREF _Toc239705862 \h </w:instrText>
+        </w:r>
+        <w:r>
+          <w:rPr>
+            <w:noProof/>
+            <w:webHidden/>
+          </w:rPr>
+        </w:r>
+        <w:r>
+          <w:rPr>
+            <w:noProof/>
+            <w:webHidden/>
+          </w:rPr>
           <w:fldChar w:fldCharType="separate"/>
-          <w:t>26</w:t>
+        </w:r>
+        <w:r>
+          <w:rPr>
+            <w:noProof/>
+            <w:webHidden/>
+          </w:rPr>
+          <w:t>27</w:t>
+        </w:r>
+        <w:r>
+          <w:rPr>
+            <w:noProof/>
+            <w:webHidden/>
+          </w:rPr>
           <w:fldChar w:fldCharType="end"/>
         </w:r>
       </w:hyperlink>
@@ -3457,10 +6453,35 @@
               <w:rStyle w:val="IndexLink"/>
             </w:rPr>
             <w:instrText xml:space="preserve"> TOC \t "LegendaTabela,1" \h</w:instrText>
+          </w:r>
+          <w:r>
+            <w:rPr>
+              <w:rStyle w:val="IndexLink"/>
+            </w:rPr>
             <w:fldChar w:fldCharType="separate"/>
+          </w:r>
+          <w:r>
+            <w:rPr>
+              <w:rStyle w:val="IndexLink"/>
+            </w:rPr>
             <w:fldChar w:fldCharType="end"/>
+          </w:r>
+          <w:r>
+            <w:rPr>
+              <w:rStyle w:val="IndexLink"/>
+            </w:rPr>
             <w:fldChar w:fldCharType="begin"/>
+          </w:r>
+          <w:r>
+            <w:rPr>
+              <w:rStyle w:val="IndexLink"/>
+            </w:rPr>
             <w:instrText xml:space="preserve"> TOC \h \z \c "Tabela" </w:instrText>
+          </w:r>
+          <w:r>
+            <w:rPr>
+              <w:rStyle w:val="IndexLink"/>
+            </w:rPr>
             <w:fldChar w:fldCharType="separate"/>
           </w:r>
         </w:p>
@@ -3479,7 +6500,7 @@
               <w14:ligatures w14:val="standardContextual"/>
             </w:rPr>
           </w:pPr>
-          <w:hyperlink w:anchor="_Toc239662524" w:history="1">
+          <w:hyperlink w:anchor="_Toc239705863" w:history="1">
             <w:r>
               <w:rPr>
                 <w:rStyle w:val="Hyperlink"/>
@@ -3494,10 +6515,46 @@
                 <w:webHidden/>
               </w:rPr>
               <w:tab/>
+            </w:r>
+            <w:r>
+              <w:rPr>
+                <w:noProof/>
+                <w:webHidden/>
+              </w:rPr>
               <w:fldChar w:fldCharType="begin"/>
-              <w:instrText xml:space="preserve"> PAGEREF _Toc239662524 \h </w:instrText>
+            </w:r>
+            <w:r>
+              <w:rPr>
+                <w:noProof/>
+                <w:webHidden/>
+              </w:rPr>
+              <w:instrText xml:space="preserve"> PAGEREF _Toc239705863 \h </w:instrText>
+            </w:r>
+            <w:r>
+              <w:rPr>
+                <w:noProof/>
+                <w:webHidden/>
+              </w:rPr>
+            </w:r>
+            <w:r>
+              <w:rPr>
+                <w:noProof/>
+                <w:webHidden/>
+              </w:rPr>
               <w:fldChar w:fldCharType="separate"/>
+            </w:r>
+            <w:r>
+              <w:rPr>
+                <w:noProof/>
+                <w:webHidden/>
+              </w:rPr>
               <w:t>5</w:t>
+            </w:r>
+            <w:r>
+              <w:rPr>
+                <w:noProof/>
+                <w:webHidden/>
+              </w:rPr>
               <w:fldChar w:fldCharType="end"/>
             </w:r>
           </w:hyperlink>
@@ -3517,7 +6574,7 @@
               <w14:ligatures w14:val="standardContextual"/>
             </w:rPr>
           </w:pPr>
-          <w:hyperlink w:anchor="_Toc239662525" w:history="1">
+          <w:hyperlink w:anchor="_Toc239705864" w:history="1">
             <w:r>
               <w:rPr>
                 <w:rStyle w:val="Hyperlink"/>
@@ -3532,10 +6589,46 @@
                 <w:webHidden/>
               </w:rPr>
               <w:tab/>
+            </w:r>
+            <w:r>
+              <w:rPr>
+                <w:noProof/>
+                <w:webHidden/>
+              </w:rPr>
               <w:fldChar w:fldCharType="begin"/>
-              <w:instrText xml:space="preserve"> PAGEREF _Toc239662525 \h </w:instrText>
+            </w:r>
+            <w:r>
+              <w:rPr>
+                <w:noProof/>
+                <w:webHidden/>
+              </w:rPr>
+              <w:instrText xml:space="preserve"> PAGEREF _Toc239705864 \h </w:instrText>
+            </w:r>
+            <w:r>
+              <w:rPr>
+                <w:noProof/>
+                <w:webHidden/>
+              </w:rPr>
+            </w:r>
+            <w:r>
+              <w:rPr>
+                <w:noProof/>
+                <w:webHidden/>
+              </w:rPr>
               <w:fldChar w:fldCharType="separate"/>
+            </w:r>
+            <w:r>
+              <w:rPr>
+                <w:noProof/>
+                <w:webHidden/>
+              </w:rPr>
               <w:t>6</w:t>
+            </w:r>
+            <w:r>
+              <w:rPr>
+                <w:noProof/>
+                <w:webHidden/>
+              </w:rPr>
               <w:fldChar w:fldCharType="end"/>
             </w:r>
           </w:hyperlink>
@@ -3555,7 +6648,7 @@
               <w14:ligatures w14:val="standardContextual"/>
             </w:rPr>
           </w:pPr>
-          <w:hyperlink w:anchor="_Toc239662526" w:history="1">
+          <w:hyperlink w:anchor="_Toc239705865" w:history="1">
             <w:r>
               <w:rPr>
                 <w:rStyle w:val="Hyperlink"/>
@@ -3570,10 +6663,46 @@
                 <w:webHidden/>
               </w:rPr>
               <w:tab/>
+            </w:r>
+            <w:r>
+              <w:rPr>
+                <w:noProof/>
+                <w:webHidden/>
+              </w:rPr>
               <w:fldChar w:fldCharType="begin"/>
-              <w:instrText xml:space="preserve"> PAGEREF _Toc239662526 \h </w:instrText>
+            </w:r>
+            <w:r>
+              <w:rPr>
+                <w:noProof/>
+                <w:webHidden/>
+              </w:rPr>
+              <w:instrText xml:space="preserve"> PAGEREF _Toc239705865 \h </w:instrText>
+            </w:r>
+            <w:r>
+              <w:rPr>
+                <w:noProof/>
+                <w:webHidden/>
+              </w:rPr>
+            </w:r>
+            <w:r>
+              <w:rPr>
+                <w:noProof/>
+                <w:webHidden/>
+              </w:rPr>
               <w:fldChar w:fldCharType="separate"/>
+            </w:r>
+            <w:r>
+              <w:rPr>
+                <w:noProof/>
+                <w:webHidden/>
+              </w:rPr>
               <w:t>7</w:t>
+            </w:r>
+            <w:r>
+              <w:rPr>
+                <w:noProof/>
+                <w:webHidden/>
+              </w:rPr>
               <w:fldChar w:fldCharType="end"/>
             </w:r>
           </w:hyperlink>
@@ -3593,7 +6722,7 @@
               <w14:ligatures w14:val="standardContextual"/>
             </w:rPr>
           </w:pPr>
-          <w:hyperlink w:anchor="_Toc239662527" w:history="1">
+          <w:hyperlink w:anchor="_Toc239705866" w:history="1">
             <w:r>
               <w:rPr>
                 <w:rStyle w:val="Hyperlink"/>
@@ -3608,10 +6737,46 @@
                 <w:webHidden/>
               </w:rPr>
               <w:tab/>
+            </w:r>
+            <w:r>
+              <w:rPr>
+                <w:noProof/>
+                <w:webHidden/>
+              </w:rPr>
               <w:fldChar w:fldCharType="begin"/>
-              <w:instrText xml:space="preserve"> PAGEREF _Toc239662527 \h </w:instrText>
+            </w:r>
+            <w:r>
+              <w:rPr>
+                <w:noProof/>
+                <w:webHidden/>
+              </w:rPr>
+              <w:instrText xml:space="preserve"> PAGEREF _Toc239705866 \h </w:instrText>
+            </w:r>
+            <w:r>
+              <w:rPr>
+                <w:noProof/>
+                <w:webHidden/>
+              </w:rPr>
+            </w:r>
+            <w:r>
+              <w:rPr>
+                <w:noProof/>
+                <w:webHidden/>
+              </w:rPr>
               <w:fldChar w:fldCharType="separate"/>
+            </w:r>
+            <w:r>
+              <w:rPr>
+                <w:noProof/>
+                <w:webHidden/>
+              </w:rPr>
               <w:t>8</w:t>
+            </w:r>
+            <w:r>
+              <w:rPr>
+                <w:noProof/>
+                <w:webHidden/>
+              </w:rPr>
               <w:fldChar w:fldCharType="end"/>
             </w:r>
           </w:hyperlink>
@@ -3631,7 +6796,7 @@
               <w14:ligatures w14:val="standardContextual"/>
             </w:rPr>
           </w:pPr>
-          <w:hyperlink w:anchor="_Toc239662528" w:history="1">
+          <w:hyperlink w:anchor="_Toc239705867" w:history="1">
             <w:r>
               <w:rPr>
                 <w:rStyle w:val="Hyperlink"/>
@@ -3646,10 +6811,46 @@
                 <w:webHidden/>
               </w:rPr>
               <w:tab/>
+            </w:r>
+            <w:r>
+              <w:rPr>
+                <w:noProof/>
+                <w:webHidden/>
+              </w:rPr>
               <w:fldChar w:fldCharType="begin"/>
-              <w:instrText xml:space="preserve"> PAGEREF _Toc239662528 \h </w:instrText>
+            </w:r>
+            <w:r>
+              <w:rPr>
+                <w:noProof/>
+                <w:webHidden/>
+              </w:rPr>
+              <w:instrText xml:space="preserve"> PAGEREF _Toc239705867 \h </w:instrText>
+            </w:r>
+            <w:r>
+              <w:rPr>
+                <w:noProof/>
+                <w:webHidden/>
+              </w:rPr>
+            </w:r>
+            <w:r>
+              <w:rPr>
+                <w:noProof/>
+                <w:webHidden/>
+              </w:rPr>
               <w:fldChar w:fldCharType="separate"/>
+            </w:r>
+            <w:r>
+              <w:rPr>
+                <w:noProof/>
+                <w:webHidden/>
+              </w:rPr>
               <w:t>9</w:t>
+            </w:r>
+            <w:r>
+              <w:rPr>
+                <w:noProof/>
+                <w:webHidden/>
+              </w:rPr>
               <w:fldChar w:fldCharType="end"/>
             </w:r>
           </w:hyperlink>
@@ -3669,7 +6870,7 @@
               <w14:ligatures w14:val="standardContextual"/>
             </w:rPr>
           </w:pPr>
-          <w:hyperlink w:anchor="_Toc239662529" w:history="1">
+          <w:hyperlink w:anchor="_Toc239705868" w:history="1">
             <w:r>
               <w:rPr>
                 <w:rStyle w:val="Hyperlink"/>
@@ -3684,10 +6885,46 @@
                 <w:webHidden/>
               </w:rPr>
               <w:tab/>
+            </w:r>
+            <w:r>
+              <w:rPr>
+                <w:noProof/>
+                <w:webHidden/>
+              </w:rPr>
               <w:fldChar w:fldCharType="begin"/>
-              <w:instrText xml:space="preserve"> PAGEREF _Toc239662529 \h </w:instrText>
+            </w:r>
+            <w:r>
+              <w:rPr>
+                <w:noProof/>
+                <w:webHidden/>
+              </w:rPr>
+              <w:instrText xml:space="preserve"> PAGEREF _Toc239705868 \h </w:instrText>
+            </w:r>
+            <w:r>
+              <w:rPr>
+                <w:noProof/>
+                <w:webHidden/>
+              </w:rPr>
+            </w:r>
+            <w:r>
+              <w:rPr>
+                <w:noProof/>
+                <w:webHidden/>
+              </w:rPr>
               <w:fldChar w:fldCharType="separate"/>
+            </w:r>
+            <w:r>
+              <w:rPr>
+                <w:noProof/>
+                <w:webHidden/>
+              </w:rPr>
               <w:t>10</w:t>
+            </w:r>
+            <w:r>
+              <w:rPr>
+                <w:noProof/>
+                <w:webHidden/>
+              </w:rPr>
               <w:fldChar w:fldCharType="end"/>
             </w:r>
           </w:hyperlink>
@@ -3707,7 +6944,7 @@
               <w14:ligatures w14:val="standardContextual"/>
             </w:rPr>
           </w:pPr>
-          <w:hyperlink w:anchor="_Toc239662530" w:history="1">
+          <w:hyperlink w:anchor="_Toc239705869" w:history="1">
             <w:r>
               <w:rPr>
                 <w:rStyle w:val="Hyperlink"/>
@@ -3722,10 +6959,46 @@
                 <w:webHidden/>
               </w:rPr>
               <w:tab/>
+            </w:r>
+            <w:r>
+              <w:rPr>
+                <w:noProof/>
+                <w:webHidden/>
+              </w:rPr>
               <w:fldChar w:fldCharType="begin"/>
-              <w:instrText xml:space="preserve"> PAGEREF _Toc239662530 \h </w:instrText>
+            </w:r>
+            <w:r>
+              <w:rPr>
+                <w:noProof/>
+                <w:webHidden/>
+              </w:rPr>
+              <w:instrText xml:space="preserve"> PAGEREF _Toc239705869 \h </w:instrText>
+            </w:r>
+            <w:r>
+              <w:rPr>
+                <w:noProof/>
+                <w:webHidden/>
+              </w:rPr>
+            </w:r>
+            <w:r>
+              <w:rPr>
+                <w:noProof/>
+                <w:webHidden/>
+              </w:rPr>
               <w:fldChar w:fldCharType="separate"/>
-              <w:t>11</w:t>
+            </w:r>
+            <w:r>
+              <w:rPr>
+                <w:noProof/>
+                <w:webHidden/>
+              </w:rPr>
+              <w:t>12</w:t>
+            </w:r>
+            <w:r>
+              <w:rPr>
+                <w:noProof/>
+                <w:webHidden/>
+              </w:rPr>
               <w:fldChar w:fldCharType="end"/>
             </w:r>
           </w:hyperlink>
@@ -3745,7 +7018,7 @@
               <w14:ligatures w14:val="standardContextual"/>
             </w:rPr>
           </w:pPr>
-          <w:hyperlink w:anchor="_Toc239662531" w:history="1">
+          <w:hyperlink w:anchor="_Toc239705870" w:history="1">
             <w:r>
               <w:rPr>
                 <w:rStyle w:val="Hyperlink"/>
@@ -3760,10 +7033,46 @@
                 <w:webHidden/>
               </w:rPr>
               <w:tab/>
+            </w:r>
+            <w:r>
+              <w:rPr>
+                <w:noProof/>
+                <w:webHidden/>
+              </w:rPr>
               <w:fldChar w:fldCharType="begin"/>
-              <w:instrText xml:space="preserve"> PAGEREF _Toc239662531 \h </w:instrText>
+            </w:r>
+            <w:r>
+              <w:rPr>
+                <w:noProof/>
+                <w:webHidden/>
+              </w:rPr>
+              <w:instrText xml:space="preserve"> PAGEREF _Toc239705870 \h </w:instrText>
+            </w:r>
+            <w:r>
+              <w:rPr>
+                <w:noProof/>
+                <w:webHidden/>
+              </w:rPr>
+            </w:r>
+            <w:r>
+              <w:rPr>
+                <w:noProof/>
+                <w:webHidden/>
+              </w:rPr>
               <w:fldChar w:fldCharType="separate"/>
-              <w:t>12</w:t>
+            </w:r>
+            <w:r>
+              <w:rPr>
+                <w:noProof/>
+                <w:webHidden/>
+              </w:rPr>
+              <w:t>13</w:t>
+            </w:r>
+            <w:r>
+              <w:rPr>
+                <w:noProof/>
+                <w:webHidden/>
+              </w:rPr>
               <w:fldChar w:fldCharType="end"/>
             </w:r>
           </w:hyperlink>
@@ -3783,7 +7092,7 @@
               <w14:ligatures w14:val="standardContextual"/>
             </w:rPr>
           </w:pPr>
-          <w:hyperlink w:anchor="_Toc239662532" w:history="1">
+          <w:hyperlink w:anchor="_Toc239705871" w:history="1">
             <w:r>
               <w:rPr>
                 <w:rStyle w:val="Hyperlink"/>
@@ -3798,10 +7107,46 @@
                 <w:webHidden/>
               </w:rPr>
               <w:tab/>
+            </w:r>
+            <w:r>
+              <w:rPr>
+                <w:noProof/>
+                <w:webHidden/>
+              </w:rPr>
               <w:fldChar w:fldCharType="begin"/>
-              <w:instrText xml:space="preserve"> PAGEREF _Toc239662532 \h </w:instrText>
+            </w:r>
+            <w:r>
+              <w:rPr>
+                <w:noProof/>
+                <w:webHidden/>
+              </w:rPr>
+              <w:instrText xml:space="preserve"> PAGEREF _Toc239705871 \h </w:instrText>
+            </w:r>
+            <w:r>
+              <w:rPr>
+                <w:noProof/>
+                <w:webHidden/>
+              </w:rPr>
+            </w:r>
+            <w:r>
+              <w:rPr>
+                <w:noProof/>
+                <w:webHidden/>
+              </w:rPr>
               <w:fldChar w:fldCharType="separate"/>
-              <w:t>13</w:t>
+            </w:r>
+            <w:r>
+              <w:rPr>
+                <w:noProof/>
+                <w:webHidden/>
+              </w:rPr>
+              <w:t>14</w:t>
+            </w:r>
+            <w:r>
+              <w:rPr>
+                <w:noProof/>
+                <w:webHidden/>
+              </w:rPr>
               <w:fldChar w:fldCharType="end"/>
             </w:r>
           </w:hyperlink>
@@ -3821,7 +7166,7 @@
               <w14:ligatures w14:val="standardContextual"/>
             </w:rPr>
           </w:pPr>
-          <w:hyperlink w:anchor="_Toc239662533" w:history="1">
+          <w:hyperlink w:anchor="_Toc239705872" w:history="1">
             <w:r>
               <w:rPr>
                 <w:rStyle w:val="Hyperlink"/>
@@ -3836,10 +7181,46 @@
                 <w:webHidden/>
               </w:rPr>
               <w:tab/>
+            </w:r>
+            <w:r>
+              <w:rPr>
+                <w:noProof/>
+                <w:webHidden/>
+              </w:rPr>
               <w:fldChar w:fldCharType="begin"/>
-              <w:instrText xml:space="preserve"> PAGEREF _Toc239662533 \h </w:instrText>
+            </w:r>
+            <w:r>
+              <w:rPr>
+                <w:noProof/>
+                <w:webHidden/>
+              </w:rPr>
+              <w:instrText xml:space="preserve"> PAGEREF _Toc239705872 \h </w:instrText>
+            </w:r>
+            <w:r>
+              <w:rPr>
+                <w:noProof/>
+                <w:webHidden/>
+              </w:rPr>
+            </w:r>
+            <w:r>
+              <w:rPr>
+                <w:noProof/>
+                <w:webHidden/>
+              </w:rPr>
               <w:fldChar w:fldCharType="separate"/>
-              <w:t>14</w:t>
+            </w:r>
+            <w:r>
+              <w:rPr>
+                <w:noProof/>
+                <w:webHidden/>
+              </w:rPr>
+              <w:t>15</w:t>
+            </w:r>
+            <w:r>
+              <w:rPr>
+                <w:noProof/>
+                <w:webHidden/>
+              </w:rPr>
               <w:fldChar w:fldCharType="end"/>
             </w:r>
           </w:hyperlink>
@@ -3859,7 +7240,7 @@
               <w14:ligatures w14:val="standardContextual"/>
             </w:rPr>
           </w:pPr>
-          <w:hyperlink w:anchor="_Toc239662534" w:history="1">
+          <w:hyperlink w:anchor="_Toc239705873" w:history="1">
             <w:r>
               <w:rPr>
                 <w:rStyle w:val="Hyperlink"/>
@@ -3874,10 +7255,46 @@
                 <w:webHidden/>
               </w:rPr>
               <w:tab/>
+            </w:r>
+            <w:r>
+              <w:rPr>
+                <w:noProof/>
+                <w:webHidden/>
+              </w:rPr>
               <w:fldChar w:fldCharType="begin"/>
-              <w:instrText xml:space="preserve"> PAGEREF _Toc239662534 \h </w:instrText>
+            </w:r>
+            <w:r>
+              <w:rPr>
+                <w:noProof/>
+                <w:webHidden/>
+              </w:rPr>
+              <w:instrText xml:space="preserve"> PAGEREF _Toc239705873 \h </w:instrText>
+            </w:r>
+            <w:r>
+              <w:rPr>
+                <w:noProof/>
+                <w:webHidden/>
+              </w:rPr>
+            </w:r>
+            <w:r>
+              <w:rPr>
+                <w:noProof/>
+                <w:webHidden/>
+              </w:rPr>
               <w:fldChar w:fldCharType="separate"/>
-              <w:t>16</w:t>
+            </w:r>
+            <w:r>
+              <w:rPr>
+                <w:noProof/>
+                <w:webHidden/>
+              </w:rPr>
+              <w:t>17</w:t>
+            </w:r>
+            <w:r>
+              <w:rPr>
+                <w:noProof/>
+                <w:webHidden/>
+              </w:rPr>
               <w:fldChar w:fldCharType="end"/>
             </w:r>
           </w:hyperlink>
@@ -3897,7 +7314,7 @@
               <w14:ligatures w14:val="standardContextual"/>
             </w:rPr>
           </w:pPr>
-          <w:hyperlink w:anchor="_Toc239662535" w:history="1">
+          <w:hyperlink w:anchor="_Toc239705874" w:history="1">
             <w:r>
               <w:rPr>
                 <w:rStyle w:val="Hyperlink"/>
@@ -3912,10 +7329,46 @@
                 <w:webHidden/>
               </w:rPr>
               <w:tab/>
+            </w:r>
+            <w:r>
+              <w:rPr>
+                <w:noProof/>
+                <w:webHidden/>
+              </w:rPr>
               <w:fldChar w:fldCharType="begin"/>
-              <w:instrText xml:space="preserve"> PAGEREF _Toc239662535 \h </w:instrText>
+            </w:r>
+            <w:r>
+              <w:rPr>
+                <w:noProof/>
+                <w:webHidden/>
+              </w:rPr>
+              <w:instrText xml:space="preserve"> PAGEREF _Toc239705874 \h </w:instrText>
+            </w:r>
+            <w:r>
+              <w:rPr>
+                <w:noProof/>
+                <w:webHidden/>
+              </w:rPr>
+            </w:r>
+            <w:r>
+              <w:rPr>
+                <w:noProof/>
+                <w:webHidden/>
+              </w:rPr>
               <w:fldChar w:fldCharType="separate"/>
-              <w:t>17</w:t>
+            </w:r>
+            <w:r>
+              <w:rPr>
+                <w:noProof/>
+                <w:webHidden/>
+              </w:rPr>
+              <w:t>18</w:t>
+            </w:r>
+            <w:r>
+              <w:rPr>
+                <w:noProof/>
+                <w:webHidden/>
+              </w:rPr>
               <w:fldChar w:fldCharType="end"/>
             </w:r>
           </w:hyperlink>
@@ -3935,7 +7388,7 @@
               <w14:ligatures w14:val="standardContextual"/>
             </w:rPr>
           </w:pPr>
-          <w:hyperlink w:anchor="_Toc239662536" w:history="1">
+          <w:hyperlink w:anchor="_Toc239705875" w:history="1">
             <w:r>
               <w:rPr>
                 <w:rStyle w:val="Hyperlink"/>
@@ -3950,10 +7403,46 @@
                 <w:webHidden/>
               </w:rPr>
               <w:tab/>
+            </w:r>
+            <w:r>
+              <w:rPr>
+                <w:noProof/>
+                <w:webHidden/>
+              </w:rPr>
               <w:fldChar w:fldCharType="begin"/>
-              <w:instrText xml:space="preserve"> PAGEREF _Toc239662536 \h </w:instrText>
+            </w:r>
+            <w:r>
+              <w:rPr>
+                <w:noProof/>
+                <w:webHidden/>
+              </w:rPr>
+              <w:instrText xml:space="preserve"> PAGEREF _Toc239705875 \h </w:instrText>
+            </w:r>
+            <w:r>
+              <w:rPr>
+                <w:noProof/>
+                <w:webHidden/>
+              </w:rPr>
+            </w:r>
+            <w:r>
+              <w:rPr>
+                <w:noProof/>
+                <w:webHidden/>
+              </w:rPr>
               <w:fldChar w:fldCharType="separate"/>
-              <w:t>19</w:t>
+            </w:r>
+            <w:r>
+              <w:rPr>
+                <w:noProof/>
+                <w:webHidden/>
+              </w:rPr>
+              <w:t>20</w:t>
+            </w:r>
+            <w:r>
+              <w:rPr>
+                <w:noProof/>
+                <w:webHidden/>
+              </w:rPr>
               <w:fldChar w:fldCharType="end"/>
             </w:r>
           </w:hyperlink>
@@ -3973,7 +7462,7 @@
               <w14:ligatures w14:val="standardContextual"/>
             </w:rPr>
           </w:pPr>
-          <w:hyperlink w:anchor="_Toc239662537" w:history="1">
+          <w:hyperlink w:anchor="_Toc239705876" w:history="1">
             <w:r>
               <w:rPr>
                 <w:rStyle w:val="Hyperlink"/>
@@ -3988,10 +7477,46 @@
                 <w:webHidden/>
               </w:rPr>
               <w:tab/>
+            </w:r>
+            <w:r>
+              <w:rPr>
+                <w:noProof/>
+                <w:webHidden/>
+              </w:rPr>
               <w:fldChar w:fldCharType="begin"/>
-              <w:instrText xml:space="preserve"> PAGEREF _Toc239662537 \h </w:instrText>
+            </w:r>
+            <w:r>
+              <w:rPr>
+                <w:noProof/>
+                <w:webHidden/>
+              </w:rPr>
+              <w:instrText xml:space="preserve"> PAGEREF _Toc239705876 \h </w:instrText>
+            </w:r>
+            <w:r>
+              <w:rPr>
+                <w:noProof/>
+                <w:webHidden/>
+              </w:rPr>
+            </w:r>
+            <w:r>
+              <w:rPr>
+                <w:noProof/>
+                <w:webHidden/>
+              </w:rPr>
               <w:fldChar w:fldCharType="separate"/>
-              <w:t>23</w:t>
+            </w:r>
+            <w:r>
+              <w:rPr>
+                <w:noProof/>
+                <w:webHidden/>
+              </w:rPr>
+              <w:t>24</w:t>
+            </w:r>
+            <w:r>
+              <w:rPr>
+                <w:noProof/>
+                <w:webHidden/>
+              </w:rPr>
               <w:fldChar w:fldCharType="end"/>
             </w:r>
           </w:hyperlink>
@@ -4011,7 +7536,7 @@
               <w14:ligatures w14:val="standardContextual"/>
             </w:rPr>
           </w:pPr>
-          <w:hyperlink w:anchor="_Toc239662538" w:history="1">
+          <w:hyperlink w:anchor="_Toc239705877" w:history="1">
             <w:r>
               <w:rPr>
                 <w:rStyle w:val="Hyperlink"/>
@@ -4026,10 +7551,46 @@
                 <w:webHidden/>
               </w:rPr>
               <w:tab/>
+            </w:r>
+            <w:r>
+              <w:rPr>
+                <w:noProof/>
+                <w:webHidden/>
+              </w:rPr>
               <w:fldChar w:fldCharType="begin"/>
-              <w:instrText xml:space="preserve"> PAGEREF _Toc239662538 \h </w:instrText>
+            </w:r>
+            <w:r>
+              <w:rPr>
+                <w:noProof/>
+                <w:webHidden/>
+              </w:rPr>
+              <w:instrText xml:space="preserve"> PAGEREF _Toc239705877 \h </w:instrText>
+            </w:r>
+            <w:r>
+              <w:rPr>
+                <w:noProof/>
+                <w:webHidden/>
+              </w:rPr>
+            </w:r>
+            <w:r>
+              <w:rPr>
+                <w:noProof/>
+                <w:webHidden/>
+              </w:rPr>
               <w:fldChar w:fldCharType="separate"/>
-              <w:t>24</w:t>
+            </w:r>
+            <w:r>
+              <w:rPr>
+                <w:noProof/>
+                <w:webHidden/>
+              </w:rPr>
+              <w:t>25</w:t>
+            </w:r>
+            <w:r>
+              <w:rPr>
+                <w:noProof/>
+                <w:webHidden/>
+              </w:rPr>
               <w:fldChar w:fldCharType="end"/>
             </w:r>
           </w:hyperlink>
@@ -4049,7 +7610,7 @@
               <w14:ligatures w14:val="standardContextual"/>
             </w:rPr>
           </w:pPr>
-          <w:hyperlink w:anchor="_Toc239662539" w:history="1">
+          <w:hyperlink w:anchor="_Toc239705878" w:history="1">
             <w:r>
               <w:rPr>
                 <w:rStyle w:val="Hyperlink"/>
@@ -4064,10 +7625,46 @@
                 <w:webHidden/>
               </w:rPr>
               <w:tab/>
+            </w:r>
+            <w:r>
+              <w:rPr>
+                <w:noProof/>
+                <w:webHidden/>
+              </w:rPr>
               <w:fldChar w:fldCharType="begin"/>
-              <w:instrText xml:space="preserve"> PAGEREF _Toc239662539 \h </w:instrText>
+            </w:r>
+            <w:r>
+              <w:rPr>
+                <w:noProof/>
+                <w:webHidden/>
+              </w:rPr>
+              <w:instrText xml:space="preserve"> PAGEREF _Toc239705878 \h </w:instrText>
+            </w:r>
+            <w:r>
+              <w:rPr>
+                <w:noProof/>
+                <w:webHidden/>
+              </w:rPr>
+            </w:r>
+            <w:r>
+              <w:rPr>
+                <w:noProof/>
+                <w:webHidden/>
+              </w:rPr>
               <w:fldChar w:fldCharType="separate"/>
-              <w:t>25</w:t>
+            </w:r>
+            <w:r>
+              <w:rPr>
+                <w:noProof/>
+                <w:webHidden/>
+              </w:rPr>
+              <w:t>26</w:t>
+            </w:r>
+            <w:r>
+              <w:rPr>
+                <w:noProof/>
+                <w:webHidden/>
+              </w:rPr>
               <w:fldChar w:fldCharType="end"/>
             </w:r>
           </w:hyperlink>
@@ -4087,7 +7684,7 @@
               <w14:ligatures w14:val="standardContextual"/>
             </w:rPr>
           </w:pPr>
-          <w:hyperlink w:anchor="_Toc239662540" w:history="1">
+          <w:hyperlink w:anchor="_Toc239705879" w:history="1">
             <w:r>
               <w:rPr>
                 <w:rStyle w:val="Hyperlink"/>
@@ -4102,10 +7699,46 @@
                 <w:webHidden/>
               </w:rPr>
               <w:tab/>
+            </w:r>
+            <w:r>
+              <w:rPr>
+                <w:noProof/>
+                <w:webHidden/>
+              </w:rPr>
               <w:fldChar w:fldCharType="begin"/>
-              <w:instrText xml:space="preserve"> PAGEREF _Toc239662540 \h </w:instrText>
+            </w:r>
+            <w:r>
+              <w:rPr>
+                <w:noProof/>
+                <w:webHidden/>
+              </w:rPr>
+              <w:instrText xml:space="preserve"> PAGEREF _Toc239705879 \h </w:instrText>
+            </w:r>
+            <w:r>
+              <w:rPr>
+                <w:noProof/>
+                <w:webHidden/>
+              </w:rPr>
+            </w:r>
+            <w:r>
+              <w:rPr>
+                <w:noProof/>
+                <w:webHidden/>
+              </w:rPr>
               <w:fldChar w:fldCharType="separate"/>
-              <w:t>26</w:t>
+            </w:r>
+            <w:r>
+              <w:rPr>
+                <w:noProof/>
+                <w:webHidden/>
+              </w:rPr>
+              <w:t>27</w:t>
+            </w:r>
+            <w:r>
+              <w:rPr>
+                <w:noProof/>
+                <w:webHidden/>
+              </w:rPr>
               <w:fldChar w:fldCharType="end"/>
             </w:r>
           </w:hyperlink>
@@ -4125,7 +7758,7 @@
               <w14:ligatures w14:val="standardContextual"/>
             </w:rPr>
           </w:pPr>
-          <w:hyperlink w:anchor="_Toc239662541" w:history="1">
+          <w:hyperlink w:anchor="_Toc239705880" w:history="1">
             <w:r>
               <w:rPr>
                 <w:rStyle w:val="Hyperlink"/>
@@ -4140,10 +7773,46 @@
                 <w:webHidden/>
               </w:rPr>
               <w:tab/>
+            </w:r>
+            <w:r>
+              <w:rPr>
+                <w:noProof/>
+                <w:webHidden/>
+              </w:rPr>
               <w:fldChar w:fldCharType="begin"/>
-              <w:instrText xml:space="preserve"> PAGEREF _Toc239662541 \h </w:instrText>
+            </w:r>
+            <w:r>
+              <w:rPr>
+                <w:noProof/>
+                <w:webHidden/>
+              </w:rPr>
+              <w:instrText xml:space="preserve"> PAGEREF _Toc239705880 \h </w:instrText>
+            </w:r>
+            <w:r>
+              <w:rPr>
+                <w:noProof/>
+                <w:webHidden/>
+              </w:rPr>
+            </w:r>
+            <w:r>
+              <w:rPr>
+                <w:noProof/>
+                <w:webHidden/>
+              </w:rPr>
               <w:fldChar w:fldCharType="separate"/>
-              <w:t>27</w:t>
+            </w:r>
+            <w:r>
+              <w:rPr>
+                <w:noProof/>
+                <w:webHidden/>
+              </w:rPr>
+              <w:t>28</w:t>
+            </w:r>
+            <w:r>
+              <w:rPr>
+                <w:noProof/>
+                <w:webHidden/>
+              </w:rPr>
               <w:fldChar w:fldCharType="end"/>
             </w:r>
           </w:hyperlink>
@@ -4163,7 +7832,7 @@
               <w14:ligatures w14:val="standardContextual"/>
             </w:rPr>
           </w:pPr>
-          <w:hyperlink w:anchor="_Toc239662542" w:history="1">
+          <w:hyperlink w:anchor="_Toc239705881" w:history="1">
             <w:r>
               <w:rPr>
                 <w:rStyle w:val="Hyperlink"/>
@@ -4178,10 +7847,46 @@
                 <w:webHidden/>
               </w:rPr>
               <w:tab/>
+            </w:r>
+            <w:r>
+              <w:rPr>
+                <w:noProof/>
+                <w:webHidden/>
+              </w:rPr>
               <w:fldChar w:fldCharType="begin"/>
-              <w:instrText xml:space="preserve"> PAGEREF _Toc239662542 \h </w:instrText>
+            </w:r>
+            <w:r>
+              <w:rPr>
+                <w:noProof/>
+                <w:webHidden/>
+              </w:rPr>
+              <w:instrText xml:space="preserve"> PAGEREF _Toc239705881 \h </w:instrText>
+            </w:r>
+            <w:r>
+              <w:rPr>
+                <w:noProof/>
+                <w:webHidden/>
+              </w:rPr>
+            </w:r>
+            <w:r>
+              <w:rPr>
+                <w:noProof/>
+                <w:webHidden/>
+              </w:rPr>
               <w:fldChar w:fldCharType="separate"/>
-              <w:t>28</w:t>
+            </w:r>
+            <w:r>
+              <w:rPr>
+                <w:noProof/>
+                <w:webHidden/>
+              </w:rPr>
+              <w:t>29</w:t>
+            </w:r>
+            <w:r>
+              <w:rPr>
+                <w:noProof/>
+                <w:webHidden/>
+              </w:rPr>
               <w:fldChar w:fldCharType="end"/>
             </w:r>
           </w:hyperlink>
@@ -4201,7 +7906,7 @@
               <w14:ligatures w14:val="standardContextual"/>
             </w:rPr>
           </w:pPr>
-          <w:hyperlink w:anchor="_Toc239662543" w:history="1">
+          <w:hyperlink w:anchor="_Toc239705882" w:history="1">
             <w:r>
               <w:rPr>
                 <w:rStyle w:val="Hyperlink"/>
@@ -4216,10 +7921,46 @@
                 <w:webHidden/>
               </w:rPr>
               <w:tab/>
+            </w:r>
+            <w:r>
+              <w:rPr>
+                <w:noProof/>
+                <w:webHidden/>
+              </w:rPr>
               <w:fldChar w:fldCharType="begin"/>
-              <w:instrText xml:space="preserve"> PAGEREF _Toc239662543 \h </w:instrText>
+            </w:r>
+            <w:r>
+              <w:rPr>
+                <w:noProof/>
+                <w:webHidden/>
+              </w:rPr>
+              <w:instrText xml:space="preserve"> PAGEREF _Toc239705882 \h </w:instrText>
+            </w:r>
+            <w:r>
+              <w:rPr>
+                <w:noProof/>
+                <w:webHidden/>
+              </w:rPr>
+            </w:r>
+            <w:r>
+              <w:rPr>
+                <w:noProof/>
+                <w:webHidden/>
+              </w:rPr>
               <w:fldChar w:fldCharType="separate"/>
-              <w:t>29</w:t>
+            </w:r>
+            <w:r>
+              <w:rPr>
+                <w:noProof/>
+                <w:webHidden/>
+              </w:rPr>
+              <w:t>30</w:t>
+            </w:r>
+            <w:r>
+              <w:rPr>
+                <w:noProof/>
+                <w:webHidden/>
+              </w:rPr>
               <w:fldChar w:fldCharType="end"/>
             </w:r>
           </w:hyperlink>
@@ -4239,7 +7980,7 @@
               <w14:ligatures w14:val="standardContextual"/>
             </w:rPr>
           </w:pPr>
-          <w:hyperlink w:anchor="_Toc239662544" w:history="1">
+          <w:hyperlink w:anchor="_Toc239705883" w:history="1">
             <w:r>
               <w:rPr>
                 <w:rStyle w:val="Hyperlink"/>
@@ -4254,10 +7995,46 @@
                 <w:webHidden/>
               </w:rPr>
               <w:tab/>
+            </w:r>
+            <w:r>
+              <w:rPr>
+                <w:noProof/>
+                <w:webHidden/>
+              </w:rPr>
               <w:fldChar w:fldCharType="begin"/>
-              <w:instrText xml:space="preserve"> PAGEREF _Toc239662544 \h </w:instrText>
+            </w:r>
+            <w:r>
+              <w:rPr>
+                <w:noProof/>
+                <w:webHidden/>
+              </w:rPr>
+              <w:instrText xml:space="preserve"> PAGEREF _Toc239705883 \h </w:instrText>
+            </w:r>
+            <w:r>
+              <w:rPr>
+                <w:noProof/>
+                <w:webHidden/>
+              </w:rPr>
+            </w:r>
+            <w:r>
+              <w:rPr>
+                <w:noProof/>
+                <w:webHidden/>
+              </w:rPr>
               <w:fldChar w:fldCharType="separate"/>
-              <w:t>30</w:t>
+            </w:r>
+            <w:r>
+              <w:rPr>
+                <w:noProof/>
+                <w:webHidden/>
+              </w:rPr>
+              <w:t>31</w:t>
+            </w:r>
+            <w:r>
+              <w:rPr>
+                <w:noProof/>
+                <w:webHidden/>
+              </w:rPr>
               <w:fldChar w:fldCharType="end"/>
             </w:r>
           </w:hyperlink>
@@ -4319,7 +8096,7 @@
           <w:color w:val="000000"/>
           <w:sz w:val="20"/>
         </w:rPr>
-        <w:t xml:space="preserve">State of Data Brasil</w:t>
+        <w:t>State of Data Brasil</w:t>
       </w:r>
       <w:r>
         <w:rPr>
@@ -4539,7 +8316,7 @@
         </w:rPr>
       </w:pPr>
       <w:bookmarkStart w:id="8" w:name="__RefHeading___Toc2849_1907726246"/>
-      <w:bookmarkStart w:id="9" w:name="_Toc239662524"/>
+      <w:bookmarkStart w:id="9" w:name="_Toc239705863"/>
       <w:bookmarkEnd w:id="8"/>
       <w:r>
         <w:rPr>
@@ -4548,8 +8325,29 @@
           <w:szCs w:val="20"/>
         </w:rPr>
         <w:t xml:space="preserve">Tabela </w:t>
+      </w:r>
+      <w:r>
+        <w:rPr>
+          <w:rFonts w:ascii="Arial" w:hAnsi="Arial" w:cs="Arial"/>
+          <w:sz w:val="20"/>
+          <w:szCs w:val="20"/>
+        </w:rPr>
         <w:fldChar w:fldCharType="begin"/>
+      </w:r>
+      <w:r>
+        <w:rPr>
+          <w:rFonts w:ascii="Arial" w:hAnsi="Arial" w:cs="Arial"/>
+          <w:sz w:val="20"/>
+          <w:szCs w:val="20"/>
+        </w:rPr>
         <w:instrText xml:space="preserve"> SEQ Tabela \* ARABIC </w:instrText>
+      </w:r>
+      <w:r>
+        <w:rPr>
+          <w:rFonts w:ascii="Arial" w:hAnsi="Arial" w:cs="Arial"/>
+          <w:sz w:val="20"/>
+          <w:szCs w:val="20"/>
+        </w:rPr>
         <w:fldChar w:fldCharType="separate"/>
       </w:r>
       <w:r>
@@ -4568,6 +8366,13 @@
           <w:szCs w:val="20"/>
         </w:rPr>
         <w:fldChar w:fldCharType="end"/>
+      </w:r>
+      <w:r>
+        <w:rPr>
+          <w:rFonts w:ascii="Arial" w:hAnsi="Arial" w:cs="Arial"/>
+          <w:sz w:val="20"/>
+          <w:szCs w:val="20"/>
+        </w:rPr>
         <w:t xml:space="preserve"> – Da evidência à decisão (síntese executiva).</w:t>
       </w:r>
       <w:bookmarkEnd w:id="9"/>
@@ -4774,7 +8579,7 @@
                 <w:color w:val="000000"/>
                 <w:sz w:val="20"/>
               </w:rPr>
-              <w:t xml:space="preserve">Priorizar stack e certificações AWS</w:t>
+              <w:t>Priorizar stack e certificações AWS</w:t>
             </w:r>
           </w:p>
         </w:tc>
@@ -4835,7 +8640,7 @@
                 <w:color w:val="000000"/>
                 <w:sz w:val="20"/>
               </w:rPr>
-              <w:t xml:space="preserve">Acelerar programa de GenAI com governança</w:t>
+              <w:t>Acelerar programa de GenAI com governança</w:t>
             </w:r>
           </w:p>
         </w:tc>
@@ -4866,7 +8671,7 @@
                 <w:color w:val="000000"/>
                 <w:sz w:val="20"/>
               </w:rPr>
-              <w:t xml:space="preserve">GenAI paga pela empresa: 6,4% → 42,4%</w:t>
+              <w:t>GenAI paga pela empresa: 6,4% → 42,4%</w:t>
             </w:r>
           </w:p>
         </w:tc>
@@ -5109,7 +8914,7 @@
           <w:rFonts w:ascii="Arial" w:hAnsi="Arial" w:cs="Arial"/>
           <w:color w:val="000000"/>
         </w:rPr>
-        <w:t xml:space="preserve">Pacote técnico (zip): notebooks 01–05 executados, Glue Jobs, config (de-para + premissas), gráficos e camada Gold em CSV.</w:t>
+        <w:t>Pacote técnico (zip): notebooks 01–05 executados, Glue Jobs, config (de-para + premissas), gráficos e camada Gold em CSV.</w:t>
       </w:r>
     </w:p>
     <w:p>
@@ -5129,7 +8934,7 @@
           <w:rFonts w:ascii="Arial" w:hAnsi="Arial" w:cs="Arial"/>
           <w:color w:val="000000"/>
         </w:rPr>
-        <w:t xml:space="preserve">Diagrama de arquitetura: architecture/aws_architecture.drawio (editável) e Figura 1 deste relatório.</w:t>
+        <w:t>Diagrama de arquitetura: architecture/aws_architecture.drawio (editável) e Figura 1 deste relatório.</w:t>
       </w:r>
     </w:p>
     <w:p>
@@ -5149,7 +8954,7 @@
           <w:rFonts w:ascii="Arial" w:hAnsi="Arial" w:cs="Arial"/>
           <w:color w:val="000000"/>
         </w:rPr>
-        <w:t xml:space="preserve">Guia operacional AWS: docs/aws_step_by_step_guide.md (do acesso ao Learner Lab às evidências E01–E08).</w:t>
+        <w:t>Guia operacional AWS: docs/aws_step_by_step_guide.md (do acesso ao Learner Lab às evidências E01–E08).</w:t>
       </w:r>
     </w:p>
     <w:p>
@@ -5169,7 +8974,7 @@
           <w:rFonts w:ascii="Arial" w:hAnsi="Arial" w:cs="Arial"/>
           <w:color w:val="000000"/>
         </w:rPr>
-        <w:t xml:space="preserve">Evidências de execução na AWS: pasta evidence do repositório (prints E01–E08 do console).</w:t>
+        <w:t>Evidências de execução na AWS: pasta evidence do repositório (prints E01–E08 do console).</w:t>
       </w:r>
       <w:r>
         <w:br w:type="page"/>
@@ -5190,7 +8995,8 @@
           <w:color w:val="000000"/>
           <w:sz w:val="20"/>
         </w:rPr>
-        <w:t xml:space="preserve">Nota sobre caminhos citados: os caminhos de arquivo mencionados ao longo deste relatório (por exemplo, src/, architecture/, datalake/, consumption/) referem-se à estrutura do repositório GitHub listado acima. No pacote técnico (zip) que acompanha esta entrega, os mesmos arquivos estão organizados nas pastas 1_material_executivo/, 2_diagrama_arquitetura/ e 3_scripts_e_codigos/, descritas nesta lista.</w:t>
+        <w:lastRenderedPageBreak/>
+        <w:t>Nota sobre caminhos citados: os caminhos de arquivo mencionados ao longo deste relatório (por exemplo, src/, architecture/, datalake/, consumption/) referem-se à estrutura do repositório GitHub listado acima. No pacote técnico (zip) que acompanha esta entrega, os mesmos arquivos estão organizados nas pastas 1_material_executivo/, 2_diagrama_arquitetura/ e 3_scripts_e_codigos/, descritas nesta lista.</w:t>
       </w:r>
     </w:p>
     <w:p>
@@ -5208,7 +9014,6 @@
           <w:color w:val="000000"/>
           <w:sz w:val="20"/>
         </w:rPr>
-        <w:lastRenderedPageBreak/>
         <w:t>A Tabela 2 mapeia cada requisito técnico do enunciado à sua implementação e evidência correspondente neste projeto:</w:t>
       </w:r>
     </w:p>
@@ -5223,7 +9028,7 @@
         </w:rPr>
       </w:pPr>
       <w:bookmarkStart w:id="12" w:name="_Toc990000001"/>
-      <w:bookmarkStart w:id="13" w:name="_Toc239662525"/>
+      <w:bookmarkStart w:id="13" w:name="_Toc239705864"/>
       <w:bookmarkEnd w:id="12"/>
       <w:r>
         <w:rPr>
@@ -5232,8 +9037,29 @@
           <w:szCs w:val="20"/>
         </w:rPr>
         <w:t xml:space="preserve">Tabela </w:t>
+      </w:r>
+      <w:r>
+        <w:rPr>
+          <w:rFonts w:ascii="Arial" w:hAnsi="Arial" w:cs="Arial"/>
+          <w:sz w:val="20"/>
+          <w:szCs w:val="20"/>
+        </w:rPr>
         <w:fldChar w:fldCharType="begin"/>
+      </w:r>
+      <w:r>
+        <w:rPr>
+          <w:rFonts w:ascii="Arial" w:hAnsi="Arial" w:cs="Arial"/>
+          <w:sz w:val="20"/>
+          <w:szCs w:val="20"/>
+        </w:rPr>
         <w:instrText xml:space="preserve"> SEQ Tabela \* ARABIC </w:instrText>
+      </w:r>
+      <w:r>
+        <w:rPr>
+          <w:rFonts w:ascii="Arial" w:hAnsi="Arial" w:cs="Arial"/>
+          <w:sz w:val="20"/>
+          <w:szCs w:val="20"/>
+        </w:rPr>
         <w:fldChar w:fldCharType="separate"/>
       </w:r>
       <w:r>
@@ -5252,6 +9078,13 @@
           <w:szCs w:val="20"/>
         </w:rPr>
         <w:fldChar w:fldCharType="end"/>
+      </w:r>
+      <w:r>
+        <w:rPr>
+          <w:rFonts w:ascii="Arial" w:hAnsi="Arial" w:cs="Arial"/>
+          <w:sz w:val="20"/>
+          <w:szCs w:val="20"/>
+        </w:rPr>
         <w:t xml:space="preserve"> – Matriz de aderência ao enunciado (Tech Challenge Fase 3).</w:t>
       </w:r>
       <w:bookmarkEnd w:id="13"/>
@@ -5486,7 +9319,7 @@
                 <w:color w:val="000000"/>
                 <w:sz w:val="18"/>
               </w:rPr>
-              <w:t xml:space="preserve">AWS Academy Lab</w:t>
+              <w:t>AWS Academy Lab</w:t>
             </w:r>
           </w:p>
         </w:tc>
@@ -5515,7 +9348,7 @@
                 <w:color w:val="000000"/>
                 <w:sz w:val="18"/>
               </w:rPr>
-              <w:t xml:space="preserve">S3 (Bronze/Silver/Gold) + 2 Glue Jobs + Glue Data Catalog + Athena</w:t>
+              <w:t>S3 (Bronze/Silver/Gold) + 2 Glue Jobs + Glue Data Catalog + Athena</w:t>
             </w:r>
           </w:p>
         </w:tc>
@@ -5693,7 +9526,7 @@
                 <w:color w:val="000000"/>
                 <w:sz w:val="18"/>
               </w:rPr>
-              <w:t xml:space="preserve">6 CSVs brutos, partição ano=YYYY, imutável</w:t>
+              <w:t>6 CSVs brutos, partição ano=YYYY, imutável</w:t>
             </w:r>
           </w:p>
         </w:tc>
@@ -5782,7 +9615,7 @@
                 <w:color w:val="000000"/>
                 <w:sz w:val="18"/>
               </w:rPr>
-              <w:t xml:space="preserve">De-para versionado, harmonização de schema em PySpark</w:t>
+              <w:t>De-para versionado, harmonização de schema em PySpark</w:t>
             </w:r>
           </w:p>
         </w:tc>
@@ -5960,7 +9793,7 @@
                 <w:color w:val="000000"/>
                 <w:sz w:val="18"/>
               </w:rPr>
-              <w:t xml:space="preserve">Glue Data Catalog, banco stateofdata</w:t>
+              <w:t>Glue Data Catalog, banco stateofdata</w:t>
             </w:r>
           </w:p>
         </w:tc>
@@ -6109,7 +9942,7 @@
                 <w:color w:val="000000"/>
                 <w:sz w:val="18"/>
               </w:rPr>
-              <w:t xml:space="preserve">Spark / PySpark</w:t>
+              <w:t>Spark / PySpark</w:t>
             </w:r>
           </w:p>
         </w:tc>
@@ -6287,7 +10120,7 @@
                 <w:color w:val="000000"/>
                 <w:sz w:val="18"/>
               </w:rPr>
-              <w:t xml:space="preserve">Storytelling / material executivo</w:t>
+              <w:t>Storytelling / material executivo</w:t>
             </w:r>
           </w:p>
         </w:tc>
@@ -6497,7 +10330,7 @@
           <w:color w:val="000000"/>
           <w:sz w:val="20"/>
         </w:rPr>
-        <w:t xml:space="preserve">. A pesquisa State of Data Brasil, conduzida pela comunidade Data Hackers em parceria com a Bain &amp; Company, é a fonte pública mais completa sobre o perfil desses profissionais — e suas bases brutas exigem um fluxo real de engenharia de dados antes de gerar informação de negócio, o que este projeto implementa de ponta a ponta em ambiente AWS.</w:t>
+        <w:t>. A pesquisa State of Data Brasil, conduzida pela comunidade Data Hackers em parceria com a Bain &amp; Company, é a fonte pública mais completa sobre o perfil desses profissionais — e suas bases brutas exigem um fluxo real de engenharia de dados antes de gerar informação de negócio, o que este projeto implementa de ponta a ponta em ambiente AWS.</w:t>
       </w:r>
     </w:p>
     <w:p>
@@ -6531,7 +10364,7 @@
           <w:color w:val="000000"/>
           <w:sz w:val="20"/>
         </w:rPr>
-        <w:t xml:space="preserve">Como a evolução do mercado brasileiro de dados (perfil profissional, senioridade, remuneração, diversidade, tecnologias e adoção de IA), observada nas três últimas edições da pesquisa State of Data Brasil, deve orientar as estratégias de contratação, capacitação e investimento de uma instituição financeira de grande porte?</w:t>
+        <w:t>Como a evolução do mercado brasileiro de dados (perfil profissional, senioridade, remuneração, diversidade, tecnologias e adoção de IA), observada nas três últimas edições da pesquisa State of Data Brasil, deve orientar as estratégias de contratação, capacitação e investimento de uma instituição financeira de grande porte?</w:t>
       </w:r>
     </w:p>
     <w:p>
@@ -6549,6 +10382,7 @@
           <w:color w:val="000000"/>
           <w:sz w:val="20"/>
         </w:rPr>
+        <w:lastRenderedPageBreak/>
         <w:t>A pergunta desdobra-se nas sete questões do enunciado, respondidas nas seções 5 a 11:</w:t>
       </w:r>
     </w:p>
@@ -6629,7 +10463,6 @@
           <w:rFonts w:ascii="Arial" w:hAnsi="Arial" w:cs="Arial"/>
           <w:color w:val="000000"/>
         </w:rPr>
-        <w:lastRenderedPageBreak/>
         <w:t>4. Quais tecnologias apresentam maior adoção? (Seção 8)</w:t>
       </w:r>
     </w:p>
@@ -6802,7 +10635,7 @@
           <w:color w:val="000000"/>
           <w:sz w:val="20"/>
         </w:rPr>
-        <w:t xml:space="preserve">Nota: embora a descrição do dataset no edital tome 2021 como referência histórica padrão, a edição de 2019 foi mantida exclusivamente para estender a série temporal dos indicadores de gênero, linguagens e cloud.</w:t>
+        <w:t>Nota: embora a descrição do dataset no edital tome 2021 como referência histórica padrão, a edição de 2019 foi mantida exclusivamente para estender a série temporal dos indicadores de gênero, linguagens e cloud.</w:t>
       </w:r>
     </w:p>
     <w:p>
@@ -6816,7 +10649,7 @@
         </w:rPr>
       </w:pPr>
       <w:bookmarkStart w:id="26" w:name="__RefHeading___Toc2887_1907726246"/>
-      <w:bookmarkStart w:id="27" w:name="_Toc239662526"/>
+      <w:bookmarkStart w:id="27" w:name="_Toc239705865"/>
       <w:bookmarkEnd w:id="26"/>
       <w:r>
         <w:rPr>
@@ -6825,8 +10658,29 @@
           <w:szCs w:val="20"/>
         </w:rPr>
         <w:t xml:space="preserve">Tabela </w:t>
+      </w:r>
+      <w:r>
+        <w:rPr>
+          <w:rFonts w:ascii="Arial" w:hAnsi="Arial" w:cs="Arial"/>
+          <w:sz w:val="20"/>
+          <w:szCs w:val="20"/>
+        </w:rPr>
         <w:fldChar w:fldCharType="begin"/>
+      </w:r>
+      <w:r>
+        <w:rPr>
+          <w:rFonts w:ascii="Arial" w:hAnsi="Arial" w:cs="Arial"/>
+          <w:sz w:val="20"/>
+          <w:szCs w:val="20"/>
+        </w:rPr>
         <w:instrText xml:space="preserve"> SEQ Tabela \* ARABIC </w:instrText>
+      </w:r>
+      <w:r>
+        <w:rPr>
+          <w:rFonts w:ascii="Arial" w:hAnsi="Arial" w:cs="Arial"/>
+          <w:sz w:val="20"/>
+          <w:szCs w:val="20"/>
+        </w:rPr>
         <w:fldChar w:fldCharType="separate"/>
       </w:r>
       <w:r>
@@ -6845,6 +10699,13 @@
           <w:szCs w:val="20"/>
         </w:rPr>
         <w:fldChar w:fldCharType="end"/>
+      </w:r>
+      <w:r>
+        <w:rPr>
+          <w:rFonts w:ascii="Arial" w:hAnsi="Arial" w:cs="Arial"/>
+          <w:sz w:val="20"/>
+          <w:szCs w:val="20"/>
+        </w:rPr>
         <w:t xml:space="preserve"> – Bases da pesquisa State of Data Brasil utilizadas no projeto.</w:t>
       </w:r>
       <w:bookmarkEnd w:id="27"/>
@@ -6995,7 +10856,7 @@
                 <w:color w:val="FFFFFF"/>
                 <w:sz w:val="20"/>
               </w:rPr>
-              <w:t xml:space="preserve">Padrão de schema</w:t>
+              <w:t>Padrão de schema</w:t>
             </w:r>
           </w:p>
         </w:tc>
@@ -7721,7 +11582,7 @@
                 <w:color w:val="000000"/>
                 <w:sz w:val="20"/>
               </w:rPr>
-              <w:t xml:space="preserve">tupla (schema distinto)</w:t>
+              <w:t>tupla (schema distinto)</w:t>
             </w:r>
           </w:p>
         </w:tc>
@@ -7836,7 +11697,7 @@
         </w:rPr>
       </w:pPr>
       <w:bookmarkStart w:id="30" w:name="__RefHeading___Toc2885_1907726246"/>
-      <w:bookmarkStart w:id="31" w:name="_Toc239662527"/>
+      <w:bookmarkStart w:id="31" w:name="_Toc239705866"/>
       <w:bookmarkEnd w:id="30"/>
       <w:r>
         <w:rPr>
@@ -7845,8 +11706,29 @@
           <w:szCs w:val="20"/>
         </w:rPr>
         <w:t xml:space="preserve">Tabela </w:t>
+      </w:r>
+      <w:r>
+        <w:rPr>
+          <w:rFonts w:ascii="Arial" w:hAnsi="Arial" w:cs="Arial"/>
+          <w:sz w:val="20"/>
+          <w:szCs w:val="20"/>
+        </w:rPr>
         <w:fldChar w:fldCharType="begin"/>
+      </w:r>
+      <w:r>
+        <w:rPr>
+          <w:rFonts w:ascii="Arial" w:hAnsi="Arial" w:cs="Arial"/>
+          <w:sz w:val="20"/>
+          <w:szCs w:val="20"/>
+        </w:rPr>
         <w:instrText xml:space="preserve"> SEQ Tabela \* ARABIC </w:instrText>
+      </w:r>
+      <w:r>
+        <w:rPr>
+          <w:rFonts w:ascii="Arial" w:hAnsi="Arial" w:cs="Arial"/>
+          <w:sz w:val="20"/>
+          <w:szCs w:val="20"/>
+        </w:rPr>
         <w:fldChar w:fldCharType="separate"/>
       </w:r>
       <w:r>
@@ -7865,6 +11747,13 @@
           <w:szCs w:val="20"/>
         </w:rPr>
         <w:fldChar w:fldCharType="end"/>
+      </w:r>
+      <w:r>
+        <w:rPr>
+          <w:rFonts w:ascii="Arial" w:hAnsi="Arial" w:cs="Arial"/>
+          <w:sz w:val="20"/>
+          <w:szCs w:val="20"/>
+        </w:rPr>
         <w:t xml:space="preserve"> – Exemplos do de-para de colunas entre edições (mapa completo versionado no repositório).</w:t>
       </w:r>
       <w:bookmarkEnd w:id="31"/>
@@ -8378,7 +12267,7 @@
                 <w:color w:val="000000"/>
                 <w:sz w:val="20"/>
               </w:rPr>
-              <w:t xml:space="preserve">('P4_h_2 ', 'Amazon Web Services (AWS)')</w:t>
+              <w:t>('P4_h_2 ', 'Amazon Web Services (AWS)')</w:t>
             </w:r>
           </w:p>
         </w:tc>
@@ -8499,7 +12388,7 @@
                 <w:color w:val="000000"/>
                 <w:sz w:val="20"/>
               </w:rPr>
-              <w:t xml:space="preserve">('P2_q ', 'Empresa ... layoff em 2023')</w:t>
+              <w:t>('P2_q ', 'Empresa ... layoff em 2023')</w:t>
             </w:r>
           </w:p>
         </w:tc>
@@ -8666,7 +12555,7 @@
       <w:bookmarkStart w:id="33" w:name="_Toc239662557"/>
       <w:r>
         <w:lastRenderedPageBreak/>
-        <w:t xml:space="preserve">2.3 Premissas versionadas</w:t>
+        <w:t>2.3 Premissas versionadas</w:t>
       </w:r>
       <w:bookmarkEnd w:id="32"/>
       <w:bookmarkEnd w:id="33"/>
@@ -8700,7 +12589,7 @@
         </w:rPr>
       </w:pPr>
       <w:bookmarkStart w:id="34" w:name="__RefHeading___Toc2883_1907726246"/>
-      <w:bookmarkStart w:id="35" w:name="_Toc239662528"/>
+      <w:bookmarkStart w:id="35" w:name="_Toc239705867"/>
       <w:bookmarkEnd w:id="34"/>
       <w:r>
         <w:rPr>
@@ -8709,8 +12598,29 @@
           <w:szCs w:val="20"/>
         </w:rPr>
         <w:t xml:space="preserve">Tabela </w:t>
+      </w:r>
+      <w:r>
+        <w:rPr>
+          <w:rFonts w:ascii="Arial" w:hAnsi="Arial" w:cs="Arial"/>
+          <w:sz w:val="20"/>
+          <w:szCs w:val="20"/>
+        </w:rPr>
         <w:fldChar w:fldCharType="begin"/>
+      </w:r>
+      <w:r>
+        <w:rPr>
+          <w:rFonts w:ascii="Arial" w:hAnsi="Arial" w:cs="Arial"/>
+          <w:sz w:val="20"/>
+          <w:szCs w:val="20"/>
+        </w:rPr>
         <w:instrText xml:space="preserve"> SEQ Tabela \* ARABIC </w:instrText>
+      </w:r>
+      <w:r>
+        <w:rPr>
+          <w:rFonts w:ascii="Arial" w:hAnsi="Arial" w:cs="Arial"/>
+          <w:sz w:val="20"/>
+          <w:szCs w:val="20"/>
+        </w:rPr>
         <w:fldChar w:fldCharType="separate"/>
       </w:r>
       <w:r>
@@ -8729,6 +12639,13 @@
           <w:szCs w:val="20"/>
         </w:rPr>
         <w:fldChar w:fldCharType="end"/>
+      </w:r>
+      <w:r>
+        <w:rPr>
+          <w:rFonts w:ascii="Arial" w:hAnsi="Arial" w:cs="Arial"/>
+          <w:sz w:val="20"/>
+          <w:szCs w:val="20"/>
+        </w:rPr>
         <w:t xml:space="preserve"> – Premissas analíticas versionadas do projeto.</w:t>
       </w:r>
       <w:bookmarkEnd w:id="35"/>
@@ -9180,7 +13097,7 @@
                 <w:color w:val="000000"/>
                 <w:sz w:val="20"/>
               </w:rPr>
-              <w:t xml:space="preserve">Correção de typo (2025/26)</w:t>
+              <w:t>Correção de typo (2025/26)</w:t>
             </w:r>
           </w:p>
         </w:tc>
@@ -9317,7 +13234,7 @@
                 <w:color w:val="000000"/>
                 <w:sz w:val="20"/>
               </w:rPr>
-              <w:t xml:space="preserve">Agrupamento em cargo_grupo por famílias funcionais; Engenharia de Dados e Arquitetura de Dados unificadas, seguindo o padrão de rótulo da própria edição 2023 da pesquisa.</w:t>
+              <w:t>Agrupamento em cargo_grupo por famílias funcionais; Engenharia de Dados e Arquitetura de Dados unificadas, seguindo o padrão de rótulo da própria edição 2023 da pesquisa.</w:t>
             </w:r>
           </w:p>
         </w:tc>
@@ -9650,7 +13567,7 @@
           <w:color w:val="000000"/>
           <w:sz w:val="20"/>
         </w:rPr>
-        <w:t xml:space="preserve">Esse tratamento cobre o dataset público usado neste projeto. Se a instituição financeira adotar a mesma arquitetura sobre seus próprios dados de RH e candidatos — não públicos, não anonimizados — a base legal, o direito do titular, a retenção e os controles de segurança cibernética (Resolução BACEN 4.658/2021, aplicável a instituições financeiras) precisam ser reavaliados; esse é um requisito da fase de implementação, fora do escopo analítico deste relatório.</w:t>
+        <w:t>Esse tratamento cobre o dataset público usado neste projeto. Se a instituição financeira adotar a mesma arquitetura sobre seus próprios dados de RH e candidatos — não públicos, não anonimizados — a base legal, o direito do titular, a retenção e os controles de segurança cibernética (Resolução BACEN 4.658/2021, aplicável a instituições financeiras) precisam ser reavaliados; esse é um requisito da fase de implementação, fora do escopo analítico deste relatório.</w:t>
       </w:r>
     </w:p>
     <w:p>
@@ -9718,6 +13635,13 @@
           <w:sz w:val="20"/>
         </w:rPr>
         <w:t xml:space="preserve">os valores ausentes são majoritariamente estruturais — decorrem do fluxo condicional do questionário, não de falha de coleta — e por isso nenhuma imputação foi aplicada; cada análise usa como denominador os respondentes válidos da </w:t>
+      </w:r>
+      <w:r>
+        <w:rPr>
+          <w:rFonts w:ascii="Arial" w:hAnsi="Arial" w:cs="Arial"/>
+          <w:color w:val="000000"/>
+          <w:sz w:val="20"/>
+        </w:rPr>
         <w:lastRenderedPageBreak/>
         <w:t>questão (premissa P6). A Tabela 5 resume o preenchimento das variáveis-chave e o motivo estrutural de cada lacuna.</w:t>
       </w:r>
@@ -9733,7 +13657,7 @@
         </w:rPr>
       </w:pPr>
       <w:bookmarkStart w:id="40" w:name="__RefHeading___Toc2881_1907726246"/>
-      <w:bookmarkStart w:id="41" w:name="_Toc239662529"/>
+      <w:bookmarkStart w:id="41" w:name="_Toc239705868"/>
       <w:bookmarkEnd w:id="40"/>
       <w:r>
         <w:rPr>
@@ -9742,8 +13666,29 @@
           <w:szCs w:val="20"/>
         </w:rPr>
         <w:t xml:space="preserve">Tabela </w:t>
+      </w:r>
+      <w:r>
+        <w:rPr>
+          <w:rFonts w:ascii="Arial" w:hAnsi="Arial" w:cs="Arial"/>
+          <w:sz w:val="20"/>
+          <w:szCs w:val="20"/>
+        </w:rPr>
         <w:fldChar w:fldCharType="begin"/>
+      </w:r>
+      <w:r>
+        <w:rPr>
+          <w:rFonts w:ascii="Arial" w:hAnsi="Arial" w:cs="Arial"/>
+          <w:sz w:val="20"/>
+          <w:szCs w:val="20"/>
+        </w:rPr>
         <w:instrText xml:space="preserve"> SEQ Tabela \* ARABIC </w:instrText>
+      </w:r>
+      <w:r>
+        <w:rPr>
+          <w:rFonts w:ascii="Arial" w:hAnsi="Arial" w:cs="Arial"/>
+          <w:sz w:val="20"/>
+          <w:szCs w:val="20"/>
+        </w:rPr>
         <w:fldChar w:fldCharType="separate"/>
       </w:r>
       <w:r>
@@ -9762,6 +13707,13 @@
           <w:szCs w:val="20"/>
         </w:rPr>
         <w:fldChar w:fldCharType="end"/>
+      </w:r>
+      <w:r>
+        <w:rPr>
+          <w:rFonts w:ascii="Arial" w:hAnsi="Arial" w:cs="Arial"/>
+          <w:sz w:val="20"/>
+          <w:szCs w:val="20"/>
+        </w:rPr>
         <w:t xml:space="preserve"> – Preenchimento das variáveis-chave do núcleo (n = 14.005) e origem estrutural dos nulos.</w:t>
       </w:r>
       <w:bookmarkEnd w:id="41"/>
@@ -9910,7 +13862,7 @@
                 <w:color w:val="000000"/>
                 <w:sz w:val="20"/>
               </w:rPr>
-              <w:t xml:space="preserve">genero / atuacao</w:t>
+              <w:t>genero / atuacao</w:t>
             </w:r>
           </w:p>
         </w:tc>
@@ -10001,7 +13953,7 @@
                 <w:color w:val="000000"/>
                 <w:sz w:val="20"/>
               </w:rPr>
-              <w:t xml:space="preserve">faixa_salarial, modelo_atual, satisfeito</w:t>
+              <w:t>faixa_salarial, modelo_atual, satisfeito</w:t>
             </w:r>
           </w:p>
         </w:tc>
@@ -10092,7 +14044,7 @@
                 <w:color w:val="000000"/>
                 <w:sz w:val="20"/>
               </w:rPr>
-              <w:t xml:space="preserve">nivel e cargo</w:t>
+              <w:t>nivel e cargo</w:t>
             </w:r>
           </w:p>
         </w:tc>
@@ -10394,7 +14346,7 @@
           <w:color w:val="000000"/>
           <w:sz w:val="20"/>
         </w:rPr>
-        <w:t xml:space="preserve">. Como a amostra é por conveniência — sem desenho probabilístico nem pesos amostrais —, intervalos de confiança e testes de hipótese não teriam validade inferencial para o universo de profissionais do país; incluí-los seria decoração estatística, não rigor. Em substituição, o relatório (i) declara o n de cada recorte, (ii) destaca apenas diferenças de magnitude expressiva e consistentes entre edições, e (iii) trata toda leitura como 'entre os respondentes da pesquisa'.</w:t>
+        <w:t>. Como a amostra é por conveniência — sem desenho probabilístico nem pesos amostrais —, intervalos de confiança e testes de hipótese não teriam validade inferencial para o universo de profissionais do país; incluí-los seria decoração estatística, não rigor. Em substituição, o relatório (i) declara o n de cada recorte, (ii) destaca apenas diferenças de magnitude expressiva e consistentes entre edições, e (iii) trata toda leitura como 'entre os respondentes da pesquisa'.</w:t>
       </w:r>
     </w:p>
     <w:p>
@@ -10476,22 +14428,6 @@
         <w:spacing w:after="120"/>
         <w:jc w:val="both"/>
         <w:rPr>
-          <w:rFonts w:ascii="Arial" w:hAnsi="Arial" w:cs="Arial"/>
-          <w:sz w:val="20"/>
-        </w:rPr>
-      </w:pPr>
-      <w:r>
-        <w:rPr>
-          <w:rFonts w:ascii="Arial" w:hAnsi="Arial" w:cs="Arial"/>
-          <w:color w:val="000000"/>
-          <w:sz w:val="20"/>
-        </w:rPr>
-        <w:t xml:space="preserve">Validação das medianas críticas: as medianas usadas nas Seções 6 e 7 (prêmio de senioridade, gap salarial por gênero) foram conferidas por cálculo exato (particionamento e ordenação linha a linha), não pela função de percentil aproximado do Athena/Trino. A função aproximada (APPROX_PERCENTILE/percentile_approx, algoritmo T-digest) diverge da mediana exata quando a coluna tem poucos valores distintos e muito repetidos — exatamente o caso de salario_pm, derivada do ponto médio de faixas (Premissa P3). Essa divergência foi observada e corrigida durante a validação deste projeto (ex.: Sênior 2023 retornava R$ 11.498 pela função aproximada contra R$ 10.001 pelo cálculo exato, confirmado via computação direta em PySpark) — os números citados neste relatório são todos o valor exato.</w:t>
-      </w:r>
-    </w:p>
-    <w:p>
-      <w:pPr>
-        <w:rPr>
           <w:rFonts w:ascii="Arial" w:hAnsi="Arial"/>
           <w:color w:val="0070C0"/>
           <w:sz w:val="32"/>
@@ -10499,7 +14435,21 @@
         </w:rPr>
       </w:pPr>
       <w:r>
-        <w:br w:type="page"/>
+        <w:rPr>
+          <w:rFonts w:ascii="Arial" w:hAnsi="Arial" w:cs="Arial"/>
+          <w:color w:val="000000"/>
+          <w:sz w:val="20"/>
+        </w:rPr>
+        <w:t xml:space="preserve">Validação das medianas críticas: as medianas usadas nas Seções 6 e 7 (prêmio de senioridade, gap salarial por gênero) foram conferidas por cálculo exato (particionamento e ordenação linha a linha), não pela função de percentil aproximado do Athena/Trino. A função aproximada (APPROX_PERCENTILE/percentile_approx, algoritmo T-digest) diverge da mediana exata quando a coluna tem poucos valores distintos e muito repetidos — exatamente o caso de salario_pm, derivada do ponto médio de faixas (Premissa P3). Essa divergência foi observada e corrigida durante a validação deste projeto (ex.: Sênior 2023 retornava R$ 11.498 pela função aproximada contra R$ </w:t>
+      </w:r>
+      <w:r>
+        <w:rPr>
+          <w:rFonts w:ascii="Arial" w:hAnsi="Arial" w:cs="Arial"/>
+          <w:color w:val="000000"/>
+          <w:sz w:val="20"/>
+        </w:rPr>
+        <w:lastRenderedPageBreak/>
+        <w:t>10.001 pelo cálculo exato, confirmado via computação direta em PySpark) — os números citados neste relatório são todos o valor exato.</w:t>
       </w:r>
     </w:p>
     <w:p>
@@ -10508,7 +14458,6 @@
       </w:pPr>
       <w:bookmarkStart w:id="45" w:name="_Toc239662561"/>
       <w:r>
-        <w:lastRenderedPageBreak/>
         <w:t>3. Arquitetura da Solução AWS</w:t>
       </w:r>
       <w:bookmarkEnd w:id="44"/>
@@ -10542,7 +14491,7 @@
           <w:color w:val="000000"/>
           <w:sz w:val="20"/>
         </w:rPr>
-        <w:t xml:space="preserve">A solução implementa o padrão Medallion em ambiente AWS Academy Lab: dados brutos imutáveis (Bronze), dados harmonizados e tipados (Silver) e agregados prontos para consumo analítico (Gold), com catalogação central e consulta SQL serverless. A Figura 1 apresenta o fluxo completo, numerado nas onze etapas do desenho oficial em Draw.io.</w:t>
+        <w:t>A solução implementa o padrão Medallion em ambiente AWS Academy Lab: dados brutos imutáveis (Bronze), dados harmonizados e tipados (Silver) e agregados prontos para consumo analítico (Gold), com catalogação central e consulta SQL serverless. A Figura 1 apresenta o fluxo completo, numerado nas onze etapas do desenho oficial em Draw.io.</w:t>
       </w:r>
     </w:p>
     <w:p>
@@ -10608,7 +14557,7 @@
           <w:szCs w:val="20"/>
         </w:rPr>
       </w:pPr>
-      <w:bookmarkStart w:id="48" w:name="_Toc239662508"/>
+      <w:bookmarkStart w:id="48" w:name="_Toc239705847"/>
       <w:r>
         <w:rPr>
           <w:rFonts w:ascii="Arial" w:hAnsi="Arial" w:cs="Arial"/>
@@ -10616,8 +14565,29 @@
           <w:szCs w:val="20"/>
         </w:rPr>
         <w:t xml:space="preserve">Figura </w:t>
+      </w:r>
+      <w:r>
+        <w:rPr>
+          <w:rFonts w:ascii="Arial" w:hAnsi="Arial" w:cs="Arial"/>
+          <w:sz w:val="20"/>
+          <w:szCs w:val="20"/>
+        </w:rPr>
         <w:fldChar w:fldCharType="begin"/>
+      </w:r>
+      <w:r>
+        <w:rPr>
+          <w:rFonts w:ascii="Arial" w:hAnsi="Arial" w:cs="Arial"/>
+          <w:sz w:val="20"/>
+          <w:szCs w:val="20"/>
+        </w:rPr>
         <w:instrText xml:space="preserve"> SEQ Figura \* ARABIC </w:instrText>
+      </w:r>
+      <w:r>
+        <w:rPr>
+          <w:rFonts w:ascii="Arial" w:hAnsi="Arial" w:cs="Arial"/>
+          <w:sz w:val="20"/>
+          <w:szCs w:val="20"/>
+        </w:rPr>
         <w:fldChar w:fldCharType="separate"/>
       </w:r>
       <w:r>
@@ -10636,6 +14606,13 @@
           <w:szCs w:val="20"/>
         </w:rPr>
         <w:fldChar w:fldCharType="end"/>
+      </w:r>
+      <w:r>
+        <w:rPr>
+          <w:rFonts w:ascii="Arial" w:hAnsi="Arial" w:cs="Arial"/>
+          <w:sz w:val="20"/>
+          <w:szCs w:val="20"/>
+        </w:rPr>
         <w:t xml:space="preserve"> – Arquitetura da solução AWS — fluxo Kaggle → S3 (Bronze/Silver/Gold) → Glue → Athena → consumo.</w:t>
       </w:r>
       <w:bookmarkEnd w:id="48"/>
@@ -10663,7 +14640,7 @@
         </w:rPr>
       </w:pPr>
       <w:bookmarkStart w:id="51" w:name="__RefHeading___Toc2879_1907726246"/>
-      <w:bookmarkStart w:id="52" w:name="_Toc239662530"/>
+      <w:bookmarkStart w:id="52" w:name="_Toc239705869"/>
       <w:bookmarkEnd w:id="51"/>
       <w:r>
         <w:rPr>
@@ -10672,8 +14649,29 @@
           <w:szCs w:val="20"/>
         </w:rPr>
         <w:t xml:space="preserve">Tabela </w:t>
+      </w:r>
+      <w:r>
+        <w:rPr>
+          <w:rFonts w:ascii="Arial" w:hAnsi="Arial" w:cs="Arial"/>
+          <w:sz w:val="20"/>
+          <w:szCs w:val="20"/>
+        </w:rPr>
         <w:fldChar w:fldCharType="begin"/>
+      </w:r>
+      <w:r>
+        <w:rPr>
+          <w:rFonts w:ascii="Arial" w:hAnsi="Arial" w:cs="Arial"/>
+          <w:sz w:val="20"/>
+          <w:szCs w:val="20"/>
+        </w:rPr>
         <w:instrText xml:space="preserve"> SEQ Tabela \* ARABIC </w:instrText>
+      </w:r>
+      <w:r>
+        <w:rPr>
+          <w:rFonts w:ascii="Arial" w:hAnsi="Arial" w:cs="Arial"/>
+          <w:sz w:val="20"/>
+          <w:szCs w:val="20"/>
+        </w:rPr>
         <w:fldChar w:fldCharType="separate"/>
       </w:r>
       <w:r>
@@ -10692,6 +14690,13 @@
           <w:szCs w:val="20"/>
         </w:rPr>
         <w:fldChar w:fldCharType="end"/>
+      </w:r>
+      <w:r>
+        <w:rPr>
+          <w:rFonts w:ascii="Arial" w:hAnsi="Arial" w:cs="Arial"/>
+          <w:sz w:val="20"/>
+          <w:szCs w:val="20"/>
+        </w:rPr>
         <w:t xml:space="preserve"> – Camadas de dados, conteúdo e tecnologia.</w:t>
       </w:r>
       <w:bookmarkEnd w:id="52"/>
@@ -10903,7 +14908,7 @@
                 <w:color w:val="000000"/>
                 <w:sz w:val="20"/>
               </w:rPr>
-              <w:t xml:space="preserve">6 CSVs originais, partição ano=YYYY, imutável</w:t>
+              <w:t>6 CSVs originais, partição ano=YYYY, imutável</w:t>
             </w:r>
           </w:p>
         </w:tc>
@@ -11024,7 +15029,7 @@
                 <w:color w:val="000000"/>
                 <w:sz w:val="20"/>
               </w:rPr>
-              <w:t xml:space="preserve">silver_core (3 edições, 69 colunas) e silver_serie_longa (6 edições)</w:t>
+              <w:t>silver_core (3 edições, 69 colunas) e silver_serie_longa (6 edições)</w:t>
             </w:r>
           </w:p>
         </w:tc>
@@ -11084,7 +15089,7 @@
                 <w:color w:val="000000"/>
                 <w:sz w:val="20"/>
               </w:rPr>
-              <w:t xml:space="preserve">S3 + Glue Job 1 (PySpark)</w:t>
+              <w:t>S3 + Glue Job 1 (PySpark)</w:t>
             </w:r>
           </w:p>
         </w:tc>
@@ -11205,7 +15210,7 @@
                 <w:color w:val="000000"/>
                 <w:sz w:val="20"/>
               </w:rPr>
-              <w:t xml:space="preserve">S3 + Glue Job 2 (PySpark)</w:t>
+              <w:t>S3 + Glue Job 2 (PySpark)</w:t>
             </w:r>
           </w:p>
         </w:tc>
@@ -11266,7 +15271,7 @@
                 <w:color w:val="000000"/>
                 <w:sz w:val="20"/>
               </w:rPr>
-              <w:t xml:space="preserve">db stateofdata — tabelas silver e gold</w:t>
+              <w:t>db stateofdata — tabelas silver e gold</w:t>
             </w:r>
           </w:p>
         </w:tc>
@@ -11326,7 +15331,7 @@
                 <w:color w:val="000000"/>
                 <w:sz w:val="20"/>
               </w:rPr>
-              <w:t xml:space="preserve">Glue Data Catalog</w:t>
+              <w:t>Glue Data Catalog</w:t>
             </w:r>
           </w:p>
         </w:tc>
@@ -11447,7 +15452,7 @@
                 <w:color w:val="000000"/>
                 <w:sz w:val="20"/>
               </w:rPr>
-              <w:t xml:space="preserve">Athena · Matplotlib</w:t>
+              <w:t>Athena · Matplotlib</w:t>
             </w:r>
           </w:p>
         </w:tc>
@@ -11479,9 +15484,16 @@
           <w:color w:val="000000"/>
           <w:sz w:val="20"/>
         </w:rPr>
-        <w:t xml:space="preserve">A escolha de Glue — não EMR/Databricks — e Athena — não Redshift — segue o mesmo critério de adequação ao volume e ao formato do Lab, não preferência de fornecedor. Glue é serverless, com custo por execução e sem cluster para provisionar/desligar, adequado a um pipeline batch de poucos minutos; EMR/Databricks fariam sentido a partir de um </w:t>
+        <w:t xml:space="preserve">A escolha de Glue — não EMR/Databricks — e Athena — não Redshift — segue o mesmo critério de adequação ao volume e ao formato do Lab, não preferência de </w:t>
+      </w:r>
+      <w:r>
+        <w:rPr>
+          <w:rFonts w:ascii="Arial" w:hAnsi="Arial" w:cs="Arial"/>
+          <w:color w:val="000000"/>
+          <w:sz w:val="20"/>
+        </w:rPr>
         <w:lastRenderedPageBreak/>
-        <w:t xml:space="preserve">volume ou de uma cadência de execução que este projeto não tem. Athena é serverless e cobra por TB escaneado — para um datalake desta escala (dezenas de MB), o custo por consulta é irrelevante e não há cluster provisionado ocioso entre consultas, ao contrário de um Redshift dedicado.</w:t>
+        <w:t>fornecedor. Glue é serverless, com custo por execução e sem cluster para provisionar/desligar, adequado a um pipeline batch de poucos minutos; EMR/Databricks fariam sentido a partir de um volume ou de uma cadência de execução que este projeto não tem. Athena é serverless e cobra por TB escaneado — para um datalake desta escala (dezenas de MB), o custo por consulta é irrelevante e não há cluster provisionado ocioso entre consultas, ao contrário de um Redshift dedicado.</w:t>
       </w:r>
       <w:bookmarkStart w:id="53" w:name="_Toc237938379"/>
     </w:p>
@@ -11521,7 +15533,7 @@
           <w:color w:val="000000"/>
           <w:sz w:val="20"/>
         </w:rPr>
-        <w:t xml:space="preserve">criptografia em repouso SSE-S3 nas três camadas; Block Public Access ativo no bucket; IAM LabRole com menor privilégio (restrição do próprio Lab); segregação lógica bronze/silver/gold; e particionamento ano=YYYY, que reduz varredura e custo por consulta no Athena.</w:t>
+        <w:t>criptografia em repouso SSE-S3 nas três camadas; Block Public Access ativo no bucket; IAM LabRole com menor privilégio (restrição do próprio Lab); segregação lógica bronze/silver/gold; e particionamento ano=YYYY, que reduz varredura e custo por consulta no Athena.</w:t>
       </w:r>
     </w:p>
     <w:p>
@@ -11531,7 +15543,7 @@
       <w:bookmarkStart w:id="55" w:name="_Toc237938380"/>
       <w:bookmarkStart w:id="56" w:name="_Toc239662565"/>
       <w:r>
-        <w:t xml:space="preserve">3.4 Execução no AWS Academy Lab e evidências</w:t>
+        <w:t>3.4 Execução no AWS Academy Lab e evidências</w:t>
       </w:r>
       <w:bookmarkEnd w:id="55"/>
       <w:bookmarkEnd w:id="56"/>
@@ -11612,7 +15624,7 @@
           <w:color w:val="000000"/>
           <w:sz w:val="20"/>
         </w:rPr>
-        <w:t xml:space="preserve">Os seis CSVs são renomeados para o padrão state_of_data_AAAA.csv e carregados em datalake/bronze/ano=AAAA/. A camada é tratada como imutável: nenhuma transformação ocorre sobre os arquivos originais, preservando a auditabilidade da origem.</w:t>
+        <w:t>Os seis CSVs são renomeados para o padrão state_of_data_AAAA.csv e carregados em datalake/bronze/ano=AAAA/. A camada é tratada como imutável: nenhuma transformação ocorre sobre os arquivos originais, preservando a auditabilidade da origem.</w:t>
       </w:r>
     </w:p>
     <w:p>
@@ -11642,7 +15654,7 @@
           <w:color w:val="000000"/>
           <w:sz w:val="20"/>
         </w:rPr>
-        <w:t xml:space="preserve">O Glue Job 1 aplica o de-para de colunas, normaliza variáveis binárias (incluindo os booleanos TRUE/FALSE exclusivos da edição 2024 — premissa P7), harmoniza categorias (cargos, modelos de trabalho, prioridade de IA), calcula o ponto médio salarial (premissas P3 e P4) e grava Parquet particionado. A reconciliação de volumetria é verificada por asserções automáticas ao final do job:</w:t>
+        <w:t>O Glue Job 1 aplica o de-para de colunas, normaliza variáveis binárias (incluindo os booleanos TRUE/FALSE exclusivos da edição 2024 — premissa P7), harmoniza categorias (cargos, modelos de trabalho, prioridade de IA), calcula o ponto médio salarial (premissas P3 e P4) e grava Parquet particionado. A reconciliação de volumetria é verificada por asserções automáticas ao final do job:</w:t>
       </w:r>
     </w:p>
     <w:p>
@@ -11656,7 +15668,7 @@
         </w:rPr>
       </w:pPr>
       <w:bookmarkStart w:id="63" w:name="__RefHeading___Toc2877_1907726246"/>
-      <w:bookmarkStart w:id="64" w:name="_Toc239662531"/>
+      <w:bookmarkStart w:id="64" w:name="_Toc239705870"/>
       <w:bookmarkEnd w:id="63"/>
       <w:r>
         <w:rPr>
@@ -11665,8 +15677,29 @@
           <w:szCs w:val="20"/>
         </w:rPr>
         <w:t xml:space="preserve">Tabela </w:t>
+      </w:r>
+      <w:r>
+        <w:rPr>
+          <w:rFonts w:ascii="Arial" w:hAnsi="Arial" w:cs="Arial"/>
+          <w:sz w:val="20"/>
+          <w:szCs w:val="20"/>
+        </w:rPr>
         <w:fldChar w:fldCharType="begin"/>
+      </w:r>
+      <w:r>
+        <w:rPr>
+          <w:rFonts w:ascii="Arial" w:hAnsi="Arial" w:cs="Arial"/>
+          <w:sz w:val="20"/>
+          <w:szCs w:val="20"/>
+        </w:rPr>
         <w:instrText xml:space="preserve"> SEQ Tabela \* ARABIC </w:instrText>
+      </w:r>
+      <w:r>
+        <w:rPr>
+          <w:rFonts w:ascii="Arial" w:hAnsi="Arial" w:cs="Arial"/>
+          <w:sz w:val="20"/>
+          <w:szCs w:val="20"/>
+        </w:rPr>
         <w:fldChar w:fldCharType="separate"/>
       </w:r>
       <w:r>
@@ -11685,6 +15718,13 @@
           <w:szCs w:val="20"/>
         </w:rPr>
         <w:fldChar w:fldCharType="end"/>
+      </w:r>
+      <w:r>
+        <w:rPr>
+          <w:rFonts w:ascii="Arial" w:hAnsi="Arial" w:cs="Arial"/>
+          <w:sz w:val="20"/>
+          <w:szCs w:val="20"/>
+        </w:rPr>
         <w:t xml:space="preserve"> – Reconciliação Bronze × Silver por edição (asserções do Glue Job 1).</w:t>
       </w:r>
       <w:bookmarkEnd w:id="64"/>
@@ -12593,32 +16633,21 @@
         <w:spacing w:after="120"/>
         <w:jc w:val="both"/>
         <w:rPr>
-          <w:rFonts w:ascii="Arial" w:hAnsi="Arial" w:cs="Arial"/>
-          <w:sz w:val="20"/>
-        </w:rPr>
-      </w:pPr>
-      <w:r>
-        <w:rPr>
-          <w:rFonts w:ascii="Arial" w:hAnsi="Arial" w:cs="Arial"/>
-          <w:color w:val="000000"/>
-          <w:sz w:val="20"/>
-        </w:rPr>
-        <w:t xml:space="preserve">O Glue Job 2 materializa 21 tabelas agregadas (englobando respondentes, cargos, senioridade, salários por nível e por cargo, participação e gaps de gênero, tecnologias, prioridade de IA, uso de GenAI, regiões, modelos de trabalho, termômetro de mercado, intenção de mudança, critérios de escolha de emprego e desafios de gestores), cada uma gravada em Parquet (consulta) e CSV (consumo direto pelos gráficos). Os percentuais de questões multirresposta usam como denominador a base de respondentes válidos de cada pergunta (premissa P6).</w:t>
-      </w:r>
-    </w:p>
-    <w:p>
-      <w:pPr>
-        <w:rPr>
           <w:rFonts w:ascii="Arial" w:hAnsi="Arial"/>
           <w:color w:val="1F4D78"/>
           <w:sz w:val="24"/>
           <w:szCs w:val="24"/>
         </w:rPr>
       </w:pPr>
+      <w:r>
+        <w:rPr>
+          <w:rFonts w:ascii="Arial" w:hAnsi="Arial" w:cs="Arial"/>
+          <w:color w:val="000000"/>
+          <w:sz w:val="20"/>
+        </w:rPr>
+        <w:t>O Glue Job 2 materializa 21 tabelas agregadas (englobando respondentes, cargos, senioridade, salários por nível e por cargo, participação e gaps de gênero, tecnologias, prioridade de IA, uso de GenAI, regiões, modelos de trabalho, termômetro de mercado, intenção de mudança, critérios de escolha de emprego e desafios de gestores), cada uma gravada em Parquet (consulta) e CSV (consumo direto pelos gráficos). Os percentuais de questões multirresposta usam como denominador a base de respondentes válidos de cada pergunta (premissa P6).</w:t>
+      </w:r>
       <w:bookmarkStart w:id="67" w:name="_Toc237938385"/>
-      <w:r>
-        <w:br w:type="page"/>
-      </w:r>
     </w:p>
     <w:p>
       <w:pPr>
@@ -12647,7 +16676,7 @@
           <w:color w:val="000000"/>
           <w:sz w:val="20"/>
         </w:rPr>
-        <w:t xml:space="preserve">A camada Gold é gerada nativamente via PySpark — pela execução automatizada do Glue Job 2 ou, de forma interativa e equivalente, pelo notebook 03 rodando no Glue Notebook. As tabelas Silver e Gold são registradas no Glue Data Catalog (crawler ou DDL com MSCK REPAIR para as partições). O Amazon Athena é empregado como motor de consulta ad-hoc e validação de schema sobre esse catálogo, servindo para auditoria e execução das queries analíticas (Q1 a Q7).</w:t>
+        <w:t>A camada Gold é gerada nativamente via PySpark — pela execução automatizada do Glue Job 2 ou, de forma interativa e equivalente, pelo notebook 03 rodando no Glue Notebook. As tabelas Silver e Gold são registradas no Glue Data Catalog (crawler ou DDL com MSCK REPAIR para as partições). O Amazon Athena é empregado como motor de consulta ad-hoc e validação de schema sobre esse catálogo, servindo para auditoria e execução das queries analíticas (Q1 a Q7).</w:t>
       </w:r>
     </w:p>
     <w:p>
@@ -12692,7 +16721,7 @@
         </w:rPr>
       </w:pPr>
       <w:bookmarkStart w:id="71" w:name="__RefHeading___Toc2875_1907726246"/>
-      <w:bookmarkStart w:id="72" w:name="_Toc239662532"/>
+      <w:bookmarkStart w:id="72" w:name="_Toc239705871"/>
       <w:bookmarkEnd w:id="71"/>
       <w:r>
         <w:rPr>
@@ -12701,8 +16730,29 @@
           <w:szCs w:val="20"/>
         </w:rPr>
         <w:t xml:space="preserve">Tabela </w:t>
+      </w:r>
+      <w:r>
+        <w:rPr>
+          <w:rFonts w:ascii="Arial" w:hAnsi="Arial" w:cs="Arial"/>
+          <w:sz w:val="20"/>
+          <w:szCs w:val="20"/>
+        </w:rPr>
         <w:fldChar w:fldCharType="begin"/>
+      </w:r>
+      <w:r>
+        <w:rPr>
+          <w:rFonts w:ascii="Arial" w:hAnsi="Arial" w:cs="Arial"/>
+          <w:sz w:val="20"/>
+          <w:szCs w:val="20"/>
+        </w:rPr>
         <w:instrText xml:space="preserve"> SEQ Tabela \* ARABIC </w:instrText>
+      </w:r>
+      <w:r>
+        <w:rPr>
+          <w:rFonts w:ascii="Arial" w:hAnsi="Arial" w:cs="Arial"/>
+          <w:sz w:val="20"/>
+          <w:szCs w:val="20"/>
+        </w:rPr>
         <w:fldChar w:fldCharType="separate"/>
       </w:r>
       <w:r>
@@ -12721,6 +16771,13 @@
           <w:szCs w:val="20"/>
         </w:rPr>
         <w:fldChar w:fldCharType="end"/>
+      </w:r>
+      <w:r>
+        <w:rPr>
+          <w:rFonts w:ascii="Arial" w:hAnsi="Arial" w:cs="Arial"/>
+          <w:sz w:val="20"/>
+          <w:szCs w:val="20"/>
+        </w:rPr>
         <w:t xml:space="preserve"> – Métricas de execução e qualidade do pipeline.</w:t>
       </w:r>
       <w:bookmarkEnd w:id="72"/>
@@ -13171,7 +17228,7 @@
                 <w:color w:val="000000"/>
                 <w:sz w:val="20"/>
               </w:rPr>
-              <w:t xml:space="preserve">1 typo de faixa salarial (P4); booleanos TRUE/FALSE de 2024 normalizados (P7)</w:t>
+              <w:t>1 typo de faixa salarial (P4); booleanos TRUE/FALSE de 2024 normalizados (P7)</w:t>
             </w:r>
           </w:p>
         </w:tc>
@@ -13316,7 +17373,7 @@
           <w:color w:val="000000"/>
           <w:sz w:val="20"/>
         </w:rPr>
-        <w:t xml:space="preserve">A duração de execução dos Glue Jobs 1 e 2 é documentada pelas evidências E04 e E05 (capturas do console AWS com o tempo de cada run), anexadas à pasta evidence do repositório.</w:t>
+        <w:t>A duração de execução dos Glue Jobs 1 e 2 é documentada pelas evidências E04 e E05 (capturas do console AWS com o tempo de cada run), anexadas à pasta evidence do repositório.</w:t>
       </w:r>
       <w:bookmarkStart w:id="73" w:name="_Toc237938387"/>
     </w:p>
@@ -13425,7 +17482,7 @@
           <w:szCs w:val="20"/>
         </w:rPr>
       </w:pPr>
-      <w:bookmarkStart w:id="77" w:name="_Toc239662509"/>
+      <w:bookmarkStart w:id="77" w:name="_Toc239705848"/>
       <w:r>
         <w:rPr>
           <w:rFonts w:ascii="Arial" w:hAnsi="Arial" w:cs="Arial"/>
@@ -13433,8 +17490,29 @@
           <w:szCs w:val="20"/>
         </w:rPr>
         <w:t xml:space="preserve">Figura </w:t>
+      </w:r>
+      <w:r>
+        <w:rPr>
+          <w:rFonts w:ascii="Arial" w:hAnsi="Arial" w:cs="Arial"/>
+          <w:sz w:val="20"/>
+          <w:szCs w:val="20"/>
+        </w:rPr>
         <w:fldChar w:fldCharType="begin"/>
+      </w:r>
+      <w:r>
+        <w:rPr>
+          <w:rFonts w:ascii="Arial" w:hAnsi="Arial" w:cs="Arial"/>
+          <w:sz w:val="20"/>
+          <w:szCs w:val="20"/>
+        </w:rPr>
         <w:instrText xml:space="preserve"> SEQ Figura \* ARABIC </w:instrText>
+      </w:r>
+      <w:r>
+        <w:rPr>
+          <w:rFonts w:ascii="Arial" w:hAnsi="Arial" w:cs="Arial"/>
+          <w:sz w:val="20"/>
+          <w:szCs w:val="20"/>
+        </w:rPr>
         <w:fldChar w:fldCharType="separate"/>
       </w:r>
       <w:r>
@@ -13453,6 +17531,13 @@
           <w:szCs w:val="20"/>
         </w:rPr>
         <w:fldChar w:fldCharType="end"/>
+      </w:r>
+      <w:r>
+        <w:rPr>
+          <w:rFonts w:ascii="Arial" w:hAnsi="Arial" w:cs="Arial"/>
+          <w:sz w:val="20"/>
+          <w:szCs w:val="20"/>
+        </w:rPr>
         <w:t xml:space="preserve"> – Respondentes por edição da pesquisa (cinza: contexto histórico; azul: núcleo obrigatório).</w:t>
       </w:r>
       <w:bookmarkEnd w:id="77"/>
@@ -13484,7 +17569,7 @@
           <w:color w:val="000000"/>
           <w:sz w:val="20"/>
         </w:rPr>
-        <w:t xml:space="preserve">A distribuição por grupos de cargo em 2025/26 (Figura 3 e Tabela 9) mostra a consolidação de quatro grandes famílias — Análise de Dados, Engenharia/Arquitetura, Ciência de Dados e BI — com presença crescente de Analytics Engineer e ML/AI Engineer, cargos que praticamente não existiam nas primeiras edições.</w:t>
+        <w:t>A distribuição por grupos de cargo em 2025/26 (Figura 3 e Tabela 9) mostra a consolidação de quatro grandes famílias — Análise de Dados, Engenharia/Arquitetura, Ciência de Dados e BI — com presença crescente de Analytics Engineer e ML/AI Engineer, cargos que praticamente não existiam nas primeiras edições.</w:t>
       </w:r>
     </w:p>
     <w:p>
@@ -13550,7 +17635,7 @@
           <w:szCs w:val="20"/>
         </w:rPr>
       </w:pPr>
-      <w:bookmarkStart w:id="80" w:name="_Toc239662510"/>
+      <w:bookmarkStart w:id="80" w:name="_Toc239705849"/>
       <w:r>
         <w:rPr>
           <w:rFonts w:ascii="Arial" w:hAnsi="Arial" w:cs="Arial"/>
@@ -13558,8 +17643,29 @@
           <w:szCs w:val="20"/>
         </w:rPr>
         <w:t xml:space="preserve">Figura </w:t>
+      </w:r>
+      <w:r>
+        <w:rPr>
+          <w:rFonts w:ascii="Arial" w:hAnsi="Arial" w:cs="Arial"/>
+          <w:sz w:val="20"/>
+          <w:szCs w:val="20"/>
+        </w:rPr>
         <w:fldChar w:fldCharType="begin"/>
+      </w:r>
+      <w:r>
+        <w:rPr>
+          <w:rFonts w:ascii="Arial" w:hAnsi="Arial" w:cs="Arial"/>
+          <w:sz w:val="20"/>
+          <w:szCs w:val="20"/>
+        </w:rPr>
         <w:instrText xml:space="preserve"> SEQ Figura \* ARABIC </w:instrText>
+      </w:r>
+      <w:r>
+        <w:rPr>
+          <w:rFonts w:ascii="Arial" w:hAnsi="Arial" w:cs="Arial"/>
+          <w:sz w:val="20"/>
+          <w:szCs w:val="20"/>
+        </w:rPr>
         <w:fldChar w:fldCharType="separate"/>
       </w:r>
       <w:r>
@@ -13578,6 +17684,13 @@
           <w:szCs w:val="20"/>
         </w:rPr>
         <w:fldChar w:fldCharType="end"/>
+      </w:r>
+      <w:r>
+        <w:rPr>
+          <w:rFonts w:ascii="Arial" w:hAnsi="Arial" w:cs="Arial"/>
+          <w:sz w:val="20"/>
+          <w:szCs w:val="20"/>
+        </w:rPr>
         <w:t xml:space="preserve"> – Participação por grupo de cargo entre contribuidores individuais — 2025/26 (top 9).</w:t>
       </w:r>
       <w:bookmarkEnd w:id="80"/>
@@ -13593,7 +17706,7 @@
         </w:rPr>
       </w:pPr>
       <w:bookmarkStart w:id="81" w:name="__RefHeading___Toc2873_1907726246"/>
-      <w:bookmarkStart w:id="82" w:name="_Toc239662533"/>
+      <w:bookmarkStart w:id="82" w:name="_Toc239705872"/>
       <w:bookmarkEnd w:id="81"/>
       <w:r>
         <w:rPr>
@@ -13602,8 +17715,29 @@
           <w:szCs w:val="20"/>
         </w:rPr>
         <w:t xml:space="preserve">Tabela </w:t>
+      </w:r>
+      <w:r>
+        <w:rPr>
+          <w:rFonts w:ascii="Arial" w:hAnsi="Arial" w:cs="Arial"/>
+          <w:sz w:val="20"/>
+          <w:szCs w:val="20"/>
+        </w:rPr>
         <w:fldChar w:fldCharType="begin"/>
+      </w:r>
+      <w:r>
+        <w:rPr>
+          <w:rFonts w:ascii="Arial" w:hAnsi="Arial" w:cs="Arial"/>
+          <w:sz w:val="20"/>
+          <w:szCs w:val="20"/>
+        </w:rPr>
         <w:instrText xml:space="preserve"> SEQ Tabela \* ARABIC </w:instrText>
+      </w:r>
+      <w:r>
+        <w:rPr>
+          <w:rFonts w:ascii="Arial" w:hAnsi="Arial" w:cs="Arial"/>
+          <w:sz w:val="20"/>
+          <w:szCs w:val="20"/>
+        </w:rPr>
         <w:fldChar w:fldCharType="separate"/>
       </w:r>
       <w:r>
@@ -13622,6 +17756,13 @@
           <w:szCs w:val="20"/>
         </w:rPr>
         <w:fldChar w:fldCharType="end"/>
+      </w:r>
+      <w:r>
+        <w:rPr>
+          <w:rFonts w:ascii="Arial" w:hAnsi="Arial" w:cs="Arial"/>
+          <w:sz w:val="20"/>
+          <w:szCs w:val="20"/>
+        </w:rPr>
         <w:t xml:space="preserve"> – Principais grupos de cargo — 2025/26 (contribuidores individuais, top 9).</w:t>
       </w:r>
       <w:bookmarkEnd w:id="82"/>
@@ -14135,7 +18276,7 @@
                 <w:color w:val="000000"/>
                 <w:sz w:val="20"/>
               </w:rPr>
-              <w:t xml:space="preserve">Business Intelligence</w:t>
+              <w:t>Business Intelligence</w:t>
             </w:r>
           </w:p>
         </w:tc>
@@ -14317,7 +18458,7 @@
                 <w:color w:val="000000"/>
                 <w:sz w:val="20"/>
               </w:rPr>
-              <w:t xml:space="preserve">Analytics Engineer</w:t>
+              <w:t>Analytics Engineer</w:t>
             </w:r>
           </w:p>
         </w:tc>
@@ -14499,7 +18640,7 @@
                 <w:color w:val="000000"/>
                 <w:sz w:val="20"/>
               </w:rPr>
-              <w:t xml:space="preserve">ML/AI Engineer</w:t>
+              <w:t>ML/AI Engineer</w:t>
             </w:r>
           </w:p>
         </w:tc>
@@ -14589,7 +18730,7 @@
           <w:color w:val="000000"/>
           <w:sz w:val="20"/>
         </w:rPr>
-        <w:t xml:space="preserve">Registra-se um empate real de amostragem entre Eng. de Software e ML/AI Engineer (n = 106 cada; 4,2%) — verificado na camada Gold, sem qualquer troca de rótulos ou agrupamento acidental. O ML/AI Engineer, embora ainda pequeno em volume, é o grupo de maior mediana salarial do mercado (R$ 18.001 — Seção 6.2), o que o torna o perfil mais estratégico a monitorar. O grupo “Outros” (11,5%) também não é residual arbitrário: dos 287 registros, 206 correspondem a respondentes que selecionaram a própria opção “Outra Opção” do questionário, 55 a Analista de Suporte/Analista Técnico e 26 a Outras Engenharias (não desenvolvimento). Funções como Professor/Pesquisador e Estatístico recebem categoria própria no agrupamento (premissa P5) e ficam fora da Tabela 9 apenas por volume inferior ao corte do top 9.</w:t>
+        <w:t>Registra-se um empate real de amostragem entre Eng. de Software e ML/AI Engineer (n = 106 cada; 4,2%) — verificado na camada Gold, sem qualquer troca de rótulos ou agrupamento acidental. O ML/AI Engineer, embora ainda pequeno em volume, é o grupo de maior mediana salarial do mercado (R$ 18.001 — Seção 6.2), o que o torna o perfil mais estratégico a monitorar. O grupo “Outros” (11,5%) também não é residual arbitrário: dos 287 registros, 206 correspondem a respondentes que selecionaram a própria opção “Outra Opção” do questionário, 55 a Analista de Suporte/Analista Técnico e 26 a Outras Engenharias (não desenvolvimento). Funções como Professor/Pesquisador e Estatístico recebem categoria própria no agrupamento (premissa P5) e ficam fora da Tabela 9 apenas por volume inferior ao corte do top 9.</w:t>
       </w:r>
       <w:bookmarkStart w:id="83" w:name="_Toc237938390"/>
     </w:p>
@@ -14619,7 +18760,7 @@
           <w:color w:val="000000"/>
           <w:sz w:val="20"/>
         </w:rPr>
-        <w:t xml:space="preserve">A pirâmide de senioridade (Figura 4) mostra um mercado que amadureceu, mas exige leitura cuidadosa: em 2025/26 a pesquisa criou a categoria Especialista/Staff+, que absorveu parte de quem antes se declarava Sênior. Por isso a barra “Sênior” aparece menor em 2025/26 (34,3%) do que em 2024 (41,2%), sem que isso signifique retração do topo. Somando as duas categorias, a evolução é inequívoca: os profissionais de nível Sênior ou acima passaram de 36,8% (2023) para 41,2% (2024) e 48,3% (2025/26) — avanço de 11,5 pontos percentuais em duas edições. Na base, o movimento é simétrico: os Júnior recuaram de 27,1% para 20,7%. Para o cliente, isso significa concorrência mais dura por profissionais experientes e oportunidade real em programas de formação de base.</w:t>
+        <w:t>A pirâmide de senioridade (Figura 4) mostra um mercado que amadureceu, mas exige leitura cuidadosa: em 2025/26 a pesquisa criou a categoria Especialista/Staff+, que absorveu parte de quem antes se declarava Sênior. Por isso a barra “Sênior” aparece menor em 2025/26 (34,3%) do que em 2024 (41,2%), sem que isso signifique retração do topo. Somando as duas categorias, a evolução é inequívoca: os profissionais de nível Sênior ou acima passaram de 36,8% (2023) para 41,2% (2024) e 48,3% (2025/26) — avanço de 11,5 pontos percentuais em duas edições. Na base, o movimento é simétrico: os Júnior recuaram de 27,1% para 20,7%. Para o cliente, isso significa concorrência mais dura por profissionais experientes e oportunidade real em programas de formação de base.</w:t>
       </w:r>
     </w:p>
     <w:p>
@@ -14685,7 +18826,7 @@
           <w:szCs w:val="20"/>
         </w:rPr>
       </w:pPr>
-      <w:bookmarkStart w:id="85" w:name="_Toc239662511"/>
+      <w:bookmarkStart w:id="85" w:name="_Toc239705850"/>
       <w:r>
         <w:rPr>
           <w:rFonts w:ascii="Arial" w:hAnsi="Arial" w:cs="Arial"/>
@@ -14694,8 +18835,29 @@
         </w:rPr>
         <w:lastRenderedPageBreak/>
         <w:t xml:space="preserve">Figura </w:t>
+      </w:r>
+      <w:r>
+        <w:rPr>
+          <w:rFonts w:ascii="Arial" w:hAnsi="Arial" w:cs="Arial"/>
+          <w:sz w:val="20"/>
+          <w:szCs w:val="20"/>
+        </w:rPr>
         <w:fldChar w:fldCharType="begin"/>
+      </w:r>
+      <w:r>
+        <w:rPr>
+          <w:rFonts w:ascii="Arial" w:hAnsi="Arial" w:cs="Arial"/>
+          <w:sz w:val="20"/>
+          <w:szCs w:val="20"/>
+        </w:rPr>
         <w:instrText xml:space="preserve"> SEQ Figura \* ARABIC </w:instrText>
+      </w:r>
+      <w:r>
+        <w:rPr>
+          <w:rFonts w:ascii="Arial" w:hAnsi="Arial" w:cs="Arial"/>
+          <w:sz w:val="20"/>
+          <w:szCs w:val="20"/>
+        </w:rPr>
         <w:fldChar w:fldCharType="separate"/>
       </w:r>
       <w:r>
@@ -14714,6 +18876,13 @@
           <w:szCs w:val="20"/>
         </w:rPr>
         <w:fldChar w:fldCharType="end"/>
+      </w:r>
+      <w:r>
+        <w:rPr>
+          <w:rFonts w:ascii="Arial" w:hAnsi="Arial" w:cs="Arial"/>
+          <w:sz w:val="20"/>
+          <w:szCs w:val="20"/>
+        </w:rPr>
         <w:t xml:space="preserve"> – Pirâmide de senioridade por edição (Especialista/Staff+ existe apenas em 2025/26).</w:t>
       </w:r>
       <w:bookmarkEnd w:id="85"/>
@@ -14757,7 +18926,7 @@
           <w:color w:val="000000"/>
           <w:sz w:val="20"/>
         </w:rPr>
-        <w:t xml:space="preserve">A mediana estimada por ponto médio de faixa (premissa P3) em 2025/26 é de R$ 3.501 (Júnior), R$ 7.001 (Pleno), R$ 14.001 (Sênior) e R$ 18.001 (Especialista/Staff+) — cada degrau até o nível Sênior aproximadamente dobra a remuneração (Figura 5 e Tabela 10). Um ponto merece destaque justamente por não aparecer: entre 2023 e 2025/26 as medianas de Júnior (R$ 3.501) e Pleno (R$ 7.001) permaneceram idênticas em termos nominais, enquanto a do nível Sênior subiu de R$ 10.001 para R$ 14.001. Como os valores não são deflacionados, estabilidade nominal por três anos significa perda de poder de compra real na base da pirâmide: o mercado não apenas encareceu o topo — concentrou nele todo o ganho do período.</w:t>
+        <w:t>A mediana estimada por ponto médio de faixa (premissa P3) em 2025/26 é de R$ 3.501 (Júnior), R$ 7.001 (Pleno), R$ 14.001 (Sênior) e R$ 18.001 (Especialista/Staff+) — cada degrau até o nível Sênior aproximadamente dobra a remuneração (Figura 5 e Tabela 10). Um ponto merece destaque justamente por não aparecer: entre 2023 e 2025/26 as medianas de Júnior (R$ 3.501) e Pleno (R$ 7.001) permaneceram idênticas em termos nominais, enquanto a do nível Sênior subiu de R$ 10.001 para R$ 14.001. Como os valores não são deflacionados, estabilidade nominal por três anos significa perda de poder de compra real na base da pirâmide: o mercado não apenas encareceu o topo — concentrou nele todo o ganho do período.</w:t>
       </w:r>
     </w:p>
     <w:p>
@@ -14823,7 +18992,7 @@
           <w:szCs w:val="20"/>
         </w:rPr>
       </w:pPr>
-      <w:bookmarkStart w:id="90" w:name="_Toc239662512"/>
+      <w:bookmarkStart w:id="90" w:name="_Toc239705851"/>
       <w:r>
         <w:rPr>
           <w:rFonts w:ascii="Arial" w:hAnsi="Arial" w:cs="Arial"/>
@@ -14831,8 +19000,29 @@
           <w:szCs w:val="20"/>
         </w:rPr>
         <w:t xml:space="preserve">Figura </w:t>
+      </w:r>
+      <w:r>
+        <w:rPr>
+          <w:rFonts w:ascii="Arial" w:hAnsi="Arial" w:cs="Arial"/>
+          <w:sz w:val="20"/>
+          <w:szCs w:val="20"/>
+        </w:rPr>
         <w:fldChar w:fldCharType="begin"/>
+      </w:r>
+      <w:r>
+        <w:rPr>
+          <w:rFonts w:ascii="Arial" w:hAnsi="Arial" w:cs="Arial"/>
+          <w:sz w:val="20"/>
+          <w:szCs w:val="20"/>
+        </w:rPr>
         <w:instrText xml:space="preserve"> SEQ Figura \* ARABIC </w:instrText>
+      </w:r>
+      <w:r>
+        <w:rPr>
+          <w:rFonts w:ascii="Arial" w:hAnsi="Arial" w:cs="Arial"/>
+          <w:sz w:val="20"/>
+          <w:szCs w:val="20"/>
+        </w:rPr>
         <w:fldChar w:fldCharType="separate"/>
       </w:r>
       <w:r>
@@ -14851,6 +19041,13 @@
           <w:szCs w:val="20"/>
         </w:rPr>
         <w:fldChar w:fldCharType="end"/>
+      </w:r>
+      <w:r>
+        <w:rPr>
+          <w:rFonts w:ascii="Arial" w:hAnsi="Arial" w:cs="Arial"/>
+          <w:sz w:val="20"/>
+          <w:szCs w:val="20"/>
+        </w:rPr>
         <w:t xml:space="preserve"> – Salário mediano estimado por senioridade e edição (ponto médio de faixa — premissa P3).</w:t>
       </w:r>
       <w:bookmarkEnd w:id="90"/>
@@ -14866,7 +19063,7 @@
         </w:rPr>
       </w:pPr>
       <w:bookmarkStart w:id="91" w:name="__RefHeading___Toc2871_1907726246"/>
-      <w:bookmarkStart w:id="92" w:name="_Toc239662534"/>
+      <w:bookmarkStart w:id="92" w:name="_Toc239705873"/>
       <w:bookmarkEnd w:id="91"/>
       <w:r>
         <w:rPr>
@@ -14875,8 +19072,29 @@
           <w:szCs w:val="20"/>
         </w:rPr>
         <w:t xml:space="preserve">Tabela </w:t>
+      </w:r>
+      <w:r>
+        <w:rPr>
+          <w:rFonts w:ascii="Arial" w:hAnsi="Arial" w:cs="Arial"/>
+          <w:sz w:val="20"/>
+          <w:szCs w:val="20"/>
+        </w:rPr>
         <w:fldChar w:fldCharType="begin"/>
+      </w:r>
+      <w:r>
+        <w:rPr>
+          <w:rFonts w:ascii="Arial" w:hAnsi="Arial" w:cs="Arial"/>
+          <w:sz w:val="20"/>
+          <w:szCs w:val="20"/>
+        </w:rPr>
         <w:instrText xml:space="preserve"> SEQ Tabela \* ARABIC </w:instrText>
+      </w:r>
+      <w:r>
+        <w:rPr>
+          <w:rFonts w:ascii="Arial" w:hAnsi="Arial" w:cs="Arial"/>
+          <w:sz w:val="20"/>
+          <w:szCs w:val="20"/>
+        </w:rPr>
         <w:fldChar w:fldCharType="separate"/>
       </w:r>
       <w:r>
@@ -14895,6 +19113,13 @@
           <w:szCs w:val="20"/>
         </w:rPr>
         <w:fldChar w:fldCharType="end"/>
+      </w:r>
+      <w:r>
+        <w:rPr>
+          <w:rFonts w:ascii="Arial" w:hAnsi="Arial" w:cs="Arial"/>
+          <w:sz w:val="20"/>
+          <w:szCs w:val="20"/>
+        </w:rPr>
         <w:t xml:space="preserve"> – Salário mediano estimado (R$/mês, ponto médio) por senioridade e edição.</w:t>
       </w:r>
       <w:bookmarkEnd w:id="92"/>
@@ -15638,7 +19863,7 @@
           <w:szCs w:val="20"/>
         </w:rPr>
       </w:pPr>
-      <w:bookmarkStart w:id="95" w:name="_Toc239662513"/>
+      <w:bookmarkStart w:id="95" w:name="_Toc239705852"/>
       <w:r>
         <w:rPr>
           <w:rFonts w:ascii="Arial" w:hAnsi="Arial" w:cs="Arial"/>
@@ -15646,8 +19871,29 @@
           <w:szCs w:val="20"/>
         </w:rPr>
         <w:t xml:space="preserve">Figura </w:t>
+      </w:r>
+      <w:r>
+        <w:rPr>
+          <w:rFonts w:ascii="Arial" w:hAnsi="Arial" w:cs="Arial"/>
+          <w:sz w:val="20"/>
+          <w:szCs w:val="20"/>
+        </w:rPr>
         <w:fldChar w:fldCharType="begin"/>
+      </w:r>
+      <w:r>
+        <w:rPr>
+          <w:rFonts w:ascii="Arial" w:hAnsi="Arial" w:cs="Arial"/>
+          <w:sz w:val="20"/>
+          <w:szCs w:val="20"/>
+        </w:rPr>
         <w:instrText xml:space="preserve"> SEQ Figura \* ARABIC </w:instrText>
+      </w:r>
+      <w:r>
+        <w:rPr>
+          <w:rFonts w:ascii="Arial" w:hAnsi="Arial" w:cs="Arial"/>
+          <w:sz w:val="20"/>
+          <w:szCs w:val="20"/>
+        </w:rPr>
         <w:fldChar w:fldCharType="separate"/>
       </w:r>
       <w:r>
@@ -15666,6 +19912,13 @@
           <w:szCs w:val="20"/>
         </w:rPr>
         <w:fldChar w:fldCharType="end"/>
+      </w:r>
+      <w:r>
+        <w:rPr>
+          <w:rFonts w:ascii="Arial" w:hAnsi="Arial" w:cs="Arial"/>
+          <w:sz w:val="20"/>
+          <w:szCs w:val="20"/>
+        </w:rPr>
         <w:t xml:space="preserve"> – Salário mediano estimado por grupo de cargo — 2025/26 (grupos com n ≥ 30).</w:t>
       </w:r>
       <w:bookmarkEnd w:id="95"/>
@@ -15714,7 +19967,7 @@
           <w:color w:val="000000"/>
           <w:sz w:val="20"/>
         </w:rPr>
-        <w:t xml:space="preserve">. Entre os respondentes de 2025/26, a proporção de profissionais Sênior ou acima varia de 35,3% (Business Intelligence) a 65,1% (ML/AI Engineer) — e chega a 87,9% em Produto. Sem controle, parte do que se leria como “prêmio de cargo” seria, na verdade, efeito de um grupo simplesmente conter mais profissionais experientes. Aplicou-se, portanto, o mesmo tratamento usado na análise de gênero (Seção 7.2): fixar o nível de senioridade e comparar apenas dentro dele.</w:t>
+        <w:t>. Entre os respondentes de 2025/26, a proporção de profissionais Sênior ou acima varia de 35,3% (Business Intelligence) a 65,1% (ML/AI Engineer) — e chega a 87,9% em Produto. Sem controle, parte do que se leria como “prêmio de cargo” seria, na verdade, efeito de um grupo simplesmente conter mais profissionais experientes. Aplicou-se, portanto, o mesmo tratamento usado na análise de gênero (Seção 7.2): fixar o nível de senioridade e comparar apenas dentro dele.</w:t>
       </w:r>
     </w:p>
     <w:p>
@@ -15749,7 +20002,7 @@
           <w:color w:val="000000"/>
           <w:sz w:val="20"/>
         </w:rPr>
-        <w:t xml:space="preserve">, o que indica que a diferença reflete o cargo em si, e não a composição de senioridade dos grupos: ML/AI Engineer no topo, um bloco intermediário de funções técnicas e de plataforma, e os perfis analíticos de negócio no patamar inferior. O mesmo padrão se repete nos níveis Júnior e Pleno. Estes números estão materializados na tabela Gold gold_salary_by_role_seniority, adicionada à camada Gold para tornar este recorte auditável e reprodutível a partir do pipeline.</w:t>
+        <w:t>, o que indica que a diferença reflete o cargo em si, e não a composição de senioridade dos grupos: ML/AI Engineer no topo, um bloco intermediário de funções técnicas e de plataforma, e os perfis analíticos de negócio no patamar inferior. O mesmo padrão se repete nos níveis Júnior e Pleno. Estes números estão materializados na tabela Gold gold_salary_by_role_seniority, adicionada à camada Gold para tornar este recorte auditável e reprodutível a partir do pipeline.</w:t>
       </w:r>
     </w:p>
     <w:p>
@@ -15762,7 +20015,7 @@
           <w:szCs w:val="20"/>
         </w:rPr>
       </w:pPr>
-      <w:bookmarkStart w:id="98" w:name="_Toc239662535"/>
+      <w:bookmarkStart w:id="98" w:name="_Toc239705874"/>
       <w:r>
         <w:rPr>
           <w:rFonts w:ascii="Arial" w:hAnsi="Arial" w:cs="Arial"/>
@@ -15770,8 +20023,29 @@
           <w:szCs w:val="20"/>
         </w:rPr>
         <w:t xml:space="preserve">Tabela </w:t>
+      </w:r>
+      <w:r>
+        <w:rPr>
+          <w:rFonts w:ascii="Arial" w:hAnsi="Arial" w:cs="Arial"/>
+          <w:sz w:val="20"/>
+          <w:szCs w:val="20"/>
+        </w:rPr>
         <w:fldChar w:fldCharType="begin"/>
+      </w:r>
+      <w:r>
+        <w:rPr>
+          <w:rFonts w:ascii="Arial" w:hAnsi="Arial" w:cs="Arial"/>
+          <w:sz w:val="20"/>
+          <w:szCs w:val="20"/>
+        </w:rPr>
         <w:instrText xml:space="preserve"> SEQ Tabela \* ARABIC </w:instrText>
+      </w:r>
+      <w:r>
+        <w:rPr>
+          <w:rFonts w:ascii="Arial" w:hAnsi="Arial" w:cs="Arial"/>
+          <w:sz w:val="20"/>
+          <w:szCs w:val="20"/>
+        </w:rPr>
         <w:fldChar w:fldCharType="separate"/>
       </w:r>
       <w:r>
@@ -15790,6 +20064,13 @@
           <w:szCs w:val="20"/>
         </w:rPr>
         <w:fldChar w:fldCharType="end"/>
+      </w:r>
+      <w:r>
+        <w:rPr>
+          <w:rFonts w:ascii="Arial" w:hAnsi="Arial" w:cs="Arial"/>
+          <w:sz w:val="20"/>
+          <w:szCs w:val="20"/>
+        </w:rPr>
         <w:t xml:space="preserve"> – Salário mediano por grupo de cargo no nível Sênior — 2025/26 (controle de composição).</w:t>
       </w:r>
       <w:bookmarkEnd w:id="98"/>
@@ -15961,7 +20242,7 @@
                 <w:color w:val="000000"/>
                 <w:sz w:val="20"/>
               </w:rPr>
-              <w:t xml:space="preserve">ML/AI Engineer</w:t>
+              <w:t>ML/AI Engineer</w:t>
             </w:r>
           </w:p>
         </w:tc>
@@ -16079,7 +20360,7 @@
                 <w:color w:val="000000"/>
                 <w:sz w:val="20"/>
               </w:rPr>
-              <w:t xml:space="preserve">Analytics Engineer</w:t>
+              <w:t>Analytics Engineer</w:t>
             </w:r>
           </w:p>
         </w:tc>
@@ -16793,7 +21074,7 @@
                 <w:color w:val="000000"/>
                 <w:sz w:val="20"/>
               </w:rPr>
-              <w:t xml:space="preserve">Business Intelligence</w:t>
+              <w:t>Business Intelligence</w:t>
             </w:r>
           </w:p>
         </w:tc>
@@ -17023,6 +21304,15 @@
           <w:sz w:val="20"/>
         </w:rPr>
         <w:t xml:space="preserve">Nota: "Sênior+" inclui Especialista/Staff+ no numerador do percentual; as colunas de mediana e n consideram apenas o nível Sênior stricto sensu (Especialista/Staff+ é tratado à parte na Tabela 10). Em Produto (DPM/PM), mediana e n aparecem como “—”: o subconjunto Sênior tem apenas 19 </w:t>
+      </w:r>
+      <w:r>
+        <w:rPr>
+          <w:rFonts w:ascii="Arial" w:hAnsi="Arial" w:cs="Arial"/>
+          <w:i/>
+          <w:iCs/>
+          <w:color w:val="000000"/>
+          <w:sz w:val="20"/>
+        </w:rPr>
         <w:lastRenderedPageBreak/>
         <w:t>pessoas, abaixo do corte de estabilidade da Premissa P8 (n ≥ 30); o percentual Sênior+ (87,9%) permanece porque é calculado sobre os 33 respondentes do grupo total, que atende ao corte.</w:t>
       </w:r>
@@ -17078,7 +21368,7 @@
           <w:color w:val="000000"/>
           <w:sz w:val="20"/>
         </w:rPr>
-        <w:t xml:space="preserve">subestima o topo do ML/AI Engineer</w:t>
+        <w:t>subestima o topo do ML/AI Engineer</w:t>
       </w:r>
       <w:r>
         <w:rPr>
@@ -17194,7 +21484,7 @@
           <w:szCs w:val="20"/>
         </w:rPr>
       </w:pPr>
-      <w:bookmarkStart w:id="103" w:name="_Toc239662514"/>
+      <w:bookmarkStart w:id="103" w:name="_Toc239705853"/>
       <w:r>
         <w:rPr>
           <w:rFonts w:ascii="Arial" w:hAnsi="Arial" w:cs="Arial"/>
@@ -17202,8 +21492,29 @@
           <w:szCs w:val="20"/>
         </w:rPr>
         <w:t xml:space="preserve">Figura </w:t>
+      </w:r>
+      <w:r>
+        <w:rPr>
+          <w:rFonts w:ascii="Arial" w:hAnsi="Arial" w:cs="Arial"/>
+          <w:sz w:val="20"/>
+          <w:szCs w:val="20"/>
+        </w:rPr>
         <w:fldChar w:fldCharType="begin"/>
+      </w:r>
+      <w:r>
+        <w:rPr>
+          <w:rFonts w:ascii="Arial" w:hAnsi="Arial" w:cs="Arial"/>
+          <w:sz w:val="20"/>
+          <w:szCs w:val="20"/>
+        </w:rPr>
         <w:instrText xml:space="preserve"> SEQ Figura \* ARABIC </w:instrText>
+      </w:r>
+      <w:r>
+        <w:rPr>
+          <w:rFonts w:ascii="Arial" w:hAnsi="Arial" w:cs="Arial"/>
+          <w:sz w:val="20"/>
+          <w:szCs w:val="20"/>
+        </w:rPr>
         <w:fldChar w:fldCharType="separate"/>
       </w:r>
       <w:r>
@@ -17222,6 +21533,13 @@
           <w:szCs w:val="20"/>
         </w:rPr>
         <w:fldChar w:fldCharType="end"/>
+      </w:r>
+      <w:r>
+        <w:rPr>
+          <w:rFonts w:ascii="Arial" w:hAnsi="Arial" w:cs="Arial"/>
+          <w:sz w:val="20"/>
+          <w:szCs w:val="20"/>
+        </w:rPr>
         <w:t xml:space="preserve"> – Participação feminina entre os profissionais de dados — série 2019 a 2025/26.</w:t>
       </w:r>
       <w:bookmarkEnd w:id="103"/>
@@ -17339,7 +21657,7 @@
           <w:szCs w:val="20"/>
         </w:rPr>
       </w:pPr>
-      <w:bookmarkStart w:id="106" w:name="_Toc239662515"/>
+      <w:bookmarkStart w:id="106" w:name="_Toc239705854"/>
       <w:r>
         <w:rPr>
           <w:rFonts w:ascii="Arial" w:hAnsi="Arial" w:cs="Arial"/>
@@ -17347,8 +21665,29 @@
           <w:szCs w:val="20"/>
         </w:rPr>
         <w:t xml:space="preserve">Figura </w:t>
+      </w:r>
+      <w:r>
+        <w:rPr>
+          <w:rFonts w:ascii="Arial" w:hAnsi="Arial" w:cs="Arial"/>
+          <w:sz w:val="20"/>
+          <w:szCs w:val="20"/>
+        </w:rPr>
         <w:fldChar w:fldCharType="begin"/>
+      </w:r>
+      <w:r>
+        <w:rPr>
+          <w:rFonts w:ascii="Arial" w:hAnsi="Arial" w:cs="Arial"/>
+          <w:sz w:val="20"/>
+          <w:szCs w:val="20"/>
+        </w:rPr>
         <w:instrText xml:space="preserve"> SEQ Figura \* ARABIC </w:instrText>
+      </w:r>
+      <w:r>
+        <w:rPr>
+          <w:rFonts w:ascii="Arial" w:hAnsi="Arial" w:cs="Arial"/>
+          <w:sz w:val="20"/>
+          <w:szCs w:val="20"/>
+        </w:rPr>
         <w:fldChar w:fldCharType="separate"/>
       </w:r>
       <w:r>
@@ -17367,6 +21706,13 @@
           <w:szCs w:val="20"/>
         </w:rPr>
         <w:fldChar w:fldCharType="end"/>
+      </w:r>
+      <w:r>
+        <w:rPr>
+          <w:rFonts w:ascii="Arial" w:hAnsi="Arial" w:cs="Arial"/>
+          <w:sz w:val="20"/>
+          <w:szCs w:val="20"/>
+        </w:rPr>
         <w:t xml:space="preserve"> – Salário mediano por gênero, controlado por senioridade — 2025/26.</w:t>
       </w:r>
       <w:bookmarkEnd w:id="106"/>
@@ -17381,7 +21727,7 @@
           <w:szCs w:val="20"/>
         </w:rPr>
       </w:pPr>
-      <w:bookmarkStart w:id="107" w:name="_Toc239662536"/>
+      <w:bookmarkStart w:id="107" w:name="_Toc239705875"/>
       <w:r>
         <w:rPr>
           <w:rFonts w:ascii="Arial" w:hAnsi="Arial" w:cs="Arial"/>
@@ -17389,8 +21735,29 @@
           <w:szCs w:val="20"/>
         </w:rPr>
         <w:t xml:space="preserve">Tabela </w:t>
+      </w:r>
+      <w:r>
+        <w:rPr>
+          <w:rFonts w:ascii="Arial" w:hAnsi="Arial" w:cs="Arial"/>
+          <w:sz w:val="20"/>
+          <w:szCs w:val="20"/>
+        </w:rPr>
         <w:fldChar w:fldCharType="begin"/>
+      </w:r>
+      <w:r>
+        <w:rPr>
+          <w:rFonts w:ascii="Arial" w:hAnsi="Arial" w:cs="Arial"/>
+          <w:sz w:val="20"/>
+          <w:szCs w:val="20"/>
+        </w:rPr>
         <w:instrText xml:space="preserve"> SEQ Tabela \* ARABIC </w:instrText>
+      </w:r>
+      <w:r>
+        <w:rPr>
+          <w:rFonts w:ascii="Arial" w:hAnsi="Arial" w:cs="Arial"/>
+          <w:sz w:val="20"/>
+          <w:szCs w:val="20"/>
+        </w:rPr>
         <w:fldChar w:fldCharType="separate"/>
       </w:r>
       <w:r>
@@ -17409,6 +21776,13 @@
           <w:szCs w:val="20"/>
         </w:rPr>
         <w:fldChar w:fldCharType="end"/>
+      </w:r>
+      <w:r>
+        <w:rPr>
+          <w:rFonts w:ascii="Arial" w:hAnsi="Arial" w:cs="Arial"/>
+          <w:sz w:val="20"/>
+          <w:szCs w:val="20"/>
+        </w:rPr>
         <w:t xml:space="preserve"> – Mediana salarial estimada por gênero e nível — 2025/26.</w:t>
       </w:r>
       <w:bookmarkEnd w:id="107"/>
@@ -18142,7 +22516,7 @@
           <w:color w:val="000000"/>
           <w:sz w:val="20"/>
         </w:rPr>
-        <w:t xml:space="preserve">Entre os profissionais Sênior, as mulheres estão bem menos representadas em Engenharia/Arquitetura de Dados (14,0% delas, contra 24,7% dos homens), justamente a família de maior remuneração, e mais concentradas em Análise de Dados (23,6% contra 21,0%), de patamar inferior. Parte do gap agregado é, portanto, efeito de acesso desigual às trilhas mais bem pagas. Estes números estão materializados na tabela Gold gold_gender_role_seniority, adicionada à camada Gold para tornar este recorte auditável e reprodutível a partir do pipeline.</w:t>
+        <w:t>Entre os profissionais Sênior, as mulheres estão bem menos representadas em Engenharia/Arquitetura de Dados (14,0% delas, contra 24,7% dos homens), justamente a família de maior remuneração, e mais concentradas em Análise de Dados (23,6% contra 21,0%), de patamar inferior. Parte do gap agregado é, portanto, efeito de acesso desigual às trilhas mais bem pagas. Estes números estão materializados na tabela Gold gold_gender_role_seniority, adicionada à camada Gold para tornar este recorte auditável e reprodutível a partir do pipeline.</w:t>
       </w:r>
     </w:p>
     <w:p>
@@ -18170,8 +22544,15 @@
           <w:sz w:val="20"/>
         </w:rPr>
         <w:t xml:space="preserve">O gap não desaparece quando cargo e senioridade são fixados simultaneamente, mas deixa de ser uniforme: em Ciência de Dados e Análise de Dados as medianas são idênticas entre gêneros; em Engenharia/Arquitetura de Dados, </w:t>
+      </w:r>
+      <w:r>
+        <w:rPr>
+          <w:rFonts w:ascii="Arial" w:hAnsi="Arial" w:cs="Arial"/>
+          <w:color w:val="000000"/>
+          <w:sz w:val="20"/>
+        </w:rPr>
         <w:lastRenderedPageBreak/>
-        <w:t xml:space="preserve">ao contrário, a mediana feminina fica 28,6% abaixo da masculina no mesmo nível. Estes valores (R$ 10.001 feminino, R$ 14.001 masculino) também estão na coluna salario_mediano_pm de gold_gender_role_seniority, tornando a Causa 2 igualmente auditável a partir do pipeline.</w:t>
+        <w:t>ao contrário, a mediana feminina fica 28,6% abaixo da masculina no mesmo nível. Estes valores (R$ 10.001 feminino, R$ 14.001 masculino) também estão na coluna salario_mediano_pm de gold_gender_role_seniority, tornando a Causa 2 igualmente auditável a partir do pipeline.</w:t>
       </w:r>
     </w:p>
     <w:p>
@@ -18199,7 +22580,7 @@
           <w:color w:val="000000"/>
           <w:sz w:val="20"/>
         </w:rPr>
-        <w:t xml:space="preserve">O projeto adota as duas causas como complementares, atribuindo prioridade à Causa 1 por dois motivos: ela se apoia em amostra mais robusta — entre os sêniores de Engenharia/Arquitetura há 167 homens e apenas 25 mulheres — e é diretamente acionável por política de atração e mobilidade interna. A Causa 2 é declarada como sinal relevante, porém não conclusivo: com base feminina reduzida em cada célula de cargo (25 em Engenharia, 15 em Business Intelligence), e sem inferência estatística aplicável a esta amostra (Seção 2.6), ela indica onde investigar, não o que afirmar. A recomendação de diversidade da Seção 12.1 contempla as duas frentes.</w:t>
+        <w:t>O projeto adota as duas causas como complementares, atribuindo prioridade à Causa 1 por dois motivos: ela se apoia em amostra mais robusta — entre os sêniores de Engenharia/Arquitetura há 167 homens e apenas 25 mulheres — e é diretamente acionável por política de atração e mobilidade interna. A Causa 2 é declarada como sinal relevante, porém não conclusivo: com base feminina reduzida em cada célula de cargo (25 em Engenharia, 15 em Business Intelligence), e sem inferência estatística aplicável a esta amostra (Seção 2.6), ela indica onde investigar, não o que afirmar. A recomendação de diversidade da Seção 12.1 contempla as duas frentes.</w:t>
       </w:r>
       <w:bookmarkStart w:id="112" w:name="_Toc237938400"/>
     </w:p>
@@ -18325,7 +22706,7 @@
           <w:szCs w:val="20"/>
         </w:rPr>
       </w:pPr>
-      <w:bookmarkStart w:id="116" w:name="_Toc239662516"/>
+      <w:bookmarkStart w:id="116" w:name="_Toc239705855"/>
       <w:r>
         <w:rPr>
           <w:rFonts w:ascii="Arial" w:hAnsi="Arial" w:cs="Arial"/>
@@ -18333,8 +22714,29 @@
           <w:szCs w:val="20"/>
         </w:rPr>
         <w:t xml:space="preserve">Figura </w:t>
+      </w:r>
+      <w:r>
+        <w:rPr>
+          <w:rFonts w:ascii="Arial" w:hAnsi="Arial" w:cs="Arial"/>
+          <w:sz w:val="20"/>
+          <w:szCs w:val="20"/>
+        </w:rPr>
         <w:fldChar w:fldCharType="begin"/>
+      </w:r>
+      <w:r>
+        <w:rPr>
+          <w:rFonts w:ascii="Arial" w:hAnsi="Arial" w:cs="Arial"/>
+          <w:sz w:val="20"/>
+          <w:szCs w:val="20"/>
+        </w:rPr>
         <w:instrText xml:space="preserve"> SEQ Figura \* ARABIC </w:instrText>
+      </w:r>
+      <w:r>
+        <w:rPr>
+          <w:rFonts w:ascii="Arial" w:hAnsi="Arial" w:cs="Arial"/>
+          <w:sz w:val="20"/>
+          <w:szCs w:val="20"/>
+        </w:rPr>
         <w:fldChar w:fldCharType="separate"/>
       </w:r>
       <w:r>
@@ -18353,6 +22755,13 @@
           <w:szCs w:val="20"/>
         </w:rPr>
         <w:fldChar w:fldCharType="end"/>
+      </w:r>
+      <w:r>
+        <w:rPr>
+          <w:rFonts w:ascii="Arial" w:hAnsi="Arial" w:cs="Arial"/>
+          <w:sz w:val="20"/>
+          <w:szCs w:val="20"/>
+        </w:rPr>
         <w:t xml:space="preserve"> – Adoção de linguagens no trabalho — série 2019 a 2025/26 (multirresposta).</w:t>
       </w:r>
       <w:bookmarkEnd w:id="116"/>
@@ -18385,8 +22794,15 @@
           <w:sz w:val="20"/>
         </w:rPr>
         <w:t xml:space="preserve">A AWS lidera com 48,3% de adoção, seguida de Azure (34,8%) e GCP (30,9%) — Figura 10. Para o cliente, a disponibilidade de talentos por provedor reduz custo e prazo de contratação; a própria arquitetura deste projeto (S3 + Glue + Athena) está alinhada ao provedor dominante. Uma ressalva de leitura: o rótulo do bloco de cloud diverge entre edições — a base de 2023 registra a pergunta como “cloud preferida”, enquanto 2024 e 2025/26 a registram como “cloud no dia a dia”. A equivalência foi verificada de forma explícita: somando as marcações dos três provedores (AWS, Azure e GCP) sobre os respondentes válidos do bloco, a densidade de resposta é praticamente idêntica — 104,5% em 2023 e 104,3% em 2024 —, o que indica que a mudança de rótulo não alterou a natureza da questão, mas a edição de 2023 apresenta uma inversão pontual entre Azure e AWS que destoa do restante da série; recomenda-se, portanto, ler a tendência do período e não o ponto isolado de 2023. Por essa razão, este relatório adota a AWS como o único indicador de </w:t>
+      </w:r>
+      <w:r>
+        <w:rPr>
+          <w:rFonts w:ascii="Arial" w:hAnsi="Arial" w:cs="Arial"/>
+          <w:color w:val="000000"/>
+          <w:sz w:val="20"/>
+        </w:rPr>
         <w:lastRenderedPageBreak/>
-        <w:t xml:space="preserve">referência da série de cloud, e não a comparação simultânea dos três provedores. A escolha tem três motivos, e nenhum deles é a conveniência de citar o provedor que hospeda o projeto. Primeiro, a decisão que o cliente precisa tomar — em que stack investir e quais certificações financiar — é unívoca: exige eleger um provedor de referência, não descrever um mercado repartido. Segundo, a divergência de rótulo de 2023 afeta os três provedores ao mesmo tempo, de modo que acompanhar três séries multiplicaria por três a incerteza daquele ponto sem alterar a conclusão. Terceiro, a AWS é a única cuja liderança se apoia na edição mais recente e não contaminada (2025/26, 48,3%), com a maior amplitude de crescimento da série (23,3% em 2019 para 48,3% em 2025/26). Azure e GCP permanecem na Figura 10 como contexto de mercado, mas nenhuma recomendação da Seção 12 se apoia neles.</w:t>
+        <w:t>referência da série de cloud, e não a comparação simultânea dos três provedores. A escolha tem três motivos, e nenhum deles é a conveniência de citar o provedor que hospeda o projeto. Primeiro, a decisão que o cliente precisa tomar — em que stack investir e quais certificações financiar — é unívoca: exige eleger um provedor de referência, não descrever um mercado repartido. Segundo, a divergência de rótulo de 2023 afeta os três provedores ao mesmo tempo, de modo que acompanhar três séries multiplicaria por três a incerteza daquele ponto sem alterar a conclusão. Terceiro, a AWS é a única cuja liderança se apoia na edição mais recente e não contaminada (2025/26, 48,3%), com a maior amplitude de crescimento da série (23,3% em 2019 para 48,3% em 2025/26). Azure e GCP permanecem na Figura 10 como contexto de mercado, mas nenhuma recomendação da Seção 12 se apoia neles.</w:t>
       </w:r>
     </w:p>
     <w:p>
@@ -18452,7 +22868,7 @@
           <w:szCs w:val="20"/>
         </w:rPr>
       </w:pPr>
-      <w:bookmarkStart w:id="119" w:name="_Toc239662517"/>
+      <w:bookmarkStart w:id="119" w:name="_Toc239705856"/>
       <w:r>
         <w:rPr>
           <w:rFonts w:ascii="Arial" w:hAnsi="Arial" w:cs="Arial"/>
@@ -18460,8 +22876,29 @@
           <w:szCs w:val="20"/>
         </w:rPr>
         <w:t xml:space="preserve">Figura </w:t>
+      </w:r>
+      <w:r>
+        <w:rPr>
+          <w:rFonts w:ascii="Arial" w:hAnsi="Arial" w:cs="Arial"/>
+          <w:sz w:val="20"/>
+          <w:szCs w:val="20"/>
+        </w:rPr>
         <w:fldChar w:fldCharType="begin"/>
+      </w:r>
+      <w:r>
+        <w:rPr>
+          <w:rFonts w:ascii="Arial" w:hAnsi="Arial" w:cs="Arial"/>
+          <w:sz w:val="20"/>
+          <w:szCs w:val="20"/>
+        </w:rPr>
         <w:instrText xml:space="preserve"> SEQ Figura \* ARABIC </w:instrText>
+      </w:r>
+      <w:r>
+        <w:rPr>
+          <w:rFonts w:ascii="Arial" w:hAnsi="Arial" w:cs="Arial"/>
+          <w:sz w:val="20"/>
+          <w:szCs w:val="20"/>
+        </w:rPr>
         <w:fldChar w:fldCharType="separate"/>
       </w:r>
       <w:r>
@@ -18480,6 +22917,13 @@
           <w:szCs w:val="20"/>
         </w:rPr>
         <w:fldChar w:fldCharType="end"/>
+      </w:r>
+      <w:r>
+        <w:rPr>
+          <w:rFonts w:ascii="Arial" w:hAnsi="Arial" w:cs="Arial"/>
+          <w:sz w:val="20"/>
+          <w:szCs w:val="20"/>
+        </w:rPr>
         <w:t xml:space="preserve"> – Adoção de provedores de cloud — série 2019 a 2025/26 (multirresposta).</w:t>
       </w:r>
       <w:bookmarkEnd w:id="119"/>
@@ -18511,7 +22955,7 @@
           <w:color w:val="000000"/>
           <w:sz w:val="20"/>
         </w:rPr>
-        <w:t xml:space="preserve">O Power BI domina o consumo analítico com 59,0% (Figura 11), seguido a distância por Looker Studio e Tableau — padronizar a camada de BI corporativa no líder de mercado facilita contratação e reduz treinamento.</w:t>
+        <w:t>O Power BI domina o consumo analítico com 59,0% (Figura 11), seguido a distância por Looker Studio e Tableau — padronizar a camada de BI corporativa no líder de mercado facilita contratação e reduz treinamento.</w:t>
       </w:r>
     </w:p>
     <w:p>
@@ -18578,7 +23022,7 @@
           <w:szCs w:val="20"/>
         </w:rPr>
       </w:pPr>
-      <w:bookmarkStart w:id="122" w:name="_Toc239662518"/>
+      <w:bookmarkStart w:id="122" w:name="_Toc239705857"/>
       <w:r>
         <w:rPr>
           <w:rFonts w:ascii="Arial" w:hAnsi="Arial" w:cs="Arial"/>
@@ -18586,8 +23030,29 @@
           <w:szCs w:val="20"/>
         </w:rPr>
         <w:t xml:space="preserve">Figura </w:t>
+      </w:r>
+      <w:r>
+        <w:rPr>
+          <w:rFonts w:ascii="Arial" w:hAnsi="Arial" w:cs="Arial"/>
+          <w:sz w:val="20"/>
+          <w:szCs w:val="20"/>
+        </w:rPr>
         <w:fldChar w:fldCharType="begin"/>
+      </w:r>
+      <w:r>
+        <w:rPr>
+          <w:rFonts w:ascii="Arial" w:hAnsi="Arial" w:cs="Arial"/>
+          <w:sz w:val="20"/>
+          <w:szCs w:val="20"/>
+        </w:rPr>
         <w:instrText xml:space="preserve"> SEQ Figura \* ARABIC </w:instrText>
+      </w:r>
+      <w:r>
+        <w:rPr>
+          <w:rFonts w:ascii="Arial" w:hAnsi="Arial" w:cs="Arial"/>
+          <w:sz w:val="20"/>
+          <w:szCs w:val="20"/>
+        </w:rPr>
         <w:fldChar w:fldCharType="separate"/>
       </w:r>
       <w:r>
@@ -18606,6 +23071,13 @@
           <w:szCs w:val="20"/>
         </w:rPr>
         <w:fldChar w:fldCharType="end"/>
+      </w:r>
+      <w:r>
+        <w:rPr>
+          <w:rFonts w:ascii="Arial" w:hAnsi="Arial" w:cs="Arial"/>
+          <w:sz w:val="20"/>
+          <w:szCs w:val="20"/>
+        </w:rPr>
         <w:t xml:space="preserve"> – Ferramentas de BI utilizadas no dia a dia — 2025/26.</w:t>
       </w:r>
       <w:bookmarkStart w:id="123" w:name="_Toc237938404"/>
@@ -18730,7 +23202,7 @@
           <w:sz w:val="20"/>
         </w:rPr>
       </w:pPr>
-      <w:bookmarkStart w:id="127" w:name="_Toc239662519"/>
+      <w:bookmarkStart w:id="127" w:name="_Toc239705858"/>
       <w:r>
         <w:rPr>
           <w:rFonts w:ascii="Arial" w:hAnsi="Arial" w:cs="Arial"/>
@@ -18738,8 +23210,29 @@
           <w:szCs w:val="20"/>
         </w:rPr>
         <w:t xml:space="preserve">Figura </w:t>
+      </w:r>
+      <w:r>
+        <w:rPr>
+          <w:rFonts w:ascii="Arial" w:hAnsi="Arial" w:cs="Arial"/>
+          <w:sz w:val="20"/>
+          <w:szCs w:val="20"/>
+        </w:rPr>
         <w:fldChar w:fldCharType="begin"/>
+      </w:r>
+      <w:r>
+        <w:rPr>
+          <w:rFonts w:ascii="Arial" w:hAnsi="Arial" w:cs="Arial"/>
+          <w:sz w:val="20"/>
+          <w:szCs w:val="20"/>
+        </w:rPr>
         <w:instrText xml:space="preserve"> SEQ Figura \* ARABIC </w:instrText>
+      </w:r>
+      <w:r>
+        <w:rPr>
+          <w:rFonts w:ascii="Arial" w:hAnsi="Arial" w:cs="Arial"/>
+          <w:sz w:val="20"/>
+          <w:szCs w:val="20"/>
+        </w:rPr>
         <w:fldChar w:fldCharType="separate"/>
       </w:r>
       <w:r>
@@ -18758,6 +23251,13 @@
           <w:szCs w:val="20"/>
         </w:rPr>
         <w:fldChar w:fldCharType="end"/>
+      </w:r>
+      <w:r>
+        <w:rPr>
+          <w:rFonts w:ascii="Arial" w:hAnsi="Arial" w:cs="Arial"/>
+          <w:sz w:val="20"/>
+          <w:szCs w:val="20"/>
+        </w:rPr>
         <w:t xml:space="preserve"> – IA generativa como prioridade da empresa — visão dos gestores, 2023 a 2025/26.</w:t>
       </w:r>
       <w:bookmarkEnd w:id="127"/>
@@ -18792,7 +23292,7 @@
           <w:szCs w:val="20"/>
         </w:rPr>
       </w:pPr>
-      <w:bookmarkStart w:id="128" w:name="_Toc239662537"/>
+      <w:bookmarkStart w:id="128" w:name="_Toc239705876"/>
       <w:r>
         <w:rPr>
           <w:rFonts w:ascii="Arial" w:hAnsi="Arial" w:cs="Arial"/>
@@ -18800,8 +23300,29 @@
           <w:szCs w:val="20"/>
         </w:rPr>
         <w:t xml:space="preserve">Tabela </w:t>
+      </w:r>
+      <w:r>
+        <w:rPr>
+          <w:rFonts w:ascii="Arial" w:hAnsi="Arial" w:cs="Arial"/>
+          <w:sz w:val="20"/>
+          <w:szCs w:val="20"/>
+        </w:rPr>
         <w:fldChar w:fldCharType="begin"/>
+      </w:r>
+      <w:r>
+        <w:rPr>
+          <w:rFonts w:ascii="Arial" w:hAnsi="Arial" w:cs="Arial"/>
+          <w:sz w:val="20"/>
+          <w:szCs w:val="20"/>
+        </w:rPr>
         <w:instrText xml:space="preserve"> SEQ Tabela \* ARABIC </w:instrText>
+      </w:r>
+      <w:r>
+        <w:rPr>
+          <w:rFonts w:ascii="Arial" w:hAnsi="Arial" w:cs="Arial"/>
+          <w:sz w:val="20"/>
+          <w:szCs w:val="20"/>
+        </w:rPr>
         <w:fldChar w:fldCharType="separate"/>
       </w:r>
       <w:r>
@@ -18820,6 +23341,13 @@
           <w:szCs w:val="20"/>
         </w:rPr>
         <w:fldChar w:fldCharType="end"/>
+      </w:r>
+      <w:r>
+        <w:rPr>
+          <w:rFonts w:ascii="Arial" w:hAnsi="Arial" w:cs="Arial"/>
+          <w:sz w:val="20"/>
+          <w:szCs w:val="20"/>
+        </w:rPr>
         <w:t xml:space="preserve"> – Prioridade de IA generativa (% dos gestores respondentes).</w:t>
       </w:r>
       <w:bookmarkEnd w:id="128"/>
@@ -19597,7 +24125,7 @@
       <w:bookmarkStart w:id="129" w:name="_Toc237938406"/>
       <w:bookmarkStart w:id="130" w:name="_Toc239662591"/>
       <w:r>
-        <w:t xml:space="preserve">9.2 Uso individual de GenAI e Copilots</w:t>
+        <w:t>9.2 Uso individual de GenAI e Copilots</w:t>
       </w:r>
       <w:bookmarkEnd w:id="129"/>
       <w:bookmarkEnd w:id="130"/>
@@ -19754,7 +24282,7 @@
           <w:sz w:val="20"/>
         </w:rPr>
       </w:pPr>
-      <w:bookmarkStart w:id="131" w:name="_Toc239662520"/>
+      <w:bookmarkStart w:id="131" w:name="_Toc239705859"/>
       <w:r>
         <w:rPr>
           <w:rFonts w:ascii="Arial" w:hAnsi="Arial" w:cs="Arial"/>
@@ -19762,8 +24290,29 @@
           <w:szCs w:val="20"/>
         </w:rPr>
         <w:t xml:space="preserve">Figura </w:t>
+      </w:r>
+      <w:r>
+        <w:rPr>
+          <w:rFonts w:ascii="Arial" w:hAnsi="Arial" w:cs="Arial"/>
+          <w:sz w:val="20"/>
+          <w:szCs w:val="20"/>
+        </w:rPr>
         <w:fldChar w:fldCharType="begin"/>
+      </w:r>
+      <w:r>
+        <w:rPr>
+          <w:rFonts w:ascii="Arial" w:hAnsi="Arial" w:cs="Arial"/>
+          <w:sz w:val="20"/>
+          <w:szCs w:val="20"/>
+        </w:rPr>
         <w:instrText xml:space="preserve"> SEQ Figura \* ARABIC </w:instrText>
+      </w:r>
+      <w:r>
+        <w:rPr>
+          <w:rFonts w:ascii="Arial" w:hAnsi="Arial" w:cs="Arial"/>
+          <w:sz w:val="20"/>
+          <w:szCs w:val="20"/>
+        </w:rPr>
         <w:fldChar w:fldCharType="separate"/>
       </w:r>
       <w:r>
@@ -19782,6 +24331,13 @@
           <w:szCs w:val="20"/>
         </w:rPr>
         <w:fldChar w:fldCharType="end"/>
+      </w:r>
+      <w:r>
+        <w:rPr>
+          <w:rFonts w:ascii="Arial" w:hAnsi="Arial" w:cs="Arial"/>
+          <w:sz w:val="20"/>
+          <w:szCs w:val="20"/>
+        </w:rPr>
         <w:t xml:space="preserve"> – Uso individual de IA generativa no trabalho — 2023 a 2025/26 (multirresposta).</w:t>
       </w:r>
       <w:bookmarkEnd w:id="131"/>
@@ -19816,7 +24372,7 @@
           <w:szCs w:val="20"/>
         </w:rPr>
       </w:pPr>
-      <w:bookmarkStart w:id="132" w:name="_Toc239662538"/>
+      <w:bookmarkStart w:id="132" w:name="_Toc239705877"/>
       <w:r>
         <w:rPr>
           <w:rFonts w:ascii="Arial" w:hAnsi="Arial" w:cs="Arial"/>
@@ -19824,8 +24380,29 @@
           <w:szCs w:val="20"/>
         </w:rPr>
         <w:t xml:space="preserve">Tabela </w:t>
+      </w:r>
+      <w:r>
+        <w:rPr>
+          <w:rFonts w:ascii="Arial" w:hAnsi="Arial" w:cs="Arial"/>
+          <w:sz w:val="20"/>
+          <w:szCs w:val="20"/>
+        </w:rPr>
         <w:fldChar w:fldCharType="begin"/>
+      </w:r>
+      <w:r>
+        <w:rPr>
+          <w:rFonts w:ascii="Arial" w:hAnsi="Arial" w:cs="Arial"/>
+          <w:sz w:val="20"/>
+          <w:szCs w:val="20"/>
+        </w:rPr>
         <w:instrText xml:space="preserve"> SEQ Tabela \* ARABIC </w:instrText>
+      </w:r>
+      <w:r>
+        <w:rPr>
+          <w:rFonts w:ascii="Arial" w:hAnsi="Arial" w:cs="Arial"/>
+          <w:sz w:val="20"/>
+          <w:szCs w:val="20"/>
+        </w:rPr>
         <w:fldChar w:fldCharType="separate"/>
       </w:r>
       <w:r>
@@ -19844,6 +24421,13 @@
           <w:szCs w:val="20"/>
         </w:rPr>
         <w:fldChar w:fldCharType="end"/>
+      </w:r>
+      <w:r>
+        <w:rPr>
+          <w:rFonts w:ascii="Arial" w:hAnsi="Arial" w:cs="Arial"/>
+          <w:sz w:val="20"/>
+          <w:szCs w:val="20"/>
+        </w:rPr>
         <w:t xml:space="preserve"> – Uso individual de GenAI (% sobre respondentes válidos).</w:t>
       </w:r>
       <w:bookmarkEnd w:id="132"/>
@@ -20025,7 +24609,7 @@
                 <w:color w:val="000000"/>
                 <w:sz w:val="20"/>
               </w:rPr>
-              <w:t xml:space="preserve">Não usa GenAI</w:t>
+              <w:t>Não usa GenAI</w:t>
             </w:r>
           </w:p>
         </w:tc>
@@ -20509,7 +25093,7 @@
                 <w:color w:val="000000"/>
                 <w:sz w:val="20"/>
               </w:rPr>
-              <w:t xml:space="preserve">Usa Copilot</w:t>
+              <w:t>Usa Copilot</w:t>
             </w:r>
           </w:p>
         </w:tc>
@@ -20644,7 +25228,7 @@
           <w:color w:val="000000"/>
           <w:sz w:val="20"/>
         </w:rPr>
-        <w:t xml:space="preserve">O Sudeste concentra 64,4% dos profissionais. A mediana salarial é idêntica em todas as regiões (R$ 10.001), mas essa igualdade decorre da baixa resolução da faixa (Seção 2.6). A média dos pontos médios revela diferença relevante: R$ 13.541 no Sudeste contra R$ 10.330 no Nordeste — 31,1% de amplitude, o que sugeriria arbitragem geográfica. Essa leitura, no entanto, não resiste ao controle de senioridade. Restringindo a comparação ao nível Sênior, as médias regionais praticamente convergem: R$ 14.867 no Centro-oeste (n=60), R$ 14.041 no Nordeste (n=86), R$ 13.847 no Sul (n=140) e R$ 13.823 no Sudeste (n=526) — amplitude de apenas 7,6%, com o Sudeste na última posição; a região Norte não é exibida neste recorte por não atingir 30 respondentes. A diferença bruta entre regiões é, portanto, efeito de composição: o Sudeste concentra os perfis mais sêniores, não os salários mais altos para uma mesma senioridade. A conclusão para o cliente é precisa: contratar fora do eixo não reduz a banda salarial para o mesmo nível, mas amplia substancialmente o funil de talentos e reduz a concorrência local por perfis experientes. Estes números estão materializados na tabela Gold gold_regions_by_seniority, adicionada à camada Gold para tornar este recorte auditável e reprodutível a partir do pipeline.</w:t>
+        <w:t>O Sudeste concentra 64,4% dos profissionais. A mediana salarial é idêntica em todas as regiões (R$ 10.001), mas essa igualdade decorre da baixa resolução da faixa (Seção 2.6). A média dos pontos médios revela diferença relevante: R$ 13.541 no Sudeste contra R$ 10.330 no Nordeste — 31,1% de amplitude, o que sugeriria arbitragem geográfica. Essa leitura, no entanto, não resiste ao controle de senioridade. Restringindo a comparação ao nível Sênior, as médias regionais praticamente convergem: R$ 14.867 no Centro-oeste (n=60), R$ 14.041 no Nordeste (n=86), R$ 13.847 no Sul (n=140) e R$ 13.823 no Sudeste (n=526) — amplitude de apenas 7,6%, com o Sudeste na última posição; a região Norte não é exibida neste recorte por não atingir 30 respondentes. A diferença bruta entre regiões é, portanto, efeito de composição: o Sudeste concentra os perfis mais sêniores, não os salários mais altos para uma mesma senioridade. A conclusão para o cliente é precisa: contratar fora do eixo não reduz a banda salarial para o mesmo nível, mas amplia substancialmente o funil de talentos e reduz a concorrência local por perfis experientes. Estes números estão materializados na tabela Gold gold_regions_by_seniority, adicionada à camada Gold para tornar este recorte auditável e reprodutível a partir do pipeline.</w:t>
       </w:r>
     </w:p>
     <w:p>
@@ -20709,7 +25293,7 @@
           <w:sz w:val="20"/>
         </w:rPr>
       </w:pPr>
-      <w:bookmarkStart w:id="137" w:name="_Toc239662521"/>
+      <w:bookmarkStart w:id="137" w:name="_Toc239705860"/>
       <w:r>
         <w:rPr>
           <w:rFonts w:ascii="Arial" w:hAnsi="Arial" w:cs="Arial"/>
@@ -20717,8 +25301,29 @@
           <w:szCs w:val="20"/>
         </w:rPr>
         <w:t xml:space="preserve">Figura </w:t>
+      </w:r>
+      <w:r>
+        <w:rPr>
+          <w:rFonts w:ascii="Arial" w:hAnsi="Arial" w:cs="Arial"/>
+          <w:sz w:val="20"/>
+          <w:szCs w:val="20"/>
+        </w:rPr>
         <w:fldChar w:fldCharType="begin"/>
+      </w:r>
+      <w:r>
+        <w:rPr>
+          <w:rFonts w:ascii="Arial" w:hAnsi="Arial" w:cs="Arial"/>
+          <w:sz w:val="20"/>
+          <w:szCs w:val="20"/>
+        </w:rPr>
         <w:instrText xml:space="preserve"> SEQ Figura \* ARABIC </w:instrText>
+      </w:r>
+      <w:r>
+        <w:rPr>
+          <w:rFonts w:ascii="Arial" w:hAnsi="Arial" w:cs="Arial"/>
+          <w:sz w:val="20"/>
+          <w:szCs w:val="20"/>
+        </w:rPr>
         <w:fldChar w:fldCharType="separate"/>
       </w:r>
       <w:r>
@@ -20737,6 +25342,13 @@
           <w:szCs w:val="20"/>
         </w:rPr>
         <w:fldChar w:fldCharType="end"/>
+      </w:r>
+      <w:r>
+        <w:rPr>
+          <w:rFonts w:ascii="Arial" w:hAnsi="Arial" w:cs="Arial"/>
+          <w:sz w:val="20"/>
+          <w:szCs w:val="20"/>
+        </w:rPr>
         <w:t xml:space="preserve"> – Distribuição regional e salário médio estimado por região — 2025/26.</w:t>
       </w:r>
       <w:bookmarkEnd w:id="137"/>
@@ -20872,7 +25484,7 @@
           <w:szCs w:val="20"/>
         </w:rPr>
       </w:pPr>
-      <w:bookmarkStart w:id="140" w:name="_Toc239662522"/>
+      <w:bookmarkStart w:id="140" w:name="_Toc239705861"/>
       <w:r>
         <w:rPr>
           <w:rFonts w:ascii="Arial" w:hAnsi="Arial" w:cs="Arial"/>
@@ -20880,8 +25492,29 @@
           <w:szCs w:val="20"/>
         </w:rPr>
         <w:t xml:space="preserve">Figura </w:t>
+      </w:r>
+      <w:r>
+        <w:rPr>
+          <w:rFonts w:ascii="Arial" w:hAnsi="Arial" w:cs="Arial"/>
+          <w:sz w:val="20"/>
+          <w:szCs w:val="20"/>
+        </w:rPr>
         <w:fldChar w:fldCharType="begin"/>
+      </w:r>
+      <w:r>
+        <w:rPr>
+          <w:rFonts w:ascii="Arial" w:hAnsi="Arial" w:cs="Arial"/>
+          <w:sz w:val="20"/>
+          <w:szCs w:val="20"/>
+        </w:rPr>
         <w:instrText xml:space="preserve"> SEQ Figura \* ARABIC </w:instrText>
+      </w:r>
+      <w:r>
+        <w:rPr>
+          <w:rFonts w:ascii="Arial" w:hAnsi="Arial" w:cs="Arial"/>
+          <w:sz w:val="20"/>
+          <w:szCs w:val="20"/>
+        </w:rPr>
         <w:fldChar w:fldCharType="separate"/>
       </w:r>
       <w:r>
@@ -20900,6 +25533,13 @@
           <w:szCs w:val="20"/>
         </w:rPr>
         <w:fldChar w:fldCharType="end"/>
+      </w:r>
+      <w:r>
+        <w:rPr>
+          <w:rFonts w:ascii="Arial" w:hAnsi="Arial" w:cs="Arial"/>
+          <w:sz w:val="20"/>
+          <w:szCs w:val="20"/>
+        </w:rPr>
         <w:t xml:space="preserve"> – Modelo de trabalho praticado versus desejado — 2025/26.</w:t>
       </w:r>
       <w:bookmarkEnd w:id="140"/>
@@ -20931,7 +25571,7 @@
           <w:color w:val="000000"/>
           <w:sz w:val="20"/>
         </w:rPr>
-        <w:t xml:space="preserve">Em 2025/26, 69,0% declaram-se satisfeitos com a empresa atual e 24,9% relatam layoff na empresa no ano (Tabela 15) — mercado líquido, com talento disposto a ouvir propostas: bom para quem contrata com proposta de valor forte, arriscado para quem não cuida de retenção.</w:t>
+        <w:t>Em 2025/26, 69,0% declaram-se satisfeitos com a empresa atual e 24,9% relatam layoff na empresa no ano (Tabela 15) — mercado líquido, com talento disposto a ouvir propostas: bom para quem contrata com proposta de valor forte, arriscado para quem não cuida de retenção.</w:t>
       </w:r>
     </w:p>
     <w:p>
@@ -20944,7 +25584,7 @@
           <w:szCs w:val="20"/>
         </w:rPr>
       </w:pPr>
-      <w:bookmarkStart w:id="143" w:name="_Toc239662539"/>
+      <w:bookmarkStart w:id="143" w:name="_Toc239705878"/>
       <w:r>
         <w:rPr>
           <w:rFonts w:ascii="Arial" w:hAnsi="Arial" w:cs="Arial"/>
@@ -20952,8 +25592,29 @@
           <w:szCs w:val="20"/>
         </w:rPr>
         <w:t xml:space="preserve">Tabela </w:t>
+      </w:r>
+      <w:r>
+        <w:rPr>
+          <w:rFonts w:ascii="Arial" w:hAnsi="Arial" w:cs="Arial"/>
+          <w:sz w:val="20"/>
+          <w:szCs w:val="20"/>
+        </w:rPr>
         <w:fldChar w:fldCharType="begin"/>
+      </w:r>
+      <w:r>
+        <w:rPr>
+          <w:rFonts w:ascii="Arial" w:hAnsi="Arial" w:cs="Arial"/>
+          <w:sz w:val="20"/>
+          <w:szCs w:val="20"/>
+        </w:rPr>
         <w:instrText xml:space="preserve"> SEQ Tabela \* ARABIC </w:instrText>
+      </w:r>
+      <w:r>
+        <w:rPr>
+          <w:rFonts w:ascii="Arial" w:hAnsi="Arial" w:cs="Arial"/>
+          <w:sz w:val="20"/>
+          <w:szCs w:val="20"/>
+        </w:rPr>
         <w:fldChar w:fldCharType="separate"/>
       </w:r>
       <w:r>
@@ -20972,6 +25633,13 @@
           <w:szCs w:val="20"/>
         </w:rPr>
         <w:fldChar w:fldCharType="end"/>
+      </w:r>
+      <w:r>
+        <w:rPr>
+          <w:rFonts w:ascii="Arial" w:hAnsi="Arial" w:cs="Arial"/>
+          <w:sz w:val="20"/>
+          <w:szCs w:val="20"/>
+        </w:rPr>
         <w:t xml:space="preserve"> – Termômetro do mercado por edição.</w:t>
       </w:r>
       <w:bookmarkEnd w:id="143"/>
@@ -21089,7 +25757,7 @@
                 <w:color w:val="FFFFFF"/>
                 <w:sz w:val="20"/>
               </w:rPr>
-              <w:t xml:space="preserve">Empresa passou por layoff</w:t>
+              <w:t>Empresa passou por layoff</w:t>
             </w:r>
           </w:p>
         </w:tc>
@@ -21474,7 +26142,7 @@
           <w:szCs w:val="20"/>
         </w:rPr>
       </w:pPr>
-      <w:bookmarkStart w:id="148" w:name="_Toc239662523"/>
+      <w:bookmarkStart w:id="148" w:name="_Toc239705862"/>
       <w:r>
         <w:rPr>
           <w:rFonts w:ascii="Arial" w:hAnsi="Arial" w:cs="Arial"/>
@@ -21482,8 +26150,29 @@
           <w:szCs w:val="20"/>
         </w:rPr>
         <w:t xml:space="preserve">Figura </w:t>
+      </w:r>
+      <w:r>
+        <w:rPr>
+          <w:rFonts w:ascii="Arial" w:hAnsi="Arial" w:cs="Arial"/>
+          <w:sz w:val="20"/>
+          <w:szCs w:val="20"/>
+        </w:rPr>
         <w:fldChar w:fldCharType="begin"/>
+      </w:r>
+      <w:r>
+        <w:rPr>
+          <w:rFonts w:ascii="Arial" w:hAnsi="Arial" w:cs="Arial"/>
+          <w:sz w:val="20"/>
+          <w:szCs w:val="20"/>
+        </w:rPr>
         <w:instrText xml:space="preserve"> SEQ Figura \* ARABIC </w:instrText>
+      </w:r>
+      <w:r>
+        <w:rPr>
+          <w:rFonts w:ascii="Arial" w:hAnsi="Arial" w:cs="Arial"/>
+          <w:sz w:val="20"/>
+          <w:szCs w:val="20"/>
+        </w:rPr>
         <w:fldChar w:fldCharType="separate"/>
       </w:r>
       <w:r>
@@ -21502,6 +26191,13 @@
           <w:szCs w:val="20"/>
         </w:rPr>
         <w:fldChar w:fldCharType="end"/>
+      </w:r>
+      <w:r>
+        <w:rPr>
+          <w:rFonts w:ascii="Arial" w:hAnsi="Arial" w:cs="Arial"/>
+          <w:sz w:val="20"/>
+          <w:szCs w:val="20"/>
+        </w:rPr>
         <w:t xml:space="preserve"> – Critérios decisivos na escolha de onde trabalhar — 2025/26 (multirresposta).</w:t>
       </w:r>
       <w:bookmarkEnd w:id="148"/>
@@ -21547,7 +26243,7 @@
           <w:szCs w:val="20"/>
         </w:rPr>
       </w:pPr>
-      <w:bookmarkStart w:id="151" w:name="_Toc239662540"/>
+      <w:bookmarkStart w:id="151" w:name="_Toc239705879"/>
       <w:r>
         <w:rPr>
           <w:rFonts w:ascii="Arial" w:hAnsi="Arial" w:cs="Arial"/>
@@ -21555,8 +26251,29 @@
           <w:szCs w:val="20"/>
         </w:rPr>
         <w:t xml:space="preserve">Tabela </w:t>
+      </w:r>
+      <w:r>
+        <w:rPr>
+          <w:rFonts w:ascii="Arial" w:hAnsi="Arial" w:cs="Arial"/>
+          <w:sz w:val="20"/>
+          <w:szCs w:val="20"/>
+        </w:rPr>
         <w:fldChar w:fldCharType="begin"/>
+      </w:r>
+      <w:r>
+        <w:rPr>
+          <w:rFonts w:ascii="Arial" w:hAnsi="Arial" w:cs="Arial"/>
+          <w:sz w:val="20"/>
+          <w:szCs w:val="20"/>
+        </w:rPr>
         <w:instrText xml:space="preserve"> SEQ Tabela \* ARABIC </w:instrText>
+      </w:r>
+      <w:r>
+        <w:rPr>
+          <w:rFonts w:ascii="Arial" w:hAnsi="Arial" w:cs="Arial"/>
+          <w:sz w:val="20"/>
+          <w:szCs w:val="20"/>
+        </w:rPr>
         <w:fldChar w:fldCharType="separate"/>
       </w:r>
       <w:r>
@@ -21575,6 +26292,13 @@
           <w:szCs w:val="20"/>
         </w:rPr>
         <w:fldChar w:fldCharType="end"/>
+      </w:r>
+      <w:r>
+        <w:rPr>
+          <w:rFonts w:ascii="Arial" w:hAnsi="Arial" w:cs="Arial"/>
+          <w:sz w:val="20"/>
+          <w:szCs w:val="20"/>
+        </w:rPr>
         <w:t xml:space="preserve"> – Principais desafios dos gestores de dados — 2025/26.</w:t>
       </w:r>
       <w:bookmarkEnd w:id="151"/>
@@ -22200,7 +26924,7 @@
           <w:szCs w:val="20"/>
         </w:rPr>
       </w:pPr>
-      <w:bookmarkStart w:id="154" w:name="_Toc239662541"/>
+      <w:bookmarkStart w:id="154" w:name="_Toc239705880"/>
       <w:r>
         <w:rPr>
           <w:rFonts w:ascii="Arial" w:hAnsi="Arial" w:cs="Arial"/>
@@ -22208,8 +26932,29 @@
           <w:szCs w:val="20"/>
         </w:rPr>
         <w:t xml:space="preserve">Tabela </w:t>
+      </w:r>
+      <w:r>
+        <w:rPr>
+          <w:rFonts w:ascii="Arial" w:hAnsi="Arial" w:cs="Arial"/>
+          <w:sz w:val="20"/>
+          <w:szCs w:val="20"/>
+        </w:rPr>
         <w:fldChar w:fldCharType="begin"/>
+      </w:r>
+      <w:r>
+        <w:rPr>
+          <w:rFonts w:ascii="Arial" w:hAnsi="Arial" w:cs="Arial"/>
+          <w:sz w:val="20"/>
+          <w:szCs w:val="20"/>
+        </w:rPr>
         <w:instrText xml:space="preserve"> SEQ Tabela \* ARABIC </w:instrText>
+      </w:r>
+      <w:r>
+        <w:rPr>
+          <w:rFonts w:ascii="Arial" w:hAnsi="Arial" w:cs="Arial"/>
+          <w:sz w:val="20"/>
+          <w:szCs w:val="20"/>
+        </w:rPr>
         <w:fldChar w:fldCharType="separate"/>
       </w:r>
       <w:r>
@@ -22228,6 +26973,13 @@
           <w:szCs w:val="20"/>
         </w:rPr>
         <w:fldChar w:fldCharType="end"/>
+      </w:r>
+      <w:r>
+        <w:rPr>
+          <w:rFonts w:ascii="Arial" w:hAnsi="Arial" w:cs="Arial"/>
+          <w:sz w:val="20"/>
+          <w:szCs w:val="20"/>
+        </w:rPr>
         <w:t xml:space="preserve"> – Matriz-síntese de oportunidades e desafios para a instituição financeira.</w:t>
       </w:r>
       <w:bookmarkEnd w:id="154"/>
@@ -22527,7 +27279,7 @@
                 <w:color w:val="000000"/>
                 <w:sz w:val="20"/>
               </w:rPr>
-              <w:t xml:space="preserve">Qualidade e confiabilidade de dados desafia 21,6% dos gestores (Seção 11.2)</w:t>
+              <w:t>Qualidade e confiabilidade de dados desafia 21,6% dos gestores (Seção 11.2)</w:t>
             </w:r>
           </w:p>
         </w:tc>
@@ -22916,7 +27668,7 @@
           <w:bCs/>
           <w:color w:val="000000"/>
         </w:rPr>
-        <w:t xml:space="preserve">Letramento em GenAI com governança:</w:t>
+        <w:t>Letramento em GenAI com governança:</w:t>
       </w:r>
       <w:r>
         <w:rPr>
@@ -22957,7 +27709,7 @@
           <w:bCs/>
           <w:color w:val="000000"/>
         </w:rPr>
-        <w:t xml:space="preserve">Plataforma de dados em nuvem no padrão Medallion</w:t>
+        <w:t>Plataforma de dados em nuvem no padrão Medallion</w:t>
       </w:r>
       <w:r>
         <w:rPr>
@@ -22986,7 +27738,7 @@
           <w:bCs/>
           <w:color w:val="000000"/>
         </w:rPr>
-        <w:t xml:space="preserve">Licenciamento corporativo de GenAI/Copilots</w:t>
+        <w:t>Licenciamento corporativo de GenAI/Copilots</w:t>
       </w:r>
       <w:r>
         <w:rPr>
@@ -23051,7 +27803,7 @@
           <w:rFonts w:ascii="Arial" w:hAnsi="Arial" w:cs="Arial"/>
           <w:color w:val="000000"/>
         </w:rPr>
-        <w:t xml:space="preserve">— nos volumes atuais (57 MB no datalake completo) a infraestrutura custa centavos por mês: armazenamento S3 (~US$ 0,023/GB-mês) é irrelevante nesta escala; cada execução dos dois Glue Jobs (2 workers G.1X, ~US$ 0,44/DPU-hora) custa poucos centavos; Athena (US$ 5,00/TB escaneado) cobra frações de centavo por consulta graças ao particionamento por ano=YYYY. Em produção sobre dados reais do banco, o custo escalaria com a frequência de execução e o volume por Job, não com o tamanho do dataset desta pesquisa — o dimensionamento completo fica para a Fase 2.</w:t>
+        <w:t>— nos volumes atuais (57 MB no datalake completo) a infraestrutura custa centavos por mês: armazenamento S3 (~US$ 0,023/GB-mês) é irrelevante nesta escala; cada execução dos dois Glue Jobs (2 workers G.1X, ~US$ 0,44/DPU-hora) custa poucos centavos; Athena (US$ 5,00/TB escaneado) cobra frações de centavo por consulta graças ao particionamento por ano=YYYY. Em produção sobre dados reais do banco, o custo escalaria com a frequência de execução e o volume por Job, não com o tamanho do dataset desta pesquisa — o dimensionamento completo fica para a Fase 2.</w:t>
       </w:r>
       <w:bookmarkStart w:id="163" w:name="_Toc237938419"/>
       <w:r>
@@ -23068,7 +27820,7 @@
       <w:bookmarkStart w:id="164" w:name="_Toc239662604"/>
       <w:r>
         <w:lastRenderedPageBreak/>
-        <w:t xml:space="preserve">12.4 Priorização e Quick Wins</w:t>
+        <w:t>12.4 Priorização e Quick Wins</w:t>
       </w:r>
       <w:bookmarkEnd w:id="163"/>
       <w:bookmarkEnd w:id="164"/>
@@ -23101,7 +27853,7 @@
           <w:szCs w:val="20"/>
         </w:rPr>
       </w:pPr>
-      <w:bookmarkStart w:id="165" w:name="_Toc239662542"/>
+      <w:bookmarkStart w:id="165" w:name="_Toc239705881"/>
       <w:r>
         <w:rPr>
           <w:rFonts w:ascii="Arial" w:hAnsi="Arial" w:cs="Arial"/>
@@ -23109,8 +27861,29 @@
           <w:szCs w:val="20"/>
         </w:rPr>
         <w:t xml:space="preserve">Tabela </w:t>
+      </w:r>
+      <w:r>
+        <w:rPr>
+          <w:rFonts w:ascii="Arial" w:hAnsi="Arial" w:cs="Arial"/>
+          <w:sz w:val="20"/>
+          <w:szCs w:val="20"/>
+        </w:rPr>
         <w:fldChar w:fldCharType="begin"/>
+      </w:r>
+      <w:r>
+        <w:rPr>
+          <w:rFonts w:ascii="Arial" w:hAnsi="Arial" w:cs="Arial"/>
+          <w:sz w:val="20"/>
+          <w:szCs w:val="20"/>
+        </w:rPr>
         <w:instrText xml:space="preserve"> SEQ Tabela \* ARABIC </w:instrText>
+      </w:r>
+      <w:r>
+        <w:rPr>
+          <w:rFonts w:ascii="Arial" w:hAnsi="Arial" w:cs="Arial"/>
+          <w:sz w:val="20"/>
+          <w:szCs w:val="20"/>
+        </w:rPr>
         <w:fldChar w:fldCharType="separate"/>
       </w:r>
       <w:r>
@@ -23129,6 +27902,13 @@
           <w:szCs w:val="20"/>
         </w:rPr>
         <w:fldChar w:fldCharType="end"/>
+      </w:r>
+      <w:r>
+        <w:rPr>
+          <w:rFonts w:ascii="Arial" w:hAnsi="Arial" w:cs="Arial"/>
+          <w:sz w:val="20"/>
+          <w:szCs w:val="20"/>
+        </w:rPr>
         <w:t xml:space="preserve"> – Priorização das recomendações.</w:t>
       </w:r>
       <w:bookmarkEnd w:id="165"/>
@@ -23310,7 +28090,7 @@
                 <w:color w:val="000000"/>
                 <w:sz w:val="20"/>
               </w:rPr>
-              <w:t xml:space="preserve">Política de uso + licenciamento corporativo de GenAI</w:t>
+              <w:t>Política de uso + licenciamento corporativo de GenAI</w:t>
             </w:r>
           </w:p>
         </w:tc>
@@ -23400,7 +28180,7 @@
                 <w:color w:val="000000"/>
                 <w:sz w:val="20"/>
               </w:rPr>
-              <w:t xml:space="preserve">42,4% já têm GenAI paga pela empresa (9.2)</w:t>
+              <w:t>42,4% já têm GenAI paga pela empresa (9.2)</w:t>
             </w:r>
           </w:p>
         </w:tc>
@@ -23673,7 +28453,7 @@
                 <w:color w:val="000000"/>
                 <w:sz w:val="20"/>
               </w:rPr>
-              <w:t xml:space="preserve">Plataforma Medallion com catálogo e qualidade</w:t>
+              <w:t>Plataforma Medallion com catálogo e qualidade</w:t>
             </w:r>
           </w:p>
         </w:tc>
@@ -24289,7 +29069,7 @@
           <w:color w:val="000000"/>
           <w:sz w:val="20"/>
         </w:rPr>
-        <w:t xml:space="preserve">publicar a política de uso de GenAI, disponibilizar a ferramenta oficial licenciada, lançar a trilha Python + SQL e revisar as bandas salariais contra as medianas desta pesquisa.</w:t>
+        <w:t>publicar a política de uso de GenAI, disponibilizar a ferramenta oficial licenciada, lançar a trilha Python + SQL e revisar as bandas salariais contra as medianas desta pesquisa.</w:t>
       </w:r>
     </w:p>
     <w:p>
@@ -24317,7 +29097,7 @@
           <w:color w:val="000000"/>
           <w:sz w:val="20"/>
         </w:rPr>
-        <w:t xml:space="preserve">Os quick wins acima são de negócio; a arquitetura em si (Seção 3) precisa de quatro peças antes de sustentar decisão em produção: orquestração agendada dos dois Glue Jobs (EventBridge + Step Functions — hoje disparo manual pelo console); alerta de falha (CloudWatch + SNS — hoje sem monitoramento); carga incremental (hoje cada execução sobrescreve a camada inteira, adequado aos 6 CSVs fixos da pesquisa, não a um fluxo contínuo); e um mínimo de CI para os scripts PySpark antes de promover qualquer mudança para produção.</w:t>
+        <w:t>Os quick wins acima são de negócio; a arquitetura em si (Seção 3) precisa de quatro peças antes de sustentar decisão em produção: orquestração agendada dos dois Glue Jobs (EventBridge + Step Functions — hoje disparo manual pelo console); alerta de falha (CloudWatch + SNS — hoje sem monitoramento); carga incremental (hoje cada execução sobrescreve a camada inteira, adequado aos 6 CSVs fixos da pesquisa, não a um fluxo contínuo); e um mínimo de CI para os scripts PySpark antes de promover qualquer mudança para produção.</w:t>
       </w:r>
       <w:bookmarkStart w:id="166" w:name="_Toc237938420"/>
       <w:r>
@@ -24363,7 +29143,7 @@
           <w:szCs w:val="20"/>
         </w:rPr>
       </w:pPr>
-      <w:bookmarkStart w:id="170" w:name="_Toc239662543"/>
+      <w:bookmarkStart w:id="170" w:name="_Toc239705882"/>
       <w:r>
         <w:rPr>
           <w:rFonts w:ascii="Arial" w:hAnsi="Arial" w:cs="Arial"/>
@@ -24371,8 +29151,29 @@
           <w:szCs w:val="20"/>
         </w:rPr>
         <w:t xml:space="preserve">Tabela </w:t>
+      </w:r>
+      <w:r>
+        <w:rPr>
+          <w:rFonts w:ascii="Arial" w:hAnsi="Arial" w:cs="Arial"/>
+          <w:sz w:val="20"/>
+          <w:szCs w:val="20"/>
+        </w:rPr>
         <w:fldChar w:fldCharType="begin"/>
+      </w:r>
+      <w:r>
+        <w:rPr>
+          <w:rFonts w:ascii="Arial" w:hAnsi="Arial" w:cs="Arial"/>
+          <w:sz w:val="20"/>
+          <w:szCs w:val="20"/>
+        </w:rPr>
         <w:instrText xml:space="preserve"> SEQ Tabela \* ARABIC </w:instrText>
+      </w:r>
+      <w:r>
+        <w:rPr>
+          <w:rFonts w:ascii="Arial" w:hAnsi="Arial" w:cs="Arial"/>
+          <w:sz w:val="20"/>
+          <w:szCs w:val="20"/>
+        </w:rPr>
         <w:fldChar w:fldCharType="separate"/>
       </w:r>
       <w:r>
@@ -24391,6 +29192,13 @@
           <w:szCs w:val="20"/>
         </w:rPr>
         <w:fldChar w:fldCharType="end"/>
+      </w:r>
+      <w:r>
+        <w:rPr>
+          <w:rFonts w:ascii="Arial" w:hAnsi="Arial" w:cs="Arial"/>
+          <w:sz w:val="20"/>
+          <w:szCs w:val="20"/>
+        </w:rPr>
         <w:t xml:space="preserve"> – Riscos, impacto e mitigação.</w:t>
       </w:r>
       <w:bookmarkEnd w:id="170"/>
@@ -24539,7 +29347,7 @@
                 <w:color w:val="000000"/>
                 <w:sz w:val="20"/>
               </w:rPr>
-              <w:t xml:space="preserve">Quebra de schema entre edições</w:t>
+              <w:t>Quebra de schema entre edições</w:t>
             </w:r>
           </w:p>
         </w:tc>
@@ -24599,7 +29407,7 @@
                 <w:color w:val="000000"/>
                 <w:sz w:val="20"/>
               </w:rPr>
-              <w:t xml:space="preserve">De-para versionado + asserções de colunas no Job 1</w:t>
+              <w:t>De-para versionado + asserções de colunas no Job 1</w:t>
             </w:r>
           </w:p>
         </w:tc>
@@ -24781,7 +29589,7 @@
                 <w:color w:val="000000"/>
                 <w:sz w:val="20"/>
               </w:rPr>
-              <w:t xml:space="preserve">Uso exclusivo de proporções; n declarado em todo gráfico</w:t>
+              <w:t>Uso exclusivo de proporções; n declarado em todo gráfico</w:t>
             </w:r>
           </w:p>
         </w:tc>
@@ -24994,7 +29802,7 @@
                 <w:color w:val="000000"/>
                 <w:sz w:val="20"/>
               </w:rPr>
-              <w:t xml:space="preserve">Expiração da sessão do Academy Lab</w:t>
+              <w:t>Expiração da sessão do Academy Lab</w:t>
             </w:r>
           </w:p>
         </w:tc>
@@ -25145,7 +29953,7 @@
                 <w:color w:val="000000"/>
                 <w:sz w:val="20"/>
               </w:rPr>
-              <w:t xml:space="preserve">Regra única auditável + correção de typo documentada (P4)</w:t>
+              <w:t>Regra única auditável + correção de typo documentada (P4)</w:t>
             </w:r>
           </w:p>
         </w:tc>
@@ -25268,7 +30076,7 @@
           <w:color w:val="000000"/>
           <w:sz w:val="20"/>
         </w:rPr>
-        <w:t xml:space="preserve">O pipeline foi validado em 22.686 linhas processadas em lote anual — volume trivial para qualquer engine moderna. A arquitetura aqui construída é o blueprint mínimo (Seção 3.1), não uma validação de escala: dados reais de RH/operações de uma instituição financeira de grande porte têm ordens de grandeza a mais e cadência mais frequente que uma pesquisa anual. Levar esta arquitetura a produção exigiria revisar o número de workers do Glue (hoje fixo em 2×G.1X, sem auto scaling), remover o coalesce(1) na gravação do CSV Gold (adequado a agregados pequenos, não a cargas maiores) e avaliar processamento por streaming caso a cadência deixe de ser em lote.</w:t>
+        <w:t>O pipeline foi validado em 22.686 linhas processadas em lote anual — volume trivial para qualquer engine moderna. A arquitetura aqui construída é o blueprint mínimo (Seção 3.1), não uma validação de escala: dados reais de RH/operações de uma instituição financeira de grande porte têm ordens de grandeza a mais e cadência mais frequente que uma pesquisa anual. Levar esta arquitetura a produção exigiria revisar o número de workers do Glue (hoje fixo em 2×G.1X, sem auto scaling), remover o coalesce(1) na gravação do CSV Gold (adequado a agregados pequenos, não a cargas maiores) e avaliar processamento por streaming caso a cadência deixe de ser em lote.</w:t>
       </w:r>
     </w:p>
     <w:p>
@@ -25296,8 +30104,15 @@
           <w:sz w:val="20"/>
         </w:rPr>
         <w:t xml:space="preserve">A Seção 2 rastreia premissas metodológicas e a Tabela 19 mapeia riscos do projeto analítico entregue — governança de dado em produção (papéis e responsabilidades, política de qualidade contínua, monitoramento) não faz parte deste escopo. </w:t>
+      </w:r>
+      <w:r>
+        <w:rPr>
+          <w:rFonts w:ascii="Arial" w:hAnsi="Arial" w:cs="Arial"/>
+          <w:color w:val="000000"/>
+          <w:sz w:val="20"/>
+        </w:rPr>
         <w:lastRenderedPageBreak/>
-        <w:t xml:space="preserve">Riscos operacionais da plataforma recomendada — falha de job sem alerta, dependência de fornecedor, ownership da camada Silver em produção — ficam para a fase de implementação.</w:t>
+        <w:t>Riscos operacionais da plataforma recomendada — falha de job sem alerta, dependência de fornecedor, ownership da camada Silver em produção — ficam para a fase de implementação.</w:t>
       </w:r>
     </w:p>
     <w:p>
@@ -25328,7 +30143,7 @@
           <w:color w:val="000000"/>
           <w:sz w:val="20"/>
         </w:rPr>
-        <w:t xml:space="preserve">Todo o fluxo é reproduzível do zero: notebooks 01–05 executados com outputs reais, jobs idempotentes, de-para e premissas versionados em config/, e consultas SQL portáveis (Spark 3.x/Athena). Qualquer membro do grupo — ou o avaliador — chega aos mesmos números a partir dos CSVs públicos.</w:t>
+        <w:t>Todo o fluxo é reproduzível do zero: notebooks 01–05 executados com outputs reais, jobs idempotentes, de-para e premissas versionados em config/, e consultas SQL portáveis (Spark 3.x/Athena). Qualquer membro do grupo — ou o avaliador — chega aos mesmos números a partir dos CSVs públicos.</w:t>
       </w:r>
     </w:p>
     <w:p>
@@ -25388,7 +30203,7 @@
           <w:szCs w:val="20"/>
         </w:rPr>
       </w:pPr>
-      <w:bookmarkStart w:id="177" w:name="_Toc239662544"/>
+      <w:bookmarkStart w:id="177" w:name="_Toc239705883"/>
       <w:r>
         <w:rPr>
           <w:rFonts w:ascii="Arial" w:hAnsi="Arial" w:cs="Arial"/>
@@ -25396,8 +30211,29 @@
           <w:szCs w:val="20"/>
         </w:rPr>
         <w:t xml:space="preserve">Tabela </w:t>
+      </w:r>
+      <w:r>
+        <w:rPr>
+          <w:rFonts w:ascii="Arial" w:hAnsi="Arial" w:cs="Arial"/>
+          <w:sz w:val="20"/>
+          <w:szCs w:val="20"/>
+        </w:rPr>
         <w:fldChar w:fldCharType="begin"/>
+      </w:r>
+      <w:r>
+        <w:rPr>
+          <w:rFonts w:ascii="Arial" w:hAnsi="Arial" w:cs="Arial"/>
+          <w:sz w:val="20"/>
+          <w:szCs w:val="20"/>
+        </w:rPr>
         <w:instrText xml:space="preserve"> SEQ Tabela \* ARABIC </w:instrText>
+      </w:r>
+      <w:r>
+        <w:rPr>
+          <w:rFonts w:ascii="Arial" w:hAnsi="Arial" w:cs="Arial"/>
+          <w:sz w:val="20"/>
+          <w:szCs w:val="20"/>
+        </w:rPr>
         <w:fldChar w:fldCharType="separate"/>
       </w:r>
       <w:r>
@@ -25416,6 +30252,13 @@
           <w:szCs w:val="20"/>
         </w:rPr>
         <w:fldChar w:fldCharType="end"/>
+      </w:r>
+      <w:r>
+        <w:rPr>
+          <w:rFonts w:ascii="Arial" w:hAnsi="Arial" w:cs="Arial"/>
+          <w:sz w:val="20"/>
+          <w:szCs w:val="20"/>
+        </w:rPr>
         <w:t xml:space="preserve"> – Hipóteses testadas, resultado da verificação e decisão adotada.</w:t>
       </w:r>
       <w:bookmarkEnd w:id="177"/>
@@ -26122,7 +30965,7 @@
                 <w:color w:val="000000"/>
                 <w:sz w:val="20"/>
               </w:rPr>
-              <w:t xml:space="preserve">Amplitude cai de 31,1% para 7,6%; Sudeste em último no nível Sênior</w:t>
+              <w:t>Amplitude cai de 31,1% para 7,6%; Sudeste em último no nível Sênior</w:t>
             </w:r>
           </w:p>
         </w:tc>
@@ -26237,7 +31080,7 @@
                 <w:color w:val="000000"/>
                 <w:sz w:val="20"/>
               </w:rPr>
-              <w:t xml:space="preserve">Densidade de marcação equivalente: soma de AWS+Azure+GCP sobre a base válida do bloco = 104,5% (2023) e 104,3% (2024)</w:t>
+              <w:t>Densidade de marcação equivalente: soma de AWS+Azure+GCP sobre a base válida do bloco = 104,5% (2023) e 104,3% (2024)</w:t>
             </w:r>
           </w:p>
         </w:tc>
@@ -26485,7 +31328,7 @@
           <w:rFonts w:ascii="Arial" w:hAnsi="Arial" w:cs="Arial"/>
           <w:color w:val="000000"/>
         </w:rPr>
-        <w:t xml:space="preserve">DATA HACKERS; BAIN &amp; COMPANY. State of Data Brazil: edições 2019, 2021, 2022, 2023, 2024 e 2025/26. Kaggle, 2026. Disponível em: https://www.kaggle.com/datahackers/datasets. Acesso em: 17 jul. 2026.</w:t>
+        <w:t>DATA HACKERS; BAIN &amp; COMPANY. State of Data Brazil: edições 2019, 2021, 2022, 2023, 2024 e 2025/26. Kaggle, 2026. Disponível em: https://www.kaggle.com/datahackers/datasets. Acesso em: 17 jul. 2026.</w:t>
       </w:r>
     </w:p>
     <w:p>
@@ -26525,7 +31368,7 @@
           <w:rFonts w:ascii="Arial" w:hAnsi="Arial" w:cs="Arial"/>
           <w:color w:val="000000"/>
         </w:rPr>
-        <w:t xml:space="preserve">MCKINSEY &amp; COMPANY. The State of AI. 2025. Disponível em: https://www.mckinsey.com/capabilities/quantumblack/our-insights/the-state-of-ai. Acesso em: 26 ago. 2026.</w:t>
+        <w:t>MCKINSEY &amp; COMPANY. The State of AI. 2025. Disponível em: https://www.mckinsey.com/capabilities/quantumblack/our-insights/the-state-of-ai. Acesso em: 26 ago. 2026.</w:t>
       </w:r>
     </w:p>
     <w:p>
@@ -26545,7 +31388,7 @@
           <w:rFonts w:ascii="Arial" w:hAnsi="Arial" w:cs="Arial"/>
           <w:color w:val="000000"/>
         </w:rPr>
-        <w:t xml:space="preserve">DATABRICKS. Medallion Lakehouse Architecture: documentação oficial. Disponível em: https://docs.databricks.com/aws/en/lakehouse/medallion. Acesso em: 17 jul. 2026.</w:t>
+        <w:t>DATABRICKS. Medallion Lakehouse Architecture: documentação oficial. Disponível em: https://docs.databricks.com/aws/en/lakehouse/medallion. Acesso em: 17 jul. 2026.</w:t>
       </w:r>
     </w:p>
     <w:p>
@@ -26565,7 +31408,7 @@
           <w:rFonts w:ascii="Arial" w:hAnsi="Arial" w:cs="Arial"/>
           <w:color w:val="000000"/>
         </w:rPr>
-        <w:t xml:space="preserve">AWS BUILDERS (comunidade dev.to, publicação não oficial). Medallion Architecture on AWS (S3 + Glue + Athena). Disponível em: https://dev.to/aws-builders/medallion-architecture-on-aws-2ngm. Acesso em: 26 ago. 2026.</w:t>
+        <w:t>AWS BUILDERS (comunidade dev.to, publicação não oficial). Medallion Architecture on AWS (S3 + Glue + Athena). Disponível em: https://dev.to/aws-builders/medallion-architecture-on-aws-2ngm. Acesso em: 26 ago. 2026.</w:t>
       </w:r>
     </w:p>
     <w:p>
@@ -26604,7 +31447,7 @@
           <w:color w:val="000000"/>
           <w:sz w:val="20"/>
         </w:rPr>
-        <w:t xml:space="preserve">Nota de curadoria: fontes externas foram usadas apenas como contexto/benchmark; todos os números do relatório saem do pipeline sobre os CSVs oficiais da pesquisa.</w:t>
+        <w:t>Nota de curadoria: fontes externas foram usadas apenas como contexto/benchmark; todos os números do relatório saem do pipeline sobre os CSVs oficiais da pesquisa.</w:t>
       </w:r>
     </w:p>
     <w:sectPr>

--- a/docs/technical_report_phase3_v1.docx
+++ b/docs/technical_report_phase3_v1.docx
@@ -313,7 +313,6 @@
       <w:bookmarkStart w:id="0" w:name="_Toc237938360"/>
       <w:bookmarkStart w:id="1" w:name="_Toc239662545"/>
       <w:r>
-        <w:lastRenderedPageBreak/>
         <w:t>Sumário</w:t>
       </w:r>
       <w:bookmarkEnd w:id="0"/>
@@ -342,11 +341,7 @@
           </w:pPr>
           <w:r>
             <w:fldChar w:fldCharType="begin"/>
-          </w:r>
-          <w:r>
             <w:instrText xml:space="preserve"> TOC \o "1-3" \h \z \u </w:instrText>
-          </w:r>
-          <w:r>
             <w:fldChar w:fldCharType="separate"/>
           </w:r>
           <w:hyperlink w:anchor="_Toc239662545" w:history="1">
@@ -363,46 +358,10 @@
                 <w:webHidden/>
               </w:rPr>
               <w:tab/>
-            </w:r>
-            <w:r>
-              <w:rPr>
-                <w:noProof/>
-                <w:webHidden/>
-              </w:rPr>
               <w:fldChar w:fldCharType="begin"/>
-            </w:r>
-            <w:r>
-              <w:rPr>
-                <w:noProof/>
-                <w:webHidden/>
-              </w:rPr>
               <w:instrText xml:space="preserve"> PAGEREF _Toc239662545 \h </w:instrText>
-            </w:r>
-            <w:r>
-              <w:rPr>
-                <w:noProof/>
-                <w:webHidden/>
-              </w:rPr>
-            </w:r>
-            <w:r>
-              <w:rPr>
-                <w:noProof/>
-                <w:webHidden/>
-              </w:rPr>
               <w:fldChar w:fldCharType="separate"/>
-            </w:r>
-            <w:r>
-              <w:rPr>
-                <w:noProof/>
-                <w:webHidden/>
-              </w:rPr>
               <w:t>2</w:t>
-            </w:r>
-            <w:r>
-              <w:rPr>
-                <w:noProof/>
-                <w:webHidden/>
-              </w:rPr>
               <w:fldChar w:fldCharType="end"/>
             </w:r>
           </w:hyperlink>
@@ -433,46 +392,10 @@
                 <w:webHidden/>
               </w:rPr>
               <w:tab/>
-            </w:r>
-            <w:r>
-              <w:rPr>
-                <w:noProof/>
-                <w:webHidden/>
-              </w:rPr>
               <w:fldChar w:fldCharType="begin"/>
-            </w:r>
-            <w:r>
-              <w:rPr>
-                <w:noProof/>
-                <w:webHidden/>
-              </w:rPr>
               <w:instrText xml:space="preserve"> PAGEREF _Toc239662546 \h </w:instrText>
-            </w:r>
-            <w:r>
-              <w:rPr>
-                <w:noProof/>
-                <w:webHidden/>
-              </w:rPr>
-            </w:r>
-            <w:r>
-              <w:rPr>
-                <w:noProof/>
-                <w:webHidden/>
-              </w:rPr>
               <w:fldChar w:fldCharType="separate"/>
-            </w:r>
-            <w:r>
-              <w:rPr>
-                <w:noProof/>
-                <w:webHidden/>
-              </w:rPr>
               <w:t>4</w:t>
-            </w:r>
-            <w:r>
-              <w:rPr>
-                <w:noProof/>
-                <w:webHidden/>
-              </w:rPr>
               <w:fldChar w:fldCharType="end"/>
             </w:r>
           </w:hyperlink>
@@ -503,46 +426,10 @@
                 <w:webHidden/>
               </w:rPr>
               <w:tab/>
-            </w:r>
-            <w:r>
-              <w:rPr>
-                <w:noProof/>
-                <w:webHidden/>
-              </w:rPr>
               <w:fldChar w:fldCharType="begin"/>
-            </w:r>
-            <w:r>
-              <w:rPr>
-                <w:noProof/>
-                <w:webHidden/>
-              </w:rPr>
               <w:instrText xml:space="preserve"> PAGEREF _Toc239662547 \h </w:instrText>
-            </w:r>
-            <w:r>
-              <w:rPr>
-                <w:noProof/>
-                <w:webHidden/>
-              </w:rPr>
-            </w:r>
-            <w:r>
-              <w:rPr>
-                <w:noProof/>
-                <w:webHidden/>
-              </w:rPr>
               <w:fldChar w:fldCharType="separate"/>
-            </w:r>
-            <w:r>
-              <w:rPr>
-                <w:noProof/>
-                <w:webHidden/>
-              </w:rPr>
               <w:t>4</w:t>
-            </w:r>
-            <w:r>
-              <w:rPr>
-                <w:noProof/>
-                <w:webHidden/>
-              </w:rPr>
               <w:fldChar w:fldCharType="end"/>
             </w:r>
           </w:hyperlink>
@@ -573,46 +460,10 @@
                 <w:webHidden/>
               </w:rPr>
               <w:tab/>
-            </w:r>
-            <w:r>
-              <w:rPr>
-                <w:noProof/>
-                <w:webHidden/>
-              </w:rPr>
               <w:fldChar w:fldCharType="begin"/>
-            </w:r>
-            <w:r>
-              <w:rPr>
-                <w:noProof/>
-                <w:webHidden/>
-              </w:rPr>
               <w:instrText xml:space="preserve"> PAGEREF _Toc239662548 \h </w:instrText>
-            </w:r>
-            <w:r>
-              <w:rPr>
-                <w:noProof/>
-                <w:webHidden/>
-              </w:rPr>
-            </w:r>
-            <w:r>
-              <w:rPr>
-                <w:noProof/>
-                <w:webHidden/>
-              </w:rPr>
               <w:fldChar w:fldCharType="separate"/>
-            </w:r>
-            <w:r>
-              <w:rPr>
-                <w:noProof/>
-                <w:webHidden/>
-              </w:rPr>
               <w:t>5</w:t>
-            </w:r>
-            <w:r>
-              <w:rPr>
-                <w:noProof/>
-                <w:webHidden/>
-              </w:rPr>
               <w:fldChar w:fldCharType="end"/>
             </w:r>
           </w:hyperlink>
@@ -643,46 +494,10 @@
                 <w:webHidden/>
               </w:rPr>
               <w:tab/>
-            </w:r>
-            <w:r>
-              <w:rPr>
-                <w:noProof/>
-                <w:webHidden/>
-              </w:rPr>
               <w:fldChar w:fldCharType="begin"/>
-            </w:r>
-            <w:r>
-              <w:rPr>
-                <w:noProof/>
-                <w:webHidden/>
-              </w:rPr>
               <w:instrText xml:space="preserve"> PAGEREF _Toc239662549 \h </w:instrText>
-            </w:r>
-            <w:r>
-              <w:rPr>
-                <w:noProof/>
-                <w:webHidden/>
-              </w:rPr>
-            </w:r>
-            <w:r>
-              <w:rPr>
-                <w:noProof/>
-                <w:webHidden/>
-              </w:rPr>
               <w:fldChar w:fldCharType="separate"/>
-            </w:r>
-            <w:r>
-              <w:rPr>
-                <w:noProof/>
-                <w:webHidden/>
-              </w:rPr>
               <w:t>5</w:t>
-            </w:r>
-            <w:r>
-              <w:rPr>
-                <w:noProof/>
-                <w:webHidden/>
-              </w:rPr>
               <w:fldChar w:fldCharType="end"/>
             </w:r>
           </w:hyperlink>
@@ -713,46 +528,10 @@
                 <w:webHidden/>
               </w:rPr>
               <w:tab/>
-            </w:r>
-            <w:r>
-              <w:rPr>
-                <w:noProof/>
-                <w:webHidden/>
-              </w:rPr>
               <w:fldChar w:fldCharType="begin"/>
-            </w:r>
-            <w:r>
-              <w:rPr>
-                <w:noProof/>
-                <w:webHidden/>
-              </w:rPr>
               <w:instrText xml:space="preserve"> PAGEREF _Toc239662550 \h </w:instrText>
-            </w:r>
-            <w:r>
-              <w:rPr>
-                <w:noProof/>
-                <w:webHidden/>
-              </w:rPr>
-            </w:r>
-            <w:r>
-              <w:rPr>
-                <w:noProof/>
-                <w:webHidden/>
-              </w:rPr>
               <w:fldChar w:fldCharType="separate"/>
-            </w:r>
-            <w:r>
-              <w:rPr>
-                <w:noProof/>
-                <w:webHidden/>
-              </w:rPr>
               <w:t>6</w:t>
-            </w:r>
-            <w:r>
-              <w:rPr>
-                <w:noProof/>
-                <w:webHidden/>
-              </w:rPr>
               <w:fldChar w:fldCharType="end"/>
             </w:r>
           </w:hyperlink>
@@ -786,46 +565,10 @@
                 <w:webHidden/>
               </w:rPr>
               <w:tab/>
-            </w:r>
-            <w:r>
-              <w:rPr>
-                <w:noProof/>
-                <w:webHidden/>
-              </w:rPr>
               <w:fldChar w:fldCharType="begin"/>
-            </w:r>
-            <w:r>
-              <w:rPr>
-                <w:noProof/>
-                <w:webHidden/>
-              </w:rPr>
               <w:instrText xml:space="preserve"> PAGEREF _Toc239662551 \h </w:instrText>
-            </w:r>
-            <w:r>
-              <w:rPr>
-                <w:noProof/>
-                <w:webHidden/>
-              </w:rPr>
-            </w:r>
-            <w:r>
-              <w:rPr>
-                <w:noProof/>
-                <w:webHidden/>
-              </w:rPr>
               <w:fldChar w:fldCharType="separate"/>
-            </w:r>
-            <w:r>
-              <w:rPr>
-                <w:noProof/>
-                <w:webHidden/>
-              </w:rPr>
               <w:t>6</w:t>
-            </w:r>
-            <w:r>
-              <w:rPr>
-                <w:noProof/>
-                <w:webHidden/>
-              </w:rPr>
               <w:fldChar w:fldCharType="end"/>
             </w:r>
           </w:hyperlink>
@@ -859,46 +602,10 @@
                 <w:webHidden/>
               </w:rPr>
               <w:tab/>
-            </w:r>
-            <w:r>
-              <w:rPr>
-                <w:noProof/>
-                <w:webHidden/>
-              </w:rPr>
               <w:fldChar w:fldCharType="begin"/>
-            </w:r>
-            <w:r>
-              <w:rPr>
-                <w:noProof/>
-                <w:webHidden/>
-              </w:rPr>
               <w:instrText xml:space="preserve"> PAGEREF _Toc239662552 \h </w:instrText>
-            </w:r>
-            <w:r>
-              <w:rPr>
-                <w:noProof/>
-                <w:webHidden/>
-              </w:rPr>
-            </w:r>
-            <w:r>
-              <w:rPr>
-                <w:noProof/>
-                <w:webHidden/>
-              </w:rPr>
               <w:fldChar w:fldCharType="separate"/>
-            </w:r>
-            <w:r>
-              <w:rPr>
-                <w:noProof/>
-                <w:webHidden/>
-              </w:rPr>
               <w:t>6</w:t>
-            </w:r>
-            <w:r>
-              <w:rPr>
-                <w:noProof/>
-                <w:webHidden/>
-              </w:rPr>
               <w:fldChar w:fldCharType="end"/>
             </w:r>
           </w:hyperlink>
@@ -932,46 +639,10 @@
                 <w:webHidden/>
               </w:rPr>
               <w:tab/>
-            </w:r>
-            <w:r>
-              <w:rPr>
-                <w:noProof/>
-                <w:webHidden/>
-              </w:rPr>
               <w:fldChar w:fldCharType="begin"/>
-            </w:r>
-            <w:r>
-              <w:rPr>
-                <w:noProof/>
-                <w:webHidden/>
-              </w:rPr>
               <w:instrText xml:space="preserve"> PAGEREF _Toc239662553 \h </w:instrText>
-            </w:r>
-            <w:r>
-              <w:rPr>
-                <w:noProof/>
-                <w:webHidden/>
-              </w:rPr>
-            </w:r>
-            <w:r>
-              <w:rPr>
-                <w:noProof/>
-                <w:webHidden/>
-              </w:rPr>
               <w:fldChar w:fldCharType="separate"/>
-            </w:r>
-            <w:r>
-              <w:rPr>
-                <w:noProof/>
-                <w:webHidden/>
-              </w:rPr>
               <w:t>7</w:t>
-            </w:r>
-            <w:r>
-              <w:rPr>
-                <w:noProof/>
-                <w:webHidden/>
-              </w:rPr>
               <w:fldChar w:fldCharType="end"/>
             </w:r>
           </w:hyperlink>
@@ -1002,46 +673,10 @@
                 <w:webHidden/>
               </w:rPr>
               <w:tab/>
-            </w:r>
-            <w:r>
-              <w:rPr>
-                <w:noProof/>
-                <w:webHidden/>
-              </w:rPr>
               <w:fldChar w:fldCharType="begin"/>
-            </w:r>
-            <w:r>
-              <w:rPr>
-                <w:noProof/>
-                <w:webHidden/>
-              </w:rPr>
               <w:instrText xml:space="preserve"> PAGEREF _Toc239662554 \h </w:instrText>
-            </w:r>
-            <w:r>
-              <w:rPr>
-                <w:noProof/>
-                <w:webHidden/>
-              </w:rPr>
-            </w:r>
-            <w:r>
-              <w:rPr>
-                <w:noProof/>
-                <w:webHidden/>
-              </w:rPr>
               <w:fldChar w:fldCharType="separate"/>
-            </w:r>
-            <w:r>
-              <w:rPr>
-                <w:noProof/>
-                <w:webHidden/>
-              </w:rPr>
               <w:t>7</w:t>
-            </w:r>
-            <w:r>
-              <w:rPr>
-                <w:noProof/>
-                <w:webHidden/>
-              </w:rPr>
               <w:fldChar w:fldCharType="end"/>
             </w:r>
           </w:hyperlink>
@@ -1075,46 +710,10 @@
                 <w:webHidden/>
               </w:rPr>
               <w:tab/>
-            </w:r>
-            <w:r>
-              <w:rPr>
-                <w:noProof/>
-                <w:webHidden/>
-              </w:rPr>
               <w:fldChar w:fldCharType="begin"/>
-            </w:r>
-            <w:r>
-              <w:rPr>
-                <w:noProof/>
-                <w:webHidden/>
-              </w:rPr>
               <w:instrText xml:space="preserve"> PAGEREF _Toc239662555 \h </w:instrText>
-            </w:r>
-            <w:r>
-              <w:rPr>
-                <w:noProof/>
-                <w:webHidden/>
-              </w:rPr>
-            </w:r>
-            <w:r>
-              <w:rPr>
-                <w:noProof/>
-                <w:webHidden/>
-              </w:rPr>
               <w:fldChar w:fldCharType="separate"/>
-            </w:r>
-            <w:r>
-              <w:rPr>
-                <w:noProof/>
-                <w:webHidden/>
-              </w:rPr>
               <w:t>7</w:t>
-            </w:r>
-            <w:r>
-              <w:rPr>
-                <w:noProof/>
-                <w:webHidden/>
-              </w:rPr>
               <w:fldChar w:fldCharType="end"/>
             </w:r>
           </w:hyperlink>
@@ -1148,46 +747,10 @@
                 <w:webHidden/>
               </w:rPr>
               <w:tab/>
-            </w:r>
-            <w:r>
-              <w:rPr>
-                <w:noProof/>
-                <w:webHidden/>
-              </w:rPr>
               <w:fldChar w:fldCharType="begin"/>
-            </w:r>
-            <w:r>
-              <w:rPr>
-                <w:noProof/>
-                <w:webHidden/>
-              </w:rPr>
               <w:instrText xml:space="preserve"> PAGEREF _Toc239662556 \h </w:instrText>
-            </w:r>
-            <w:r>
-              <w:rPr>
-                <w:noProof/>
-                <w:webHidden/>
-              </w:rPr>
-            </w:r>
-            <w:r>
-              <w:rPr>
-                <w:noProof/>
-                <w:webHidden/>
-              </w:rPr>
               <w:fldChar w:fldCharType="separate"/>
-            </w:r>
-            <w:r>
-              <w:rPr>
-                <w:noProof/>
-                <w:webHidden/>
-              </w:rPr>
               <w:t>8</w:t>
-            </w:r>
-            <w:r>
-              <w:rPr>
-                <w:noProof/>
-                <w:webHidden/>
-              </w:rPr>
               <w:fldChar w:fldCharType="end"/>
             </w:r>
           </w:hyperlink>
@@ -1221,46 +784,10 @@
                 <w:webHidden/>
               </w:rPr>
               <w:tab/>
-            </w:r>
-            <w:r>
-              <w:rPr>
-                <w:noProof/>
-                <w:webHidden/>
-              </w:rPr>
               <w:fldChar w:fldCharType="begin"/>
-            </w:r>
-            <w:r>
-              <w:rPr>
-                <w:noProof/>
-                <w:webHidden/>
-              </w:rPr>
               <w:instrText xml:space="preserve"> PAGEREF _Toc239662557 \h </w:instrText>
-            </w:r>
-            <w:r>
-              <w:rPr>
-                <w:noProof/>
-                <w:webHidden/>
-              </w:rPr>
-            </w:r>
-            <w:r>
-              <w:rPr>
-                <w:noProof/>
-                <w:webHidden/>
-              </w:rPr>
               <w:fldChar w:fldCharType="separate"/>
-            </w:r>
-            <w:r>
-              <w:rPr>
-                <w:noProof/>
-                <w:webHidden/>
-              </w:rPr>
               <w:t>9</w:t>
-            </w:r>
-            <w:r>
-              <w:rPr>
-                <w:noProof/>
-                <w:webHidden/>
-              </w:rPr>
               <w:fldChar w:fldCharType="end"/>
             </w:r>
           </w:hyperlink>
@@ -1294,46 +821,10 @@
                 <w:webHidden/>
               </w:rPr>
               <w:tab/>
-            </w:r>
-            <w:r>
-              <w:rPr>
-                <w:noProof/>
-                <w:webHidden/>
-              </w:rPr>
               <w:fldChar w:fldCharType="begin"/>
-            </w:r>
-            <w:r>
-              <w:rPr>
-                <w:noProof/>
-                <w:webHidden/>
-              </w:rPr>
               <w:instrText xml:space="preserve"> PAGEREF _Toc239662558 \h </w:instrText>
-            </w:r>
-            <w:r>
-              <w:rPr>
-                <w:noProof/>
-                <w:webHidden/>
-              </w:rPr>
-            </w:r>
-            <w:r>
-              <w:rPr>
-                <w:noProof/>
-                <w:webHidden/>
-              </w:rPr>
               <w:fldChar w:fldCharType="separate"/>
-            </w:r>
-            <w:r>
-              <w:rPr>
-                <w:noProof/>
-                <w:webHidden/>
-              </w:rPr>
               <w:t>9</w:t>
-            </w:r>
-            <w:r>
-              <w:rPr>
-                <w:noProof/>
-                <w:webHidden/>
-              </w:rPr>
               <w:fldChar w:fldCharType="end"/>
             </w:r>
           </w:hyperlink>
@@ -1367,46 +858,10 @@
                 <w:webHidden/>
               </w:rPr>
               <w:tab/>
-            </w:r>
-            <w:r>
-              <w:rPr>
-                <w:noProof/>
-                <w:webHidden/>
-              </w:rPr>
               <w:fldChar w:fldCharType="begin"/>
-            </w:r>
-            <w:r>
-              <w:rPr>
-                <w:noProof/>
-                <w:webHidden/>
-              </w:rPr>
               <w:instrText xml:space="preserve"> PAGEREF _Toc239662559 \h </w:instrText>
-            </w:r>
-            <w:r>
-              <w:rPr>
-                <w:noProof/>
-                <w:webHidden/>
-              </w:rPr>
-            </w:r>
-            <w:r>
-              <w:rPr>
-                <w:noProof/>
-                <w:webHidden/>
-              </w:rPr>
               <w:fldChar w:fldCharType="separate"/>
-            </w:r>
-            <w:r>
-              <w:rPr>
-                <w:noProof/>
-                <w:webHidden/>
-              </w:rPr>
               <w:t>9</w:t>
-            </w:r>
-            <w:r>
-              <w:rPr>
-                <w:noProof/>
-                <w:webHidden/>
-              </w:rPr>
               <w:fldChar w:fldCharType="end"/>
             </w:r>
           </w:hyperlink>
@@ -1440,46 +895,10 @@
                 <w:webHidden/>
               </w:rPr>
               <w:tab/>
-            </w:r>
-            <w:r>
-              <w:rPr>
-                <w:noProof/>
-                <w:webHidden/>
-              </w:rPr>
               <w:fldChar w:fldCharType="begin"/>
-            </w:r>
-            <w:r>
-              <w:rPr>
-                <w:noProof/>
-                <w:webHidden/>
-              </w:rPr>
               <w:instrText xml:space="preserve"> PAGEREF _Toc239662560 \h </w:instrText>
-            </w:r>
-            <w:r>
-              <w:rPr>
-                <w:noProof/>
-                <w:webHidden/>
-              </w:rPr>
-            </w:r>
-            <w:r>
-              <w:rPr>
-                <w:noProof/>
-                <w:webHidden/>
-              </w:rPr>
               <w:fldChar w:fldCharType="separate"/>
-            </w:r>
-            <w:r>
-              <w:rPr>
-                <w:noProof/>
-                <w:webHidden/>
-              </w:rPr>
               <w:t>10</w:t>
-            </w:r>
-            <w:r>
-              <w:rPr>
-                <w:noProof/>
-                <w:webHidden/>
-              </w:rPr>
               <w:fldChar w:fldCharType="end"/>
             </w:r>
           </w:hyperlink>
@@ -1510,46 +929,10 @@
                 <w:webHidden/>
               </w:rPr>
               <w:tab/>
-            </w:r>
-            <w:r>
-              <w:rPr>
-                <w:noProof/>
-                <w:webHidden/>
-              </w:rPr>
               <w:fldChar w:fldCharType="begin"/>
-            </w:r>
-            <w:r>
-              <w:rPr>
-                <w:noProof/>
-                <w:webHidden/>
-              </w:rPr>
               <w:instrText xml:space="preserve"> PAGEREF _Toc239662561 \h </w:instrText>
-            </w:r>
-            <w:r>
-              <w:rPr>
-                <w:noProof/>
-                <w:webHidden/>
-              </w:rPr>
-            </w:r>
-            <w:r>
-              <w:rPr>
-                <w:noProof/>
-                <w:webHidden/>
-              </w:rPr>
               <w:fldChar w:fldCharType="separate"/>
-            </w:r>
-            <w:r>
-              <w:rPr>
-                <w:noProof/>
-                <w:webHidden/>
-              </w:rPr>
               <w:t>11</w:t>
-            </w:r>
-            <w:r>
-              <w:rPr>
-                <w:noProof/>
-                <w:webHidden/>
-              </w:rPr>
               <w:fldChar w:fldCharType="end"/>
             </w:r>
           </w:hyperlink>
@@ -1583,46 +966,10 @@
                 <w:webHidden/>
               </w:rPr>
               <w:tab/>
-            </w:r>
-            <w:r>
-              <w:rPr>
-                <w:noProof/>
-                <w:webHidden/>
-              </w:rPr>
               <w:fldChar w:fldCharType="begin"/>
-            </w:r>
-            <w:r>
-              <w:rPr>
-                <w:noProof/>
-                <w:webHidden/>
-              </w:rPr>
               <w:instrText xml:space="preserve"> PAGEREF _Toc239662562 \h </w:instrText>
-            </w:r>
-            <w:r>
-              <w:rPr>
-                <w:noProof/>
-                <w:webHidden/>
-              </w:rPr>
-            </w:r>
-            <w:r>
-              <w:rPr>
-                <w:noProof/>
-                <w:webHidden/>
-              </w:rPr>
               <w:fldChar w:fldCharType="separate"/>
-            </w:r>
-            <w:r>
-              <w:rPr>
-                <w:noProof/>
-                <w:webHidden/>
-              </w:rPr>
               <w:t>11</w:t>
-            </w:r>
-            <w:r>
-              <w:rPr>
-                <w:noProof/>
-                <w:webHidden/>
-              </w:rPr>
               <w:fldChar w:fldCharType="end"/>
             </w:r>
           </w:hyperlink>
@@ -1656,46 +1003,10 @@
                 <w:webHidden/>
               </w:rPr>
               <w:tab/>
-            </w:r>
-            <w:r>
-              <w:rPr>
-                <w:noProof/>
-                <w:webHidden/>
-              </w:rPr>
               <w:fldChar w:fldCharType="begin"/>
-            </w:r>
-            <w:r>
-              <w:rPr>
-                <w:noProof/>
-                <w:webHidden/>
-              </w:rPr>
               <w:instrText xml:space="preserve"> PAGEREF _Toc239662563 \h </w:instrText>
-            </w:r>
-            <w:r>
-              <w:rPr>
-                <w:noProof/>
-                <w:webHidden/>
-              </w:rPr>
-            </w:r>
-            <w:r>
-              <w:rPr>
-                <w:noProof/>
-                <w:webHidden/>
-              </w:rPr>
               <w:fldChar w:fldCharType="separate"/>
-            </w:r>
-            <w:r>
-              <w:rPr>
-                <w:noProof/>
-                <w:webHidden/>
-              </w:rPr>
               <w:t>11</w:t>
-            </w:r>
-            <w:r>
-              <w:rPr>
-                <w:noProof/>
-                <w:webHidden/>
-              </w:rPr>
               <w:fldChar w:fldCharType="end"/>
             </w:r>
           </w:hyperlink>
@@ -1729,46 +1040,10 @@
                 <w:webHidden/>
               </w:rPr>
               <w:tab/>
-            </w:r>
-            <w:r>
-              <w:rPr>
-                <w:noProof/>
-                <w:webHidden/>
-              </w:rPr>
               <w:fldChar w:fldCharType="begin"/>
-            </w:r>
-            <w:r>
-              <w:rPr>
-                <w:noProof/>
-                <w:webHidden/>
-              </w:rPr>
               <w:instrText xml:space="preserve"> PAGEREF _Toc239662564 \h </w:instrText>
-            </w:r>
-            <w:r>
-              <w:rPr>
-                <w:noProof/>
-                <w:webHidden/>
-              </w:rPr>
-            </w:r>
-            <w:r>
-              <w:rPr>
-                <w:noProof/>
-                <w:webHidden/>
-              </w:rPr>
               <w:fldChar w:fldCharType="separate"/>
-            </w:r>
-            <w:r>
-              <w:rPr>
-                <w:noProof/>
-                <w:webHidden/>
-              </w:rPr>
               <w:t>12</w:t>
-            </w:r>
-            <w:r>
-              <w:rPr>
-                <w:noProof/>
-                <w:webHidden/>
-              </w:rPr>
               <w:fldChar w:fldCharType="end"/>
             </w:r>
           </w:hyperlink>
@@ -1802,46 +1077,10 @@
                 <w:webHidden/>
               </w:rPr>
               <w:tab/>
-            </w:r>
-            <w:r>
-              <w:rPr>
-                <w:noProof/>
-                <w:webHidden/>
-              </w:rPr>
               <w:fldChar w:fldCharType="begin"/>
-            </w:r>
-            <w:r>
-              <w:rPr>
-                <w:noProof/>
-                <w:webHidden/>
-              </w:rPr>
               <w:instrText xml:space="preserve"> PAGEREF _Toc239662565 \h </w:instrText>
-            </w:r>
-            <w:r>
-              <w:rPr>
-                <w:noProof/>
-                <w:webHidden/>
-              </w:rPr>
-            </w:r>
-            <w:r>
-              <w:rPr>
-                <w:noProof/>
-                <w:webHidden/>
-              </w:rPr>
               <w:fldChar w:fldCharType="separate"/>
-            </w:r>
-            <w:r>
-              <w:rPr>
-                <w:noProof/>
-                <w:webHidden/>
-              </w:rPr>
               <w:t>12</w:t>
-            </w:r>
-            <w:r>
-              <w:rPr>
-                <w:noProof/>
-                <w:webHidden/>
-              </w:rPr>
               <w:fldChar w:fldCharType="end"/>
             </w:r>
           </w:hyperlink>
@@ -1872,46 +1111,10 @@
                 <w:webHidden/>
               </w:rPr>
               <w:tab/>
-            </w:r>
-            <w:r>
-              <w:rPr>
-                <w:noProof/>
-                <w:webHidden/>
-              </w:rPr>
               <w:fldChar w:fldCharType="begin"/>
-            </w:r>
-            <w:r>
-              <w:rPr>
-                <w:noProof/>
-                <w:webHidden/>
-              </w:rPr>
               <w:instrText xml:space="preserve"> PAGEREF _Toc239662566 \h </w:instrText>
-            </w:r>
-            <w:r>
-              <w:rPr>
-                <w:noProof/>
-                <w:webHidden/>
-              </w:rPr>
-            </w:r>
-            <w:r>
-              <w:rPr>
-                <w:noProof/>
-                <w:webHidden/>
-              </w:rPr>
               <w:fldChar w:fldCharType="separate"/>
-            </w:r>
-            <w:r>
-              <w:rPr>
-                <w:noProof/>
-                <w:webHidden/>
-              </w:rPr>
               <w:t>12</w:t>
-            </w:r>
-            <w:r>
-              <w:rPr>
-                <w:noProof/>
-                <w:webHidden/>
-              </w:rPr>
               <w:fldChar w:fldCharType="end"/>
             </w:r>
           </w:hyperlink>
@@ -1945,46 +1148,10 @@
                 <w:webHidden/>
               </w:rPr>
               <w:tab/>
-            </w:r>
-            <w:r>
-              <w:rPr>
-                <w:noProof/>
-                <w:webHidden/>
-              </w:rPr>
               <w:fldChar w:fldCharType="begin"/>
-            </w:r>
-            <w:r>
-              <w:rPr>
-                <w:noProof/>
-                <w:webHidden/>
-              </w:rPr>
               <w:instrText xml:space="preserve"> PAGEREF _Toc239662567 \h </w:instrText>
-            </w:r>
-            <w:r>
-              <w:rPr>
-                <w:noProof/>
-                <w:webHidden/>
-              </w:rPr>
-            </w:r>
-            <w:r>
-              <w:rPr>
-                <w:noProof/>
-                <w:webHidden/>
-              </w:rPr>
               <w:fldChar w:fldCharType="separate"/>
-            </w:r>
-            <w:r>
-              <w:rPr>
-                <w:noProof/>
-                <w:webHidden/>
-              </w:rPr>
               <w:t>12</w:t>
-            </w:r>
-            <w:r>
-              <w:rPr>
-                <w:noProof/>
-                <w:webHidden/>
-              </w:rPr>
               <w:fldChar w:fldCharType="end"/>
             </w:r>
           </w:hyperlink>
@@ -2018,46 +1185,10 @@
                 <w:webHidden/>
               </w:rPr>
               <w:tab/>
-            </w:r>
-            <w:r>
-              <w:rPr>
-                <w:noProof/>
-                <w:webHidden/>
-              </w:rPr>
               <w:fldChar w:fldCharType="begin"/>
-            </w:r>
-            <w:r>
-              <w:rPr>
-                <w:noProof/>
-                <w:webHidden/>
-              </w:rPr>
               <w:instrText xml:space="preserve"> PAGEREF _Toc239662568 \h </w:instrText>
-            </w:r>
-            <w:r>
-              <w:rPr>
-                <w:noProof/>
-                <w:webHidden/>
-              </w:rPr>
-            </w:r>
-            <w:r>
-              <w:rPr>
-                <w:noProof/>
-                <w:webHidden/>
-              </w:rPr>
               <w:fldChar w:fldCharType="separate"/>
-            </w:r>
-            <w:r>
-              <w:rPr>
-                <w:noProof/>
-                <w:webHidden/>
-              </w:rPr>
               <w:t>12</w:t>
-            </w:r>
-            <w:r>
-              <w:rPr>
-                <w:noProof/>
-                <w:webHidden/>
-              </w:rPr>
               <w:fldChar w:fldCharType="end"/>
             </w:r>
           </w:hyperlink>
@@ -2091,46 +1222,10 @@
                 <w:webHidden/>
               </w:rPr>
               <w:tab/>
-            </w:r>
-            <w:r>
-              <w:rPr>
-                <w:noProof/>
-                <w:webHidden/>
-              </w:rPr>
               <w:fldChar w:fldCharType="begin"/>
-            </w:r>
-            <w:r>
-              <w:rPr>
-                <w:noProof/>
-                <w:webHidden/>
-              </w:rPr>
               <w:instrText xml:space="preserve"> PAGEREF _Toc239662569 \h </w:instrText>
-            </w:r>
-            <w:r>
-              <w:rPr>
-                <w:noProof/>
-                <w:webHidden/>
-              </w:rPr>
-            </w:r>
-            <w:r>
-              <w:rPr>
-                <w:noProof/>
-                <w:webHidden/>
-              </w:rPr>
               <w:fldChar w:fldCharType="separate"/>
-            </w:r>
-            <w:r>
-              <w:rPr>
-                <w:noProof/>
-                <w:webHidden/>
-              </w:rPr>
               <w:t>12</w:t>
-            </w:r>
-            <w:r>
-              <w:rPr>
-                <w:noProof/>
-                <w:webHidden/>
-              </w:rPr>
               <w:fldChar w:fldCharType="end"/>
             </w:r>
           </w:hyperlink>
@@ -2164,46 +1259,10 @@
                 <w:webHidden/>
               </w:rPr>
               <w:tab/>
-            </w:r>
-            <w:r>
-              <w:rPr>
-                <w:noProof/>
-                <w:webHidden/>
-              </w:rPr>
               <w:fldChar w:fldCharType="begin"/>
-            </w:r>
-            <w:r>
-              <w:rPr>
-                <w:noProof/>
-                <w:webHidden/>
-              </w:rPr>
               <w:instrText xml:space="preserve"> PAGEREF _Toc239662570 \h </w:instrText>
-            </w:r>
-            <w:r>
-              <w:rPr>
-                <w:noProof/>
-                <w:webHidden/>
-              </w:rPr>
-            </w:r>
-            <w:r>
-              <w:rPr>
-                <w:noProof/>
-                <w:webHidden/>
-              </w:rPr>
               <w:fldChar w:fldCharType="separate"/>
-            </w:r>
-            <w:r>
-              <w:rPr>
-                <w:noProof/>
-                <w:webHidden/>
-              </w:rPr>
               <w:t>13</w:t>
-            </w:r>
-            <w:r>
-              <w:rPr>
-                <w:noProof/>
-                <w:webHidden/>
-              </w:rPr>
               <w:fldChar w:fldCharType="end"/>
             </w:r>
           </w:hyperlink>
@@ -2237,46 +1296,10 @@
                 <w:webHidden/>
               </w:rPr>
               <w:tab/>
-            </w:r>
-            <w:r>
-              <w:rPr>
-                <w:noProof/>
-                <w:webHidden/>
-              </w:rPr>
               <w:fldChar w:fldCharType="begin"/>
-            </w:r>
-            <w:r>
-              <w:rPr>
-                <w:noProof/>
-                <w:webHidden/>
-              </w:rPr>
               <w:instrText xml:space="preserve"> PAGEREF _Toc239662571 \h </w:instrText>
-            </w:r>
-            <w:r>
-              <w:rPr>
-                <w:noProof/>
-                <w:webHidden/>
-              </w:rPr>
-            </w:r>
-            <w:r>
-              <w:rPr>
-                <w:noProof/>
-                <w:webHidden/>
-              </w:rPr>
               <w:fldChar w:fldCharType="separate"/>
-            </w:r>
-            <w:r>
-              <w:rPr>
-                <w:noProof/>
-                <w:webHidden/>
-              </w:rPr>
               <w:t>13</w:t>
-            </w:r>
-            <w:r>
-              <w:rPr>
-                <w:noProof/>
-                <w:webHidden/>
-              </w:rPr>
               <w:fldChar w:fldCharType="end"/>
             </w:r>
           </w:hyperlink>
@@ -2307,46 +1330,10 @@
                 <w:webHidden/>
               </w:rPr>
               <w:tab/>
-            </w:r>
-            <w:r>
-              <w:rPr>
-                <w:noProof/>
-                <w:webHidden/>
-              </w:rPr>
               <w:fldChar w:fldCharType="begin"/>
-            </w:r>
-            <w:r>
-              <w:rPr>
-                <w:noProof/>
-                <w:webHidden/>
-              </w:rPr>
               <w:instrText xml:space="preserve"> PAGEREF _Toc239662572 \h </w:instrText>
-            </w:r>
-            <w:r>
-              <w:rPr>
-                <w:noProof/>
-                <w:webHidden/>
-              </w:rPr>
-            </w:r>
-            <w:r>
-              <w:rPr>
-                <w:noProof/>
-                <w:webHidden/>
-              </w:rPr>
               <w:fldChar w:fldCharType="separate"/>
-            </w:r>
-            <w:r>
-              <w:rPr>
-                <w:noProof/>
-                <w:webHidden/>
-              </w:rPr>
               <w:t>13</w:t>
-            </w:r>
-            <w:r>
-              <w:rPr>
-                <w:noProof/>
-                <w:webHidden/>
-              </w:rPr>
               <w:fldChar w:fldCharType="end"/>
             </w:r>
           </w:hyperlink>
@@ -2380,46 +1367,10 @@
                 <w:webHidden/>
               </w:rPr>
               <w:tab/>
-            </w:r>
-            <w:r>
-              <w:rPr>
-                <w:noProof/>
-                <w:webHidden/>
-              </w:rPr>
               <w:fldChar w:fldCharType="begin"/>
-            </w:r>
-            <w:r>
-              <w:rPr>
-                <w:noProof/>
-                <w:webHidden/>
-              </w:rPr>
               <w:instrText xml:space="preserve"> PAGEREF _Toc239662573 \h </w:instrText>
-            </w:r>
-            <w:r>
-              <w:rPr>
-                <w:noProof/>
-                <w:webHidden/>
-              </w:rPr>
-            </w:r>
-            <w:r>
-              <w:rPr>
-                <w:noProof/>
-                <w:webHidden/>
-              </w:rPr>
               <w:fldChar w:fldCharType="separate"/>
-            </w:r>
-            <w:r>
-              <w:rPr>
-                <w:noProof/>
-                <w:webHidden/>
-              </w:rPr>
               <w:t>13</w:t>
-            </w:r>
-            <w:r>
-              <w:rPr>
-                <w:noProof/>
-                <w:webHidden/>
-              </w:rPr>
               <w:fldChar w:fldCharType="end"/>
             </w:r>
           </w:hyperlink>
@@ -2453,46 +1404,10 @@
                 <w:webHidden/>
               </w:rPr>
               <w:tab/>
-            </w:r>
-            <w:r>
-              <w:rPr>
-                <w:noProof/>
-                <w:webHidden/>
-              </w:rPr>
               <w:fldChar w:fldCharType="begin"/>
-            </w:r>
-            <w:r>
-              <w:rPr>
-                <w:noProof/>
-                <w:webHidden/>
-              </w:rPr>
               <w:instrText xml:space="preserve"> PAGEREF _Toc239662574 \h </w:instrText>
-            </w:r>
-            <w:r>
-              <w:rPr>
-                <w:noProof/>
-                <w:webHidden/>
-              </w:rPr>
-            </w:r>
-            <w:r>
-              <w:rPr>
-                <w:noProof/>
-                <w:webHidden/>
-              </w:rPr>
               <w:fldChar w:fldCharType="separate"/>
-            </w:r>
-            <w:r>
-              <w:rPr>
-                <w:noProof/>
-                <w:webHidden/>
-              </w:rPr>
               <w:t>14</w:t>
-            </w:r>
-            <w:r>
-              <w:rPr>
-                <w:noProof/>
-                <w:webHidden/>
-              </w:rPr>
               <w:fldChar w:fldCharType="end"/>
             </w:r>
           </w:hyperlink>
@@ -2526,46 +1441,10 @@
                 <w:webHidden/>
               </w:rPr>
               <w:tab/>
-            </w:r>
-            <w:r>
-              <w:rPr>
-                <w:noProof/>
-                <w:webHidden/>
-              </w:rPr>
               <w:fldChar w:fldCharType="begin"/>
-            </w:r>
-            <w:r>
-              <w:rPr>
-                <w:noProof/>
-                <w:webHidden/>
-              </w:rPr>
               <w:instrText xml:space="preserve"> PAGEREF _Toc239662575 \h </w:instrText>
-            </w:r>
-            <w:r>
-              <w:rPr>
-                <w:noProof/>
-                <w:webHidden/>
-              </w:rPr>
-            </w:r>
-            <w:r>
-              <w:rPr>
-                <w:noProof/>
-                <w:webHidden/>
-              </w:rPr>
               <w:fldChar w:fldCharType="separate"/>
-            </w:r>
-            <w:r>
-              <w:rPr>
-                <w:noProof/>
-                <w:webHidden/>
-              </w:rPr>
               <w:t>15</w:t>
-            </w:r>
-            <w:r>
-              <w:rPr>
-                <w:noProof/>
-                <w:webHidden/>
-              </w:rPr>
               <w:fldChar w:fldCharType="end"/>
             </w:r>
           </w:hyperlink>
@@ -2596,46 +1475,10 @@
                 <w:webHidden/>
               </w:rPr>
               <w:tab/>
-            </w:r>
-            <w:r>
-              <w:rPr>
-                <w:noProof/>
-                <w:webHidden/>
-              </w:rPr>
               <w:fldChar w:fldCharType="begin"/>
-            </w:r>
-            <w:r>
-              <w:rPr>
-                <w:noProof/>
-                <w:webHidden/>
-              </w:rPr>
               <w:instrText xml:space="preserve"> PAGEREF _Toc239662576 \h </w:instrText>
-            </w:r>
-            <w:r>
-              <w:rPr>
-                <w:noProof/>
-                <w:webHidden/>
-              </w:rPr>
-            </w:r>
-            <w:r>
-              <w:rPr>
-                <w:noProof/>
-                <w:webHidden/>
-              </w:rPr>
               <w:fldChar w:fldCharType="separate"/>
-            </w:r>
-            <w:r>
-              <w:rPr>
-                <w:noProof/>
-                <w:webHidden/>
-              </w:rPr>
               <w:t>16</w:t>
-            </w:r>
-            <w:r>
-              <w:rPr>
-                <w:noProof/>
-                <w:webHidden/>
-              </w:rPr>
               <w:fldChar w:fldCharType="end"/>
             </w:r>
           </w:hyperlink>
@@ -2669,46 +1512,10 @@
                 <w:webHidden/>
               </w:rPr>
               <w:tab/>
-            </w:r>
-            <w:r>
-              <w:rPr>
-                <w:noProof/>
-                <w:webHidden/>
-              </w:rPr>
               <w:fldChar w:fldCharType="begin"/>
-            </w:r>
-            <w:r>
-              <w:rPr>
-                <w:noProof/>
-                <w:webHidden/>
-              </w:rPr>
               <w:instrText xml:space="preserve"> PAGEREF _Toc239662577 \h </w:instrText>
-            </w:r>
-            <w:r>
-              <w:rPr>
-                <w:noProof/>
-                <w:webHidden/>
-              </w:rPr>
-            </w:r>
-            <w:r>
-              <w:rPr>
-                <w:noProof/>
-                <w:webHidden/>
-              </w:rPr>
               <w:fldChar w:fldCharType="separate"/>
-            </w:r>
-            <w:r>
-              <w:rPr>
-                <w:noProof/>
-                <w:webHidden/>
-              </w:rPr>
               <w:t>16</w:t>
-            </w:r>
-            <w:r>
-              <w:rPr>
-                <w:noProof/>
-                <w:webHidden/>
-              </w:rPr>
               <w:fldChar w:fldCharType="end"/>
             </w:r>
           </w:hyperlink>
@@ -2742,46 +1549,10 @@
                 <w:webHidden/>
               </w:rPr>
               <w:tab/>
-            </w:r>
-            <w:r>
-              <w:rPr>
-                <w:noProof/>
-                <w:webHidden/>
-              </w:rPr>
               <w:fldChar w:fldCharType="begin"/>
-            </w:r>
-            <w:r>
-              <w:rPr>
-                <w:noProof/>
-                <w:webHidden/>
-              </w:rPr>
               <w:instrText xml:space="preserve"> PAGEREF _Toc239662578 \h </w:instrText>
-            </w:r>
-            <w:r>
-              <w:rPr>
-                <w:noProof/>
-                <w:webHidden/>
-              </w:rPr>
-            </w:r>
-            <w:r>
-              <w:rPr>
-                <w:noProof/>
-                <w:webHidden/>
-              </w:rPr>
               <w:fldChar w:fldCharType="separate"/>
-            </w:r>
-            <w:r>
-              <w:rPr>
-                <w:noProof/>
-                <w:webHidden/>
-              </w:rPr>
               <w:t>16</w:t>
-            </w:r>
-            <w:r>
-              <w:rPr>
-                <w:noProof/>
-                <w:webHidden/>
-              </w:rPr>
               <w:fldChar w:fldCharType="end"/>
             </w:r>
           </w:hyperlink>
@@ -2815,46 +1586,10 @@
                 <w:webHidden/>
               </w:rPr>
               <w:tab/>
-            </w:r>
-            <w:r>
-              <w:rPr>
-                <w:noProof/>
-                <w:webHidden/>
-              </w:rPr>
               <w:fldChar w:fldCharType="begin"/>
-            </w:r>
-            <w:r>
-              <w:rPr>
-                <w:noProof/>
-                <w:webHidden/>
-              </w:rPr>
               <w:instrText xml:space="preserve"> PAGEREF _Toc239662579 \h </w:instrText>
-            </w:r>
-            <w:r>
-              <w:rPr>
-                <w:noProof/>
-                <w:webHidden/>
-              </w:rPr>
-            </w:r>
-            <w:r>
-              <w:rPr>
-                <w:noProof/>
-                <w:webHidden/>
-              </w:rPr>
               <w:fldChar w:fldCharType="separate"/>
-            </w:r>
-            <w:r>
-              <w:rPr>
-                <w:noProof/>
-                <w:webHidden/>
-              </w:rPr>
               <w:t>17</w:t>
-            </w:r>
-            <w:r>
-              <w:rPr>
-                <w:noProof/>
-                <w:webHidden/>
-              </w:rPr>
               <w:fldChar w:fldCharType="end"/>
             </w:r>
           </w:hyperlink>
@@ -2885,46 +1620,10 @@
                 <w:webHidden/>
               </w:rPr>
               <w:tab/>
-            </w:r>
-            <w:r>
-              <w:rPr>
-                <w:noProof/>
-                <w:webHidden/>
-              </w:rPr>
               <w:fldChar w:fldCharType="begin"/>
-            </w:r>
-            <w:r>
-              <w:rPr>
-                <w:noProof/>
-                <w:webHidden/>
-              </w:rPr>
               <w:instrText xml:space="preserve"> PAGEREF _Toc239662580 \h </w:instrText>
-            </w:r>
-            <w:r>
-              <w:rPr>
-                <w:noProof/>
-                <w:webHidden/>
-              </w:rPr>
-            </w:r>
-            <w:r>
-              <w:rPr>
-                <w:noProof/>
-                <w:webHidden/>
-              </w:rPr>
               <w:fldChar w:fldCharType="separate"/>
-            </w:r>
-            <w:r>
-              <w:rPr>
-                <w:noProof/>
-                <w:webHidden/>
-              </w:rPr>
               <w:t>18</w:t>
-            </w:r>
-            <w:r>
-              <w:rPr>
-                <w:noProof/>
-                <w:webHidden/>
-              </w:rPr>
               <w:fldChar w:fldCharType="end"/>
             </w:r>
           </w:hyperlink>
@@ -2958,46 +1657,10 @@
                 <w:webHidden/>
               </w:rPr>
               <w:tab/>
-            </w:r>
-            <w:r>
-              <w:rPr>
-                <w:noProof/>
-                <w:webHidden/>
-              </w:rPr>
               <w:fldChar w:fldCharType="begin"/>
-            </w:r>
-            <w:r>
-              <w:rPr>
-                <w:noProof/>
-                <w:webHidden/>
-              </w:rPr>
               <w:instrText xml:space="preserve"> PAGEREF _Toc239662581 \h </w:instrText>
-            </w:r>
-            <w:r>
-              <w:rPr>
-                <w:noProof/>
-                <w:webHidden/>
-              </w:rPr>
-            </w:r>
-            <w:r>
-              <w:rPr>
-                <w:noProof/>
-                <w:webHidden/>
-              </w:rPr>
               <w:fldChar w:fldCharType="separate"/>
-            </w:r>
-            <w:r>
-              <w:rPr>
-                <w:noProof/>
-                <w:webHidden/>
-              </w:rPr>
               <w:t>18</w:t>
-            </w:r>
-            <w:r>
-              <w:rPr>
-                <w:noProof/>
-                <w:webHidden/>
-              </w:rPr>
               <w:fldChar w:fldCharType="end"/>
             </w:r>
           </w:hyperlink>
@@ -3031,46 +1694,10 @@
                 <w:webHidden/>
               </w:rPr>
               <w:tab/>
-            </w:r>
-            <w:r>
-              <w:rPr>
-                <w:noProof/>
-                <w:webHidden/>
-              </w:rPr>
               <w:fldChar w:fldCharType="begin"/>
-            </w:r>
-            <w:r>
-              <w:rPr>
-                <w:noProof/>
-                <w:webHidden/>
-              </w:rPr>
               <w:instrText xml:space="preserve"> PAGEREF _Toc239662582 \h </w:instrText>
-            </w:r>
-            <w:r>
-              <w:rPr>
-                <w:noProof/>
-                <w:webHidden/>
-              </w:rPr>
-            </w:r>
-            <w:r>
-              <w:rPr>
-                <w:noProof/>
-                <w:webHidden/>
-              </w:rPr>
               <w:fldChar w:fldCharType="separate"/>
-            </w:r>
-            <w:r>
-              <w:rPr>
-                <w:noProof/>
-                <w:webHidden/>
-              </w:rPr>
               <w:t>18</w:t>
-            </w:r>
-            <w:r>
-              <w:rPr>
-                <w:noProof/>
-                <w:webHidden/>
-              </w:rPr>
               <w:fldChar w:fldCharType="end"/>
             </w:r>
           </w:hyperlink>
@@ -3104,46 +1731,10 @@
                 <w:webHidden/>
               </w:rPr>
               <w:tab/>
-            </w:r>
-            <w:r>
-              <w:rPr>
-                <w:noProof/>
-                <w:webHidden/>
-              </w:rPr>
               <w:fldChar w:fldCharType="begin"/>
-            </w:r>
-            <w:r>
-              <w:rPr>
-                <w:noProof/>
-                <w:webHidden/>
-              </w:rPr>
               <w:instrText xml:space="preserve"> PAGEREF _Toc239662583 \h </w:instrText>
-            </w:r>
-            <w:r>
-              <w:rPr>
-                <w:noProof/>
-                <w:webHidden/>
-              </w:rPr>
-            </w:r>
-            <w:r>
-              <w:rPr>
-                <w:noProof/>
-                <w:webHidden/>
-              </w:rPr>
               <w:fldChar w:fldCharType="separate"/>
-            </w:r>
-            <w:r>
-              <w:rPr>
-                <w:noProof/>
-                <w:webHidden/>
-              </w:rPr>
               <w:t>19</w:t>
-            </w:r>
-            <w:r>
-              <w:rPr>
-                <w:noProof/>
-                <w:webHidden/>
-              </w:rPr>
               <w:fldChar w:fldCharType="end"/>
             </w:r>
           </w:hyperlink>
@@ -3177,46 +1768,10 @@
                 <w:webHidden/>
               </w:rPr>
               <w:tab/>
-            </w:r>
-            <w:r>
-              <w:rPr>
-                <w:noProof/>
-                <w:webHidden/>
-              </w:rPr>
               <w:fldChar w:fldCharType="begin"/>
-            </w:r>
-            <w:r>
-              <w:rPr>
-                <w:noProof/>
-                <w:webHidden/>
-              </w:rPr>
               <w:instrText xml:space="preserve"> PAGEREF _Toc239662584 \h </w:instrText>
-            </w:r>
-            <w:r>
-              <w:rPr>
-                <w:noProof/>
-                <w:webHidden/>
-              </w:rPr>
-            </w:r>
-            <w:r>
-              <w:rPr>
-                <w:noProof/>
-                <w:webHidden/>
-              </w:rPr>
               <w:fldChar w:fldCharType="separate"/>
-            </w:r>
-            <w:r>
-              <w:rPr>
-                <w:noProof/>
-                <w:webHidden/>
-              </w:rPr>
               <w:t>19</w:t>
-            </w:r>
-            <w:r>
-              <w:rPr>
-                <w:noProof/>
-                <w:webHidden/>
-              </w:rPr>
               <w:fldChar w:fldCharType="end"/>
             </w:r>
           </w:hyperlink>
@@ -3247,46 +1802,10 @@
                 <w:webHidden/>
               </w:rPr>
               <w:tab/>
-            </w:r>
-            <w:r>
-              <w:rPr>
-                <w:noProof/>
-                <w:webHidden/>
-              </w:rPr>
               <w:fldChar w:fldCharType="begin"/>
-            </w:r>
-            <w:r>
-              <w:rPr>
-                <w:noProof/>
-                <w:webHidden/>
-              </w:rPr>
               <w:instrText xml:space="preserve"> PAGEREF _Toc239662585 \h </w:instrText>
-            </w:r>
-            <w:r>
-              <w:rPr>
-                <w:noProof/>
-                <w:webHidden/>
-              </w:rPr>
-            </w:r>
-            <w:r>
-              <w:rPr>
-                <w:noProof/>
-                <w:webHidden/>
-              </w:rPr>
               <w:fldChar w:fldCharType="separate"/>
-            </w:r>
-            <w:r>
-              <w:rPr>
-                <w:noProof/>
-                <w:webHidden/>
-              </w:rPr>
               <w:t>20</w:t>
-            </w:r>
-            <w:r>
-              <w:rPr>
-                <w:noProof/>
-                <w:webHidden/>
-              </w:rPr>
               <w:fldChar w:fldCharType="end"/>
             </w:r>
           </w:hyperlink>
@@ -3320,46 +1839,10 @@
                 <w:webHidden/>
               </w:rPr>
               <w:tab/>
-            </w:r>
-            <w:r>
-              <w:rPr>
-                <w:noProof/>
-                <w:webHidden/>
-              </w:rPr>
               <w:fldChar w:fldCharType="begin"/>
-            </w:r>
-            <w:r>
-              <w:rPr>
-                <w:noProof/>
-                <w:webHidden/>
-              </w:rPr>
               <w:instrText xml:space="preserve"> PAGEREF _Toc239662586 \h </w:instrText>
-            </w:r>
-            <w:r>
-              <w:rPr>
-                <w:noProof/>
-                <w:webHidden/>
-              </w:rPr>
-            </w:r>
-            <w:r>
-              <w:rPr>
-                <w:noProof/>
-                <w:webHidden/>
-              </w:rPr>
               <w:fldChar w:fldCharType="separate"/>
-            </w:r>
-            <w:r>
-              <w:rPr>
-                <w:noProof/>
-                <w:webHidden/>
-              </w:rPr>
               <w:t>20</w:t>
-            </w:r>
-            <w:r>
-              <w:rPr>
-                <w:noProof/>
-                <w:webHidden/>
-              </w:rPr>
               <w:fldChar w:fldCharType="end"/>
             </w:r>
           </w:hyperlink>
@@ -3393,46 +1876,10 @@
                 <w:webHidden/>
               </w:rPr>
               <w:tab/>
-            </w:r>
-            <w:r>
-              <w:rPr>
-                <w:noProof/>
-                <w:webHidden/>
-              </w:rPr>
               <w:fldChar w:fldCharType="begin"/>
-            </w:r>
-            <w:r>
-              <w:rPr>
-                <w:noProof/>
-                <w:webHidden/>
-              </w:rPr>
               <w:instrText xml:space="preserve"> PAGEREF _Toc239662587 \h </w:instrText>
-            </w:r>
-            <w:r>
-              <w:rPr>
-                <w:noProof/>
-                <w:webHidden/>
-              </w:rPr>
-            </w:r>
-            <w:r>
-              <w:rPr>
-                <w:noProof/>
-                <w:webHidden/>
-              </w:rPr>
               <w:fldChar w:fldCharType="separate"/>
-            </w:r>
-            <w:r>
-              <w:rPr>
-                <w:noProof/>
-                <w:webHidden/>
-              </w:rPr>
               <w:t>20</w:t>
-            </w:r>
-            <w:r>
-              <w:rPr>
-                <w:noProof/>
-                <w:webHidden/>
-              </w:rPr>
               <w:fldChar w:fldCharType="end"/>
             </w:r>
           </w:hyperlink>
@@ -3466,46 +1913,10 @@
                 <w:webHidden/>
               </w:rPr>
               <w:tab/>
-            </w:r>
-            <w:r>
-              <w:rPr>
-                <w:noProof/>
-                <w:webHidden/>
-              </w:rPr>
               <w:fldChar w:fldCharType="begin"/>
-            </w:r>
-            <w:r>
-              <w:rPr>
-                <w:noProof/>
-                <w:webHidden/>
-              </w:rPr>
               <w:instrText xml:space="preserve"> PAGEREF _Toc239662588 \h </w:instrText>
-            </w:r>
-            <w:r>
-              <w:rPr>
-                <w:noProof/>
-                <w:webHidden/>
-              </w:rPr>
-            </w:r>
-            <w:r>
-              <w:rPr>
-                <w:noProof/>
-                <w:webHidden/>
-              </w:rPr>
               <w:fldChar w:fldCharType="separate"/>
-            </w:r>
-            <w:r>
-              <w:rPr>
-                <w:noProof/>
-                <w:webHidden/>
-              </w:rPr>
               <w:t>21</w:t>
-            </w:r>
-            <w:r>
-              <w:rPr>
-                <w:noProof/>
-                <w:webHidden/>
-              </w:rPr>
               <w:fldChar w:fldCharType="end"/>
             </w:r>
           </w:hyperlink>
@@ -3536,46 +1947,10 @@
                 <w:webHidden/>
               </w:rPr>
               <w:tab/>
-            </w:r>
-            <w:r>
-              <w:rPr>
-                <w:noProof/>
-                <w:webHidden/>
-              </w:rPr>
               <w:fldChar w:fldCharType="begin"/>
-            </w:r>
-            <w:r>
-              <w:rPr>
-                <w:noProof/>
-                <w:webHidden/>
-              </w:rPr>
               <w:instrText xml:space="preserve"> PAGEREF _Toc239662589 \h </w:instrText>
-            </w:r>
-            <w:r>
-              <w:rPr>
-                <w:noProof/>
-                <w:webHidden/>
-              </w:rPr>
-            </w:r>
-            <w:r>
-              <w:rPr>
-                <w:noProof/>
-                <w:webHidden/>
-              </w:rPr>
               <w:fldChar w:fldCharType="separate"/>
-            </w:r>
-            <w:r>
-              <w:rPr>
-                <w:noProof/>
-                <w:webHidden/>
-              </w:rPr>
               <w:t>22</w:t>
-            </w:r>
-            <w:r>
-              <w:rPr>
-                <w:noProof/>
-                <w:webHidden/>
-              </w:rPr>
               <w:fldChar w:fldCharType="end"/>
             </w:r>
           </w:hyperlink>
@@ -3609,46 +1984,10 @@
                 <w:webHidden/>
               </w:rPr>
               <w:tab/>
-            </w:r>
-            <w:r>
-              <w:rPr>
-                <w:noProof/>
-                <w:webHidden/>
-              </w:rPr>
               <w:fldChar w:fldCharType="begin"/>
-            </w:r>
-            <w:r>
-              <w:rPr>
-                <w:noProof/>
-                <w:webHidden/>
-              </w:rPr>
               <w:instrText xml:space="preserve"> PAGEREF _Toc239662590 \h </w:instrText>
-            </w:r>
-            <w:r>
-              <w:rPr>
-                <w:noProof/>
-                <w:webHidden/>
-              </w:rPr>
-            </w:r>
-            <w:r>
-              <w:rPr>
-                <w:noProof/>
-                <w:webHidden/>
-              </w:rPr>
               <w:fldChar w:fldCharType="separate"/>
-            </w:r>
-            <w:r>
-              <w:rPr>
-                <w:noProof/>
-                <w:webHidden/>
-              </w:rPr>
               <w:t>22</w:t>
-            </w:r>
-            <w:r>
-              <w:rPr>
-                <w:noProof/>
-                <w:webHidden/>
-              </w:rPr>
               <w:fldChar w:fldCharType="end"/>
             </w:r>
           </w:hyperlink>
@@ -3682,46 +2021,10 @@
                 <w:webHidden/>
               </w:rPr>
               <w:tab/>
-            </w:r>
-            <w:r>
-              <w:rPr>
-                <w:noProof/>
-                <w:webHidden/>
-              </w:rPr>
               <w:fldChar w:fldCharType="begin"/>
-            </w:r>
-            <w:r>
-              <w:rPr>
-                <w:noProof/>
-                <w:webHidden/>
-              </w:rPr>
               <w:instrText xml:space="preserve"> PAGEREF _Toc239662591 \h </w:instrText>
-            </w:r>
-            <w:r>
-              <w:rPr>
-                <w:noProof/>
-                <w:webHidden/>
-              </w:rPr>
-            </w:r>
-            <w:r>
-              <w:rPr>
-                <w:noProof/>
-                <w:webHidden/>
-              </w:rPr>
               <w:fldChar w:fldCharType="separate"/>
-            </w:r>
-            <w:r>
-              <w:rPr>
-                <w:noProof/>
-                <w:webHidden/>
-              </w:rPr>
               <w:t>23</w:t>
-            </w:r>
-            <w:r>
-              <w:rPr>
-                <w:noProof/>
-                <w:webHidden/>
-              </w:rPr>
               <w:fldChar w:fldCharType="end"/>
             </w:r>
           </w:hyperlink>
@@ -3752,46 +2055,10 @@
                 <w:webHidden/>
               </w:rPr>
               <w:tab/>
-            </w:r>
-            <w:r>
-              <w:rPr>
-                <w:noProof/>
-                <w:webHidden/>
-              </w:rPr>
               <w:fldChar w:fldCharType="begin"/>
-            </w:r>
-            <w:r>
-              <w:rPr>
-                <w:noProof/>
-                <w:webHidden/>
-              </w:rPr>
               <w:instrText xml:space="preserve"> PAGEREF _Toc239662592 \h </w:instrText>
-            </w:r>
-            <w:r>
-              <w:rPr>
-                <w:noProof/>
-                <w:webHidden/>
-              </w:rPr>
-            </w:r>
-            <w:r>
-              <w:rPr>
-                <w:noProof/>
-                <w:webHidden/>
-              </w:rPr>
               <w:fldChar w:fldCharType="separate"/>
-            </w:r>
-            <w:r>
-              <w:rPr>
-                <w:noProof/>
-                <w:webHidden/>
-              </w:rPr>
               <w:t>24</w:t>
-            </w:r>
-            <w:r>
-              <w:rPr>
-                <w:noProof/>
-                <w:webHidden/>
-              </w:rPr>
               <w:fldChar w:fldCharType="end"/>
             </w:r>
           </w:hyperlink>
@@ -3825,46 +2092,10 @@
                 <w:webHidden/>
               </w:rPr>
               <w:tab/>
-            </w:r>
-            <w:r>
-              <w:rPr>
-                <w:noProof/>
-                <w:webHidden/>
-              </w:rPr>
               <w:fldChar w:fldCharType="begin"/>
-            </w:r>
-            <w:r>
-              <w:rPr>
-                <w:noProof/>
-                <w:webHidden/>
-              </w:rPr>
               <w:instrText xml:space="preserve"> PAGEREF _Toc239662593 \h </w:instrText>
-            </w:r>
-            <w:r>
-              <w:rPr>
-                <w:noProof/>
-                <w:webHidden/>
-              </w:rPr>
-            </w:r>
-            <w:r>
-              <w:rPr>
-                <w:noProof/>
-                <w:webHidden/>
-              </w:rPr>
               <w:fldChar w:fldCharType="separate"/>
-            </w:r>
-            <w:r>
-              <w:rPr>
-                <w:noProof/>
-                <w:webHidden/>
-              </w:rPr>
               <w:t>24</w:t>
-            </w:r>
-            <w:r>
-              <w:rPr>
-                <w:noProof/>
-                <w:webHidden/>
-              </w:rPr>
               <w:fldChar w:fldCharType="end"/>
             </w:r>
           </w:hyperlink>
@@ -3898,46 +2129,10 @@
                 <w:webHidden/>
               </w:rPr>
               <w:tab/>
-            </w:r>
-            <w:r>
-              <w:rPr>
-                <w:noProof/>
-                <w:webHidden/>
-              </w:rPr>
               <w:fldChar w:fldCharType="begin"/>
-            </w:r>
-            <w:r>
-              <w:rPr>
-                <w:noProof/>
-                <w:webHidden/>
-              </w:rPr>
               <w:instrText xml:space="preserve"> PAGEREF _Toc239662594 \h </w:instrText>
-            </w:r>
-            <w:r>
-              <w:rPr>
-                <w:noProof/>
-                <w:webHidden/>
-              </w:rPr>
-            </w:r>
-            <w:r>
-              <w:rPr>
-                <w:noProof/>
-                <w:webHidden/>
-              </w:rPr>
               <w:fldChar w:fldCharType="separate"/>
-            </w:r>
-            <w:r>
-              <w:rPr>
-                <w:noProof/>
-                <w:webHidden/>
-              </w:rPr>
               <w:t>25</w:t>
-            </w:r>
-            <w:r>
-              <w:rPr>
-                <w:noProof/>
-                <w:webHidden/>
-              </w:rPr>
               <w:fldChar w:fldCharType="end"/>
             </w:r>
           </w:hyperlink>
@@ -3971,46 +2166,10 @@
                 <w:webHidden/>
               </w:rPr>
               <w:tab/>
-            </w:r>
-            <w:r>
-              <w:rPr>
-                <w:noProof/>
-                <w:webHidden/>
-              </w:rPr>
               <w:fldChar w:fldCharType="begin"/>
-            </w:r>
-            <w:r>
-              <w:rPr>
-                <w:noProof/>
-                <w:webHidden/>
-              </w:rPr>
               <w:instrText xml:space="preserve"> PAGEREF _Toc239662595 \h </w:instrText>
-            </w:r>
-            <w:r>
-              <w:rPr>
-                <w:noProof/>
-                <w:webHidden/>
-              </w:rPr>
-            </w:r>
-            <w:r>
-              <w:rPr>
-                <w:noProof/>
-                <w:webHidden/>
-              </w:rPr>
               <w:fldChar w:fldCharType="separate"/>
-            </w:r>
-            <w:r>
-              <w:rPr>
-                <w:noProof/>
-                <w:webHidden/>
-              </w:rPr>
               <w:t>25</w:t>
-            </w:r>
-            <w:r>
-              <w:rPr>
-                <w:noProof/>
-                <w:webHidden/>
-              </w:rPr>
               <w:fldChar w:fldCharType="end"/>
             </w:r>
           </w:hyperlink>
@@ -4041,46 +2200,10 @@
                 <w:webHidden/>
               </w:rPr>
               <w:tab/>
-            </w:r>
-            <w:r>
-              <w:rPr>
-                <w:noProof/>
-                <w:webHidden/>
-              </w:rPr>
               <w:fldChar w:fldCharType="begin"/>
-            </w:r>
-            <w:r>
-              <w:rPr>
-                <w:noProof/>
-                <w:webHidden/>
-              </w:rPr>
               <w:instrText xml:space="preserve"> PAGEREF _Toc239662596 \h </w:instrText>
-            </w:r>
-            <w:r>
-              <w:rPr>
-                <w:noProof/>
-                <w:webHidden/>
-              </w:rPr>
-            </w:r>
-            <w:r>
-              <w:rPr>
-                <w:noProof/>
-                <w:webHidden/>
-              </w:rPr>
               <w:fldChar w:fldCharType="separate"/>
-            </w:r>
-            <w:r>
-              <w:rPr>
-                <w:noProof/>
-                <w:webHidden/>
-              </w:rPr>
               <w:t>25</w:t>
-            </w:r>
-            <w:r>
-              <w:rPr>
-                <w:noProof/>
-                <w:webHidden/>
-              </w:rPr>
               <w:fldChar w:fldCharType="end"/>
             </w:r>
           </w:hyperlink>
@@ -4114,46 +2237,10 @@
                 <w:webHidden/>
               </w:rPr>
               <w:tab/>
-            </w:r>
-            <w:r>
-              <w:rPr>
-                <w:noProof/>
-                <w:webHidden/>
-              </w:rPr>
               <w:fldChar w:fldCharType="begin"/>
-            </w:r>
-            <w:r>
-              <w:rPr>
-                <w:noProof/>
-                <w:webHidden/>
-              </w:rPr>
               <w:instrText xml:space="preserve"> PAGEREF _Toc239662597 \h </w:instrText>
-            </w:r>
-            <w:r>
-              <w:rPr>
-                <w:noProof/>
-                <w:webHidden/>
-              </w:rPr>
-            </w:r>
-            <w:r>
-              <w:rPr>
-                <w:noProof/>
-                <w:webHidden/>
-              </w:rPr>
               <w:fldChar w:fldCharType="separate"/>
-            </w:r>
-            <w:r>
-              <w:rPr>
-                <w:noProof/>
-                <w:webHidden/>
-              </w:rPr>
               <w:t>25</w:t>
-            </w:r>
-            <w:r>
-              <w:rPr>
-                <w:noProof/>
-                <w:webHidden/>
-              </w:rPr>
               <w:fldChar w:fldCharType="end"/>
             </w:r>
           </w:hyperlink>
@@ -4187,46 +2274,10 @@
                 <w:webHidden/>
               </w:rPr>
               <w:tab/>
-            </w:r>
-            <w:r>
-              <w:rPr>
-                <w:noProof/>
-                <w:webHidden/>
-              </w:rPr>
               <w:fldChar w:fldCharType="begin"/>
-            </w:r>
-            <w:r>
-              <w:rPr>
-                <w:noProof/>
-                <w:webHidden/>
-              </w:rPr>
               <w:instrText xml:space="preserve"> PAGEREF _Toc239662598 \h </w:instrText>
-            </w:r>
-            <w:r>
-              <w:rPr>
-                <w:noProof/>
-                <w:webHidden/>
-              </w:rPr>
-            </w:r>
-            <w:r>
-              <w:rPr>
-                <w:noProof/>
-                <w:webHidden/>
-              </w:rPr>
               <w:fldChar w:fldCharType="separate"/>
-            </w:r>
-            <w:r>
-              <w:rPr>
-                <w:noProof/>
-                <w:webHidden/>
-              </w:rPr>
               <w:t>26</w:t>
-            </w:r>
-            <w:r>
-              <w:rPr>
-                <w:noProof/>
-                <w:webHidden/>
-              </w:rPr>
               <w:fldChar w:fldCharType="end"/>
             </w:r>
           </w:hyperlink>
@@ -4260,46 +2311,10 @@
                 <w:webHidden/>
               </w:rPr>
               <w:tab/>
-            </w:r>
-            <w:r>
-              <w:rPr>
-                <w:noProof/>
-                <w:webHidden/>
-              </w:rPr>
               <w:fldChar w:fldCharType="begin"/>
-            </w:r>
-            <w:r>
-              <w:rPr>
-                <w:noProof/>
-                <w:webHidden/>
-              </w:rPr>
               <w:instrText xml:space="preserve"> PAGEREF _Toc239662599 \h </w:instrText>
-            </w:r>
-            <w:r>
-              <w:rPr>
-                <w:noProof/>
-                <w:webHidden/>
-              </w:rPr>
-            </w:r>
-            <w:r>
-              <w:rPr>
-                <w:noProof/>
-                <w:webHidden/>
-              </w:rPr>
               <w:fldChar w:fldCharType="separate"/>
-            </w:r>
-            <w:r>
-              <w:rPr>
-                <w:noProof/>
-                <w:webHidden/>
-              </w:rPr>
               <w:t>27</w:t>
-            </w:r>
-            <w:r>
-              <w:rPr>
-                <w:noProof/>
-                <w:webHidden/>
-              </w:rPr>
               <w:fldChar w:fldCharType="end"/>
             </w:r>
           </w:hyperlink>
@@ -4330,46 +2345,10 @@
                 <w:webHidden/>
               </w:rPr>
               <w:tab/>
-            </w:r>
-            <w:r>
-              <w:rPr>
-                <w:noProof/>
-                <w:webHidden/>
-              </w:rPr>
               <w:fldChar w:fldCharType="begin"/>
-            </w:r>
-            <w:r>
-              <w:rPr>
-                <w:noProof/>
-                <w:webHidden/>
-              </w:rPr>
               <w:instrText xml:space="preserve"> PAGEREF _Toc239662600 \h </w:instrText>
-            </w:r>
-            <w:r>
-              <w:rPr>
-                <w:noProof/>
-                <w:webHidden/>
-              </w:rPr>
-            </w:r>
-            <w:r>
-              <w:rPr>
-                <w:noProof/>
-                <w:webHidden/>
-              </w:rPr>
               <w:fldChar w:fldCharType="separate"/>
-            </w:r>
-            <w:r>
-              <w:rPr>
-                <w:noProof/>
-                <w:webHidden/>
-              </w:rPr>
               <w:t>27</w:t>
-            </w:r>
-            <w:r>
-              <w:rPr>
-                <w:noProof/>
-                <w:webHidden/>
-              </w:rPr>
               <w:fldChar w:fldCharType="end"/>
             </w:r>
           </w:hyperlink>
@@ -4403,46 +2382,10 @@
                 <w:webHidden/>
               </w:rPr>
               <w:tab/>
-            </w:r>
-            <w:r>
-              <w:rPr>
-                <w:noProof/>
-                <w:webHidden/>
-              </w:rPr>
               <w:fldChar w:fldCharType="begin"/>
-            </w:r>
-            <w:r>
-              <w:rPr>
-                <w:noProof/>
-                <w:webHidden/>
-              </w:rPr>
               <w:instrText xml:space="preserve"> PAGEREF _Toc239662601 \h </w:instrText>
-            </w:r>
-            <w:r>
-              <w:rPr>
-                <w:noProof/>
-                <w:webHidden/>
-              </w:rPr>
-            </w:r>
-            <w:r>
-              <w:rPr>
-                <w:noProof/>
-                <w:webHidden/>
-              </w:rPr>
               <w:fldChar w:fldCharType="separate"/>
-            </w:r>
-            <w:r>
-              <w:rPr>
-                <w:noProof/>
-                <w:webHidden/>
-              </w:rPr>
               <w:t>27</w:t>
-            </w:r>
-            <w:r>
-              <w:rPr>
-                <w:noProof/>
-                <w:webHidden/>
-              </w:rPr>
               <w:fldChar w:fldCharType="end"/>
             </w:r>
           </w:hyperlink>
@@ -4476,46 +2419,10 @@
                 <w:webHidden/>
               </w:rPr>
               <w:tab/>
-            </w:r>
-            <w:r>
-              <w:rPr>
-                <w:noProof/>
-                <w:webHidden/>
-              </w:rPr>
               <w:fldChar w:fldCharType="begin"/>
-            </w:r>
-            <w:r>
-              <w:rPr>
-                <w:noProof/>
-                <w:webHidden/>
-              </w:rPr>
               <w:instrText xml:space="preserve"> PAGEREF _Toc239662602 \h </w:instrText>
-            </w:r>
-            <w:r>
-              <w:rPr>
-                <w:noProof/>
-                <w:webHidden/>
-              </w:rPr>
-            </w:r>
-            <w:r>
-              <w:rPr>
-                <w:noProof/>
-                <w:webHidden/>
-              </w:rPr>
               <w:fldChar w:fldCharType="separate"/>
-            </w:r>
-            <w:r>
-              <w:rPr>
-                <w:noProof/>
-                <w:webHidden/>
-              </w:rPr>
               <w:t>27</w:t>
-            </w:r>
-            <w:r>
-              <w:rPr>
-                <w:noProof/>
-                <w:webHidden/>
-              </w:rPr>
               <w:fldChar w:fldCharType="end"/>
             </w:r>
           </w:hyperlink>
@@ -4549,46 +2456,10 @@
                 <w:webHidden/>
               </w:rPr>
               <w:tab/>
-            </w:r>
-            <w:r>
-              <w:rPr>
-                <w:noProof/>
-                <w:webHidden/>
-              </w:rPr>
               <w:fldChar w:fldCharType="begin"/>
-            </w:r>
-            <w:r>
-              <w:rPr>
-                <w:noProof/>
-                <w:webHidden/>
-              </w:rPr>
               <w:instrText xml:space="preserve"> PAGEREF _Toc239662603 \h </w:instrText>
-            </w:r>
-            <w:r>
-              <w:rPr>
-                <w:noProof/>
-                <w:webHidden/>
-              </w:rPr>
-            </w:r>
-            <w:r>
-              <w:rPr>
-                <w:noProof/>
-                <w:webHidden/>
-              </w:rPr>
               <w:fldChar w:fldCharType="separate"/>
-            </w:r>
-            <w:r>
-              <w:rPr>
-                <w:noProof/>
-                <w:webHidden/>
-              </w:rPr>
               <w:t>27</w:t>
-            </w:r>
-            <w:r>
-              <w:rPr>
-                <w:noProof/>
-                <w:webHidden/>
-              </w:rPr>
               <w:fldChar w:fldCharType="end"/>
             </w:r>
           </w:hyperlink>
@@ -4622,46 +2493,10 @@
                 <w:webHidden/>
               </w:rPr>
               <w:tab/>
-            </w:r>
-            <w:r>
-              <w:rPr>
-                <w:noProof/>
-                <w:webHidden/>
-              </w:rPr>
               <w:fldChar w:fldCharType="begin"/>
-            </w:r>
-            <w:r>
-              <w:rPr>
-                <w:noProof/>
-                <w:webHidden/>
-              </w:rPr>
               <w:instrText xml:space="preserve"> PAGEREF _Toc239662604 \h </w:instrText>
-            </w:r>
-            <w:r>
-              <w:rPr>
-                <w:noProof/>
-                <w:webHidden/>
-              </w:rPr>
-            </w:r>
-            <w:r>
-              <w:rPr>
-                <w:noProof/>
-                <w:webHidden/>
-              </w:rPr>
               <w:fldChar w:fldCharType="separate"/>
-            </w:r>
-            <w:r>
-              <w:rPr>
-                <w:noProof/>
-                <w:webHidden/>
-              </w:rPr>
               <w:t>28</w:t>
-            </w:r>
-            <w:r>
-              <w:rPr>
-                <w:noProof/>
-                <w:webHidden/>
-              </w:rPr>
               <w:fldChar w:fldCharType="end"/>
             </w:r>
           </w:hyperlink>
@@ -4692,46 +2527,10 @@
                 <w:webHidden/>
               </w:rPr>
               <w:tab/>
-            </w:r>
-            <w:r>
-              <w:rPr>
-                <w:noProof/>
-                <w:webHidden/>
-              </w:rPr>
               <w:fldChar w:fldCharType="begin"/>
-            </w:r>
-            <w:r>
-              <w:rPr>
-                <w:noProof/>
-                <w:webHidden/>
-              </w:rPr>
               <w:instrText xml:space="preserve"> PAGEREF _Toc239662605 \h </w:instrText>
-            </w:r>
-            <w:r>
-              <w:rPr>
-                <w:noProof/>
-                <w:webHidden/>
-              </w:rPr>
-            </w:r>
-            <w:r>
-              <w:rPr>
-                <w:noProof/>
-                <w:webHidden/>
-              </w:rPr>
               <w:fldChar w:fldCharType="separate"/>
-            </w:r>
-            <w:r>
-              <w:rPr>
-                <w:noProof/>
-                <w:webHidden/>
-              </w:rPr>
               <w:t>29</w:t>
-            </w:r>
-            <w:r>
-              <w:rPr>
-                <w:noProof/>
-                <w:webHidden/>
-              </w:rPr>
               <w:fldChar w:fldCharType="end"/>
             </w:r>
           </w:hyperlink>
@@ -4765,46 +2564,10 @@
                 <w:webHidden/>
               </w:rPr>
               <w:tab/>
-            </w:r>
-            <w:r>
-              <w:rPr>
-                <w:noProof/>
-                <w:webHidden/>
-              </w:rPr>
               <w:fldChar w:fldCharType="begin"/>
-            </w:r>
-            <w:r>
-              <w:rPr>
-                <w:noProof/>
-                <w:webHidden/>
-              </w:rPr>
               <w:instrText xml:space="preserve"> PAGEREF _Toc239662606 \h </w:instrText>
-            </w:r>
-            <w:r>
-              <w:rPr>
-                <w:noProof/>
-                <w:webHidden/>
-              </w:rPr>
-            </w:r>
-            <w:r>
-              <w:rPr>
-                <w:noProof/>
-                <w:webHidden/>
-              </w:rPr>
               <w:fldChar w:fldCharType="separate"/>
-            </w:r>
-            <w:r>
-              <w:rPr>
-                <w:noProof/>
-                <w:webHidden/>
-              </w:rPr>
               <w:t>29</w:t>
-            </w:r>
-            <w:r>
-              <w:rPr>
-                <w:noProof/>
-                <w:webHidden/>
-              </w:rPr>
               <w:fldChar w:fldCharType="end"/>
             </w:r>
           </w:hyperlink>
@@ -4838,46 +2601,10 @@
                 <w:webHidden/>
               </w:rPr>
               <w:tab/>
-            </w:r>
-            <w:r>
-              <w:rPr>
-                <w:noProof/>
-                <w:webHidden/>
-              </w:rPr>
               <w:fldChar w:fldCharType="begin"/>
-            </w:r>
-            <w:r>
-              <w:rPr>
-                <w:noProof/>
-                <w:webHidden/>
-              </w:rPr>
               <w:instrText xml:space="preserve"> PAGEREF _Toc239662607 \h </w:instrText>
-            </w:r>
-            <w:r>
-              <w:rPr>
-                <w:noProof/>
-                <w:webHidden/>
-              </w:rPr>
-            </w:r>
-            <w:r>
-              <w:rPr>
-                <w:noProof/>
-                <w:webHidden/>
-              </w:rPr>
               <w:fldChar w:fldCharType="separate"/>
-            </w:r>
-            <w:r>
-              <w:rPr>
-                <w:noProof/>
-                <w:webHidden/>
-              </w:rPr>
               <w:t>29</w:t>
-            </w:r>
-            <w:r>
-              <w:rPr>
-                <w:noProof/>
-                <w:webHidden/>
-              </w:rPr>
               <w:fldChar w:fldCharType="end"/>
             </w:r>
           </w:hyperlink>
@@ -4911,46 +2638,10 @@
                 <w:webHidden/>
               </w:rPr>
               <w:tab/>
-            </w:r>
-            <w:r>
-              <w:rPr>
-                <w:noProof/>
-                <w:webHidden/>
-              </w:rPr>
               <w:fldChar w:fldCharType="begin"/>
-            </w:r>
-            <w:r>
-              <w:rPr>
-                <w:noProof/>
-                <w:webHidden/>
-              </w:rPr>
               <w:instrText xml:space="preserve"> PAGEREF _Toc239662608 \h </w:instrText>
-            </w:r>
-            <w:r>
-              <w:rPr>
-                <w:noProof/>
-                <w:webHidden/>
-              </w:rPr>
-            </w:r>
-            <w:r>
-              <w:rPr>
-                <w:noProof/>
-                <w:webHidden/>
-              </w:rPr>
               <w:fldChar w:fldCharType="separate"/>
-            </w:r>
-            <w:r>
-              <w:rPr>
-                <w:noProof/>
-                <w:webHidden/>
-              </w:rPr>
               <w:t>30</w:t>
-            </w:r>
-            <w:r>
-              <w:rPr>
-                <w:noProof/>
-                <w:webHidden/>
-              </w:rPr>
               <w:fldChar w:fldCharType="end"/>
             </w:r>
           </w:hyperlink>
@@ -4984,46 +2675,10 @@
                 <w:webHidden/>
               </w:rPr>
               <w:tab/>
-            </w:r>
-            <w:r>
-              <w:rPr>
-                <w:noProof/>
-                <w:webHidden/>
-              </w:rPr>
               <w:fldChar w:fldCharType="begin"/>
-            </w:r>
-            <w:r>
-              <w:rPr>
-                <w:noProof/>
-                <w:webHidden/>
-              </w:rPr>
               <w:instrText xml:space="preserve"> PAGEREF _Toc239662609 \h </w:instrText>
-            </w:r>
-            <w:r>
-              <w:rPr>
-                <w:noProof/>
-                <w:webHidden/>
-              </w:rPr>
-            </w:r>
-            <w:r>
-              <w:rPr>
-                <w:noProof/>
-                <w:webHidden/>
-              </w:rPr>
               <w:fldChar w:fldCharType="separate"/>
-            </w:r>
-            <w:r>
-              <w:rPr>
-                <w:noProof/>
-                <w:webHidden/>
-              </w:rPr>
               <w:t>30</w:t>
-            </w:r>
-            <w:r>
-              <w:rPr>
-                <w:noProof/>
-                <w:webHidden/>
-              </w:rPr>
               <w:fldChar w:fldCharType="end"/>
             </w:r>
           </w:hyperlink>
@@ -5054,46 +2709,10 @@
                 <w:webHidden/>
               </w:rPr>
               <w:tab/>
-            </w:r>
-            <w:r>
-              <w:rPr>
-                <w:noProof/>
-                <w:webHidden/>
-              </w:rPr>
               <w:fldChar w:fldCharType="begin"/>
-            </w:r>
-            <w:r>
-              <w:rPr>
-                <w:noProof/>
-                <w:webHidden/>
-              </w:rPr>
               <w:instrText xml:space="preserve"> PAGEREF _Toc239662610 \h </w:instrText>
-            </w:r>
-            <w:r>
-              <w:rPr>
-                <w:noProof/>
-                <w:webHidden/>
-              </w:rPr>
-            </w:r>
-            <w:r>
-              <w:rPr>
-                <w:noProof/>
-                <w:webHidden/>
-              </w:rPr>
               <w:fldChar w:fldCharType="separate"/>
-            </w:r>
-            <w:r>
-              <w:rPr>
-                <w:noProof/>
-                <w:webHidden/>
-              </w:rPr>
               <w:t>31</w:t>
-            </w:r>
-            <w:r>
-              <w:rPr>
-                <w:noProof/>
-                <w:webHidden/>
-              </w:rPr>
               <w:fldChar w:fldCharType="end"/>
             </w:r>
           </w:hyperlink>
@@ -5124,46 +2743,10 @@
                 <w:webHidden/>
               </w:rPr>
               <w:tab/>
-            </w:r>
-            <w:r>
-              <w:rPr>
-                <w:noProof/>
-                <w:webHidden/>
-              </w:rPr>
               <w:fldChar w:fldCharType="begin"/>
-            </w:r>
-            <w:r>
-              <w:rPr>
-                <w:noProof/>
-                <w:webHidden/>
-              </w:rPr>
               <w:instrText xml:space="preserve"> PAGEREF _Toc239662611 \h </w:instrText>
-            </w:r>
-            <w:r>
-              <w:rPr>
-                <w:noProof/>
-                <w:webHidden/>
-              </w:rPr>
-            </w:r>
-            <w:r>
-              <w:rPr>
-                <w:noProof/>
-                <w:webHidden/>
-              </w:rPr>
               <w:fldChar w:fldCharType="separate"/>
-            </w:r>
-            <w:r>
-              <w:rPr>
-                <w:noProof/>
-                <w:webHidden/>
-              </w:rPr>
               <w:t>31</w:t>
-            </w:r>
-            <w:r>
-              <w:rPr>
-                <w:noProof/>
-                <w:webHidden/>
-              </w:rPr>
               <w:fldChar w:fldCharType="end"/>
             </w:r>
           </w:hyperlink>
@@ -5204,7 +2787,6 @@
       <w:bookmarkStart w:id="2" w:name="_Toc237938361"/>
       <w:bookmarkStart w:id="3" w:name="_Toc239662546"/>
       <w:r>
-        <w:lastRenderedPageBreak/>
         <w:t>Índice de Figuras</w:t>
       </w:r>
       <w:bookmarkEnd w:id="2"/>
@@ -5227,11 +2809,7 @@
       </w:pPr>
       <w:r>
         <w:fldChar w:fldCharType="begin"/>
-      </w:r>
-      <w:r>
         <w:instrText xml:space="preserve"> TOC \h \z \c "Figura" </w:instrText>
-      </w:r>
-      <w:r>
         <w:fldChar w:fldCharType="separate"/>
       </w:r>
       <w:hyperlink w:anchor="_Toc239705847" w:history="1">
@@ -5249,46 +2827,10 @@
             <w:webHidden/>
           </w:rPr>
           <w:tab/>
-        </w:r>
-        <w:r>
-          <w:rPr>
-            <w:noProof/>
-            <w:webHidden/>
-          </w:rPr>
           <w:fldChar w:fldCharType="begin"/>
-        </w:r>
-        <w:r>
-          <w:rPr>
-            <w:noProof/>
-            <w:webHidden/>
-          </w:rPr>
           <w:instrText xml:space="preserve"> PAGEREF _Toc239705847 \h </w:instrText>
-        </w:r>
-        <w:r>
-          <w:rPr>
-            <w:noProof/>
-            <w:webHidden/>
-          </w:rPr>
-        </w:r>
-        <w:r>
-          <w:rPr>
-            <w:noProof/>
-            <w:webHidden/>
-          </w:rPr>
           <w:fldChar w:fldCharType="separate"/>
-        </w:r>
-        <w:r>
-          <w:rPr>
-            <w:noProof/>
-            <w:webHidden/>
-          </w:rPr>
           <w:t>12</w:t>
-        </w:r>
-        <w:r>
-          <w:rPr>
-            <w:noProof/>
-            <w:webHidden/>
-          </w:rPr>
           <w:fldChar w:fldCharType="end"/>
         </w:r>
       </w:hyperlink>
@@ -5323,46 +2865,10 @@
             <w:webHidden/>
           </w:rPr>
           <w:tab/>
-        </w:r>
-        <w:r>
-          <w:rPr>
-            <w:noProof/>
-            <w:webHidden/>
-          </w:rPr>
           <w:fldChar w:fldCharType="begin"/>
-        </w:r>
-        <w:r>
-          <w:rPr>
-            <w:noProof/>
-            <w:webHidden/>
-          </w:rPr>
           <w:instrText xml:space="preserve"> PAGEREF _Toc239705848 \h </w:instrText>
-        </w:r>
-        <w:r>
-          <w:rPr>
-            <w:noProof/>
-            <w:webHidden/>
-          </w:rPr>
-        </w:r>
-        <w:r>
-          <w:rPr>
-            <w:noProof/>
-            <w:webHidden/>
-          </w:rPr>
           <w:fldChar w:fldCharType="separate"/>
-        </w:r>
-        <w:r>
-          <w:rPr>
-            <w:noProof/>
-            <w:webHidden/>
-          </w:rPr>
           <w:t>15</w:t>
-        </w:r>
-        <w:r>
-          <w:rPr>
-            <w:noProof/>
-            <w:webHidden/>
-          </w:rPr>
           <w:fldChar w:fldCharType="end"/>
         </w:r>
       </w:hyperlink>
@@ -5397,46 +2903,10 @@
             <w:webHidden/>
           </w:rPr>
           <w:tab/>
-        </w:r>
-        <w:r>
-          <w:rPr>
-            <w:noProof/>
-            <w:webHidden/>
-          </w:rPr>
           <w:fldChar w:fldCharType="begin"/>
-        </w:r>
-        <w:r>
-          <w:rPr>
-            <w:noProof/>
-            <w:webHidden/>
-          </w:rPr>
           <w:instrText xml:space="preserve"> PAGEREF _Toc239705849 \h </w:instrText>
-        </w:r>
-        <w:r>
-          <w:rPr>
-            <w:noProof/>
-            <w:webHidden/>
-          </w:rPr>
-        </w:r>
-        <w:r>
-          <w:rPr>
-            <w:noProof/>
-            <w:webHidden/>
-          </w:rPr>
           <w:fldChar w:fldCharType="separate"/>
-        </w:r>
-        <w:r>
-          <w:rPr>
-            <w:noProof/>
-            <w:webHidden/>
-          </w:rPr>
           <w:t>15</w:t>
-        </w:r>
-        <w:r>
-          <w:rPr>
-            <w:noProof/>
-            <w:webHidden/>
-          </w:rPr>
           <w:fldChar w:fldCharType="end"/>
         </w:r>
       </w:hyperlink>
@@ -5471,46 +2941,10 @@
             <w:webHidden/>
           </w:rPr>
           <w:tab/>
-        </w:r>
-        <w:r>
-          <w:rPr>
-            <w:noProof/>
-            <w:webHidden/>
-          </w:rPr>
           <w:fldChar w:fldCharType="begin"/>
-        </w:r>
-        <w:r>
-          <w:rPr>
-            <w:noProof/>
-            <w:webHidden/>
-          </w:rPr>
           <w:instrText xml:space="preserve"> PAGEREF _Toc239705850 \h </w:instrText>
-        </w:r>
-        <w:r>
-          <w:rPr>
-            <w:noProof/>
-            <w:webHidden/>
-          </w:rPr>
-        </w:r>
-        <w:r>
-          <w:rPr>
-            <w:noProof/>
-            <w:webHidden/>
-          </w:rPr>
           <w:fldChar w:fldCharType="separate"/>
-        </w:r>
-        <w:r>
-          <w:rPr>
-            <w:noProof/>
-            <w:webHidden/>
-          </w:rPr>
           <w:t>17</w:t>
-        </w:r>
-        <w:r>
-          <w:rPr>
-            <w:noProof/>
-            <w:webHidden/>
-          </w:rPr>
           <w:fldChar w:fldCharType="end"/>
         </w:r>
       </w:hyperlink>
@@ -5545,46 +2979,10 @@
             <w:webHidden/>
           </w:rPr>
           <w:tab/>
-        </w:r>
-        <w:r>
-          <w:rPr>
-            <w:noProof/>
-            <w:webHidden/>
-          </w:rPr>
           <w:fldChar w:fldCharType="begin"/>
-        </w:r>
-        <w:r>
-          <w:rPr>
-            <w:noProof/>
-            <w:webHidden/>
-          </w:rPr>
           <w:instrText xml:space="preserve"> PAGEREF _Toc239705851 \h </w:instrText>
-        </w:r>
-        <w:r>
-          <w:rPr>
-            <w:noProof/>
-            <w:webHidden/>
-          </w:rPr>
-        </w:r>
-        <w:r>
-          <w:rPr>
-            <w:noProof/>
-            <w:webHidden/>
-          </w:rPr>
           <w:fldChar w:fldCharType="separate"/>
-        </w:r>
-        <w:r>
-          <w:rPr>
-            <w:noProof/>
-            <w:webHidden/>
-          </w:rPr>
           <w:t>17</w:t>
-        </w:r>
-        <w:r>
-          <w:rPr>
-            <w:noProof/>
-            <w:webHidden/>
-          </w:rPr>
           <w:fldChar w:fldCharType="end"/>
         </w:r>
       </w:hyperlink>
@@ -5619,46 +3017,10 @@
             <w:webHidden/>
           </w:rPr>
           <w:tab/>
-        </w:r>
-        <w:r>
-          <w:rPr>
-            <w:noProof/>
-            <w:webHidden/>
-          </w:rPr>
           <w:fldChar w:fldCharType="begin"/>
-        </w:r>
-        <w:r>
-          <w:rPr>
-            <w:noProof/>
-            <w:webHidden/>
-          </w:rPr>
           <w:instrText xml:space="preserve"> PAGEREF _Toc239705852 \h </w:instrText>
-        </w:r>
-        <w:r>
-          <w:rPr>
-            <w:noProof/>
-            <w:webHidden/>
-          </w:rPr>
-        </w:r>
-        <w:r>
-          <w:rPr>
-            <w:noProof/>
-            <w:webHidden/>
-          </w:rPr>
           <w:fldChar w:fldCharType="separate"/>
-        </w:r>
-        <w:r>
-          <w:rPr>
-            <w:noProof/>
-            <w:webHidden/>
-          </w:rPr>
           <w:t>18</w:t>
-        </w:r>
-        <w:r>
-          <w:rPr>
-            <w:noProof/>
-            <w:webHidden/>
-          </w:rPr>
           <w:fldChar w:fldCharType="end"/>
         </w:r>
       </w:hyperlink>
@@ -5693,46 +3055,10 @@
             <w:webHidden/>
           </w:rPr>
           <w:tab/>
-        </w:r>
-        <w:r>
-          <w:rPr>
-            <w:noProof/>
-            <w:webHidden/>
-          </w:rPr>
           <w:fldChar w:fldCharType="begin"/>
-        </w:r>
-        <w:r>
-          <w:rPr>
-            <w:noProof/>
-            <w:webHidden/>
-          </w:rPr>
           <w:instrText xml:space="preserve"> PAGEREF _Toc239705853 \h </w:instrText>
-        </w:r>
-        <w:r>
-          <w:rPr>
-            <w:noProof/>
-            <w:webHidden/>
-          </w:rPr>
-        </w:r>
-        <w:r>
-          <w:rPr>
-            <w:noProof/>
-            <w:webHidden/>
-          </w:rPr>
           <w:fldChar w:fldCharType="separate"/>
-        </w:r>
-        <w:r>
-          <w:rPr>
-            <w:noProof/>
-            <w:webHidden/>
-          </w:rPr>
           <w:t>19</w:t>
-        </w:r>
-        <w:r>
-          <w:rPr>
-            <w:noProof/>
-            <w:webHidden/>
-          </w:rPr>
           <w:fldChar w:fldCharType="end"/>
         </w:r>
       </w:hyperlink>
@@ -5767,46 +3093,10 @@
             <w:webHidden/>
           </w:rPr>
           <w:tab/>
-        </w:r>
-        <w:r>
-          <w:rPr>
-            <w:noProof/>
-            <w:webHidden/>
-          </w:rPr>
           <w:fldChar w:fldCharType="begin"/>
-        </w:r>
-        <w:r>
-          <w:rPr>
-            <w:noProof/>
-            <w:webHidden/>
-          </w:rPr>
           <w:instrText xml:space="preserve"> PAGEREF _Toc239705854 \h </w:instrText>
-        </w:r>
-        <w:r>
-          <w:rPr>
-            <w:noProof/>
-            <w:webHidden/>
-          </w:rPr>
-        </w:r>
-        <w:r>
-          <w:rPr>
-            <w:noProof/>
-            <w:webHidden/>
-          </w:rPr>
           <w:fldChar w:fldCharType="separate"/>
-        </w:r>
-        <w:r>
-          <w:rPr>
-            <w:noProof/>
-            <w:webHidden/>
-          </w:rPr>
           <w:t>20</w:t>
-        </w:r>
-        <w:r>
-          <w:rPr>
-            <w:noProof/>
-            <w:webHidden/>
-          </w:rPr>
           <w:fldChar w:fldCharType="end"/>
         </w:r>
       </w:hyperlink>
@@ -5841,46 +3131,10 @@
             <w:webHidden/>
           </w:rPr>
           <w:tab/>
-        </w:r>
-        <w:r>
-          <w:rPr>
-            <w:noProof/>
-            <w:webHidden/>
-          </w:rPr>
           <w:fldChar w:fldCharType="begin"/>
-        </w:r>
-        <w:r>
-          <w:rPr>
-            <w:noProof/>
-            <w:webHidden/>
-          </w:rPr>
           <w:instrText xml:space="preserve"> PAGEREF _Toc239705855 \h </w:instrText>
-        </w:r>
-        <w:r>
-          <w:rPr>
-            <w:noProof/>
-            <w:webHidden/>
-          </w:rPr>
-        </w:r>
-        <w:r>
-          <w:rPr>
-            <w:noProof/>
-            <w:webHidden/>
-          </w:rPr>
           <w:fldChar w:fldCharType="separate"/>
-        </w:r>
-        <w:r>
-          <w:rPr>
-            <w:noProof/>
-            <w:webHidden/>
-          </w:rPr>
           <w:t>21</w:t>
-        </w:r>
-        <w:r>
-          <w:rPr>
-            <w:noProof/>
-            <w:webHidden/>
-          </w:rPr>
           <w:fldChar w:fldCharType="end"/>
         </w:r>
       </w:hyperlink>
@@ -5915,46 +3169,10 @@
             <w:webHidden/>
           </w:rPr>
           <w:tab/>
-        </w:r>
-        <w:r>
-          <w:rPr>
-            <w:noProof/>
-            <w:webHidden/>
-          </w:rPr>
           <w:fldChar w:fldCharType="begin"/>
-        </w:r>
-        <w:r>
-          <w:rPr>
-            <w:noProof/>
-            <w:webHidden/>
-          </w:rPr>
           <w:instrText xml:space="preserve"> PAGEREF _Toc239705856 \h </w:instrText>
-        </w:r>
-        <w:r>
-          <w:rPr>
-            <w:noProof/>
-            <w:webHidden/>
-          </w:rPr>
-        </w:r>
-        <w:r>
-          <w:rPr>
-            <w:noProof/>
-            <w:webHidden/>
-          </w:rPr>
           <w:fldChar w:fldCharType="separate"/>
-        </w:r>
-        <w:r>
-          <w:rPr>
-            <w:noProof/>
-            <w:webHidden/>
-          </w:rPr>
           <w:t>22</w:t>
-        </w:r>
-        <w:r>
-          <w:rPr>
-            <w:noProof/>
-            <w:webHidden/>
-          </w:rPr>
           <w:fldChar w:fldCharType="end"/>
         </w:r>
       </w:hyperlink>
@@ -5989,46 +3207,10 @@
             <w:webHidden/>
           </w:rPr>
           <w:tab/>
-        </w:r>
-        <w:r>
-          <w:rPr>
-            <w:noProof/>
-            <w:webHidden/>
-          </w:rPr>
           <w:fldChar w:fldCharType="begin"/>
-        </w:r>
-        <w:r>
-          <w:rPr>
-            <w:noProof/>
-            <w:webHidden/>
-          </w:rPr>
           <w:instrText xml:space="preserve"> PAGEREF _Toc239705857 \h </w:instrText>
-        </w:r>
-        <w:r>
-          <w:rPr>
-            <w:noProof/>
-            <w:webHidden/>
-          </w:rPr>
-        </w:r>
-        <w:r>
-          <w:rPr>
-            <w:noProof/>
-            <w:webHidden/>
-          </w:rPr>
           <w:fldChar w:fldCharType="separate"/>
-        </w:r>
-        <w:r>
-          <w:rPr>
-            <w:noProof/>
-            <w:webHidden/>
-          </w:rPr>
           <w:t>23</w:t>
-        </w:r>
-        <w:r>
-          <w:rPr>
-            <w:noProof/>
-            <w:webHidden/>
-          </w:rPr>
           <w:fldChar w:fldCharType="end"/>
         </w:r>
       </w:hyperlink>
@@ -6063,46 +3245,10 @@
             <w:webHidden/>
           </w:rPr>
           <w:tab/>
-        </w:r>
-        <w:r>
-          <w:rPr>
-            <w:noProof/>
-            <w:webHidden/>
-          </w:rPr>
           <w:fldChar w:fldCharType="begin"/>
-        </w:r>
-        <w:r>
-          <w:rPr>
-            <w:noProof/>
-            <w:webHidden/>
-          </w:rPr>
           <w:instrText xml:space="preserve"> PAGEREF _Toc239705858 \h </w:instrText>
-        </w:r>
-        <w:r>
-          <w:rPr>
-            <w:noProof/>
-            <w:webHidden/>
-          </w:rPr>
-        </w:r>
-        <w:r>
-          <w:rPr>
-            <w:noProof/>
-            <w:webHidden/>
-          </w:rPr>
           <w:fldChar w:fldCharType="separate"/>
-        </w:r>
-        <w:r>
-          <w:rPr>
-            <w:noProof/>
-            <w:webHidden/>
-          </w:rPr>
           <w:t>23</w:t>
-        </w:r>
-        <w:r>
-          <w:rPr>
-            <w:noProof/>
-            <w:webHidden/>
-          </w:rPr>
           <w:fldChar w:fldCharType="end"/>
         </w:r>
       </w:hyperlink>
@@ -6137,46 +3283,10 @@
             <w:webHidden/>
           </w:rPr>
           <w:tab/>
-        </w:r>
-        <w:r>
-          <w:rPr>
-            <w:noProof/>
-            <w:webHidden/>
-          </w:rPr>
           <w:fldChar w:fldCharType="begin"/>
-        </w:r>
-        <w:r>
-          <w:rPr>
-            <w:noProof/>
-            <w:webHidden/>
-          </w:rPr>
           <w:instrText xml:space="preserve"> PAGEREF _Toc239705859 \h </w:instrText>
-        </w:r>
-        <w:r>
-          <w:rPr>
-            <w:noProof/>
-            <w:webHidden/>
-          </w:rPr>
-        </w:r>
-        <w:r>
-          <w:rPr>
-            <w:noProof/>
-            <w:webHidden/>
-          </w:rPr>
           <w:fldChar w:fldCharType="separate"/>
-        </w:r>
-        <w:r>
-          <w:rPr>
-            <w:noProof/>
-            <w:webHidden/>
-          </w:rPr>
           <w:t>24</w:t>
-        </w:r>
-        <w:r>
-          <w:rPr>
-            <w:noProof/>
-            <w:webHidden/>
-          </w:rPr>
           <w:fldChar w:fldCharType="end"/>
         </w:r>
       </w:hyperlink>
@@ -6211,46 +3321,10 @@
             <w:webHidden/>
           </w:rPr>
           <w:tab/>
-        </w:r>
-        <w:r>
-          <w:rPr>
-            <w:noProof/>
-            <w:webHidden/>
-          </w:rPr>
           <w:fldChar w:fldCharType="begin"/>
-        </w:r>
-        <w:r>
-          <w:rPr>
-            <w:noProof/>
-            <w:webHidden/>
-          </w:rPr>
           <w:instrText xml:space="preserve"> PAGEREF _Toc239705860 \h </w:instrText>
-        </w:r>
-        <w:r>
-          <w:rPr>
-            <w:noProof/>
-            <w:webHidden/>
-          </w:rPr>
-        </w:r>
-        <w:r>
-          <w:rPr>
-            <w:noProof/>
-            <w:webHidden/>
-          </w:rPr>
           <w:fldChar w:fldCharType="separate"/>
-        </w:r>
-        <w:r>
-          <w:rPr>
-            <w:noProof/>
-            <w:webHidden/>
-          </w:rPr>
           <w:t>25</w:t>
-        </w:r>
-        <w:r>
-          <w:rPr>
-            <w:noProof/>
-            <w:webHidden/>
-          </w:rPr>
           <w:fldChar w:fldCharType="end"/>
         </w:r>
       </w:hyperlink>
@@ -6285,46 +3359,10 @@
             <w:webHidden/>
           </w:rPr>
           <w:tab/>
-        </w:r>
-        <w:r>
-          <w:rPr>
-            <w:noProof/>
-            <w:webHidden/>
-          </w:rPr>
           <w:fldChar w:fldCharType="begin"/>
-        </w:r>
-        <w:r>
-          <w:rPr>
-            <w:noProof/>
-            <w:webHidden/>
-          </w:rPr>
           <w:instrText xml:space="preserve"> PAGEREF _Toc239705861 \h </w:instrText>
-        </w:r>
-        <w:r>
-          <w:rPr>
-            <w:noProof/>
-            <w:webHidden/>
-          </w:rPr>
-        </w:r>
-        <w:r>
-          <w:rPr>
-            <w:noProof/>
-            <w:webHidden/>
-          </w:rPr>
           <w:fldChar w:fldCharType="separate"/>
-        </w:r>
-        <w:r>
-          <w:rPr>
-            <w:noProof/>
-            <w:webHidden/>
-          </w:rPr>
           <w:t>26</w:t>
-        </w:r>
-        <w:r>
-          <w:rPr>
-            <w:noProof/>
-            <w:webHidden/>
-          </w:rPr>
           <w:fldChar w:fldCharType="end"/>
         </w:r>
       </w:hyperlink>
@@ -6359,46 +3397,10 @@
             <w:webHidden/>
           </w:rPr>
           <w:tab/>
-        </w:r>
-        <w:r>
-          <w:rPr>
-            <w:noProof/>
-            <w:webHidden/>
-          </w:rPr>
           <w:fldChar w:fldCharType="begin"/>
-        </w:r>
-        <w:r>
-          <w:rPr>
-            <w:noProof/>
-            <w:webHidden/>
-          </w:rPr>
           <w:instrText xml:space="preserve"> PAGEREF _Toc239705862 \h </w:instrText>
-        </w:r>
-        <w:r>
-          <w:rPr>
-            <w:noProof/>
-            <w:webHidden/>
-          </w:rPr>
-        </w:r>
-        <w:r>
-          <w:rPr>
-            <w:noProof/>
-            <w:webHidden/>
-          </w:rPr>
           <w:fldChar w:fldCharType="separate"/>
-        </w:r>
-        <w:r>
-          <w:rPr>
-            <w:noProof/>
-            <w:webHidden/>
-          </w:rPr>
           <w:t>27</w:t>
-        </w:r>
-        <w:r>
-          <w:rPr>
-            <w:noProof/>
-            <w:webHidden/>
-          </w:rPr>
           <w:fldChar w:fldCharType="end"/>
         </w:r>
       </w:hyperlink>
@@ -6453,35 +3455,10 @@
               <w:rStyle w:val="IndexLink"/>
             </w:rPr>
             <w:instrText xml:space="preserve"> TOC \t "LegendaTabela,1" \h</w:instrText>
-          </w:r>
-          <w:r>
-            <w:rPr>
-              <w:rStyle w:val="IndexLink"/>
-            </w:rPr>
             <w:fldChar w:fldCharType="separate"/>
-          </w:r>
-          <w:r>
-            <w:rPr>
-              <w:rStyle w:val="IndexLink"/>
-            </w:rPr>
             <w:fldChar w:fldCharType="end"/>
-          </w:r>
-          <w:r>
-            <w:rPr>
-              <w:rStyle w:val="IndexLink"/>
-            </w:rPr>
             <w:fldChar w:fldCharType="begin"/>
-          </w:r>
-          <w:r>
-            <w:rPr>
-              <w:rStyle w:val="IndexLink"/>
-            </w:rPr>
             <w:instrText xml:space="preserve"> TOC \h \z \c "Tabela" </w:instrText>
-          </w:r>
-          <w:r>
-            <w:rPr>
-              <w:rStyle w:val="IndexLink"/>
-            </w:rPr>
             <w:fldChar w:fldCharType="separate"/>
           </w:r>
         </w:p>
@@ -6515,46 +3492,10 @@
                 <w:webHidden/>
               </w:rPr>
               <w:tab/>
-            </w:r>
-            <w:r>
-              <w:rPr>
-                <w:noProof/>
-                <w:webHidden/>
-              </w:rPr>
               <w:fldChar w:fldCharType="begin"/>
-            </w:r>
-            <w:r>
-              <w:rPr>
-                <w:noProof/>
-                <w:webHidden/>
-              </w:rPr>
               <w:instrText xml:space="preserve"> PAGEREF _Toc239705863 \h </w:instrText>
-            </w:r>
-            <w:r>
-              <w:rPr>
-                <w:noProof/>
-                <w:webHidden/>
-              </w:rPr>
-            </w:r>
-            <w:r>
-              <w:rPr>
-                <w:noProof/>
-                <w:webHidden/>
-              </w:rPr>
               <w:fldChar w:fldCharType="separate"/>
-            </w:r>
-            <w:r>
-              <w:rPr>
-                <w:noProof/>
-                <w:webHidden/>
-              </w:rPr>
               <w:t>5</w:t>
-            </w:r>
-            <w:r>
-              <w:rPr>
-                <w:noProof/>
-                <w:webHidden/>
-              </w:rPr>
               <w:fldChar w:fldCharType="end"/>
             </w:r>
           </w:hyperlink>
@@ -6589,46 +3530,10 @@
                 <w:webHidden/>
               </w:rPr>
               <w:tab/>
-            </w:r>
-            <w:r>
-              <w:rPr>
-                <w:noProof/>
-                <w:webHidden/>
-              </w:rPr>
               <w:fldChar w:fldCharType="begin"/>
-            </w:r>
-            <w:r>
-              <w:rPr>
-                <w:noProof/>
-                <w:webHidden/>
-              </w:rPr>
               <w:instrText xml:space="preserve"> PAGEREF _Toc239705864 \h </w:instrText>
-            </w:r>
-            <w:r>
-              <w:rPr>
-                <w:noProof/>
-                <w:webHidden/>
-              </w:rPr>
-            </w:r>
-            <w:r>
-              <w:rPr>
-                <w:noProof/>
-                <w:webHidden/>
-              </w:rPr>
               <w:fldChar w:fldCharType="separate"/>
-            </w:r>
-            <w:r>
-              <w:rPr>
-                <w:noProof/>
-                <w:webHidden/>
-              </w:rPr>
               <w:t>6</w:t>
-            </w:r>
-            <w:r>
-              <w:rPr>
-                <w:noProof/>
-                <w:webHidden/>
-              </w:rPr>
               <w:fldChar w:fldCharType="end"/>
             </w:r>
           </w:hyperlink>
@@ -6663,46 +3568,10 @@
                 <w:webHidden/>
               </w:rPr>
               <w:tab/>
-            </w:r>
-            <w:r>
-              <w:rPr>
-                <w:noProof/>
-                <w:webHidden/>
-              </w:rPr>
               <w:fldChar w:fldCharType="begin"/>
-            </w:r>
-            <w:r>
-              <w:rPr>
-                <w:noProof/>
-                <w:webHidden/>
-              </w:rPr>
               <w:instrText xml:space="preserve"> PAGEREF _Toc239705865 \h </w:instrText>
-            </w:r>
-            <w:r>
-              <w:rPr>
-                <w:noProof/>
-                <w:webHidden/>
-              </w:rPr>
-            </w:r>
-            <w:r>
-              <w:rPr>
-                <w:noProof/>
-                <w:webHidden/>
-              </w:rPr>
               <w:fldChar w:fldCharType="separate"/>
-            </w:r>
-            <w:r>
-              <w:rPr>
-                <w:noProof/>
-                <w:webHidden/>
-              </w:rPr>
               <w:t>7</w:t>
-            </w:r>
-            <w:r>
-              <w:rPr>
-                <w:noProof/>
-                <w:webHidden/>
-              </w:rPr>
               <w:fldChar w:fldCharType="end"/>
             </w:r>
           </w:hyperlink>
@@ -6737,46 +3606,10 @@
                 <w:webHidden/>
               </w:rPr>
               <w:tab/>
-            </w:r>
-            <w:r>
-              <w:rPr>
-                <w:noProof/>
-                <w:webHidden/>
-              </w:rPr>
               <w:fldChar w:fldCharType="begin"/>
-            </w:r>
-            <w:r>
-              <w:rPr>
-                <w:noProof/>
-                <w:webHidden/>
-              </w:rPr>
               <w:instrText xml:space="preserve"> PAGEREF _Toc239705866 \h </w:instrText>
-            </w:r>
-            <w:r>
-              <w:rPr>
-                <w:noProof/>
-                <w:webHidden/>
-              </w:rPr>
-            </w:r>
-            <w:r>
-              <w:rPr>
-                <w:noProof/>
-                <w:webHidden/>
-              </w:rPr>
               <w:fldChar w:fldCharType="separate"/>
-            </w:r>
-            <w:r>
-              <w:rPr>
-                <w:noProof/>
-                <w:webHidden/>
-              </w:rPr>
               <w:t>8</w:t>
-            </w:r>
-            <w:r>
-              <w:rPr>
-                <w:noProof/>
-                <w:webHidden/>
-              </w:rPr>
               <w:fldChar w:fldCharType="end"/>
             </w:r>
           </w:hyperlink>
@@ -6811,46 +3644,10 @@
                 <w:webHidden/>
               </w:rPr>
               <w:tab/>
-            </w:r>
-            <w:r>
-              <w:rPr>
-                <w:noProof/>
-                <w:webHidden/>
-              </w:rPr>
               <w:fldChar w:fldCharType="begin"/>
-            </w:r>
-            <w:r>
-              <w:rPr>
-                <w:noProof/>
-                <w:webHidden/>
-              </w:rPr>
               <w:instrText xml:space="preserve"> PAGEREF _Toc239705867 \h </w:instrText>
-            </w:r>
-            <w:r>
-              <w:rPr>
-                <w:noProof/>
-                <w:webHidden/>
-              </w:rPr>
-            </w:r>
-            <w:r>
-              <w:rPr>
-                <w:noProof/>
-                <w:webHidden/>
-              </w:rPr>
               <w:fldChar w:fldCharType="separate"/>
-            </w:r>
-            <w:r>
-              <w:rPr>
-                <w:noProof/>
-                <w:webHidden/>
-              </w:rPr>
               <w:t>9</w:t>
-            </w:r>
-            <w:r>
-              <w:rPr>
-                <w:noProof/>
-                <w:webHidden/>
-              </w:rPr>
               <w:fldChar w:fldCharType="end"/>
             </w:r>
           </w:hyperlink>
@@ -6885,46 +3682,10 @@
                 <w:webHidden/>
               </w:rPr>
               <w:tab/>
-            </w:r>
-            <w:r>
-              <w:rPr>
-                <w:noProof/>
-                <w:webHidden/>
-              </w:rPr>
               <w:fldChar w:fldCharType="begin"/>
-            </w:r>
-            <w:r>
-              <w:rPr>
-                <w:noProof/>
-                <w:webHidden/>
-              </w:rPr>
               <w:instrText xml:space="preserve"> PAGEREF _Toc239705868 \h </w:instrText>
-            </w:r>
-            <w:r>
-              <w:rPr>
-                <w:noProof/>
-                <w:webHidden/>
-              </w:rPr>
-            </w:r>
-            <w:r>
-              <w:rPr>
-                <w:noProof/>
-                <w:webHidden/>
-              </w:rPr>
               <w:fldChar w:fldCharType="separate"/>
-            </w:r>
-            <w:r>
-              <w:rPr>
-                <w:noProof/>
-                <w:webHidden/>
-              </w:rPr>
               <w:t>10</w:t>
-            </w:r>
-            <w:r>
-              <w:rPr>
-                <w:noProof/>
-                <w:webHidden/>
-              </w:rPr>
               <w:fldChar w:fldCharType="end"/>
             </w:r>
           </w:hyperlink>
@@ -6959,46 +3720,10 @@
                 <w:webHidden/>
               </w:rPr>
               <w:tab/>
-            </w:r>
-            <w:r>
-              <w:rPr>
-                <w:noProof/>
-                <w:webHidden/>
-              </w:rPr>
               <w:fldChar w:fldCharType="begin"/>
-            </w:r>
-            <w:r>
-              <w:rPr>
-                <w:noProof/>
-                <w:webHidden/>
-              </w:rPr>
               <w:instrText xml:space="preserve"> PAGEREF _Toc239705869 \h </w:instrText>
-            </w:r>
-            <w:r>
-              <w:rPr>
-                <w:noProof/>
-                <w:webHidden/>
-              </w:rPr>
-            </w:r>
-            <w:r>
-              <w:rPr>
-                <w:noProof/>
-                <w:webHidden/>
-              </w:rPr>
               <w:fldChar w:fldCharType="separate"/>
-            </w:r>
-            <w:r>
-              <w:rPr>
-                <w:noProof/>
-                <w:webHidden/>
-              </w:rPr>
               <w:t>12</w:t>
-            </w:r>
-            <w:r>
-              <w:rPr>
-                <w:noProof/>
-                <w:webHidden/>
-              </w:rPr>
               <w:fldChar w:fldCharType="end"/>
             </w:r>
           </w:hyperlink>
@@ -7033,46 +3758,10 @@
                 <w:webHidden/>
               </w:rPr>
               <w:tab/>
-            </w:r>
-            <w:r>
-              <w:rPr>
-                <w:noProof/>
-                <w:webHidden/>
-              </w:rPr>
               <w:fldChar w:fldCharType="begin"/>
-            </w:r>
-            <w:r>
-              <w:rPr>
-                <w:noProof/>
-                <w:webHidden/>
-              </w:rPr>
               <w:instrText xml:space="preserve"> PAGEREF _Toc239705870 \h </w:instrText>
-            </w:r>
-            <w:r>
-              <w:rPr>
-                <w:noProof/>
-                <w:webHidden/>
-              </w:rPr>
-            </w:r>
-            <w:r>
-              <w:rPr>
-                <w:noProof/>
-                <w:webHidden/>
-              </w:rPr>
               <w:fldChar w:fldCharType="separate"/>
-            </w:r>
-            <w:r>
-              <w:rPr>
-                <w:noProof/>
-                <w:webHidden/>
-              </w:rPr>
               <w:t>13</w:t>
-            </w:r>
-            <w:r>
-              <w:rPr>
-                <w:noProof/>
-                <w:webHidden/>
-              </w:rPr>
               <w:fldChar w:fldCharType="end"/>
             </w:r>
           </w:hyperlink>
@@ -7107,46 +3796,10 @@
                 <w:webHidden/>
               </w:rPr>
               <w:tab/>
-            </w:r>
-            <w:r>
-              <w:rPr>
-                <w:noProof/>
-                <w:webHidden/>
-              </w:rPr>
               <w:fldChar w:fldCharType="begin"/>
-            </w:r>
-            <w:r>
-              <w:rPr>
-                <w:noProof/>
-                <w:webHidden/>
-              </w:rPr>
               <w:instrText xml:space="preserve"> PAGEREF _Toc239705871 \h </w:instrText>
-            </w:r>
-            <w:r>
-              <w:rPr>
-                <w:noProof/>
-                <w:webHidden/>
-              </w:rPr>
-            </w:r>
-            <w:r>
-              <w:rPr>
-                <w:noProof/>
-                <w:webHidden/>
-              </w:rPr>
               <w:fldChar w:fldCharType="separate"/>
-            </w:r>
-            <w:r>
-              <w:rPr>
-                <w:noProof/>
-                <w:webHidden/>
-              </w:rPr>
               <w:t>14</w:t>
-            </w:r>
-            <w:r>
-              <w:rPr>
-                <w:noProof/>
-                <w:webHidden/>
-              </w:rPr>
               <w:fldChar w:fldCharType="end"/>
             </w:r>
           </w:hyperlink>
@@ -7181,46 +3834,10 @@
                 <w:webHidden/>
               </w:rPr>
               <w:tab/>
-            </w:r>
-            <w:r>
-              <w:rPr>
-                <w:noProof/>
-                <w:webHidden/>
-              </w:rPr>
               <w:fldChar w:fldCharType="begin"/>
-            </w:r>
-            <w:r>
-              <w:rPr>
-                <w:noProof/>
-                <w:webHidden/>
-              </w:rPr>
               <w:instrText xml:space="preserve"> PAGEREF _Toc239705872 \h </w:instrText>
-            </w:r>
-            <w:r>
-              <w:rPr>
-                <w:noProof/>
-                <w:webHidden/>
-              </w:rPr>
-            </w:r>
-            <w:r>
-              <w:rPr>
-                <w:noProof/>
-                <w:webHidden/>
-              </w:rPr>
               <w:fldChar w:fldCharType="separate"/>
-            </w:r>
-            <w:r>
-              <w:rPr>
-                <w:noProof/>
-                <w:webHidden/>
-              </w:rPr>
               <w:t>15</w:t>
-            </w:r>
-            <w:r>
-              <w:rPr>
-                <w:noProof/>
-                <w:webHidden/>
-              </w:rPr>
               <w:fldChar w:fldCharType="end"/>
             </w:r>
           </w:hyperlink>
@@ -7255,46 +3872,10 @@
                 <w:webHidden/>
               </w:rPr>
               <w:tab/>
-            </w:r>
-            <w:r>
-              <w:rPr>
-                <w:noProof/>
-                <w:webHidden/>
-              </w:rPr>
               <w:fldChar w:fldCharType="begin"/>
-            </w:r>
-            <w:r>
-              <w:rPr>
-                <w:noProof/>
-                <w:webHidden/>
-              </w:rPr>
               <w:instrText xml:space="preserve"> PAGEREF _Toc239705873 \h </w:instrText>
-            </w:r>
-            <w:r>
-              <w:rPr>
-                <w:noProof/>
-                <w:webHidden/>
-              </w:rPr>
-            </w:r>
-            <w:r>
-              <w:rPr>
-                <w:noProof/>
-                <w:webHidden/>
-              </w:rPr>
               <w:fldChar w:fldCharType="separate"/>
-            </w:r>
-            <w:r>
-              <w:rPr>
-                <w:noProof/>
-                <w:webHidden/>
-              </w:rPr>
               <w:t>17</w:t>
-            </w:r>
-            <w:r>
-              <w:rPr>
-                <w:noProof/>
-                <w:webHidden/>
-              </w:rPr>
               <w:fldChar w:fldCharType="end"/>
             </w:r>
           </w:hyperlink>
@@ -7329,46 +3910,10 @@
                 <w:webHidden/>
               </w:rPr>
               <w:tab/>
-            </w:r>
-            <w:r>
-              <w:rPr>
-                <w:noProof/>
-                <w:webHidden/>
-              </w:rPr>
               <w:fldChar w:fldCharType="begin"/>
-            </w:r>
-            <w:r>
-              <w:rPr>
-                <w:noProof/>
-                <w:webHidden/>
-              </w:rPr>
               <w:instrText xml:space="preserve"> PAGEREF _Toc239705874 \h </w:instrText>
-            </w:r>
-            <w:r>
-              <w:rPr>
-                <w:noProof/>
-                <w:webHidden/>
-              </w:rPr>
-            </w:r>
-            <w:r>
-              <w:rPr>
-                <w:noProof/>
-                <w:webHidden/>
-              </w:rPr>
               <w:fldChar w:fldCharType="separate"/>
-            </w:r>
-            <w:r>
-              <w:rPr>
-                <w:noProof/>
-                <w:webHidden/>
-              </w:rPr>
               <w:t>18</w:t>
-            </w:r>
-            <w:r>
-              <w:rPr>
-                <w:noProof/>
-                <w:webHidden/>
-              </w:rPr>
               <w:fldChar w:fldCharType="end"/>
             </w:r>
           </w:hyperlink>
@@ -7403,46 +3948,10 @@
                 <w:webHidden/>
               </w:rPr>
               <w:tab/>
-            </w:r>
-            <w:r>
-              <w:rPr>
-                <w:noProof/>
-                <w:webHidden/>
-              </w:rPr>
               <w:fldChar w:fldCharType="begin"/>
-            </w:r>
-            <w:r>
-              <w:rPr>
-                <w:noProof/>
-                <w:webHidden/>
-              </w:rPr>
               <w:instrText xml:space="preserve"> PAGEREF _Toc239705875 \h </w:instrText>
-            </w:r>
-            <w:r>
-              <w:rPr>
-                <w:noProof/>
-                <w:webHidden/>
-              </w:rPr>
-            </w:r>
-            <w:r>
-              <w:rPr>
-                <w:noProof/>
-                <w:webHidden/>
-              </w:rPr>
               <w:fldChar w:fldCharType="separate"/>
-            </w:r>
-            <w:r>
-              <w:rPr>
-                <w:noProof/>
-                <w:webHidden/>
-              </w:rPr>
               <w:t>20</w:t>
-            </w:r>
-            <w:r>
-              <w:rPr>
-                <w:noProof/>
-                <w:webHidden/>
-              </w:rPr>
               <w:fldChar w:fldCharType="end"/>
             </w:r>
           </w:hyperlink>
@@ -7477,46 +3986,10 @@
                 <w:webHidden/>
               </w:rPr>
               <w:tab/>
-            </w:r>
-            <w:r>
-              <w:rPr>
-                <w:noProof/>
-                <w:webHidden/>
-              </w:rPr>
               <w:fldChar w:fldCharType="begin"/>
-            </w:r>
-            <w:r>
-              <w:rPr>
-                <w:noProof/>
-                <w:webHidden/>
-              </w:rPr>
               <w:instrText xml:space="preserve"> PAGEREF _Toc239705876 \h </w:instrText>
-            </w:r>
-            <w:r>
-              <w:rPr>
-                <w:noProof/>
-                <w:webHidden/>
-              </w:rPr>
-            </w:r>
-            <w:r>
-              <w:rPr>
-                <w:noProof/>
-                <w:webHidden/>
-              </w:rPr>
               <w:fldChar w:fldCharType="separate"/>
-            </w:r>
-            <w:r>
-              <w:rPr>
-                <w:noProof/>
-                <w:webHidden/>
-              </w:rPr>
               <w:t>24</w:t>
-            </w:r>
-            <w:r>
-              <w:rPr>
-                <w:noProof/>
-                <w:webHidden/>
-              </w:rPr>
               <w:fldChar w:fldCharType="end"/>
             </w:r>
           </w:hyperlink>
@@ -7551,46 +4024,10 @@
                 <w:webHidden/>
               </w:rPr>
               <w:tab/>
-            </w:r>
-            <w:r>
-              <w:rPr>
-                <w:noProof/>
-                <w:webHidden/>
-              </w:rPr>
               <w:fldChar w:fldCharType="begin"/>
-            </w:r>
-            <w:r>
-              <w:rPr>
-                <w:noProof/>
-                <w:webHidden/>
-              </w:rPr>
               <w:instrText xml:space="preserve"> PAGEREF _Toc239705877 \h </w:instrText>
-            </w:r>
-            <w:r>
-              <w:rPr>
-                <w:noProof/>
-                <w:webHidden/>
-              </w:rPr>
-            </w:r>
-            <w:r>
-              <w:rPr>
-                <w:noProof/>
-                <w:webHidden/>
-              </w:rPr>
               <w:fldChar w:fldCharType="separate"/>
-            </w:r>
-            <w:r>
-              <w:rPr>
-                <w:noProof/>
-                <w:webHidden/>
-              </w:rPr>
               <w:t>25</w:t>
-            </w:r>
-            <w:r>
-              <w:rPr>
-                <w:noProof/>
-                <w:webHidden/>
-              </w:rPr>
               <w:fldChar w:fldCharType="end"/>
             </w:r>
           </w:hyperlink>
@@ -7625,46 +4062,10 @@
                 <w:webHidden/>
               </w:rPr>
               <w:tab/>
-            </w:r>
-            <w:r>
-              <w:rPr>
-                <w:noProof/>
-                <w:webHidden/>
-              </w:rPr>
               <w:fldChar w:fldCharType="begin"/>
-            </w:r>
-            <w:r>
-              <w:rPr>
-                <w:noProof/>
-                <w:webHidden/>
-              </w:rPr>
               <w:instrText xml:space="preserve"> PAGEREF _Toc239705878 \h </w:instrText>
-            </w:r>
-            <w:r>
-              <w:rPr>
-                <w:noProof/>
-                <w:webHidden/>
-              </w:rPr>
-            </w:r>
-            <w:r>
-              <w:rPr>
-                <w:noProof/>
-                <w:webHidden/>
-              </w:rPr>
               <w:fldChar w:fldCharType="separate"/>
-            </w:r>
-            <w:r>
-              <w:rPr>
-                <w:noProof/>
-                <w:webHidden/>
-              </w:rPr>
               <w:t>26</w:t>
-            </w:r>
-            <w:r>
-              <w:rPr>
-                <w:noProof/>
-                <w:webHidden/>
-              </w:rPr>
               <w:fldChar w:fldCharType="end"/>
             </w:r>
           </w:hyperlink>
@@ -7699,46 +4100,10 @@
                 <w:webHidden/>
               </w:rPr>
               <w:tab/>
-            </w:r>
-            <w:r>
-              <w:rPr>
-                <w:noProof/>
-                <w:webHidden/>
-              </w:rPr>
               <w:fldChar w:fldCharType="begin"/>
-            </w:r>
-            <w:r>
-              <w:rPr>
-                <w:noProof/>
-                <w:webHidden/>
-              </w:rPr>
               <w:instrText xml:space="preserve"> PAGEREF _Toc239705879 \h </w:instrText>
-            </w:r>
-            <w:r>
-              <w:rPr>
-                <w:noProof/>
-                <w:webHidden/>
-              </w:rPr>
-            </w:r>
-            <w:r>
-              <w:rPr>
-                <w:noProof/>
-                <w:webHidden/>
-              </w:rPr>
               <w:fldChar w:fldCharType="separate"/>
-            </w:r>
-            <w:r>
-              <w:rPr>
-                <w:noProof/>
-                <w:webHidden/>
-              </w:rPr>
               <w:t>27</w:t>
-            </w:r>
-            <w:r>
-              <w:rPr>
-                <w:noProof/>
-                <w:webHidden/>
-              </w:rPr>
               <w:fldChar w:fldCharType="end"/>
             </w:r>
           </w:hyperlink>
@@ -7773,46 +4138,10 @@
                 <w:webHidden/>
               </w:rPr>
               <w:tab/>
-            </w:r>
-            <w:r>
-              <w:rPr>
-                <w:noProof/>
-                <w:webHidden/>
-              </w:rPr>
               <w:fldChar w:fldCharType="begin"/>
-            </w:r>
-            <w:r>
-              <w:rPr>
-                <w:noProof/>
-                <w:webHidden/>
-              </w:rPr>
               <w:instrText xml:space="preserve"> PAGEREF _Toc239705880 \h </w:instrText>
-            </w:r>
-            <w:r>
-              <w:rPr>
-                <w:noProof/>
-                <w:webHidden/>
-              </w:rPr>
-            </w:r>
-            <w:r>
-              <w:rPr>
-                <w:noProof/>
-                <w:webHidden/>
-              </w:rPr>
               <w:fldChar w:fldCharType="separate"/>
-            </w:r>
-            <w:r>
-              <w:rPr>
-                <w:noProof/>
-                <w:webHidden/>
-              </w:rPr>
               <w:t>28</w:t>
-            </w:r>
-            <w:r>
-              <w:rPr>
-                <w:noProof/>
-                <w:webHidden/>
-              </w:rPr>
               <w:fldChar w:fldCharType="end"/>
             </w:r>
           </w:hyperlink>
@@ -7847,46 +4176,10 @@
                 <w:webHidden/>
               </w:rPr>
               <w:tab/>
-            </w:r>
-            <w:r>
-              <w:rPr>
-                <w:noProof/>
-                <w:webHidden/>
-              </w:rPr>
               <w:fldChar w:fldCharType="begin"/>
-            </w:r>
-            <w:r>
-              <w:rPr>
-                <w:noProof/>
-                <w:webHidden/>
-              </w:rPr>
               <w:instrText xml:space="preserve"> PAGEREF _Toc239705881 \h </w:instrText>
-            </w:r>
-            <w:r>
-              <w:rPr>
-                <w:noProof/>
-                <w:webHidden/>
-              </w:rPr>
-            </w:r>
-            <w:r>
-              <w:rPr>
-                <w:noProof/>
-                <w:webHidden/>
-              </w:rPr>
               <w:fldChar w:fldCharType="separate"/>
-            </w:r>
-            <w:r>
-              <w:rPr>
-                <w:noProof/>
-                <w:webHidden/>
-              </w:rPr>
               <w:t>29</w:t>
-            </w:r>
-            <w:r>
-              <w:rPr>
-                <w:noProof/>
-                <w:webHidden/>
-              </w:rPr>
               <w:fldChar w:fldCharType="end"/>
             </w:r>
           </w:hyperlink>
@@ -7921,46 +4214,10 @@
                 <w:webHidden/>
               </w:rPr>
               <w:tab/>
-            </w:r>
-            <w:r>
-              <w:rPr>
-                <w:noProof/>
-                <w:webHidden/>
-              </w:rPr>
               <w:fldChar w:fldCharType="begin"/>
-            </w:r>
-            <w:r>
-              <w:rPr>
-                <w:noProof/>
-                <w:webHidden/>
-              </w:rPr>
               <w:instrText xml:space="preserve"> PAGEREF _Toc239705882 \h </w:instrText>
-            </w:r>
-            <w:r>
-              <w:rPr>
-                <w:noProof/>
-                <w:webHidden/>
-              </w:rPr>
-            </w:r>
-            <w:r>
-              <w:rPr>
-                <w:noProof/>
-                <w:webHidden/>
-              </w:rPr>
               <w:fldChar w:fldCharType="separate"/>
-            </w:r>
-            <w:r>
-              <w:rPr>
-                <w:noProof/>
-                <w:webHidden/>
-              </w:rPr>
               <w:t>30</w:t>
-            </w:r>
-            <w:r>
-              <w:rPr>
-                <w:noProof/>
-                <w:webHidden/>
-              </w:rPr>
               <w:fldChar w:fldCharType="end"/>
             </w:r>
           </w:hyperlink>
@@ -7995,46 +4252,10 @@
                 <w:webHidden/>
               </w:rPr>
               <w:tab/>
-            </w:r>
-            <w:r>
-              <w:rPr>
-                <w:noProof/>
-                <w:webHidden/>
-              </w:rPr>
               <w:fldChar w:fldCharType="begin"/>
-            </w:r>
-            <w:r>
-              <w:rPr>
-                <w:noProof/>
-                <w:webHidden/>
-              </w:rPr>
               <w:instrText xml:space="preserve"> PAGEREF _Toc239705883 \h </w:instrText>
-            </w:r>
-            <w:r>
-              <w:rPr>
-                <w:noProof/>
-                <w:webHidden/>
-              </w:rPr>
-            </w:r>
-            <w:r>
-              <w:rPr>
-                <w:noProof/>
-                <w:webHidden/>
-              </w:rPr>
               <w:fldChar w:fldCharType="separate"/>
-            </w:r>
-            <w:r>
-              <w:rPr>
-                <w:noProof/>
-                <w:webHidden/>
-              </w:rPr>
               <w:t>31</w:t>
-            </w:r>
-            <w:r>
-              <w:rPr>
-                <w:noProof/>
-                <w:webHidden/>
-              </w:rPr>
               <w:fldChar w:fldCharType="end"/>
             </w:r>
           </w:hyperlink>
@@ -8065,7 +4286,6 @@
       <w:bookmarkStart w:id="6" w:name="_Toc237938363"/>
       <w:bookmarkStart w:id="7" w:name="_Toc239662548"/>
       <w:r>
-        <w:lastRenderedPageBreak/>
         <w:t>Resumo Executivo</w:t>
       </w:r>
       <w:bookmarkEnd w:id="6"/>
@@ -8325,14 +4545,18 @@
           <w:szCs w:val="20"/>
         </w:rPr>
         <w:t xml:space="preserve">Tabela </w:t>
-      </w:r>
-      <w:r>
-        <w:rPr>
-          <w:rFonts w:ascii="Arial" w:hAnsi="Arial" w:cs="Arial"/>
+        <w:fldChar w:fldCharType="begin"/>
+        <w:instrText xml:space="preserve"> SEQ Tabela \* ARABIC </w:instrText>
+        <w:fldChar w:fldCharType="separate"/>
+      </w:r>
+      <w:r>
+        <w:rPr>
+          <w:rFonts w:ascii="Arial" w:hAnsi="Arial" w:cs="Arial"/>
+          <w:noProof/>
           <w:sz w:val="20"/>
           <w:szCs w:val="20"/>
         </w:rPr>
-        <w:fldChar w:fldCharType="begin"/>
+        <w:t>1</w:t>
       </w:r>
       <w:r>
         <w:rPr>
@@ -8340,39 +4564,7 @@
           <w:sz w:val="20"/>
           <w:szCs w:val="20"/>
         </w:rPr>
-        <w:instrText xml:space="preserve"> SEQ Tabela \* ARABIC </w:instrText>
-      </w:r>
-      <w:r>
-        <w:rPr>
-          <w:rFonts w:ascii="Arial" w:hAnsi="Arial" w:cs="Arial"/>
-          <w:sz w:val="20"/>
-          <w:szCs w:val="20"/>
-        </w:rPr>
-        <w:fldChar w:fldCharType="separate"/>
-      </w:r>
-      <w:r>
-        <w:rPr>
-          <w:rFonts w:ascii="Arial" w:hAnsi="Arial" w:cs="Arial"/>
-          <w:noProof/>
-          <w:sz w:val="20"/>
-          <w:szCs w:val="20"/>
-        </w:rPr>
-        <w:t>1</w:t>
-      </w:r>
-      <w:r>
-        <w:rPr>
-          <w:rFonts w:ascii="Arial" w:hAnsi="Arial" w:cs="Arial"/>
-          <w:sz w:val="20"/>
-          <w:szCs w:val="20"/>
-        </w:rPr>
         <w:fldChar w:fldCharType="end"/>
-      </w:r>
-      <w:r>
-        <w:rPr>
-          <w:rFonts w:ascii="Arial" w:hAnsi="Arial" w:cs="Arial"/>
-          <w:sz w:val="20"/>
-          <w:szCs w:val="20"/>
-        </w:rPr>
         <w:t xml:space="preserve"> – Da evidência à decisão (síntese executiva).</w:t>
       </w:r>
       <w:bookmarkEnd w:id="9"/>
@@ -8995,7 +5187,6 @@
           <w:color w:val="000000"/>
           <w:sz w:val="20"/>
         </w:rPr>
-        <w:lastRenderedPageBreak/>
         <w:t>Nota sobre caminhos citados: os caminhos de arquivo mencionados ao longo deste relatório (por exemplo, src/, architecture/, datalake/, consumption/) referem-se à estrutura do repositório GitHub listado acima. No pacote técnico (zip) que acompanha esta entrega, os mesmos arquivos estão organizados nas pastas 1_material_executivo/, 2_diagrama_arquitetura/ e 3_scripts_e_codigos/, descritas nesta lista.</w:t>
       </w:r>
     </w:p>
@@ -9037,14 +5228,18 @@
           <w:szCs w:val="20"/>
         </w:rPr>
         <w:t xml:space="preserve">Tabela </w:t>
-      </w:r>
-      <w:r>
-        <w:rPr>
-          <w:rFonts w:ascii="Arial" w:hAnsi="Arial" w:cs="Arial"/>
+        <w:fldChar w:fldCharType="begin"/>
+        <w:instrText xml:space="preserve"> SEQ Tabela \* ARABIC </w:instrText>
+        <w:fldChar w:fldCharType="separate"/>
+      </w:r>
+      <w:r>
+        <w:rPr>
+          <w:rFonts w:ascii="Arial" w:hAnsi="Arial" w:cs="Arial"/>
+          <w:noProof/>
           <w:sz w:val="20"/>
           <w:szCs w:val="20"/>
         </w:rPr>
-        <w:fldChar w:fldCharType="begin"/>
+        <w:t>2</w:t>
       </w:r>
       <w:r>
         <w:rPr>
@@ -9052,39 +5247,7 @@
           <w:sz w:val="20"/>
           <w:szCs w:val="20"/>
         </w:rPr>
-        <w:instrText xml:space="preserve"> SEQ Tabela \* ARABIC </w:instrText>
-      </w:r>
-      <w:r>
-        <w:rPr>
-          <w:rFonts w:ascii="Arial" w:hAnsi="Arial" w:cs="Arial"/>
-          <w:sz w:val="20"/>
-          <w:szCs w:val="20"/>
-        </w:rPr>
-        <w:fldChar w:fldCharType="separate"/>
-      </w:r>
-      <w:r>
-        <w:rPr>
-          <w:rFonts w:ascii="Arial" w:hAnsi="Arial" w:cs="Arial"/>
-          <w:noProof/>
-          <w:sz w:val="20"/>
-          <w:szCs w:val="20"/>
-        </w:rPr>
-        <w:t>2</w:t>
-      </w:r>
-      <w:r>
-        <w:rPr>
-          <w:rFonts w:ascii="Arial" w:hAnsi="Arial" w:cs="Arial"/>
-          <w:sz w:val="20"/>
-          <w:szCs w:val="20"/>
-        </w:rPr>
         <w:fldChar w:fldCharType="end"/>
-      </w:r>
-      <w:r>
-        <w:rPr>
-          <w:rFonts w:ascii="Arial" w:hAnsi="Arial" w:cs="Arial"/>
-          <w:sz w:val="20"/>
-          <w:szCs w:val="20"/>
-        </w:rPr>
         <w:t xml:space="preserve"> – Matriz de aderência ao enunciado (Tech Challenge Fase 3).</w:t>
       </w:r>
       <w:bookmarkEnd w:id="13"/>
@@ -10382,7 +6545,6 @@
           <w:color w:val="000000"/>
           <w:sz w:val="20"/>
         </w:rPr>
-        <w:lastRenderedPageBreak/>
         <w:t>A pergunta desdobra-se nas sete questões do enunciado, respondidas nas seções 5 a 11:</w:t>
       </w:r>
     </w:p>
@@ -10658,14 +6820,18 @@
           <w:szCs w:val="20"/>
         </w:rPr>
         <w:t xml:space="preserve">Tabela </w:t>
-      </w:r>
-      <w:r>
-        <w:rPr>
-          <w:rFonts w:ascii="Arial" w:hAnsi="Arial" w:cs="Arial"/>
+        <w:fldChar w:fldCharType="begin"/>
+        <w:instrText xml:space="preserve"> SEQ Tabela \* ARABIC </w:instrText>
+        <w:fldChar w:fldCharType="separate"/>
+      </w:r>
+      <w:r>
+        <w:rPr>
+          <w:rFonts w:ascii="Arial" w:hAnsi="Arial" w:cs="Arial"/>
+          <w:noProof/>
           <w:sz w:val="20"/>
           <w:szCs w:val="20"/>
         </w:rPr>
-        <w:fldChar w:fldCharType="begin"/>
+        <w:t>3</w:t>
       </w:r>
       <w:r>
         <w:rPr>
@@ -10673,39 +6839,7 @@
           <w:sz w:val="20"/>
           <w:szCs w:val="20"/>
         </w:rPr>
-        <w:instrText xml:space="preserve"> SEQ Tabela \* ARABIC </w:instrText>
-      </w:r>
-      <w:r>
-        <w:rPr>
-          <w:rFonts w:ascii="Arial" w:hAnsi="Arial" w:cs="Arial"/>
-          <w:sz w:val="20"/>
-          <w:szCs w:val="20"/>
-        </w:rPr>
-        <w:fldChar w:fldCharType="separate"/>
-      </w:r>
-      <w:r>
-        <w:rPr>
-          <w:rFonts w:ascii="Arial" w:hAnsi="Arial" w:cs="Arial"/>
-          <w:noProof/>
-          <w:sz w:val="20"/>
-          <w:szCs w:val="20"/>
-        </w:rPr>
-        <w:t>3</w:t>
-      </w:r>
-      <w:r>
-        <w:rPr>
-          <w:rFonts w:ascii="Arial" w:hAnsi="Arial" w:cs="Arial"/>
-          <w:sz w:val="20"/>
-          <w:szCs w:val="20"/>
-        </w:rPr>
         <w:fldChar w:fldCharType="end"/>
-      </w:r>
-      <w:r>
-        <w:rPr>
-          <w:rFonts w:ascii="Arial" w:hAnsi="Arial" w:cs="Arial"/>
-          <w:sz w:val="20"/>
-          <w:szCs w:val="20"/>
-        </w:rPr>
         <w:t xml:space="preserve"> – Bases da pesquisa State of Data Brasil utilizadas no projeto.</w:t>
       </w:r>
       <w:bookmarkEnd w:id="27"/>
@@ -11608,7 +7742,6 @@
       </w:pPr>
       <w:bookmarkStart w:id="29" w:name="_Toc239662556"/>
       <w:r>
-        <w:lastRenderedPageBreak/>
         <w:t>2.2 Divergência de esquemas e harmonização (de-para)</w:t>
       </w:r>
       <w:bookmarkEnd w:id="28"/>
@@ -11706,14 +7839,18 @@
           <w:szCs w:val="20"/>
         </w:rPr>
         <w:t xml:space="preserve">Tabela </w:t>
-      </w:r>
-      <w:r>
-        <w:rPr>
-          <w:rFonts w:ascii="Arial" w:hAnsi="Arial" w:cs="Arial"/>
+        <w:fldChar w:fldCharType="begin"/>
+        <w:instrText xml:space="preserve"> SEQ Tabela \* ARABIC </w:instrText>
+        <w:fldChar w:fldCharType="separate"/>
+      </w:r>
+      <w:r>
+        <w:rPr>
+          <w:rFonts w:ascii="Arial" w:hAnsi="Arial" w:cs="Arial"/>
+          <w:noProof/>
           <w:sz w:val="20"/>
           <w:szCs w:val="20"/>
         </w:rPr>
-        <w:fldChar w:fldCharType="begin"/>
+        <w:t>4</w:t>
       </w:r>
       <w:r>
         <w:rPr>
@@ -11721,39 +7858,7 @@
           <w:sz w:val="20"/>
           <w:szCs w:val="20"/>
         </w:rPr>
-        <w:instrText xml:space="preserve"> SEQ Tabela \* ARABIC </w:instrText>
-      </w:r>
-      <w:r>
-        <w:rPr>
-          <w:rFonts w:ascii="Arial" w:hAnsi="Arial" w:cs="Arial"/>
-          <w:sz w:val="20"/>
-          <w:szCs w:val="20"/>
-        </w:rPr>
-        <w:fldChar w:fldCharType="separate"/>
-      </w:r>
-      <w:r>
-        <w:rPr>
-          <w:rFonts w:ascii="Arial" w:hAnsi="Arial" w:cs="Arial"/>
-          <w:noProof/>
-          <w:sz w:val="20"/>
-          <w:szCs w:val="20"/>
-        </w:rPr>
-        <w:t>4</w:t>
-      </w:r>
-      <w:r>
-        <w:rPr>
-          <w:rFonts w:ascii="Arial" w:hAnsi="Arial" w:cs="Arial"/>
-          <w:sz w:val="20"/>
-          <w:szCs w:val="20"/>
-        </w:rPr>
         <w:fldChar w:fldCharType="end"/>
-      </w:r>
-      <w:r>
-        <w:rPr>
-          <w:rFonts w:ascii="Arial" w:hAnsi="Arial" w:cs="Arial"/>
-          <w:sz w:val="20"/>
-          <w:szCs w:val="20"/>
-        </w:rPr>
         <w:t xml:space="preserve"> – Exemplos do de-para de colunas entre edições (mapa completo versionado no repositório).</w:t>
       </w:r>
       <w:bookmarkEnd w:id="31"/>
@@ -12554,7 +8659,6 @@
       </w:pPr>
       <w:bookmarkStart w:id="33" w:name="_Toc239662557"/>
       <w:r>
-        <w:lastRenderedPageBreak/>
         <w:t>2.3 Premissas versionadas</w:t>
       </w:r>
       <w:bookmarkEnd w:id="32"/>
@@ -12598,14 +8702,18 @@
           <w:szCs w:val="20"/>
         </w:rPr>
         <w:t xml:space="preserve">Tabela </w:t>
-      </w:r>
-      <w:r>
-        <w:rPr>
-          <w:rFonts w:ascii="Arial" w:hAnsi="Arial" w:cs="Arial"/>
+        <w:fldChar w:fldCharType="begin"/>
+        <w:instrText xml:space="preserve"> SEQ Tabela \* ARABIC </w:instrText>
+        <w:fldChar w:fldCharType="separate"/>
+      </w:r>
+      <w:r>
+        <w:rPr>
+          <w:rFonts w:ascii="Arial" w:hAnsi="Arial" w:cs="Arial"/>
+          <w:noProof/>
           <w:sz w:val="20"/>
           <w:szCs w:val="20"/>
         </w:rPr>
-        <w:fldChar w:fldCharType="begin"/>
+        <w:t>5</w:t>
       </w:r>
       <w:r>
         <w:rPr>
@@ -12613,39 +8721,7 @@
           <w:sz w:val="20"/>
           <w:szCs w:val="20"/>
         </w:rPr>
-        <w:instrText xml:space="preserve"> SEQ Tabela \* ARABIC </w:instrText>
-      </w:r>
-      <w:r>
-        <w:rPr>
-          <w:rFonts w:ascii="Arial" w:hAnsi="Arial" w:cs="Arial"/>
-          <w:sz w:val="20"/>
-          <w:szCs w:val="20"/>
-        </w:rPr>
-        <w:fldChar w:fldCharType="separate"/>
-      </w:r>
-      <w:r>
-        <w:rPr>
-          <w:rFonts w:ascii="Arial" w:hAnsi="Arial" w:cs="Arial"/>
-          <w:noProof/>
-          <w:sz w:val="20"/>
-          <w:szCs w:val="20"/>
-        </w:rPr>
-        <w:t>5</w:t>
-      </w:r>
-      <w:r>
-        <w:rPr>
-          <w:rFonts w:ascii="Arial" w:hAnsi="Arial" w:cs="Arial"/>
-          <w:sz w:val="20"/>
-          <w:szCs w:val="20"/>
-        </w:rPr>
         <w:fldChar w:fldCharType="end"/>
-      </w:r>
-      <w:r>
-        <w:rPr>
-          <w:rFonts w:ascii="Arial" w:hAnsi="Arial" w:cs="Arial"/>
-          <w:sz w:val="20"/>
-          <w:szCs w:val="20"/>
-        </w:rPr>
         <w:t xml:space="preserve"> – Premissas analíticas versionadas do projeto.</w:t>
       </w:r>
       <w:bookmarkEnd w:id="35"/>
@@ -13634,16 +9710,7 @@
           <w:color w:val="000000"/>
           <w:sz w:val="20"/>
         </w:rPr>
-        <w:t xml:space="preserve">os valores ausentes são majoritariamente estruturais — decorrem do fluxo condicional do questionário, não de falha de coleta — e por isso nenhuma imputação foi aplicada; cada análise usa como denominador os respondentes válidos da </w:t>
-      </w:r>
-      <w:r>
-        <w:rPr>
-          <w:rFonts w:ascii="Arial" w:hAnsi="Arial" w:cs="Arial"/>
-          <w:color w:val="000000"/>
-          <w:sz w:val="20"/>
-        </w:rPr>
-        <w:lastRenderedPageBreak/>
-        <w:t>questão (premissa P6). A Tabela 5 resume o preenchimento das variáveis-chave e o motivo estrutural de cada lacuna.</w:t>
+        <w:t xml:space="preserve">os valores ausentes são majoritariamente estruturais — decorrem do fluxo condicional do questionário, não de falha de coleta — e por isso nenhuma imputação foi aplicada; cada análise usa como denominador os respondentes válidos da questão (premissa P6). A Tabela 5 resume o preenchimento das variáveis-chave e o motivo estrutural de cada lacuna.</w:t>
       </w:r>
     </w:p>
     <w:p>
@@ -13666,14 +9733,18 @@
           <w:szCs w:val="20"/>
         </w:rPr>
         <w:t xml:space="preserve">Tabela </w:t>
-      </w:r>
-      <w:r>
-        <w:rPr>
-          <w:rFonts w:ascii="Arial" w:hAnsi="Arial" w:cs="Arial"/>
+        <w:fldChar w:fldCharType="begin"/>
+        <w:instrText xml:space="preserve"> SEQ Tabela \* ARABIC </w:instrText>
+        <w:fldChar w:fldCharType="separate"/>
+      </w:r>
+      <w:r>
+        <w:rPr>
+          <w:rFonts w:ascii="Arial" w:hAnsi="Arial" w:cs="Arial"/>
+          <w:noProof/>
           <w:sz w:val="20"/>
           <w:szCs w:val="20"/>
         </w:rPr>
-        <w:fldChar w:fldCharType="begin"/>
+        <w:t>6</w:t>
       </w:r>
       <w:r>
         <w:rPr>
@@ -13681,39 +9752,7 @@
           <w:sz w:val="20"/>
           <w:szCs w:val="20"/>
         </w:rPr>
-        <w:instrText xml:space="preserve"> SEQ Tabela \* ARABIC </w:instrText>
-      </w:r>
-      <w:r>
-        <w:rPr>
-          <w:rFonts w:ascii="Arial" w:hAnsi="Arial" w:cs="Arial"/>
-          <w:sz w:val="20"/>
-          <w:szCs w:val="20"/>
-        </w:rPr>
-        <w:fldChar w:fldCharType="separate"/>
-      </w:r>
-      <w:r>
-        <w:rPr>
-          <w:rFonts w:ascii="Arial" w:hAnsi="Arial" w:cs="Arial"/>
-          <w:noProof/>
-          <w:sz w:val="20"/>
-          <w:szCs w:val="20"/>
-        </w:rPr>
-        <w:t>6</w:t>
-      </w:r>
-      <w:r>
-        <w:rPr>
-          <w:rFonts w:ascii="Arial" w:hAnsi="Arial" w:cs="Arial"/>
-          <w:sz w:val="20"/>
-          <w:szCs w:val="20"/>
-        </w:rPr>
         <w:fldChar w:fldCharType="end"/>
-      </w:r>
-      <w:r>
-        <w:rPr>
-          <w:rFonts w:ascii="Arial" w:hAnsi="Arial" w:cs="Arial"/>
-          <w:sz w:val="20"/>
-          <w:szCs w:val="20"/>
-        </w:rPr>
         <w:t xml:space="preserve"> – Preenchimento das variáveis-chave do núcleo (n = 14.005) e origem estrutural dos nulos.</w:t>
       </w:r>
       <w:bookmarkEnd w:id="41"/>
@@ -14440,16 +10479,7 @@
           <w:color w:val="000000"/>
           <w:sz w:val="20"/>
         </w:rPr>
-        <w:t xml:space="preserve">Validação das medianas críticas: as medianas usadas nas Seções 6 e 7 (prêmio de senioridade, gap salarial por gênero) foram conferidas por cálculo exato (particionamento e ordenação linha a linha), não pela função de percentil aproximado do Athena/Trino. A função aproximada (APPROX_PERCENTILE/percentile_approx, algoritmo T-digest) diverge da mediana exata quando a coluna tem poucos valores distintos e muito repetidos — exatamente o caso de salario_pm, derivada do ponto médio de faixas (Premissa P3). Essa divergência foi observada e corrigida durante a validação deste projeto (ex.: Sênior 2023 retornava R$ 11.498 pela função aproximada contra R$ </w:t>
-      </w:r>
-      <w:r>
-        <w:rPr>
-          <w:rFonts w:ascii="Arial" w:hAnsi="Arial" w:cs="Arial"/>
-          <w:color w:val="000000"/>
-          <w:sz w:val="20"/>
-        </w:rPr>
-        <w:lastRenderedPageBreak/>
-        <w:t>10.001 pelo cálculo exato, confirmado via computação direta em PySpark) — os números citados neste relatório são todos o valor exato.</w:t>
+        <w:t xml:space="preserve">Validação das medianas críticas: todas as medianas salariais deste relatório são calculadas pela função exata do Spark (percentile, sem aproximação) — não pela função aproximada (percentile_approx/APPROX_PERCENTILE, algoritmo T-digest) usada em versões anteriores do pipeline. A função aproximada pode divergir da mediana exata quando a coluna tem poucos valores distintos e muito repetidos — exatamente o caso de salario_pm, derivada do ponto médio de faixas (Premissa P3): a mediana Sênior de 2023, por exemplo, chegava a R$ 11.498 pela função aproximada, contra R$ 10.001 pelo cálculo exato. A divergência foi eliminada na origem: job_02_silver_to_gold.py e o notebook 03 usam percentile(salario_pm, 0.5) nas 7 agregações salariais da camada Gold, que foi inteiramente regenerada e reconferida — nenhum número citado neste relatório foi afetado pela correção.</w:t>
       </w:r>
     </w:p>
     <w:p>
@@ -14565,14 +10595,18 @@
           <w:szCs w:val="20"/>
         </w:rPr>
         <w:t xml:space="preserve">Figura </w:t>
-      </w:r>
-      <w:r>
-        <w:rPr>
-          <w:rFonts w:ascii="Arial" w:hAnsi="Arial" w:cs="Arial"/>
+        <w:fldChar w:fldCharType="begin"/>
+        <w:instrText xml:space="preserve"> SEQ Figura \* ARABIC </w:instrText>
+        <w:fldChar w:fldCharType="separate"/>
+      </w:r>
+      <w:r>
+        <w:rPr>
+          <w:rFonts w:ascii="Arial" w:hAnsi="Arial" w:cs="Arial"/>
+          <w:noProof/>
           <w:sz w:val="20"/>
           <w:szCs w:val="20"/>
         </w:rPr>
-        <w:fldChar w:fldCharType="begin"/>
+        <w:t>1</w:t>
       </w:r>
       <w:r>
         <w:rPr>
@@ -14580,39 +10614,7 @@
           <w:sz w:val="20"/>
           <w:szCs w:val="20"/>
         </w:rPr>
-        <w:instrText xml:space="preserve"> SEQ Figura \* ARABIC </w:instrText>
-      </w:r>
-      <w:r>
-        <w:rPr>
-          <w:rFonts w:ascii="Arial" w:hAnsi="Arial" w:cs="Arial"/>
-          <w:sz w:val="20"/>
-          <w:szCs w:val="20"/>
-        </w:rPr>
-        <w:fldChar w:fldCharType="separate"/>
-      </w:r>
-      <w:r>
-        <w:rPr>
-          <w:rFonts w:ascii="Arial" w:hAnsi="Arial" w:cs="Arial"/>
-          <w:noProof/>
-          <w:sz w:val="20"/>
-          <w:szCs w:val="20"/>
-        </w:rPr>
-        <w:t>1</w:t>
-      </w:r>
-      <w:r>
-        <w:rPr>
-          <w:rFonts w:ascii="Arial" w:hAnsi="Arial" w:cs="Arial"/>
-          <w:sz w:val="20"/>
-          <w:szCs w:val="20"/>
-        </w:rPr>
         <w:fldChar w:fldCharType="end"/>
-      </w:r>
-      <w:r>
-        <w:rPr>
-          <w:rFonts w:ascii="Arial" w:hAnsi="Arial" w:cs="Arial"/>
-          <w:sz w:val="20"/>
-          <w:szCs w:val="20"/>
-        </w:rPr>
         <w:t xml:space="preserve"> – Arquitetura da solução AWS — fluxo Kaggle → S3 (Bronze/Silver/Gold) → Glue → Athena → consumo.</w:t>
       </w:r>
       <w:bookmarkEnd w:id="48"/>
@@ -14649,14 +10651,18 @@
           <w:szCs w:val="20"/>
         </w:rPr>
         <w:t xml:space="preserve">Tabela </w:t>
-      </w:r>
-      <w:r>
-        <w:rPr>
-          <w:rFonts w:ascii="Arial" w:hAnsi="Arial" w:cs="Arial"/>
+        <w:fldChar w:fldCharType="begin"/>
+        <w:instrText xml:space="preserve"> SEQ Tabela \* ARABIC </w:instrText>
+        <w:fldChar w:fldCharType="separate"/>
+      </w:r>
+      <w:r>
+        <w:rPr>
+          <w:rFonts w:ascii="Arial" w:hAnsi="Arial" w:cs="Arial"/>
+          <w:noProof/>
           <w:sz w:val="20"/>
           <w:szCs w:val="20"/>
         </w:rPr>
-        <w:fldChar w:fldCharType="begin"/>
+        <w:t>7</w:t>
       </w:r>
       <w:r>
         <w:rPr>
@@ -14664,39 +10670,7 @@
           <w:sz w:val="20"/>
           <w:szCs w:val="20"/>
         </w:rPr>
-        <w:instrText xml:space="preserve"> SEQ Tabela \* ARABIC </w:instrText>
-      </w:r>
-      <w:r>
-        <w:rPr>
-          <w:rFonts w:ascii="Arial" w:hAnsi="Arial" w:cs="Arial"/>
-          <w:sz w:val="20"/>
-          <w:szCs w:val="20"/>
-        </w:rPr>
-        <w:fldChar w:fldCharType="separate"/>
-      </w:r>
-      <w:r>
-        <w:rPr>
-          <w:rFonts w:ascii="Arial" w:hAnsi="Arial" w:cs="Arial"/>
-          <w:noProof/>
-          <w:sz w:val="20"/>
-          <w:szCs w:val="20"/>
-        </w:rPr>
-        <w:t>7</w:t>
-      </w:r>
-      <w:r>
-        <w:rPr>
-          <w:rFonts w:ascii="Arial" w:hAnsi="Arial" w:cs="Arial"/>
-          <w:sz w:val="20"/>
-          <w:szCs w:val="20"/>
-        </w:rPr>
         <w:fldChar w:fldCharType="end"/>
-      </w:r>
-      <w:r>
-        <w:rPr>
-          <w:rFonts w:ascii="Arial" w:hAnsi="Arial" w:cs="Arial"/>
-          <w:sz w:val="20"/>
-          <w:szCs w:val="20"/>
-        </w:rPr>
         <w:t xml:space="preserve"> – Camadas de dados, conteúdo e tecnologia.</w:t>
       </w:r>
       <w:bookmarkEnd w:id="52"/>
@@ -15484,16 +11458,7 @@
           <w:color w:val="000000"/>
           <w:sz w:val="20"/>
         </w:rPr>
-        <w:t xml:space="preserve">A escolha de Glue — não EMR/Databricks — e Athena — não Redshift — segue o mesmo critério de adequação ao volume e ao formato do Lab, não preferência de </w:t>
-      </w:r>
-      <w:r>
-        <w:rPr>
-          <w:rFonts w:ascii="Arial" w:hAnsi="Arial" w:cs="Arial"/>
-          <w:color w:val="000000"/>
-          <w:sz w:val="20"/>
-        </w:rPr>
-        <w:lastRenderedPageBreak/>
-        <w:t>fornecedor. Glue é serverless, com custo por execução e sem cluster para provisionar/desligar, adequado a um pipeline batch de poucos minutos; EMR/Databricks fariam sentido a partir de um volume ou de uma cadência de execução que este projeto não tem. Athena é serverless e cobra por TB escaneado — para um datalake desta escala (dezenas de MB), o custo por consulta é irrelevante e não há cluster provisionado ocioso entre consultas, ao contrário de um Redshift dedicado.</w:t>
+        <w:t xml:space="preserve">A escolha de Glue — não EMR/Databricks — e Athena — não Redshift — segue o mesmo critério de adequação ao volume e ao formato do Lab, não preferência de fornecedor. Glue é serverless, com custo por execução e sem cluster para provisionar/desligar, adequado a um pipeline batch de poucos minutos; EMR/Databricks fariam sentido a partir de um volume ou de uma cadência de execução que este projeto não tem. Athena é serverless e cobra por TB escaneado — para um datalake desta escala (dezenas de MB), o custo por consulta é irrelevante e não há cluster provisionado ocioso entre consultas, ao contrário de um Redshift dedicado.</w:t>
       </w:r>
       <w:bookmarkStart w:id="53" w:name="_Toc237938379"/>
     </w:p>
@@ -15677,14 +11642,18 @@
           <w:szCs w:val="20"/>
         </w:rPr>
         <w:t xml:space="preserve">Tabela </w:t>
-      </w:r>
-      <w:r>
-        <w:rPr>
-          <w:rFonts w:ascii="Arial" w:hAnsi="Arial" w:cs="Arial"/>
+        <w:fldChar w:fldCharType="begin"/>
+        <w:instrText xml:space="preserve"> SEQ Tabela \* ARABIC </w:instrText>
+        <w:fldChar w:fldCharType="separate"/>
+      </w:r>
+      <w:r>
+        <w:rPr>
+          <w:rFonts w:ascii="Arial" w:hAnsi="Arial" w:cs="Arial"/>
+          <w:noProof/>
           <w:sz w:val="20"/>
           <w:szCs w:val="20"/>
         </w:rPr>
-        <w:fldChar w:fldCharType="begin"/>
+        <w:t>8</w:t>
       </w:r>
       <w:r>
         <w:rPr>
@@ -15692,39 +11661,7 @@
           <w:sz w:val="20"/>
           <w:szCs w:val="20"/>
         </w:rPr>
-        <w:instrText xml:space="preserve"> SEQ Tabela \* ARABIC </w:instrText>
-      </w:r>
-      <w:r>
-        <w:rPr>
-          <w:rFonts w:ascii="Arial" w:hAnsi="Arial" w:cs="Arial"/>
-          <w:sz w:val="20"/>
-          <w:szCs w:val="20"/>
-        </w:rPr>
-        <w:fldChar w:fldCharType="separate"/>
-      </w:r>
-      <w:r>
-        <w:rPr>
-          <w:rFonts w:ascii="Arial" w:hAnsi="Arial" w:cs="Arial"/>
-          <w:noProof/>
-          <w:sz w:val="20"/>
-          <w:szCs w:val="20"/>
-        </w:rPr>
-        <w:t>8</w:t>
-      </w:r>
-      <w:r>
-        <w:rPr>
-          <w:rFonts w:ascii="Arial" w:hAnsi="Arial" w:cs="Arial"/>
-          <w:sz w:val="20"/>
-          <w:szCs w:val="20"/>
-        </w:rPr>
         <w:fldChar w:fldCharType="end"/>
-      </w:r>
-      <w:r>
-        <w:rPr>
-          <w:rFonts w:ascii="Arial" w:hAnsi="Arial" w:cs="Arial"/>
-          <w:sz w:val="20"/>
-          <w:szCs w:val="20"/>
-        </w:rPr>
         <w:t xml:space="preserve"> – Reconciliação Bronze × Silver por edição (asserções do Glue Job 1).</w:t>
       </w:r>
       <w:bookmarkEnd w:id="64"/>
@@ -16655,7 +12592,6 @@
       </w:pPr>
       <w:bookmarkStart w:id="68" w:name="_Toc239662570"/>
       <w:r>
-        <w:lastRenderedPageBreak/>
         <w:t>4.4 Catalogação e consultas</w:t>
       </w:r>
       <w:bookmarkEnd w:id="67"/>
@@ -16730,14 +12666,18 @@
           <w:szCs w:val="20"/>
         </w:rPr>
         <w:t xml:space="preserve">Tabela </w:t>
-      </w:r>
-      <w:r>
-        <w:rPr>
-          <w:rFonts w:ascii="Arial" w:hAnsi="Arial" w:cs="Arial"/>
+        <w:fldChar w:fldCharType="begin"/>
+        <w:instrText xml:space="preserve"> SEQ Tabela \* ARABIC </w:instrText>
+        <w:fldChar w:fldCharType="separate"/>
+      </w:r>
+      <w:r>
+        <w:rPr>
+          <w:rFonts w:ascii="Arial" w:hAnsi="Arial" w:cs="Arial"/>
+          <w:noProof/>
           <w:sz w:val="20"/>
           <w:szCs w:val="20"/>
         </w:rPr>
-        <w:fldChar w:fldCharType="begin"/>
+        <w:t>9</w:t>
       </w:r>
       <w:r>
         <w:rPr>
@@ -16745,39 +12685,7 @@
           <w:sz w:val="20"/>
           <w:szCs w:val="20"/>
         </w:rPr>
-        <w:instrText xml:space="preserve"> SEQ Tabela \* ARABIC </w:instrText>
-      </w:r>
-      <w:r>
-        <w:rPr>
-          <w:rFonts w:ascii="Arial" w:hAnsi="Arial" w:cs="Arial"/>
-          <w:sz w:val="20"/>
-          <w:szCs w:val="20"/>
-        </w:rPr>
-        <w:fldChar w:fldCharType="separate"/>
-      </w:r>
-      <w:r>
-        <w:rPr>
-          <w:rFonts w:ascii="Arial" w:hAnsi="Arial" w:cs="Arial"/>
-          <w:noProof/>
-          <w:sz w:val="20"/>
-          <w:szCs w:val="20"/>
-        </w:rPr>
-        <w:t>9</w:t>
-      </w:r>
-      <w:r>
-        <w:rPr>
-          <w:rFonts w:ascii="Arial" w:hAnsi="Arial" w:cs="Arial"/>
-          <w:sz w:val="20"/>
-          <w:szCs w:val="20"/>
-        </w:rPr>
         <w:fldChar w:fldCharType="end"/>
-      </w:r>
-      <w:r>
-        <w:rPr>
-          <w:rFonts w:ascii="Arial" w:hAnsi="Arial" w:cs="Arial"/>
-          <w:sz w:val="20"/>
-          <w:szCs w:val="20"/>
-        </w:rPr>
         <w:t xml:space="preserve"> – Métricas de execução e qualidade do pipeline.</w:t>
       </w:r>
       <w:bookmarkEnd w:id="72"/>
@@ -17431,7 +13339,6 @@
         <w:rPr>
           <w:noProof/>
         </w:rPr>
-        <w:lastRenderedPageBreak/>
         <w:drawing>
           <wp:inline distT="0" distB="0" distL="0" distR="0" wp14:anchorId="361391EC" wp14:editId="27D1CBEC">
             <wp:extent cx="5715000" cy="2971800"/>
@@ -17490,14 +13397,18 @@
           <w:szCs w:val="20"/>
         </w:rPr>
         <w:t xml:space="preserve">Figura </w:t>
-      </w:r>
-      <w:r>
-        <w:rPr>
-          <w:rFonts w:ascii="Arial" w:hAnsi="Arial" w:cs="Arial"/>
+        <w:fldChar w:fldCharType="begin"/>
+        <w:instrText xml:space="preserve"> SEQ Figura \* ARABIC </w:instrText>
+        <w:fldChar w:fldCharType="separate"/>
+      </w:r>
+      <w:r>
+        <w:rPr>
+          <w:rFonts w:ascii="Arial" w:hAnsi="Arial" w:cs="Arial"/>
+          <w:noProof/>
           <w:sz w:val="20"/>
           <w:szCs w:val="20"/>
         </w:rPr>
-        <w:fldChar w:fldCharType="begin"/>
+        <w:t>2</w:t>
       </w:r>
       <w:r>
         <w:rPr>
@@ -17505,39 +13416,7 @@
           <w:sz w:val="20"/>
           <w:szCs w:val="20"/>
         </w:rPr>
-        <w:instrText xml:space="preserve"> SEQ Figura \* ARABIC </w:instrText>
-      </w:r>
-      <w:r>
-        <w:rPr>
-          <w:rFonts w:ascii="Arial" w:hAnsi="Arial" w:cs="Arial"/>
-          <w:sz w:val="20"/>
-          <w:szCs w:val="20"/>
-        </w:rPr>
-        <w:fldChar w:fldCharType="separate"/>
-      </w:r>
-      <w:r>
-        <w:rPr>
-          <w:rFonts w:ascii="Arial" w:hAnsi="Arial" w:cs="Arial"/>
-          <w:noProof/>
-          <w:sz w:val="20"/>
-          <w:szCs w:val="20"/>
-        </w:rPr>
-        <w:t>2</w:t>
-      </w:r>
-      <w:r>
-        <w:rPr>
-          <w:rFonts w:ascii="Arial" w:hAnsi="Arial" w:cs="Arial"/>
-          <w:sz w:val="20"/>
-          <w:szCs w:val="20"/>
-        </w:rPr>
         <w:fldChar w:fldCharType="end"/>
-      </w:r>
-      <w:r>
-        <w:rPr>
-          <w:rFonts w:ascii="Arial" w:hAnsi="Arial" w:cs="Arial"/>
-          <w:sz w:val="20"/>
-          <w:szCs w:val="20"/>
-        </w:rPr>
         <w:t xml:space="preserve"> – Respondentes por edição da pesquisa (cinza: contexto histórico; azul: núcleo obrigatório).</w:t>
       </w:r>
       <w:bookmarkEnd w:id="77"/>
@@ -17643,14 +13522,18 @@
           <w:szCs w:val="20"/>
         </w:rPr>
         <w:t xml:space="preserve">Figura </w:t>
-      </w:r>
-      <w:r>
-        <w:rPr>
-          <w:rFonts w:ascii="Arial" w:hAnsi="Arial" w:cs="Arial"/>
+        <w:fldChar w:fldCharType="begin"/>
+        <w:instrText xml:space="preserve"> SEQ Figura \* ARABIC </w:instrText>
+        <w:fldChar w:fldCharType="separate"/>
+      </w:r>
+      <w:r>
+        <w:rPr>
+          <w:rFonts w:ascii="Arial" w:hAnsi="Arial" w:cs="Arial"/>
+          <w:noProof/>
           <w:sz w:val="20"/>
           <w:szCs w:val="20"/>
         </w:rPr>
-        <w:fldChar w:fldCharType="begin"/>
+        <w:t>3</w:t>
       </w:r>
       <w:r>
         <w:rPr>
@@ -17658,39 +13541,7 @@
           <w:sz w:val="20"/>
           <w:szCs w:val="20"/>
         </w:rPr>
-        <w:instrText xml:space="preserve"> SEQ Figura \* ARABIC </w:instrText>
-      </w:r>
-      <w:r>
-        <w:rPr>
-          <w:rFonts w:ascii="Arial" w:hAnsi="Arial" w:cs="Arial"/>
-          <w:sz w:val="20"/>
-          <w:szCs w:val="20"/>
-        </w:rPr>
-        <w:fldChar w:fldCharType="separate"/>
-      </w:r>
-      <w:r>
-        <w:rPr>
-          <w:rFonts w:ascii="Arial" w:hAnsi="Arial" w:cs="Arial"/>
-          <w:noProof/>
-          <w:sz w:val="20"/>
-          <w:szCs w:val="20"/>
-        </w:rPr>
-        <w:t>3</w:t>
-      </w:r>
-      <w:r>
-        <w:rPr>
-          <w:rFonts w:ascii="Arial" w:hAnsi="Arial" w:cs="Arial"/>
-          <w:sz w:val="20"/>
-          <w:szCs w:val="20"/>
-        </w:rPr>
         <w:fldChar w:fldCharType="end"/>
-      </w:r>
-      <w:r>
-        <w:rPr>
-          <w:rFonts w:ascii="Arial" w:hAnsi="Arial" w:cs="Arial"/>
-          <w:sz w:val="20"/>
-          <w:szCs w:val="20"/>
-        </w:rPr>
         <w:t xml:space="preserve"> – Participação por grupo de cargo entre contribuidores individuais — 2025/26 (top 9).</w:t>
       </w:r>
       <w:bookmarkEnd w:id="80"/>
@@ -17715,14 +13566,18 @@
           <w:szCs w:val="20"/>
         </w:rPr>
         <w:t xml:space="preserve">Tabela </w:t>
-      </w:r>
-      <w:r>
-        <w:rPr>
-          <w:rFonts w:ascii="Arial" w:hAnsi="Arial" w:cs="Arial"/>
+        <w:fldChar w:fldCharType="begin"/>
+        <w:instrText xml:space="preserve"> SEQ Tabela \* ARABIC </w:instrText>
+        <w:fldChar w:fldCharType="separate"/>
+      </w:r>
+      <w:r>
+        <w:rPr>
+          <w:rFonts w:ascii="Arial" w:hAnsi="Arial" w:cs="Arial"/>
+          <w:noProof/>
           <w:sz w:val="20"/>
           <w:szCs w:val="20"/>
         </w:rPr>
-        <w:fldChar w:fldCharType="begin"/>
+        <w:t>10</w:t>
       </w:r>
       <w:r>
         <w:rPr>
@@ -17730,39 +13585,7 @@
           <w:sz w:val="20"/>
           <w:szCs w:val="20"/>
         </w:rPr>
-        <w:instrText xml:space="preserve"> SEQ Tabela \* ARABIC </w:instrText>
-      </w:r>
-      <w:r>
-        <w:rPr>
-          <w:rFonts w:ascii="Arial" w:hAnsi="Arial" w:cs="Arial"/>
-          <w:sz w:val="20"/>
-          <w:szCs w:val="20"/>
-        </w:rPr>
-        <w:fldChar w:fldCharType="separate"/>
-      </w:r>
-      <w:r>
-        <w:rPr>
-          <w:rFonts w:ascii="Arial" w:hAnsi="Arial" w:cs="Arial"/>
-          <w:noProof/>
-          <w:sz w:val="20"/>
-          <w:szCs w:val="20"/>
-        </w:rPr>
-        <w:t>10</w:t>
-      </w:r>
-      <w:r>
-        <w:rPr>
-          <w:rFonts w:ascii="Arial" w:hAnsi="Arial" w:cs="Arial"/>
-          <w:sz w:val="20"/>
-          <w:szCs w:val="20"/>
-        </w:rPr>
         <w:fldChar w:fldCharType="end"/>
-      </w:r>
-      <w:r>
-        <w:rPr>
-          <w:rFonts w:ascii="Arial" w:hAnsi="Arial" w:cs="Arial"/>
-          <w:sz w:val="20"/>
-          <w:szCs w:val="20"/>
-        </w:rPr>
         <w:t xml:space="preserve"> – Principais grupos de cargo — 2025/26 (contribuidores individuais, top 9).</w:t>
       </w:r>
       <w:bookmarkEnd w:id="82"/>
@@ -18002,7 +13825,6 @@
                 <w:color w:val="000000"/>
                 <w:sz w:val="20"/>
               </w:rPr>
-              <w:lastRenderedPageBreak/>
               <w:t>Engenharia/Arquitetura de Dados</w:t>
             </w:r>
           </w:p>
@@ -18833,16 +14655,19 @@
           <w:sz w:val="20"/>
           <w:szCs w:val="20"/>
         </w:rPr>
-        <w:lastRenderedPageBreak/>
         <w:t xml:space="preserve">Figura </w:t>
-      </w:r>
-      <w:r>
-        <w:rPr>
-          <w:rFonts w:ascii="Arial" w:hAnsi="Arial" w:cs="Arial"/>
+        <w:fldChar w:fldCharType="begin"/>
+        <w:instrText xml:space="preserve"> SEQ Figura \* ARABIC </w:instrText>
+        <w:fldChar w:fldCharType="separate"/>
+      </w:r>
+      <w:r>
+        <w:rPr>
+          <w:rFonts w:ascii="Arial" w:hAnsi="Arial" w:cs="Arial"/>
+          <w:noProof/>
           <w:sz w:val="20"/>
           <w:szCs w:val="20"/>
         </w:rPr>
-        <w:fldChar w:fldCharType="begin"/>
+        <w:t>4</w:t>
       </w:r>
       <w:r>
         <w:rPr>
@@ -18850,39 +14675,7 @@
           <w:sz w:val="20"/>
           <w:szCs w:val="20"/>
         </w:rPr>
-        <w:instrText xml:space="preserve"> SEQ Figura \* ARABIC </w:instrText>
-      </w:r>
-      <w:r>
-        <w:rPr>
-          <w:rFonts w:ascii="Arial" w:hAnsi="Arial" w:cs="Arial"/>
-          <w:sz w:val="20"/>
-          <w:szCs w:val="20"/>
-        </w:rPr>
-        <w:fldChar w:fldCharType="separate"/>
-      </w:r>
-      <w:r>
-        <w:rPr>
-          <w:rFonts w:ascii="Arial" w:hAnsi="Arial" w:cs="Arial"/>
-          <w:noProof/>
-          <w:sz w:val="20"/>
-          <w:szCs w:val="20"/>
-        </w:rPr>
-        <w:t>4</w:t>
-      </w:r>
-      <w:r>
-        <w:rPr>
-          <w:rFonts w:ascii="Arial" w:hAnsi="Arial" w:cs="Arial"/>
-          <w:sz w:val="20"/>
-          <w:szCs w:val="20"/>
-        </w:rPr>
         <w:fldChar w:fldCharType="end"/>
-      </w:r>
-      <w:r>
-        <w:rPr>
-          <w:rFonts w:ascii="Arial" w:hAnsi="Arial" w:cs="Arial"/>
-          <w:sz w:val="20"/>
-          <w:szCs w:val="20"/>
-        </w:rPr>
         <w:t xml:space="preserve"> – Pirâmide de senioridade por edição (Especialista/Staff+ existe apenas em 2025/26).</w:t>
       </w:r>
       <w:bookmarkEnd w:id="85"/>
@@ -19000,14 +14793,18 @@
           <w:szCs w:val="20"/>
         </w:rPr>
         <w:t xml:space="preserve">Figura </w:t>
-      </w:r>
-      <w:r>
-        <w:rPr>
-          <w:rFonts w:ascii="Arial" w:hAnsi="Arial" w:cs="Arial"/>
+        <w:fldChar w:fldCharType="begin"/>
+        <w:instrText xml:space="preserve"> SEQ Figura \* ARABIC </w:instrText>
+        <w:fldChar w:fldCharType="separate"/>
+      </w:r>
+      <w:r>
+        <w:rPr>
+          <w:rFonts w:ascii="Arial" w:hAnsi="Arial" w:cs="Arial"/>
+          <w:noProof/>
           <w:sz w:val="20"/>
           <w:szCs w:val="20"/>
         </w:rPr>
-        <w:fldChar w:fldCharType="begin"/>
+        <w:t>5</w:t>
       </w:r>
       <w:r>
         <w:rPr>
@@ -19015,39 +14812,7 @@
           <w:sz w:val="20"/>
           <w:szCs w:val="20"/>
         </w:rPr>
-        <w:instrText xml:space="preserve"> SEQ Figura \* ARABIC </w:instrText>
-      </w:r>
-      <w:r>
-        <w:rPr>
-          <w:rFonts w:ascii="Arial" w:hAnsi="Arial" w:cs="Arial"/>
-          <w:sz w:val="20"/>
-          <w:szCs w:val="20"/>
-        </w:rPr>
-        <w:fldChar w:fldCharType="separate"/>
-      </w:r>
-      <w:r>
-        <w:rPr>
-          <w:rFonts w:ascii="Arial" w:hAnsi="Arial" w:cs="Arial"/>
-          <w:noProof/>
-          <w:sz w:val="20"/>
-          <w:szCs w:val="20"/>
-        </w:rPr>
-        <w:t>5</w:t>
-      </w:r>
-      <w:r>
-        <w:rPr>
-          <w:rFonts w:ascii="Arial" w:hAnsi="Arial" w:cs="Arial"/>
-          <w:sz w:val="20"/>
-          <w:szCs w:val="20"/>
-        </w:rPr>
         <w:fldChar w:fldCharType="end"/>
-      </w:r>
-      <w:r>
-        <w:rPr>
-          <w:rFonts w:ascii="Arial" w:hAnsi="Arial" w:cs="Arial"/>
-          <w:sz w:val="20"/>
-          <w:szCs w:val="20"/>
-        </w:rPr>
         <w:t xml:space="preserve"> – Salário mediano estimado por senioridade e edição (ponto médio de faixa — premissa P3).</w:t>
       </w:r>
       <w:bookmarkEnd w:id="90"/>
@@ -19072,14 +14837,18 @@
           <w:szCs w:val="20"/>
         </w:rPr>
         <w:t xml:space="preserve">Tabela </w:t>
-      </w:r>
-      <w:r>
-        <w:rPr>
-          <w:rFonts w:ascii="Arial" w:hAnsi="Arial" w:cs="Arial"/>
+        <w:fldChar w:fldCharType="begin"/>
+        <w:instrText xml:space="preserve"> SEQ Tabela \* ARABIC </w:instrText>
+        <w:fldChar w:fldCharType="separate"/>
+      </w:r>
+      <w:r>
+        <w:rPr>
+          <w:rFonts w:ascii="Arial" w:hAnsi="Arial" w:cs="Arial"/>
+          <w:noProof/>
           <w:sz w:val="20"/>
           <w:szCs w:val="20"/>
         </w:rPr>
-        <w:fldChar w:fldCharType="begin"/>
+        <w:t>11</w:t>
       </w:r>
       <w:r>
         <w:rPr>
@@ -19087,39 +14856,7 @@
           <w:sz w:val="20"/>
           <w:szCs w:val="20"/>
         </w:rPr>
-        <w:instrText xml:space="preserve"> SEQ Tabela \* ARABIC </w:instrText>
-      </w:r>
-      <w:r>
-        <w:rPr>
-          <w:rFonts w:ascii="Arial" w:hAnsi="Arial" w:cs="Arial"/>
-          <w:sz w:val="20"/>
-          <w:szCs w:val="20"/>
-        </w:rPr>
-        <w:fldChar w:fldCharType="separate"/>
-      </w:r>
-      <w:r>
-        <w:rPr>
-          <w:rFonts w:ascii="Arial" w:hAnsi="Arial" w:cs="Arial"/>
-          <w:noProof/>
-          <w:sz w:val="20"/>
-          <w:szCs w:val="20"/>
-        </w:rPr>
-        <w:t>11</w:t>
-      </w:r>
-      <w:r>
-        <w:rPr>
-          <w:rFonts w:ascii="Arial" w:hAnsi="Arial" w:cs="Arial"/>
-          <w:sz w:val="20"/>
-          <w:szCs w:val="20"/>
-        </w:rPr>
         <w:fldChar w:fldCharType="end"/>
-      </w:r>
-      <w:r>
-        <w:rPr>
-          <w:rFonts w:ascii="Arial" w:hAnsi="Arial" w:cs="Arial"/>
-          <w:sz w:val="20"/>
-          <w:szCs w:val="20"/>
-        </w:rPr>
         <w:t xml:space="preserve"> – Salário mediano estimado (R$/mês, ponto médio) por senioridade e edição.</w:t>
       </w:r>
       <w:bookmarkEnd w:id="92"/>
@@ -19812,7 +15549,6 @@
         <w:rPr>
           <w:noProof/>
         </w:rPr>
-        <w:lastRenderedPageBreak/>
         <w:drawing>
           <wp:inline distT="0" distB="0" distL="0" distR="0" wp14:anchorId="410C0EC4" wp14:editId="069F5065">
             <wp:extent cx="5715000" cy="2971800"/>
@@ -19871,14 +15607,18 @@
           <w:szCs w:val="20"/>
         </w:rPr>
         <w:t xml:space="preserve">Figura </w:t>
-      </w:r>
-      <w:r>
-        <w:rPr>
-          <w:rFonts w:ascii="Arial" w:hAnsi="Arial" w:cs="Arial"/>
+        <w:fldChar w:fldCharType="begin"/>
+        <w:instrText xml:space="preserve"> SEQ Figura \* ARABIC </w:instrText>
+        <w:fldChar w:fldCharType="separate"/>
+      </w:r>
+      <w:r>
+        <w:rPr>
+          <w:rFonts w:ascii="Arial" w:hAnsi="Arial" w:cs="Arial"/>
+          <w:noProof/>
           <w:sz w:val="20"/>
           <w:szCs w:val="20"/>
         </w:rPr>
-        <w:fldChar w:fldCharType="begin"/>
+        <w:t>6</w:t>
       </w:r>
       <w:r>
         <w:rPr>
@@ -19886,39 +15626,7 @@
           <w:sz w:val="20"/>
           <w:szCs w:val="20"/>
         </w:rPr>
-        <w:instrText xml:space="preserve"> SEQ Figura \* ARABIC </w:instrText>
-      </w:r>
-      <w:r>
-        <w:rPr>
-          <w:rFonts w:ascii="Arial" w:hAnsi="Arial" w:cs="Arial"/>
-          <w:sz w:val="20"/>
-          <w:szCs w:val="20"/>
-        </w:rPr>
-        <w:fldChar w:fldCharType="separate"/>
-      </w:r>
-      <w:r>
-        <w:rPr>
-          <w:rFonts w:ascii="Arial" w:hAnsi="Arial" w:cs="Arial"/>
-          <w:noProof/>
-          <w:sz w:val="20"/>
-          <w:szCs w:val="20"/>
-        </w:rPr>
-        <w:t>6</w:t>
-      </w:r>
-      <w:r>
-        <w:rPr>
-          <w:rFonts w:ascii="Arial" w:hAnsi="Arial" w:cs="Arial"/>
-          <w:sz w:val="20"/>
-          <w:szCs w:val="20"/>
-        </w:rPr>
         <w:fldChar w:fldCharType="end"/>
-      </w:r>
-      <w:r>
-        <w:rPr>
-          <w:rFonts w:ascii="Arial" w:hAnsi="Arial" w:cs="Arial"/>
-          <w:sz w:val="20"/>
-          <w:szCs w:val="20"/>
-        </w:rPr>
         <w:t xml:space="preserve"> – Salário mediano estimado por grupo de cargo — 2025/26 (grupos com n ≥ 30).</w:t>
       </w:r>
       <w:bookmarkEnd w:id="95"/>
@@ -20023,14 +15731,18 @@
           <w:szCs w:val="20"/>
         </w:rPr>
         <w:t xml:space="preserve">Tabela </w:t>
-      </w:r>
-      <w:r>
-        <w:rPr>
-          <w:rFonts w:ascii="Arial" w:hAnsi="Arial" w:cs="Arial"/>
+        <w:fldChar w:fldCharType="begin"/>
+        <w:instrText xml:space="preserve"> SEQ Tabela \* ARABIC </w:instrText>
+        <w:fldChar w:fldCharType="separate"/>
+      </w:r>
+      <w:r>
+        <w:rPr>
+          <w:rFonts w:ascii="Arial" w:hAnsi="Arial" w:cs="Arial"/>
+          <w:noProof/>
           <w:sz w:val="20"/>
           <w:szCs w:val="20"/>
         </w:rPr>
-        <w:fldChar w:fldCharType="begin"/>
+        <w:t>12</w:t>
       </w:r>
       <w:r>
         <w:rPr>
@@ -20038,39 +15750,7 @@
           <w:sz w:val="20"/>
           <w:szCs w:val="20"/>
         </w:rPr>
-        <w:instrText xml:space="preserve"> SEQ Tabela \* ARABIC </w:instrText>
-      </w:r>
-      <w:r>
-        <w:rPr>
-          <w:rFonts w:ascii="Arial" w:hAnsi="Arial" w:cs="Arial"/>
-          <w:sz w:val="20"/>
-          <w:szCs w:val="20"/>
-        </w:rPr>
-        <w:fldChar w:fldCharType="separate"/>
-      </w:r>
-      <w:r>
-        <w:rPr>
-          <w:rFonts w:ascii="Arial" w:hAnsi="Arial" w:cs="Arial"/>
-          <w:noProof/>
-          <w:sz w:val="20"/>
-          <w:szCs w:val="20"/>
-        </w:rPr>
-        <w:t>12</w:t>
-      </w:r>
-      <w:r>
-        <w:rPr>
-          <w:rFonts w:ascii="Arial" w:hAnsi="Arial" w:cs="Arial"/>
-          <w:sz w:val="20"/>
-          <w:szCs w:val="20"/>
-        </w:rPr>
         <w:fldChar w:fldCharType="end"/>
-      </w:r>
-      <w:r>
-        <w:rPr>
-          <w:rFonts w:ascii="Arial" w:hAnsi="Arial" w:cs="Arial"/>
-          <w:sz w:val="20"/>
-          <w:szCs w:val="20"/>
-        </w:rPr>
         <w:t xml:space="preserve"> – Salário mediano por grupo de cargo no nível Sênior — 2025/26 (controle de composição).</w:t>
       </w:r>
       <w:bookmarkEnd w:id="98"/>
@@ -21303,18 +16983,7 @@
           <w:color w:val="000000"/>
           <w:sz w:val="20"/>
         </w:rPr>
-        <w:t xml:space="preserve">Nota: "Sênior+" inclui Especialista/Staff+ no numerador do percentual; as colunas de mediana e n consideram apenas o nível Sênior stricto sensu (Especialista/Staff+ é tratado à parte na Tabela 10). Em Produto (DPM/PM), mediana e n aparecem como “—”: o subconjunto Sênior tem apenas 19 </w:t>
-      </w:r>
-      <w:r>
-        <w:rPr>
-          <w:rFonts w:ascii="Arial" w:hAnsi="Arial" w:cs="Arial"/>
-          <w:i/>
-          <w:iCs/>
-          <w:color w:val="000000"/>
-          <w:sz w:val="20"/>
-        </w:rPr>
-        <w:lastRenderedPageBreak/>
-        <w:t>pessoas, abaixo do corte de estabilidade da Premissa P8 (n ≥ 30); o percentual Sênior+ (87,9%) permanece porque é calculado sobre os 33 respondentes do grupo total, que atende ao corte.</w:t>
+        <w:t xml:space="preserve">Nota: "Sênior+" inclui Especialista/Staff+ no numerador do percentual; as colunas de mediana e n consideram apenas o nível Sênior stricto sensu (Especialista/Staff+ é tratado à parte na Tabela 10). Em Produto (DPM/PM), mediana e n aparecem como “—”: o subconjunto Sênior tem apenas 19 pessoas, abaixo do corte de estabilidade da Premissa P8 (n ≥ 30); o percentual Sênior+ (87,9%) permanece porque é calculado sobre os 33 respondentes do grupo total, que atende ao corte.</w:t>
       </w:r>
     </w:p>
     <w:p>
@@ -21492,14 +17161,18 @@
           <w:szCs w:val="20"/>
         </w:rPr>
         <w:t xml:space="preserve">Figura </w:t>
-      </w:r>
-      <w:r>
-        <w:rPr>
-          <w:rFonts w:ascii="Arial" w:hAnsi="Arial" w:cs="Arial"/>
+        <w:fldChar w:fldCharType="begin"/>
+        <w:instrText xml:space="preserve"> SEQ Figura \* ARABIC </w:instrText>
+        <w:fldChar w:fldCharType="separate"/>
+      </w:r>
+      <w:r>
+        <w:rPr>
+          <w:rFonts w:ascii="Arial" w:hAnsi="Arial" w:cs="Arial"/>
+          <w:noProof/>
           <w:sz w:val="20"/>
           <w:szCs w:val="20"/>
         </w:rPr>
-        <w:fldChar w:fldCharType="begin"/>
+        <w:t>7</w:t>
       </w:r>
       <w:r>
         <w:rPr>
@@ -21507,39 +17180,7 @@
           <w:sz w:val="20"/>
           <w:szCs w:val="20"/>
         </w:rPr>
-        <w:instrText xml:space="preserve"> SEQ Figura \* ARABIC </w:instrText>
-      </w:r>
-      <w:r>
-        <w:rPr>
-          <w:rFonts w:ascii="Arial" w:hAnsi="Arial" w:cs="Arial"/>
-          <w:sz w:val="20"/>
-          <w:szCs w:val="20"/>
-        </w:rPr>
-        <w:fldChar w:fldCharType="separate"/>
-      </w:r>
-      <w:r>
-        <w:rPr>
-          <w:rFonts w:ascii="Arial" w:hAnsi="Arial" w:cs="Arial"/>
-          <w:noProof/>
-          <w:sz w:val="20"/>
-          <w:szCs w:val="20"/>
-        </w:rPr>
-        <w:t>7</w:t>
-      </w:r>
-      <w:r>
-        <w:rPr>
-          <w:rFonts w:ascii="Arial" w:hAnsi="Arial" w:cs="Arial"/>
-          <w:sz w:val="20"/>
-          <w:szCs w:val="20"/>
-        </w:rPr>
         <w:fldChar w:fldCharType="end"/>
-      </w:r>
-      <w:r>
-        <w:rPr>
-          <w:rFonts w:ascii="Arial" w:hAnsi="Arial" w:cs="Arial"/>
-          <w:sz w:val="20"/>
-          <w:szCs w:val="20"/>
-        </w:rPr>
         <w:t xml:space="preserve"> – Participação feminina entre os profissionais de dados — série 2019 a 2025/26.</w:t>
       </w:r>
       <w:bookmarkEnd w:id="103"/>
@@ -21606,7 +17247,6 @@
         <w:rPr>
           <w:noProof/>
         </w:rPr>
-        <w:lastRenderedPageBreak/>
         <w:drawing>
           <wp:inline distT="0" distB="0" distL="0" distR="0" wp14:anchorId="52790277" wp14:editId="07606853">
             <wp:extent cx="5715000" cy="2971800"/>
@@ -21665,14 +17305,18 @@
           <w:szCs w:val="20"/>
         </w:rPr>
         <w:t xml:space="preserve">Figura </w:t>
-      </w:r>
-      <w:r>
-        <w:rPr>
-          <w:rFonts w:ascii="Arial" w:hAnsi="Arial" w:cs="Arial"/>
+        <w:fldChar w:fldCharType="begin"/>
+        <w:instrText xml:space="preserve"> SEQ Figura \* ARABIC </w:instrText>
+        <w:fldChar w:fldCharType="separate"/>
+      </w:r>
+      <w:r>
+        <w:rPr>
+          <w:rFonts w:ascii="Arial" w:hAnsi="Arial" w:cs="Arial"/>
+          <w:noProof/>
           <w:sz w:val="20"/>
           <w:szCs w:val="20"/>
         </w:rPr>
-        <w:fldChar w:fldCharType="begin"/>
+        <w:t>8</w:t>
       </w:r>
       <w:r>
         <w:rPr>
@@ -21680,39 +17324,7 @@
           <w:sz w:val="20"/>
           <w:szCs w:val="20"/>
         </w:rPr>
-        <w:instrText xml:space="preserve"> SEQ Figura \* ARABIC </w:instrText>
-      </w:r>
-      <w:r>
-        <w:rPr>
-          <w:rFonts w:ascii="Arial" w:hAnsi="Arial" w:cs="Arial"/>
-          <w:sz w:val="20"/>
-          <w:szCs w:val="20"/>
-        </w:rPr>
-        <w:fldChar w:fldCharType="separate"/>
-      </w:r>
-      <w:r>
-        <w:rPr>
-          <w:rFonts w:ascii="Arial" w:hAnsi="Arial" w:cs="Arial"/>
-          <w:noProof/>
-          <w:sz w:val="20"/>
-          <w:szCs w:val="20"/>
-        </w:rPr>
-        <w:t>8</w:t>
-      </w:r>
-      <w:r>
-        <w:rPr>
-          <w:rFonts w:ascii="Arial" w:hAnsi="Arial" w:cs="Arial"/>
-          <w:sz w:val="20"/>
-          <w:szCs w:val="20"/>
-        </w:rPr>
         <w:fldChar w:fldCharType="end"/>
-      </w:r>
-      <w:r>
-        <w:rPr>
-          <w:rFonts w:ascii="Arial" w:hAnsi="Arial" w:cs="Arial"/>
-          <w:sz w:val="20"/>
-          <w:szCs w:val="20"/>
-        </w:rPr>
         <w:t xml:space="preserve"> – Salário mediano por gênero, controlado por senioridade — 2025/26.</w:t>
       </w:r>
       <w:bookmarkEnd w:id="106"/>
@@ -21735,14 +17347,18 @@
           <w:szCs w:val="20"/>
         </w:rPr>
         <w:t xml:space="preserve">Tabela </w:t>
-      </w:r>
-      <w:r>
-        <w:rPr>
-          <w:rFonts w:ascii="Arial" w:hAnsi="Arial" w:cs="Arial"/>
+        <w:fldChar w:fldCharType="begin"/>
+        <w:instrText xml:space="preserve"> SEQ Tabela \* ARABIC </w:instrText>
+        <w:fldChar w:fldCharType="separate"/>
+      </w:r>
+      <w:r>
+        <w:rPr>
+          <w:rFonts w:ascii="Arial" w:hAnsi="Arial" w:cs="Arial"/>
+          <w:noProof/>
           <w:sz w:val="20"/>
           <w:szCs w:val="20"/>
         </w:rPr>
-        <w:fldChar w:fldCharType="begin"/>
+        <w:t>13</w:t>
       </w:r>
       <w:r>
         <w:rPr>
@@ -21750,39 +17366,7 @@
           <w:sz w:val="20"/>
           <w:szCs w:val="20"/>
         </w:rPr>
-        <w:instrText xml:space="preserve"> SEQ Tabela \* ARABIC </w:instrText>
-      </w:r>
-      <w:r>
-        <w:rPr>
-          <w:rFonts w:ascii="Arial" w:hAnsi="Arial" w:cs="Arial"/>
-          <w:sz w:val="20"/>
-          <w:szCs w:val="20"/>
-        </w:rPr>
-        <w:fldChar w:fldCharType="separate"/>
-      </w:r>
-      <w:r>
-        <w:rPr>
-          <w:rFonts w:ascii="Arial" w:hAnsi="Arial" w:cs="Arial"/>
-          <w:noProof/>
-          <w:sz w:val="20"/>
-          <w:szCs w:val="20"/>
-        </w:rPr>
-        <w:t>13</w:t>
-      </w:r>
-      <w:r>
-        <w:rPr>
-          <w:rFonts w:ascii="Arial" w:hAnsi="Arial" w:cs="Arial"/>
-          <w:sz w:val="20"/>
-          <w:szCs w:val="20"/>
-        </w:rPr>
         <w:fldChar w:fldCharType="end"/>
-      </w:r>
-      <w:r>
-        <w:rPr>
-          <w:rFonts w:ascii="Arial" w:hAnsi="Arial" w:cs="Arial"/>
-          <w:sz w:val="20"/>
-          <w:szCs w:val="20"/>
-        </w:rPr>
         <w:t xml:space="preserve"> – Mediana salarial estimada por gênero e nível — 2025/26.</w:t>
       </w:r>
       <w:bookmarkEnd w:id="107"/>
@@ -22543,16 +18127,7 @@
           <w:color w:val="000000"/>
           <w:sz w:val="20"/>
         </w:rPr>
-        <w:t xml:space="preserve">O gap não desaparece quando cargo e senioridade são fixados simultaneamente, mas deixa de ser uniforme: em Ciência de Dados e Análise de Dados as medianas são idênticas entre gêneros; em Engenharia/Arquitetura de Dados, </w:t>
-      </w:r>
-      <w:r>
-        <w:rPr>
-          <w:rFonts w:ascii="Arial" w:hAnsi="Arial" w:cs="Arial"/>
-          <w:color w:val="000000"/>
-          <w:sz w:val="20"/>
-        </w:rPr>
-        <w:lastRenderedPageBreak/>
-        <w:t>ao contrário, a mediana feminina fica 28,6% abaixo da masculina no mesmo nível. Estes valores (R$ 10.001 feminino, R$ 14.001 masculino) também estão na coluna salario_mediano_pm de gold_gender_role_seniority, tornando a Causa 2 igualmente auditável a partir do pipeline.</w:t>
+        <w:t xml:space="preserve">O gap não desaparece quando cargo e senioridade são fixados simultaneamente, mas deixa de ser uniforme: em Ciência de Dados e Análise de Dados as medianas são idênticas entre gêneros; em Engenharia/Arquitetura de Dados, ao contrário, a mediana feminina fica 28,6% abaixo da masculina no mesmo nível. Estes valores (R$ 10.001 feminino, R$ 14.001 masculino) também estão na coluna salario_mediano_pm de gold_gender_role_seniority, tornando a Causa 2 igualmente auditável a partir do pipeline.</w:t>
       </w:r>
     </w:p>
     <w:p>
@@ -22714,14 +18289,18 @@
           <w:szCs w:val="20"/>
         </w:rPr>
         <w:t xml:space="preserve">Figura </w:t>
-      </w:r>
-      <w:r>
-        <w:rPr>
-          <w:rFonts w:ascii="Arial" w:hAnsi="Arial" w:cs="Arial"/>
+        <w:fldChar w:fldCharType="begin"/>
+        <w:instrText xml:space="preserve"> SEQ Figura \* ARABIC </w:instrText>
+        <w:fldChar w:fldCharType="separate"/>
+      </w:r>
+      <w:r>
+        <w:rPr>
+          <w:rFonts w:ascii="Arial" w:hAnsi="Arial" w:cs="Arial"/>
+          <w:noProof/>
           <w:sz w:val="20"/>
           <w:szCs w:val="20"/>
         </w:rPr>
-        <w:fldChar w:fldCharType="begin"/>
+        <w:t>9</w:t>
       </w:r>
       <w:r>
         <w:rPr>
@@ -22729,39 +18308,7 @@
           <w:sz w:val="20"/>
           <w:szCs w:val="20"/>
         </w:rPr>
-        <w:instrText xml:space="preserve"> SEQ Figura \* ARABIC </w:instrText>
-      </w:r>
-      <w:r>
-        <w:rPr>
-          <w:rFonts w:ascii="Arial" w:hAnsi="Arial" w:cs="Arial"/>
-          <w:sz w:val="20"/>
-          <w:szCs w:val="20"/>
-        </w:rPr>
-        <w:fldChar w:fldCharType="separate"/>
-      </w:r>
-      <w:r>
-        <w:rPr>
-          <w:rFonts w:ascii="Arial" w:hAnsi="Arial" w:cs="Arial"/>
-          <w:noProof/>
-          <w:sz w:val="20"/>
-          <w:szCs w:val="20"/>
-        </w:rPr>
-        <w:t>9</w:t>
-      </w:r>
-      <w:r>
-        <w:rPr>
-          <w:rFonts w:ascii="Arial" w:hAnsi="Arial" w:cs="Arial"/>
-          <w:sz w:val="20"/>
-          <w:szCs w:val="20"/>
-        </w:rPr>
         <w:fldChar w:fldCharType="end"/>
-      </w:r>
-      <w:r>
-        <w:rPr>
-          <w:rFonts w:ascii="Arial" w:hAnsi="Arial" w:cs="Arial"/>
-          <w:sz w:val="20"/>
-          <w:szCs w:val="20"/>
-        </w:rPr>
         <w:t xml:space="preserve"> – Adoção de linguagens no trabalho — série 2019 a 2025/26 (multirresposta).</w:t>
       </w:r>
       <w:bookmarkEnd w:id="116"/>
@@ -22793,16 +18340,7 @@
           <w:color w:val="000000"/>
           <w:sz w:val="20"/>
         </w:rPr>
-        <w:t xml:space="preserve">A AWS lidera com 48,3% de adoção, seguida de Azure (34,8%) e GCP (30,9%) — Figura 10. Para o cliente, a disponibilidade de talentos por provedor reduz custo e prazo de contratação; a própria arquitetura deste projeto (S3 + Glue + Athena) está alinhada ao provedor dominante. Uma ressalva de leitura: o rótulo do bloco de cloud diverge entre edições — a base de 2023 registra a pergunta como “cloud preferida”, enquanto 2024 e 2025/26 a registram como “cloud no dia a dia”. A equivalência foi verificada de forma explícita: somando as marcações dos três provedores (AWS, Azure e GCP) sobre os respondentes válidos do bloco, a densidade de resposta é praticamente idêntica — 104,5% em 2023 e 104,3% em 2024 —, o que indica que a mudança de rótulo não alterou a natureza da questão, mas a edição de 2023 apresenta uma inversão pontual entre Azure e AWS que destoa do restante da série; recomenda-se, portanto, ler a tendência do período e não o ponto isolado de 2023. Por essa razão, este relatório adota a AWS como o único indicador de </w:t>
-      </w:r>
-      <w:r>
-        <w:rPr>
-          <w:rFonts w:ascii="Arial" w:hAnsi="Arial" w:cs="Arial"/>
-          <w:color w:val="000000"/>
-          <w:sz w:val="20"/>
-        </w:rPr>
-        <w:lastRenderedPageBreak/>
-        <w:t>referência da série de cloud, e não a comparação simultânea dos três provedores. A escolha tem três motivos, e nenhum deles é a conveniência de citar o provedor que hospeda o projeto. Primeiro, a decisão que o cliente precisa tomar — em que stack investir e quais certificações financiar — é unívoca: exige eleger um provedor de referência, não descrever um mercado repartido. Segundo, a divergência de rótulo de 2023 afeta os três provedores ao mesmo tempo, de modo que acompanhar três séries multiplicaria por três a incerteza daquele ponto sem alterar a conclusão. Terceiro, a AWS é a única cuja liderança se apoia na edição mais recente e não contaminada (2025/26, 48,3%), com a maior amplitude de crescimento da série (23,3% em 2019 para 48,3% em 2025/26). Azure e GCP permanecem na Figura 10 como contexto de mercado, mas nenhuma recomendação da Seção 12 se apoia neles.</w:t>
+        <w:t xml:space="preserve">A AWS lidera com 48,3% de adoção, seguida de Azure (34,8%) e GCP (30,9%) — Figura 10. Para o cliente, a disponibilidade de talentos por provedor reduz custo e prazo de contratação; a própria arquitetura deste projeto (S3 + Glue + Athena) está alinhada ao provedor dominante. Uma ressalva de leitura: o rótulo do bloco de cloud diverge entre edições — a base de 2023 registra a pergunta como “cloud preferida”, enquanto 2024 e 2025/26 a registram como “cloud no dia a dia”. A equivalência foi verificada de forma explícita: somando as marcações dos três provedores (AWS, Azure e GCP) sobre os respondentes válidos do bloco, a densidade de resposta é praticamente idêntica — 104,5% em 2023 e 104,3% em 2024 —, o que indica que a mudança de rótulo não alterou a natureza da questão, mas a edição de 2023 apresenta uma inversão pontual entre Azure e AWS que destoa do restante da série; recomenda-se, portanto, ler a tendência do período e não o ponto isolado de 2023. Por essa razão, este relatório adota a AWS como o único indicador de referência da série de cloud, e não a comparação simultânea dos três provedores. A escolha tem três motivos, e nenhum deles é a conveniência de citar o provedor que hospeda o projeto. Primeiro, a decisão que o cliente precisa tomar — em que stack investir e quais certificações financiar — é unívoca: exige eleger um provedor de referência, não descrever um mercado repartido. Segundo, a divergência de rótulo de 2023 afeta os três provedores ao mesmo tempo, de modo que acompanhar três séries multiplicaria por três a incerteza daquele ponto sem alterar a conclusão. Terceiro, a AWS é a única cuja liderança se apoia na edição mais recente e não contaminada (2025/26, 48,3%), com a maior amplitude de crescimento da série (23,3% em 2019 para 48,3% em 2025/26). Azure e GCP permanecem na Figura 10 como contexto de mercado, mas nenhuma recomendação da Seção 12 se apoia neles.</w:t>
       </w:r>
     </w:p>
     <w:p>
@@ -22876,14 +18414,18 @@
           <w:szCs w:val="20"/>
         </w:rPr>
         <w:t xml:space="preserve">Figura </w:t>
-      </w:r>
-      <w:r>
-        <w:rPr>
-          <w:rFonts w:ascii="Arial" w:hAnsi="Arial" w:cs="Arial"/>
+        <w:fldChar w:fldCharType="begin"/>
+        <w:instrText xml:space="preserve"> SEQ Figura \* ARABIC </w:instrText>
+        <w:fldChar w:fldCharType="separate"/>
+      </w:r>
+      <w:r>
+        <w:rPr>
+          <w:rFonts w:ascii="Arial" w:hAnsi="Arial" w:cs="Arial"/>
+          <w:noProof/>
           <w:sz w:val="20"/>
           <w:szCs w:val="20"/>
         </w:rPr>
-        <w:fldChar w:fldCharType="begin"/>
+        <w:t>10</w:t>
       </w:r>
       <w:r>
         <w:rPr>
@@ -22891,39 +18433,7 @@
           <w:sz w:val="20"/>
           <w:szCs w:val="20"/>
         </w:rPr>
-        <w:instrText xml:space="preserve"> SEQ Figura \* ARABIC </w:instrText>
-      </w:r>
-      <w:r>
-        <w:rPr>
-          <w:rFonts w:ascii="Arial" w:hAnsi="Arial" w:cs="Arial"/>
-          <w:sz w:val="20"/>
-          <w:szCs w:val="20"/>
-        </w:rPr>
-        <w:fldChar w:fldCharType="separate"/>
-      </w:r>
-      <w:r>
-        <w:rPr>
-          <w:rFonts w:ascii="Arial" w:hAnsi="Arial" w:cs="Arial"/>
-          <w:noProof/>
-          <w:sz w:val="20"/>
-          <w:szCs w:val="20"/>
-        </w:rPr>
-        <w:t>10</w:t>
-      </w:r>
-      <w:r>
-        <w:rPr>
-          <w:rFonts w:ascii="Arial" w:hAnsi="Arial" w:cs="Arial"/>
-          <w:sz w:val="20"/>
-          <w:szCs w:val="20"/>
-        </w:rPr>
         <w:fldChar w:fldCharType="end"/>
-      </w:r>
-      <w:r>
-        <w:rPr>
-          <w:rFonts w:ascii="Arial" w:hAnsi="Arial" w:cs="Arial"/>
-          <w:sz w:val="20"/>
-          <w:szCs w:val="20"/>
-        </w:rPr>
         <w:t xml:space="preserve"> – Adoção de provedores de cloud — série 2019 a 2025/26 (multirresposta).</w:t>
       </w:r>
       <w:bookmarkEnd w:id="119"/>
@@ -22971,7 +18481,6 @@
         <w:rPr>
           <w:noProof/>
         </w:rPr>
-        <w:lastRenderedPageBreak/>
         <w:drawing>
           <wp:inline distT="0" distB="0" distL="0" distR="0" wp14:anchorId="2703D59B" wp14:editId="59266975">
             <wp:extent cx="5715000" cy="2971800"/>
@@ -23030,14 +18539,18 @@
           <w:szCs w:val="20"/>
         </w:rPr>
         <w:t xml:space="preserve">Figura </w:t>
-      </w:r>
-      <w:r>
-        <w:rPr>
-          <w:rFonts w:ascii="Arial" w:hAnsi="Arial" w:cs="Arial"/>
+        <w:fldChar w:fldCharType="begin"/>
+        <w:instrText xml:space="preserve"> SEQ Figura \* ARABIC </w:instrText>
+        <w:fldChar w:fldCharType="separate"/>
+      </w:r>
+      <w:r>
+        <w:rPr>
+          <w:rFonts w:ascii="Arial" w:hAnsi="Arial" w:cs="Arial"/>
+          <w:noProof/>
           <w:sz w:val="20"/>
           <w:szCs w:val="20"/>
         </w:rPr>
-        <w:fldChar w:fldCharType="begin"/>
+        <w:t>11</w:t>
       </w:r>
       <w:r>
         <w:rPr>
@@ -23045,39 +18558,7 @@
           <w:sz w:val="20"/>
           <w:szCs w:val="20"/>
         </w:rPr>
-        <w:instrText xml:space="preserve"> SEQ Figura \* ARABIC </w:instrText>
-      </w:r>
-      <w:r>
-        <w:rPr>
-          <w:rFonts w:ascii="Arial" w:hAnsi="Arial" w:cs="Arial"/>
-          <w:sz w:val="20"/>
-          <w:szCs w:val="20"/>
-        </w:rPr>
-        <w:fldChar w:fldCharType="separate"/>
-      </w:r>
-      <w:r>
-        <w:rPr>
-          <w:rFonts w:ascii="Arial" w:hAnsi="Arial" w:cs="Arial"/>
-          <w:noProof/>
-          <w:sz w:val="20"/>
-          <w:szCs w:val="20"/>
-        </w:rPr>
-        <w:t>11</w:t>
-      </w:r>
-      <w:r>
-        <w:rPr>
-          <w:rFonts w:ascii="Arial" w:hAnsi="Arial" w:cs="Arial"/>
-          <w:sz w:val="20"/>
-          <w:szCs w:val="20"/>
-        </w:rPr>
         <w:fldChar w:fldCharType="end"/>
-      </w:r>
-      <w:r>
-        <w:rPr>
-          <w:rFonts w:ascii="Arial" w:hAnsi="Arial" w:cs="Arial"/>
-          <w:sz w:val="20"/>
-          <w:szCs w:val="20"/>
-        </w:rPr>
         <w:t xml:space="preserve"> – Ferramentas de BI utilizadas no dia a dia — 2025/26.</w:t>
       </w:r>
       <w:bookmarkStart w:id="123" w:name="_Toc237938404"/>
@@ -23210,14 +18691,18 @@
           <w:szCs w:val="20"/>
         </w:rPr>
         <w:t xml:space="preserve">Figura </w:t>
-      </w:r>
-      <w:r>
-        <w:rPr>
-          <w:rFonts w:ascii="Arial" w:hAnsi="Arial" w:cs="Arial"/>
+        <w:fldChar w:fldCharType="begin"/>
+        <w:instrText xml:space="preserve"> SEQ Figura \* ARABIC </w:instrText>
+        <w:fldChar w:fldCharType="separate"/>
+      </w:r>
+      <w:r>
+        <w:rPr>
+          <w:rFonts w:ascii="Arial" w:hAnsi="Arial" w:cs="Arial"/>
+          <w:noProof/>
           <w:sz w:val="20"/>
           <w:szCs w:val="20"/>
         </w:rPr>
-        <w:fldChar w:fldCharType="begin"/>
+        <w:t>12</w:t>
       </w:r>
       <w:r>
         <w:rPr>
@@ -23225,39 +18710,7 @@
           <w:sz w:val="20"/>
           <w:szCs w:val="20"/>
         </w:rPr>
-        <w:instrText xml:space="preserve"> SEQ Figura \* ARABIC </w:instrText>
-      </w:r>
-      <w:r>
-        <w:rPr>
-          <w:rFonts w:ascii="Arial" w:hAnsi="Arial" w:cs="Arial"/>
-          <w:sz w:val="20"/>
-          <w:szCs w:val="20"/>
-        </w:rPr>
-        <w:fldChar w:fldCharType="separate"/>
-      </w:r>
-      <w:r>
-        <w:rPr>
-          <w:rFonts w:ascii="Arial" w:hAnsi="Arial" w:cs="Arial"/>
-          <w:noProof/>
-          <w:sz w:val="20"/>
-          <w:szCs w:val="20"/>
-        </w:rPr>
-        <w:t>12</w:t>
-      </w:r>
-      <w:r>
-        <w:rPr>
-          <w:rFonts w:ascii="Arial" w:hAnsi="Arial" w:cs="Arial"/>
-          <w:sz w:val="20"/>
-          <w:szCs w:val="20"/>
-        </w:rPr>
         <w:fldChar w:fldCharType="end"/>
-      </w:r>
-      <w:r>
-        <w:rPr>
-          <w:rFonts w:ascii="Arial" w:hAnsi="Arial" w:cs="Arial"/>
-          <w:sz w:val="20"/>
-          <w:szCs w:val="20"/>
-        </w:rPr>
         <w:t xml:space="preserve"> – IA generativa como prioridade da empresa — visão dos gestores, 2023 a 2025/26.</w:t>
       </w:r>
       <w:bookmarkEnd w:id="127"/>
@@ -23300,14 +18753,18 @@
           <w:szCs w:val="20"/>
         </w:rPr>
         <w:t xml:space="preserve">Tabela </w:t>
-      </w:r>
-      <w:r>
-        <w:rPr>
-          <w:rFonts w:ascii="Arial" w:hAnsi="Arial" w:cs="Arial"/>
+        <w:fldChar w:fldCharType="begin"/>
+        <w:instrText xml:space="preserve"> SEQ Tabela \* ARABIC </w:instrText>
+        <w:fldChar w:fldCharType="separate"/>
+      </w:r>
+      <w:r>
+        <w:rPr>
+          <w:rFonts w:ascii="Arial" w:hAnsi="Arial" w:cs="Arial"/>
+          <w:noProof/>
           <w:sz w:val="20"/>
           <w:szCs w:val="20"/>
         </w:rPr>
-        <w:fldChar w:fldCharType="begin"/>
+        <w:t>14</w:t>
       </w:r>
       <w:r>
         <w:rPr>
@@ -23315,39 +18772,7 @@
           <w:sz w:val="20"/>
           <w:szCs w:val="20"/>
         </w:rPr>
-        <w:instrText xml:space="preserve"> SEQ Tabela \* ARABIC </w:instrText>
-      </w:r>
-      <w:r>
-        <w:rPr>
-          <w:rFonts w:ascii="Arial" w:hAnsi="Arial" w:cs="Arial"/>
-          <w:sz w:val="20"/>
-          <w:szCs w:val="20"/>
-        </w:rPr>
-        <w:fldChar w:fldCharType="separate"/>
-      </w:r>
-      <w:r>
-        <w:rPr>
-          <w:rFonts w:ascii="Arial" w:hAnsi="Arial" w:cs="Arial"/>
-          <w:noProof/>
-          <w:sz w:val="20"/>
-          <w:szCs w:val="20"/>
-        </w:rPr>
-        <w:t>14</w:t>
-      </w:r>
-      <w:r>
-        <w:rPr>
-          <w:rFonts w:ascii="Arial" w:hAnsi="Arial" w:cs="Arial"/>
-          <w:sz w:val="20"/>
-          <w:szCs w:val="20"/>
-        </w:rPr>
         <w:fldChar w:fldCharType="end"/>
-      </w:r>
-      <w:r>
-        <w:rPr>
-          <w:rFonts w:ascii="Arial" w:hAnsi="Arial" w:cs="Arial"/>
-          <w:sz w:val="20"/>
-          <w:szCs w:val="20"/>
-        </w:rPr>
         <w:t xml:space="preserve"> – Prioridade de IA generativa (% dos gestores respondentes).</w:t>
       </w:r>
       <w:bookmarkEnd w:id="128"/>
@@ -24290,14 +19715,18 @@
           <w:szCs w:val="20"/>
         </w:rPr>
         <w:t xml:space="preserve">Figura </w:t>
-      </w:r>
-      <w:r>
-        <w:rPr>
-          <w:rFonts w:ascii="Arial" w:hAnsi="Arial" w:cs="Arial"/>
+        <w:fldChar w:fldCharType="begin"/>
+        <w:instrText xml:space="preserve"> SEQ Figura \* ARABIC </w:instrText>
+        <w:fldChar w:fldCharType="separate"/>
+      </w:r>
+      <w:r>
+        <w:rPr>
+          <w:rFonts w:ascii="Arial" w:hAnsi="Arial" w:cs="Arial"/>
+          <w:noProof/>
           <w:sz w:val="20"/>
           <w:szCs w:val="20"/>
         </w:rPr>
-        <w:fldChar w:fldCharType="begin"/>
+        <w:t>13</w:t>
       </w:r>
       <w:r>
         <w:rPr>
@@ -24305,39 +19734,7 @@
           <w:sz w:val="20"/>
           <w:szCs w:val="20"/>
         </w:rPr>
-        <w:instrText xml:space="preserve"> SEQ Figura \* ARABIC </w:instrText>
-      </w:r>
-      <w:r>
-        <w:rPr>
-          <w:rFonts w:ascii="Arial" w:hAnsi="Arial" w:cs="Arial"/>
-          <w:sz w:val="20"/>
-          <w:szCs w:val="20"/>
-        </w:rPr>
-        <w:fldChar w:fldCharType="separate"/>
-      </w:r>
-      <w:r>
-        <w:rPr>
-          <w:rFonts w:ascii="Arial" w:hAnsi="Arial" w:cs="Arial"/>
-          <w:noProof/>
-          <w:sz w:val="20"/>
-          <w:szCs w:val="20"/>
-        </w:rPr>
-        <w:t>13</w:t>
-      </w:r>
-      <w:r>
-        <w:rPr>
-          <w:rFonts w:ascii="Arial" w:hAnsi="Arial" w:cs="Arial"/>
-          <w:sz w:val="20"/>
-          <w:szCs w:val="20"/>
-        </w:rPr>
         <w:fldChar w:fldCharType="end"/>
-      </w:r>
-      <w:r>
-        <w:rPr>
-          <w:rFonts w:ascii="Arial" w:hAnsi="Arial" w:cs="Arial"/>
-          <w:sz w:val="20"/>
-          <w:szCs w:val="20"/>
-        </w:rPr>
         <w:t xml:space="preserve"> – Uso individual de IA generativa no trabalho — 2023 a 2025/26 (multirresposta).</w:t>
       </w:r>
       <w:bookmarkEnd w:id="131"/>
@@ -24380,14 +19777,18 @@
           <w:szCs w:val="20"/>
         </w:rPr>
         <w:t xml:space="preserve">Tabela </w:t>
-      </w:r>
-      <w:r>
-        <w:rPr>
-          <w:rFonts w:ascii="Arial" w:hAnsi="Arial" w:cs="Arial"/>
+        <w:fldChar w:fldCharType="begin"/>
+        <w:instrText xml:space="preserve"> SEQ Tabela \* ARABIC </w:instrText>
+        <w:fldChar w:fldCharType="separate"/>
+      </w:r>
+      <w:r>
+        <w:rPr>
+          <w:rFonts w:ascii="Arial" w:hAnsi="Arial" w:cs="Arial"/>
+          <w:noProof/>
           <w:sz w:val="20"/>
           <w:szCs w:val="20"/>
         </w:rPr>
-        <w:fldChar w:fldCharType="begin"/>
+        <w:t>15</w:t>
       </w:r>
       <w:r>
         <w:rPr>
@@ -24395,39 +19796,7 @@
           <w:sz w:val="20"/>
           <w:szCs w:val="20"/>
         </w:rPr>
-        <w:instrText xml:space="preserve"> SEQ Tabela \* ARABIC </w:instrText>
-      </w:r>
-      <w:r>
-        <w:rPr>
-          <w:rFonts w:ascii="Arial" w:hAnsi="Arial" w:cs="Arial"/>
-          <w:sz w:val="20"/>
-          <w:szCs w:val="20"/>
-        </w:rPr>
-        <w:fldChar w:fldCharType="separate"/>
-      </w:r>
-      <w:r>
-        <w:rPr>
-          <w:rFonts w:ascii="Arial" w:hAnsi="Arial" w:cs="Arial"/>
-          <w:noProof/>
-          <w:sz w:val="20"/>
-          <w:szCs w:val="20"/>
-        </w:rPr>
-        <w:t>15</w:t>
-      </w:r>
-      <w:r>
-        <w:rPr>
-          <w:rFonts w:ascii="Arial" w:hAnsi="Arial" w:cs="Arial"/>
-          <w:sz w:val="20"/>
-          <w:szCs w:val="20"/>
-        </w:rPr>
         <w:fldChar w:fldCharType="end"/>
-      </w:r>
-      <w:r>
-        <w:rPr>
-          <w:rFonts w:ascii="Arial" w:hAnsi="Arial" w:cs="Arial"/>
-          <w:sz w:val="20"/>
-          <w:szCs w:val="20"/>
-        </w:rPr>
         <w:t xml:space="preserve"> – Uso individual de GenAI (% sobre respondentes válidos).</w:t>
       </w:r>
       <w:bookmarkEnd w:id="132"/>
@@ -25301,14 +20670,18 @@
           <w:szCs w:val="20"/>
         </w:rPr>
         <w:t xml:space="preserve">Figura </w:t>
-      </w:r>
-      <w:r>
-        <w:rPr>
-          <w:rFonts w:ascii="Arial" w:hAnsi="Arial" w:cs="Arial"/>
+        <w:fldChar w:fldCharType="begin"/>
+        <w:instrText xml:space="preserve"> SEQ Figura \* ARABIC </w:instrText>
+        <w:fldChar w:fldCharType="separate"/>
+      </w:r>
+      <w:r>
+        <w:rPr>
+          <w:rFonts w:ascii="Arial" w:hAnsi="Arial" w:cs="Arial"/>
+          <w:noProof/>
           <w:sz w:val="20"/>
           <w:szCs w:val="20"/>
         </w:rPr>
-        <w:fldChar w:fldCharType="begin"/>
+        <w:t>14</w:t>
       </w:r>
       <w:r>
         <w:rPr>
@@ -25316,39 +20689,7 @@
           <w:sz w:val="20"/>
           <w:szCs w:val="20"/>
         </w:rPr>
-        <w:instrText xml:space="preserve"> SEQ Figura \* ARABIC </w:instrText>
-      </w:r>
-      <w:r>
-        <w:rPr>
-          <w:rFonts w:ascii="Arial" w:hAnsi="Arial" w:cs="Arial"/>
-          <w:sz w:val="20"/>
-          <w:szCs w:val="20"/>
-        </w:rPr>
-        <w:fldChar w:fldCharType="separate"/>
-      </w:r>
-      <w:r>
-        <w:rPr>
-          <w:rFonts w:ascii="Arial" w:hAnsi="Arial" w:cs="Arial"/>
-          <w:noProof/>
-          <w:sz w:val="20"/>
-          <w:szCs w:val="20"/>
-        </w:rPr>
-        <w:t>14</w:t>
-      </w:r>
-      <w:r>
-        <w:rPr>
-          <w:rFonts w:ascii="Arial" w:hAnsi="Arial" w:cs="Arial"/>
-          <w:sz w:val="20"/>
-          <w:szCs w:val="20"/>
-        </w:rPr>
         <w:fldChar w:fldCharType="end"/>
-      </w:r>
-      <w:r>
-        <w:rPr>
-          <w:rFonts w:ascii="Arial" w:hAnsi="Arial" w:cs="Arial"/>
-          <w:sz w:val="20"/>
-          <w:szCs w:val="20"/>
-        </w:rPr>
         <w:t xml:space="preserve"> – Distribuição regional e salário médio estimado por região — 2025/26.</w:t>
       </w:r>
       <w:bookmarkEnd w:id="137"/>
@@ -25492,14 +20833,18 @@
           <w:szCs w:val="20"/>
         </w:rPr>
         <w:t xml:space="preserve">Figura </w:t>
-      </w:r>
-      <w:r>
-        <w:rPr>
-          <w:rFonts w:ascii="Arial" w:hAnsi="Arial" w:cs="Arial"/>
+        <w:fldChar w:fldCharType="begin"/>
+        <w:instrText xml:space="preserve"> SEQ Figura \* ARABIC </w:instrText>
+        <w:fldChar w:fldCharType="separate"/>
+      </w:r>
+      <w:r>
+        <w:rPr>
+          <w:rFonts w:ascii="Arial" w:hAnsi="Arial" w:cs="Arial"/>
+          <w:noProof/>
           <w:sz w:val="20"/>
           <w:szCs w:val="20"/>
         </w:rPr>
-        <w:fldChar w:fldCharType="begin"/>
+        <w:t>15</w:t>
       </w:r>
       <w:r>
         <w:rPr>
@@ -25507,39 +20852,7 @@
           <w:sz w:val="20"/>
           <w:szCs w:val="20"/>
         </w:rPr>
-        <w:instrText xml:space="preserve"> SEQ Figura \* ARABIC </w:instrText>
-      </w:r>
-      <w:r>
-        <w:rPr>
-          <w:rFonts w:ascii="Arial" w:hAnsi="Arial" w:cs="Arial"/>
-          <w:sz w:val="20"/>
-          <w:szCs w:val="20"/>
-        </w:rPr>
-        <w:fldChar w:fldCharType="separate"/>
-      </w:r>
-      <w:r>
-        <w:rPr>
-          <w:rFonts w:ascii="Arial" w:hAnsi="Arial" w:cs="Arial"/>
-          <w:noProof/>
-          <w:sz w:val="20"/>
-          <w:szCs w:val="20"/>
-        </w:rPr>
-        <w:t>15</w:t>
-      </w:r>
-      <w:r>
-        <w:rPr>
-          <w:rFonts w:ascii="Arial" w:hAnsi="Arial" w:cs="Arial"/>
-          <w:sz w:val="20"/>
-          <w:szCs w:val="20"/>
-        </w:rPr>
         <w:fldChar w:fldCharType="end"/>
-      </w:r>
-      <w:r>
-        <w:rPr>
-          <w:rFonts w:ascii="Arial" w:hAnsi="Arial" w:cs="Arial"/>
-          <w:sz w:val="20"/>
-          <w:szCs w:val="20"/>
-        </w:rPr>
         <w:t xml:space="preserve"> – Modelo de trabalho praticado versus desejado — 2025/26.</w:t>
       </w:r>
       <w:bookmarkEnd w:id="140"/>
@@ -25592,14 +20905,18 @@
           <w:szCs w:val="20"/>
         </w:rPr>
         <w:t xml:space="preserve">Tabela </w:t>
-      </w:r>
-      <w:r>
-        <w:rPr>
-          <w:rFonts w:ascii="Arial" w:hAnsi="Arial" w:cs="Arial"/>
+        <w:fldChar w:fldCharType="begin"/>
+        <w:instrText xml:space="preserve"> SEQ Tabela \* ARABIC </w:instrText>
+        <w:fldChar w:fldCharType="separate"/>
+      </w:r>
+      <w:r>
+        <w:rPr>
+          <w:rFonts w:ascii="Arial" w:hAnsi="Arial" w:cs="Arial"/>
+          <w:noProof/>
           <w:sz w:val="20"/>
           <w:szCs w:val="20"/>
         </w:rPr>
-        <w:fldChar w:fldCharType="begin"/>
+        <w:t>16</w:t>
       </w:r>
       <w:r>
         <w:rPr>
@@ -25607,39 +20924,7 @@
           <w:sz w:val="20"/>
           <w:szCs w:val="20"/>
         </w:rPr>
-        <w:instrText xml:space="preserve"> SEQ Tabela \* ARABIC </w:instrText>
-      </w:r>
-      <w:r>
-        <w:rPr>
-          <w:rFonts w:ascii="Arial" w:hAnsi="Arial" w:cs="Arial"/>
-          <w:sz w:val="20"/>
-          <w:szCs w:val="20"/>
-        </w:rPr>
-        <w:fldChar w:fldCharType="separate"/>
-      </w:r>
-      <w:r>
-        <w:rPr>
-          <w:rFonts w:ascii="Arial" w:hAnsi="Arial" w:cs="Arial"/>
-          <w:noProof/>
-          <w:sz w:val="20"/>
-          <w:szCs w:val="20"/>
-        </w:rPr>
-        <w:t>16</w:t>
-      </w:r>
-      <w:r>
-        <w:rPr>
-          <w:rFonts w:ascii="Arial" w:hAnsi="Arial" w:cs="Arial"/>
-          <w:sz w:val="20"/>
-          <w:szCs w:val="20"/>
-        </w:rPr>
         <w:fldChar w:fldCharType="end"/>
-      </w:r>
-      <w:r>
-        <w:rPr>
-          <w:rFonts w:ascii="Arial" w:hAnsi="Arial" w:cs="Arial"/>
-          <w:sz w:val="20"/>
-          <w:szCs w:val="20"/>
-        </w:rPr>
         <w:t xml:space="preserve"> – Termômetro do mercado por edição.</w:t>
       </w:r>
       <w:bookmarkEnd w:id="143"/>
@@ -26091,7 +21376,6 @@
         <w:rPr>
           <w:noProof/>
         </w:rPr>
-        <w:lastRenderedPageBreak/>
         <w:drawing>
           <wp:inline distT="0" distB="0" distL="0" distR="0" wp14:anchorId="13465570" wp14:editId="0C486F73">
             <wp:extent cx="5715000" cy="2971800"/>
@@ -26150,14 +21434,18 @@
           <w:szCs w:val="20"/>
         </w:rPr>
         <w:t xml:space="preserve">Figura </w:t>
-      </w:r>
-      <w:r>
-        <w:rPr>
-          <w:rFonts w:ascii="Arial" w:hAnsi="Arial" w:cs="Arial"/>
+        <w:fldChar w:fldCharType="begin"/>
+        <w:instrText xml:space="preserve"> SEQ Figura \* ARABIC </w:instrText>
+        <w:fldChar w:fldCharType="separate"/>
+      </w:r>
+      <w:r>
+        <w:rPr>
+          <w:rFonts w:ascii="Arial" w:hAnsi="Arial" w:cs="Arial"/>
+          <w:noProof/>
           <w:sz w:val="20"/>
           <w:szCs w:val="20"/>
         </w:rPr>
-        <w:fldChar w:fldCharType="begin"/>
+        <w:t>16</w:t>
       </w:r>
       <w:r>
         <w:rPr>
@@ -26165,39 +21453,7 @@
           <w:sz w:val="20"/>
           <w:szCs w:val="20"/>
         </w:rPr>
-        <w:instrText xml:space="preserve"> SEQ Figura \* ARABIC </w:instrText>
-      </w:r>
-      <w:r>
-        <w:rPr>
-          <w:rFonts w:ascii="Arial" w:hAnsi="Arial" w:cs="Arial"/>
-          <w:sz w:val="20"/>
-          <w:szCs w:val="20"/>
-        </w:rPr>
-        <w:fldChar w:fldCharType="separate"/>
-      </w:r>
-      <w:r>
-        <w:rPr>
-          <w:rFonts w:ascii="Arial" w:hAnsi="Arial" w:cs="Arial"/>
-          <w:noProof/>
-          <w:sz w:val="20"/>
-          <w:szCs w:val="20"/>
-        </w:rPr>
-        <w:t>16</w:t>
-      </w:r>
-      <w:r>
-        <w:rPr>
-          <w:rFonts w:ascii="Arial" w:hAnsi="Arial" w:cs="Arial"/>
-          <w:sz w:val="20"/>
-          <w:szCs w:val="20"/>
-        </w:rPr>
         <w:fldChar w:fldCharType="end"/>
-      </w:r>
-      <w:r>
-        <w:rPr>
-          <w:rFonts w:ascii="Arial" w:hAnsi="Arial" w:cs="Arial"/>
-          <w:sz w:val="20"/>
-          <w:szCs w:val="20"/>
-        </w:rPr>
         <w:t xml:space="preserve"> – Critérios decisivos na escolha de onde trabalhar — 2025/26 (multirresposta).</w:t>
       </w:r>
       <w:bookmarkEnd w:id="148"/>
@@ -26251,14 +21507,18 @@
           <w:szCs w:val="20"/>
         </w:rPr>
         <w:t xml:space="preserve">Tabela </w:t>
-      </w:r>
-      <w:r>
-        <w:rPr>
-          <w:rFonts w:ascii="Arial" w:hAnsi="Arial" w:cs="Arial"/>
+        <w:fldChar w:fldCharType="begin"/>
+        <w:instrText xml:space="preserve"> SEQ Tabela \* ARABIC </w:instrText>
+        <w:fldChar w:fldCharType="separate"/>
+      </w:r>
+      <w:r>
+        <w:rPr>
+          <w:rFonts w:ascii="Arial" w:hAnsi="Arial" w:cs="Arial"/>
+          <w:noProof/>
           <w:sz w:val="20"/>
           <w:szCs w:val="20"/>
         </w:rPr>
-        <w:fldChar w:fldCharType="begin"/>
+        <w:t>17</w:t>
       </w:r>
       <w:r>
         <w:rPr>
@@ -26266,39 +21526,7 @@
           <w:sz w:val="20"/>
           <w:szCs w:val="20"/>
         </w:rPr>
-        <w:instrText xml:space="preserve"> SEQ Tabela \* ARABIC </w:instrText>
-      </w:r>
-      <w:r>
-        <w:rPr>
-          <w:rFonts w:ascii="Arial" w:hAnsi="Arial" w:cs="Arial"/>
-          <w:sz w:val="20"/>
-          <w:szCs w:val="20"/>
-        </w:rPr>
-        <w:fldChar w:fldCharType="separate"/>
-      </w:r>
-      <w:r>
-        <w:rPr>
-          <w:rFonts w:ascii="Arial" w:hAnsi="Arial" w:cs="Arial"/>
-          <w:noProof/>
-          <w:sz w:val="20"/>
-          <w:szCs w:val="20"/>
-        </w:rPr>
-        <w:t>17</w:t>
-      </w:r>
-      <w:r>
-        <w:rPr>
-          <w:rFonts w:ascii="Arial" w:hAnsi="Arial" w:cs="Arial"/>
-          <w:sz w:val="20"/>
-          <w:szCs w:val="20"/>
-        </w:rPr>
         <w:fldChar w:fldCharType="end"/>
-      </w:r>
-      <w:r>
-        <w:rPr>
-          <w:rFonts w:ascii="Arial" w:hAnsi="Arial" w:cs="Arial"/>
-          <w:sz w:val="20"/>
-          <w:szCs w:val="20"/>
-        </w:rPr>
         <w:t xml:space="preserve"> – Principais desafios dos gestores de dados — 2025/26.</w:t>
       </w:r>
       <w:bookmarkEnd w:id="151"/>
@@ -26908,7 +22136,6 @@
       <w:bookmarkStart w:id="152" w:name="_Toc237938414"/>
       <w:bookmarkStart w:id="153" w:name="_Toc239662599"/>
       <w:r>
-        <w:lastRenderedPageBreak/>
         <w:t>11.3 Síntese: oportunidades × desafios</w:t>
       </w:r>
       <w:bookmarkEnd w:id="152"/>
@@ -26932,14 +22159,18 @@
           <w:szCs w:val="20"/>
         </w:rPr>
         <w:t xml:space="preserve">Tabela </w:t>
-      </w:r>
-      <w:r>
-        <w:rPr>
-          <w:rFonts w:ascii="Arial" w:hAnsi="Arial" w:cs="Arial"/>
+        <w:fldChar w:fldCharType="begin"/>
+        <w:instrText xml:space="preserve"> SEQ Tabela \* ARABIC </w:instrText>
+        <w:fldChar w:fldCharType="separate"/>
+      </w:r>
+      <w:r>
+        <w:rPr>
+          <w:rFonts w:ascii="Arial" w:hAnsi="Arial" w:cs="Arial"/>
+          <w:noProof/>
           <w:sz w:val="20"/>
           <w:szCs w:val="20"/>
         </w:rPr>
-        <w:fldChar w:fldCharType="begin"/>
+        <w:t>18</w:t>
       </w:r>
       <w:r>
         <w:rPr>
@@ -26947,39 +22178,7 @@
           <w:sz w:val="20"/>
           <w:szCs w:val="20"/>
         </w:rPr>
-        <w:instrText xml:space="preserve"> SEQ Tabela \* ARABIC </w:instrText>
-      </w:r>
-      <w:r>
-        <w:rPr>
-          <w:rFonts w:ascii="Arial" w:hAnsi="Arial" w:cs="Arial"/>
-          <w:sz w:val="20"/>
-          <w:szCs w:val="20"/>
-        </w:rPr>
-        <w:fldChar w:fldCharType="separate"/>
-      </w:r>
-      <w:r>
-        <w:rPr>
-          <w:rFonts w:ascii="Arial" w:hAnsi="Arial" w:cs="Arial"/>
-          <w:noProof/>
-          <w:sz w:val="20"/>
-          <w:szCs w:val="20"/>
-        </w:rPr>
-        <w:t>18</w:t>
-      </w:r>
-      <w:r>
-        <w:rPr>
-          <w:rFonts w:ascii="Arial" w:hAnsi="Arial" w:cs="Arial"/>
-          <w:sz w:val="20"/>
-          <w:szCs w:val="20"/>
-        </w:rPr>
         <w:fldChar w:fldCharType="end"/>
-      </w:r>
-      <w:r>
-        <w:rPr>
-          <w:rFonts w:ascii="Arial" w:hAnsi="Arial" w:cs="Arial"/>
-          <w:sz w:val="20"/>
-          <w:szCs w:val="20"/>
-        </w:rPr>
         <w:t xml:space="preserve"> – Matriz-síntese de oportunidades e desafios para a instituição financeira.</w:t>
       </w:r>
       <w:bookmarkEnd w:id="154"/>
@@ -27819,7 +23018,6 @@
       </w:pPr>
       <w:bookmarkStart w:id="164" w:name="_Toc239662604"/>
       <w:r>
-        <w:lastRenderedPageBreak/>
         <w:t>12.4 Priorização e Quick Wins</w:t>
       </w:r>
       <w:bookmarkEnd w:id="163"/>
@@ -27861,14 +23059,18 @@
           <w:szCs w:val="20"/>
         </w:rPr>
         <w:t xml:space="preserve">Tabela </w:t>
-      </w:r>
-      <w:r>
-        <w:rPr>
-          <w:rFonts w:ascii="Arial" w:hAnsi="Arial" w:cs="Arial"/>
+        <w:fldChar w:fldCharType="begin"/>
+        <w:instrText xml:space="preserve"> SEQ Tabela \* ARABIC </w:instrText>
+        <w:fldChar w:fldCharType="separate"/>
+      </w:r>
+      <w:r>
+        <w:rPr>
+          <w:rFonts w:ascii="Arial" w:hAnsi="Arial" w:cs="Arial"/>
+          <w:noProof/>
           <w:sz w:val="20"/>
           <w:szCs w:val="20"/>
         </w:rPr>
-        <w:fldChar w:fldCharType="begin"/>
+        <w:t>19</w:t>
       </w:r>
       <w:r>
         <w:rPr>
@@ -27876,39 +23078,7 @@
           <w:sz w:val="20"/>
           <w:szCs w:val="20"/>
         </w:rPr>
-        <w:instrText xml:space="preserve"> SEQ Tabela \* ARABIC </w:instrText>
-      </w:r>
-      <w:r>
-        <w:rPr>
-          <w:rFonts w:ascii="Arial" w:hAnsi="Arial" w:cs="Arial"/>
-          <w:sz w:val="20"/>
-          <w:szCs w:val="20"/>
-        </w:rPr>
-        <w:fldChar w:fldCharType="separate"/>
-      </w:r>
-      <w:r>
-        <w:rPr>
-          <w:rFonts w:ascii="Arial" w:hAnsi="Arial" w:cs="Arial"/>
-          <w:noProof/>
-          <w:sz w:val="20"/>
-          <w:szCs w:val="20"/>
-        </w:rPr>
-        <w:t>19</w:t>
-      </w:r>
-      <w:r>
-        <w:rPr>
-          <w:rFonts w:ascii="Arial" w:hAnsi="Arial" w:cs="Arial"/>
-          <w:sz w:val="20"/>
-          <w:szCs w:val="20"/>
-        </w:rPr>
         <w:fldChar w:fldCharType="end"/>
-      </w:r>
-      <w:r>
-        <w:rPr>
-          <w:rFonts w:ascii="Arial" w:hAnsi="Arial" w:cs="Arial"/>
-          <w:sz w:val="20"/>
-          <w:szCs w:val="20"/>
-        </w:rPr>
         <w:t xml:space="preserve"> – Priorização das recomendações.</w:t>
       </w:r>
       <w:bookmarkEnd w:id="165"/>
@@ -29115,7 +24285,6 @@
       </w:pPr>
       <w:bookmarkStart w:id="167" w:name="_Toc239662605"/>
       <w:r>
-        <w:lastRenderedPageBreak/>
         <w:t>13. Riscos, Limitações e Governança</w:t>
       </w:r>
       <w:bookmarkEnd w:id="166"/>
@@ -29151,14 +24320,18 @@
           <w:szCs w:val="20"/>
         </w:rPr>
         <w:t xml:space="preserve">Tabela </w:t>
-      </w:r>
-      <w:r>
-        <w:rPr>
-          <w:rFonts w:ascii="Arial" w:hAnsi="Arial" w:cs="Arial"/>
+        <w:fldChar w:fldCharType="begin"/>
+        <w:instrText xml:space="preserve"> SEQ Tabela \* ARABIC </w:instrText>
+        <w:fldChar w:fldCharType="separate"/>
+      </w:r>
+      <w:r>
+        <w:rPr>
+          <w:rFonts w:ascii="Arial" w:hAnsi="Arial" w:cs="Arial"/>
+          <w:noProof/>
           <w:sz w:val="20"/>
           <w:szCs w:val="20"/>
         </w:rPr>
-        <w:fldChar w:fldCharType="begin"/>
+        <w:t>20</w:t>
       </w:r>
       <w:r>
         <w:rPr>
@@ -29166,39 +24339,7 @@
           <w:sz w:val="20"/>
           <w:szCs w:val="20"/>
         </w:rPr>
-        <w:instrText xml:space="preserve"> SEQ Tabela \* ARABIC </w:instrText>
-      </w:r>
-      <w:r>
-        <w:rPr>
-          <w:rFonts w:ascii="Arial" w:hAnsi="Arial" w:cs="Arial"/>
-          <w:sz w:val="20"/>
-          <w:szCs w:val="20"/>
-        </w:rPr>
-        <w:fldChar w:fldCharType="separate"/>
-      </w:r>
-      <w:r>
-        <w:rPr>
-          <w:rFonts w:ascii="Arial" w:hAnsi="Arial" w:cs="Arial"/>
-          <w:noProof/>
-          <w:sz w:val="20"/>
-          <w:szCs w:val="20"/>
-        </w:rPr>
-        <w:t>20</w:t>
-      </w:r>
-      <w:r>
-        <w:rPr>
-          <w:rFonts w:ascii="Arial" w:hAnsi="Arial" w:cs="Arial"/>
-          <w:sz w:val="20"/>
-          <w:szCs w:val="20"/>
-        </w:rPr>
         <w:fldChar w:fldCharType="end"/>
-      </w:r>
-      <w:r>
-        <w:rPr>
-          <w:rFonts w:ascii="Arial" w:hAnsi="Arial" w:cs="Arial"/>
-          <w:sz w:val="20"/>
-          <w:szCs w:val="20"/>
-        </w:rPr>
         <w:t xml:space="preserve"> – Riscos, impacto e mitigação.</w:t>
       </w:r>
       <w:bookmarkEnd w:id="170"/>
@@ -30103,16 +25244,7 @@
           <w:color w:val="000000"/>
           <w:sz w:val="20"/>
         </w:rPr>
-        <w:t xml:space="preserve">A Seção 2 rastreia premissas metodológicas e a Tabela 19 mapeia riscos do projeto analítico entregue — governança de dado em produção (papéis e responsabilidades, política de qualidade contínua, monitoramento) não faz parte deste escopo. </w:t>
-      </w:r>
-      <w:r>
-        <w:rPr>
-          <w:rFonts w:ascii="Arial" w:hAnsi="Arial" w:cs="Arial"/>
-          <w:color w:val="000000"/>
-          <w:sz w:val="20"/>
-        </w:rPr>
-        <w:lastRenderedPageBreak/>
-        <w:t>Riscos operacionais da plataforma recomendada — falha de job sem alerta, dependência de fornecedor, ownership da camada Silver em produção — ficam para a fase de implementação.</w:t>
+        <w:t xml:space="preserve">A Seção 2 rastreia premissas metodológicas e a Tabela 19 mapeia riscos do projeto analítico entregue — governança de dado em produção (papéis e responsabilidades, política de qualidade contínua, monitoramento) não faz parte deste escopo. Riscos operacionais da plataforma recomendada — falha de job sem alerta, dependência de fornecedor, ownership da camada Silver em produção — ficam para a fase de implementação.</w:t>
       </w:r>
     </w:p>
     <w:p>
@@ -30211,14 +25343,18 @@
           <w:szCs w:val="20"/>
         </w:rPr>
         <w:t xml:space="preserve">Tabela </w:t>
-      </w:r>
-      <w:r>
-        <w:rPr>
-          <w:rFonts w:ascii="Arial" w:hAnsi="Arial" w:cs="Arial"/>
+        <w:fldChar w:fldCharType="begin"/>
+        <w:instrText xml:space="preserve"> SEQ Tabela \* ARABIC </w:instrText>
+        <w:fldChar w:fldCharType="separate"/>
+      </w:r>
+      <w:r>
+        <w:rPr>
+          <w:rFonts w:ascii="Arial" w:hAnsi="Arial" w:cs="Arial"/>
+          <w:noProof/>
           <w:sz w:val="20"/>
           <w:szCs w:val="20"/>
         </w:rPr>
-        <w:fldChar w:fldCharType="begin"/>
+        <w:t>21</w:t>
       </w:r>
       <w:r>
         <w:rPr>
@@ -30226,39 +25362,7 @@
           <w:sz w:val="20"/>
           <w:szCs w:val="20"/>
         </w:rPr>
-        <w:instrText xml:space="preserve"> SEQ Tabela \* ARABIC </w:instrText>
-      </w:r>
-      <w:r>
-        <w:rPr>
-          <w:rFonts w:ascii="Arial" w:hAnsi="Arial" w:cs="Arial"/>
-          <w:sz w:val="20"/>
-          <w:szCs w:val="20"/>
-        </w:rPr>
-        <w:fldChar w:fldCharType="separate"/>
-      </w:r>
-      <w:r>
-        <w:rPr>
-          <w:rFonts w:ascii="Arial" w:hAnsi="Arial" w:cs="Arial"/>
-          <w:noProof/>
-          <w:sz w:val="20"/>
-          <w:szCs w:val="20"/>
-        </w:rPr>
-        <w:t>21</w:t>
-      </w:r>
-      <w:r>
-        <w:rPr>
-          <w:rFonts w:ascii="Arial" w:hAnsi="Arial" w:cs="Arial"/>
-          <w:sz w:val="20"/>
-          <w:szCs w:val="20"/>
-        </w:rPr>
         <w:fldChar w:fldCharType="end"/>
-      </w:r>
-      <w:r>
-        <w:rPr>
-          <w:rFonts w:ascii="Arial" w:hAnsi="Arial" w:cs="Arial"/>
-          <w:sz w:val="20"/>
-          <w:szCs w:val="20"/>
-        </w:rPr>
         <w:t xml:space="preserve"> – Hipóteses testadas, resultado da verificação e decisão adotada.</w:t>
       </w:r>
       <w:bookmarkEnd w:id="177"/>
@@ -31144,7 +26248,6 @@
       </w:pPr>
       <w:bookmarkStart w:id="179" w:name="_Toc239662610"/>
       <w:r>
-        <w:lastRenderedPageBreak/>
         <w:t>14. Conclusões</w:t>
       </w:r>
       <w:bookmarkEnd w:id="178"/>
